--- a/docs/Project_Documentation.docx
+++ b/docs/Project_Documentation.docx
@@ -2,24 +2,6 @@
 <file path=word/document.xml><?xml version="1.0" encoding="utf-8"?>
 <w:document xmlns:w="http://schemas.openxmlformats.org/wordprocessingml/2006/main" xmlns:m="http://schemas.openxmlformats.org/officeDocument/2006/math" xmlns:r="http://schemas.openxmlformats.org/officeDocument/2006/relationships" xmlns:o="urn:schemas-microsoft-com:office:office" xmlns:v="urn:schemas-microsoft-com:vml" xmlns:w10="urn:schemas-microsoft-com:office:word" xmlns:a="http://schemas.openxmlformats.org/drawingml/2006/main" xmlns:pic="http://schemas.openxmlformats.org/drawingml/2006/picture" xmlns:wp="http://schemas.openxmlformats.org/drawingml/2006/wordprocessingDrawing">
   <w:body>
-    <w:bookmarkStart w:id="48" w:name="internship-portal"/>
-    <w:p>
-      <w:pPr>
-        <w:pStyle w:val="Heading1"/>
-      </w:pPr>
-      <w:r>
-        <w:t xml:space="preserve">INTERNSHIP PORTAL</w:t>
-      </w:r>
-    </w:p>
-    <w:bookmarkStart w:id="20" w:name="a-web-based-internship-management-system"/>
-    <w:p>
-      <w:pPr>
-        <w:pStyle w:val="Heading2"/>
-      </w:pPr>
-      <w:r>
-        <w:t xml:space="preserve">A Web-Based Internship Management System</w:t>
-      </w:r>
-    </w:p>
     <w:p>
       <w:pPr>
         <w:pStyle w:val="FirstParagraph"/>
@@ -29,7 +11,28 @@
           <w:bCs/>
           <w:b/>
         </w:rPr>
-        <w:t xml:space="preserve">Mid-Term Project Report</w:t>
+        <w:t xml:space="preserve">[College Logo]</w:t>
+      </w:r>
+    </w:p>
+    <w:bookmarkStart w:id="27" w:name="your-college-name"/>
+    <w:p>
+      <w:pPr>
+        <w:pStyle w:val="Heading1"/>
+      </w:pPr>
+      <w:r>
+        <w:t xml:space="preserve">[Your College Name]</w:t>
+      </w:r>
+    </w:p>
+    <w:p>
+      <w:pPr>
+        <w:pStyle w:val="FirstParagraph"/>
+      </w:pPr>
+      <w:r>
+        <w:rPr>
+          <w:iCs/>
+          <w:i/>
+        </w:rPr>
+        <w:t xml:space="preserve">(Affiliated to [University Name])</w:t>
       </w:r>
     </w:p>
     <w:p>
@@ -37,49 +40,97 @@
         <w:pStyle w:val="BodyText"/>
       </w:pPr>
       <w:r>
-        <w:t xml:space="preserve">Submitted by:</w:t>
-      </w:r>
-      <w:r>
-        <w:t xml:space="preserve"> </w:t>
-      </w:r>
+        <w:t xml:space="preserve">[College Address]</w:t>
+      </w:r>
+    </w:p>
+    <w:p>
+      <w:pPr>
+        <w:pStyle w:val="BodyText"/>
+      </w:pPr>
+      <w:r>
+        <w:t xml:space="preserve">A</w:t>
+      </w:r>
+    </w:p>
+    <w:p>
+      <w:pPr>
+        <w:pStyle w:val="BodyText"/>
+      </w:pPr>
+      <w:r>
+        <w:t xml:space="preserve">Mid-defense Report</w:t>
+      </w:r>
+    </w:p>
+    <w:p>
+      <w:pPr>
+        <w:pStyle w:val="BodyText"/>
+      </w:pPr>
+      <w:r>
+        <w:t xml:space="preserve">On</w:t>
+      </w:r>
+    </w:p>
+    <w:p>
+      <w:pPr>
+        <w:pStyle w:val="BodyText"/>
+      </w:pPr>
       <w:r>
         <w:rPr>
           <w:bCs/>
           <w:b/>
         </w:rPr>
-        <w:t xml:space="preserve">[Your Name]</w:t>
-      </w:r>
-      <w:r>
-        <w:t xml:space="preserve"> </w:t>
-      </w:r>
-      <w:r>
-        <w:t xml:space="preserve">Roll No:</w:t>
-      </w:r>
-      <w:r>
-        <w:t xml:space="preserve"> </w:t>
-      </w:r>
+        <w:t xml:space="preserve">Internship Portal</w:t>
+      </w:r>
+    </w:p>
+    <w:p>
+      <w:pPr>
+        <w:pStyle w:val="BodyText"/>
+      </w:pPr>
+      <w:r>
+        <w:t xml:space="preserve">For the partial fulfillment of requirements for the degree of Bachelor of</w:t>
+      </w:r>
+      <w:r>
+        <w:t xml:space="preserve"> </w:t>
+      </w:r>
+      <w:r>
+        <w:t xml:space="preserve">[Your Program] under [University Name]</w:t>
+      </w:r>
+    </w:p>
+    <w:p>
+      <w:pPr>
+        <w:pStyle w:val="BodyText"/>
+      </w:pPr>
       <w:r>
         <w:rPr>
           <w:bCs/>
           <w:b/>
         </w:rPr>
-        <w:t xml:space="preserve">[Your Roll Number]</w:t>
-      </w:r>
-      <w:r>
-        <w:t xml:space="preserve"> </w:t>
-      </w:r>
-      <w:r>
-        <w:t xml:space="preserve">Program:</w:t>
-      </w:r>
-      <w:r>
-        <w:t xml:space="preserve"> </w:t>
-      </w:r>
+        <w:t xml:space="preserve">Submitted To</w:t>
+      </w:r>
+    </w:p>
+    <w:p>
+      <w:pPr>
+        <w:pStyle w:val="BodyText"/>
+      </w:pPr>
+      <w:r>
+        <w:t xml:space="preserve">Department of [Department Name]</w:t>
+      </w:r>
+    </w:p>
+    <w:p>
+      <w:pPr>
+        <w:pStyle w:val="BodyText"/>
+      </w:pPr>
+      <w:r>
+        <w:t xml:space="preserve">[Your College Name]</w:t>
+      </w:r>
+    </w:p>
+    <w:p>
+      <w:pPr>
+        <w:pStyle w:val="BodyText"/>
+      </w:pPr>
       <w:r>
         <w:rPr>
           <w:bCs/>
           <w:b/>
         </w:rPr>
-        <w:t xml:space="preserve">[Your Program, e.g. BSc CSIT / BCA]</w:t>
+        <w:t xml:space="preserve">Under the Supervision of</w:t>
       </w:r>
     </w:p>
     <w:p>
@@ -87,27 +138,158 @@
         <w:pStyle w:val="BodyText"/>
       </w:pPr>
       <w:r>
-        <w:t xml:space="preserve">Submitted to:</w:t>
-      </w:r>
-      <w:r>
-        <w:t xml:space="preserve"> </w:t>
-      </w:r>
+        <w:t xml:space="preserve">[Supervisor Name]</w:t>
+      </w:r>
+    </w:p>
+    <w:p>
+      <w:pPr>
+        <w:pStyle w:val="BodyText"/>
+      </w:pPr>
+      <w:r>
+        <w:t xml:space="preserve">[Designation], Department of [Department Name]</w:t>
+      </w:r>
+    </w:p>
+    <w:p>
+      <w:pPr>
+        <w:pStyle w:val="BodyText"/>
+      </w:pPr>
       <w:r>
         <w:rPr>
           <w:bCs/>
           <w:b/>
         </w:rPr>
-        <w:t xml:space="preserve">[Department Name]</w:t>
-      </w:r>
-      <w:r>
-        <w:t xml:space="preserve"> </w:t>
-      </w:r>
+        <w:t xml:space="preserve">Submitted By:</w:t>
+      </w:r>
+    </w:p>
+    <w:p>
+      <w:pPr>
+        <w:pStyle w:val="BodyText"/>
+      </w:pPr>
+      <w:r>
+        <w:t xml:space="preserve">[Your Name] ([Your Roll Number])</w:t>
+      </w:r>
+    </w:p>
+    <w:p>
+      <w:pPr>
+        <w:pStyle w:val="BodyText"/>
+      </w:pPr>
+      <w:r>
+        <w:t xml:space="preserve">Bachelor of [Your Program], [Semester] Semester</w:t>
+      </w:r>
+    </w:p>
+    <w:p>
+      <w:pPr>
+        <w:pStyle w:val="BodyText"/>
+      </w:pPr>
+      <w:r>
+        <w:t xml:space="preserve">[Month, Year]</w:t>
+      </w:r>
+    </w:p>
+    <w:bookmarkStart w:id="20" w:name="student-declaration"/>
+    <w:p>
+      <w:pPr>
+        <w:pStyle w:val="Heading2"/>
+      </w:pPr>
+      <w:r>
+        <w:t xml:space="preserve">Student Declaration</w:t>
+      </w:r>
+    </w:p>
+    <w:p>
+      <w:pPr>
+        <w:pStyle w:val="FirstParagraph"/>
+      </w:pPr>
+      <w:r>
+        <w:t xml:space="preserve">I hereby declare that this project work entitled</w:t>
+      </w:r>
+      <w:r>
+        <w:t xml:space="preserve"> </w:t>
+      </w:r>
+      <w:r>
+        <w:t xml:space="preserve">“</w:t>
+      </w:r>
+      <w:r>
+        <w:t xml:space="preserve">Internship Portal</w:t>
+      </w:r>
+      <w:r>
+        <w:t xml:space="preserve">”</w:t>
+      </w:r>
+      <w:r>
+        <w:t xml:space="preserve"> </w:t>
+      </w:r>
+      <w:r>
+        <w:t xml:space="preserve">is an</w:t>
+      </w:r>
+      <w:r>
+        <w:t xml:space="preserve"> </w:t>
+      </w:r>
+      <w:r>
+        <w:t xml:space="preserve">original work carried out by me under the supervision of [Supervisor Name],</w:t>
+      </w:r>
+      <w:r>
+        <w:t xml:space="preserve"> </w:t>
+      </w:r>
+      <w:r>
+        <w:t xml:space="preserve">[Designation], Department of [Department Name], [Your College Name]. This</w:t>
+      </w:r>
+      <w:r>
+        <w:t xml:space="preserve"> </w:t>
+      </w:r>
+      <w:r>
+        <w:t xml:space="preserve">project is submitted as a partial fulfillment of the requirements for the</w:t>
+      </w:r>
+      <w:r>
+        <w:t xml:space="preserve"> </w:t>
+      </w:r>
+      <w:r>
+        <w:t xml:space="preserve">degree of Bachelor of [Your Program] under [University Name]. I further</w:t>
+      </w:r>
+      <w:r>
+        <w:t xml:space="preserve"> </w:t>
+      </w:r>
+      <w:r>
+        <w:t xml:space="preserve">declare that this project has not been submitted previously, either in whole</w:t>
+      </w:r>
+      <w:r>
+        <w:t xml:space="preserve"> </w:t>
+      </w:r>
+      <w:r>
+        <w:t xml:space="preserve">or in part, for any degree or diploma at any university or educational</w:t>
+      </w:r>
+      <w:r>
+        <w:t xml:space="preserve"> </w:t>
+      </w:r>
+      <w:r>
+        <w:t xml:space="preserve">institution. All sources of information used in this report have been</w:t>
+      </w:r>
+      <w:r>
+        <w:t xml:space="preserve"> </w:t>
+      </w:r>
+      <w:r>
+        <w:t xml:space="preserve">properly acknowledged through appropriate references. The work presented in</w:t>
+      </w:r>
+      <w:r>
+        <w:t xml:space="preserve"> </w:t>
+      </w:r>
+      <w:r>
+        <w:t xml:space="preserve">this report represents the progress completed up to the Mid-Term Defense</w:t>
+      </w:r>
+      <w:r>
+        <w:t xml:space="preserve"> </w:t>
+      </w:r>
+      <w:r>
+        <w:t xml:space="preserve">stage of the project.</w:t>
+      </w:r>
+    </w:p>
+    <w:p>
+      <w:pPr>
+        <w:pStyle w:val="BodyText"/>
+      </w:pPr>
       <w:r>
         <w:rPr>
           <w:bCs/>
           <w:b/>
         </w:rPr>
-        <w:t xml:space="preserve">[Your College Name]</w:t>
+        <w:t xml:space="preserve">Submitted By</w:t>
       </w:r>
     </w:p>
     <w:p>
@@ -115,7 +297,33 @@
         <w:pStyle w:val="BodyText"/>
       </w:pPr>
       <w:r>
-        <w:t xml:space="preserve">Supervisor:</w:t>
+        <w:t xml:space="preserve">[Your Name] ([Your Roll Number])</w:t>
+      </w:r>
+    </w:p>
+    <w:p>
+      <w:pPr>
+        <w:pStyle w:val="BodyText"/>
+      </w:pPr>
+      <w:r>
+        <w:t xml:space="preserve">Bachelor of [Your Program], [Semester] Semester, [Month, Year]</w:t>
+      </w:r>
+    </w:p>
+    <w:bookmarkEnd w:id="20"/>
+    <w:bookmarkStart w:id="21" w:name="acknowledgement"/>
+    <w:p>
+      <w:pPr>
+        <w:pStyle w:val="Heading2"/>
+      </w:pPr>
+      <w:r>
+        <w:t xml:space="preserve">Acknowledgement</w:t>
+      </w:r>
+    </w:p>
+    <w:p>
+      <w:pPr>
+        <w:pStyle w:val="FirstParagraph"/>
+      </w:pPr>
+      <w:r>
+        <w:t xml:space="preserve">I would like to express my sincere gratitude to my respected supervisor,</w:t>
       </w:r>
       <w:r>
         <w:t xml:space="preserve"> </w:t>
@@ -125,15 +333,28 @@
           <w:bCs/>
           <w:b/>
         </w:rPr>
-        <w:t xml:space="preserve">[Supervisor / Sir’s Name]</w:t>
-      </w:r>
-    </w:p>
-    <w:p>
-      <w:pPr>
-        <w:pStyle w:val="BodyText"/>
-      </w:pPr>
-      <w:r>
-        <w:t xml:space="preserve">Date:</w:t>
+        <w:t xml:space="preserve">[Supervisor Name]</w:t>
+      </w:r>
+      <w:r>
+        <w:t xml:space="preserve">, [Designation], Department of [Department Name],</w:t>
+      </w:r>
+      <w:r>
+        <w:t xml:space="preserve"> </w:t>
+      </w:r>
+      <w:r>
+        <w:t xml:space="preserve">[Your College Name], for the continuous guidance, valuable suggestions,</w:t>
+      </w:r>
+      <w:r>
+        <w:t xml:space="preserve"> </w:t>
+      </w:r>
+      <w:r>
+        <w:t xml:space="preserve">encouragement, and constructive feedback throughout the development of my</w:t>
+      </w:r>
+      <w:r>
+        <w:t xml:space="preserve"> </w:t>
+      </w:r>
+      <w:r>
+        <w:t xml:space="preserve">project,</w:t>
       </w:r>
       <w:r>
         <w:t xml:space="preserve"> </w:t>
@@ -143,25 +364,10 @@
           <w:bCs/>
           <w:b/>
         </w:rPr>
-        <w:t xml:space="preserve">[Month Year]</w:t>
-      </w:r>
-    </w:p>
-    <w:bookmarkEnd w:id="20"/>
-    <w:bookmarkStart w:id="21" w:name="abstract"/>
-    <w:p>
-      <w:pPr>
-        <w:pStyle w:val="Heading2"/>
-      </w:pPr>
-      <w:r>
-        <w:t xml:space="preserve">Abstract</w:t>
-      </w:r>
-    </w:p>
-    <w:p>
-      <w:pPr>
-        <w:pStyle w:val="FirstParagraph"/>
-      </w:pPr>
-      <w:r>
-        <w:t xml:space="preserve">Internship Portal is a web application that connects students looking for internships with companies offering them. Students can browse open internships and apply with a cover letter. Companies can post internships and select the best applicants. After selection, the student keeps a weekly log book of the work done, and a supervisor from the company reviews each log and gives feedback with marks. An admin manages all the users of the system.</w:t>
+        <w:t xml:space="preserve">Internship Portal</w:t>
+      </w:r>
+      <w:r>
+        <w:t xml:space="preserve">.</w:t>
       </w:r>
     </w:p>
     <w:p>
@@ -169,7 +375,7 @@
         <w:pStyle w:val="BodyText"/>
       </w:pPr>
       <w:r>
-        <w:t xml:space="preserve">The system is built with</w:t>
+        <w:t xml:space="preserve">I am also thankful to the</w:t>
       </w:r>
       <w:r>
         <w:t xml:space="preserve"> </w:t>
@@ -179,31 +385,13 @@
           <w:bCs/>
           <w:b/>
         </w:rPr>
-        <w:t xml:space="preserve">Python (Flask)</w:t>
-      </w:r>
-      <w:r>
-        <w:t xml:space="preserve"> </w:t>
-      </w:r>
-      <w:r>
-        <w:t xml:space="preserve">for the web application and</w:t>
-      </w:r>
-      <w:r>
-        <w:t xml:space="preserve"> </w:t>
+        <w:t xml:space="preserve">Department of [Department Name], [Your College</w:t>
       </w:r>
       <w:r>
         <w:rPr>
           <w:bCs/>
           <w:b/>
         </w:rPr>
-        <w:t xml:space="preserve">MySQL</w:t>
-      </w:r>
-      <w:r>
-        <w:t xml:space="preserve"> </w:t>
-      </w:r>
-      <w:r>
-        <w:t xml:space="preserve">for the database. The main goal of this phase of the project was to achieve</w:t>
-      </w:r>
-      <w:r>
         <w:t xml:space="preserve"> </w:t>
       </w:r>
       <w:r>
@@ -211,13 +399,106 @@
           <w:bCs/>
           <w:b/>
         </w:rPr>
-        <w:t xml:space="preserve">database connectivity</w:t>
-      </w:r>
-      <w:r>
-        <w:t xml:space="preserve"> </w:t>
-      </w:r>
-      <w:r>
-        <w:t xml:space="preserve">and implement all four</w:t>
+        <w:t xml:space="preserve">Name]</w:t>
+      </w:r>
+      <w:r>
+        <w:t xml:space="preserve">, for providing me with the opportunity, resources, and academic</w:t>
+      </w:r>
+      <w:r>
+        <w:t xml:space="preserve"> </w:t>
+      </w:r>
+      <w:r>
+        <w:t xml:space="preserve">environment required to carry out this project successfully.</w:t>
+      </w:r>
+    </w:p>
+    <w:p>
+      <w:pPr>
+        <w:pStyle w:val="BodyText"/>
+      </w:pPr>
+      <w:r>
+        <w:t xml:space="preserve">I would also like to express my heartfelt appreciation to all my teachers,</w:t>
+      </w:r>
+      <w:r>
+        <w:t xml:space="preserve"> </w:t>
+      </w:r>
+      <w:r>
+        <w:t xml:space="preserve">classmates, friends, and family members for their continuous support and</w:t>
+      </w:r>
+      <w:r>
+        <w:t xml:space="preserve"> </w:t>
+      </w:r>
+      <w:r>
+        <w:t xml:space="preserve">motivation during every phase of this project.</w:t>
+      </w:r>
+    </w:p>
+    <w:p>
+      <w:pPr>
+        <w:pStyle w:val="BodyText"/>
+      </w:pPr>
+      <w:r>
+        <w:t xml:space="preserve">Finally, I would like to thank everyone who directly or indirectly</w:t>
+      </w:r>
+      <w:r>
+        <w:t xml:space="preserve"> </w:t>
+      </w:r>
+      <w:r>
+        <w:t xml:space="preserve">contributed to the successful completion of the mid-term phase of this</w:t>
+      </w:r>
+      <w:r>
+        <w:t xml:space="preserve"> </w:t>
+      </w:r>
+      <w:r>
+        <w:t xml:space="preserve">project.</w:t>
+      </w:r>
+    </w:p>
+    <w:bookmarkEnd w:id="21"/>
+    <w:bookmarkStart w:id="22" w:name="abstract"/>
+    <w:p>
+      <w:pPr>
+        <w:pStyle w:val="Heading2"/>
+      </w:pPr>
+      <w:r>
+        <w:t xml:space="preserve">Abstract</w:t>
+      </w:r>
+    </w:p>
+    <w:p>
+      <w:pPr>
+        <w:pStyle w:val="FirstParagraph"/>
+      </w:pPr>
+      <w:r>
+        <w:t xml:space="preserve">Every semester, students struggle to find internships, companies struggle to</w:t>
+      </w:r>
+      <w:r>
+        <w:t xml:space="preserve"> </w:t>
+      </w:r>
+      <w:r>
+        <w:t xml:space="preserve">collect and manage applications, and colleges have no organized record of</w:t>
+      </w:r>
+      <w:r>
+        <w:t xml:space="preserve"> </w:t>
+      </w:r>
+      <w:r>
+        <w:t xml:space="preserve">what students actually do during their internship period. Applications are</w:t>
+      </w:r>
+      <w:r>
+        <w:t xml:space="preserve"> </w:t>
+      </w:r>
+      <w:r>
+        <w:t xml:space="preserve">usually exchanged through email or personal contacts, selection results are</w:t>
+      </w:r>
+      <w:r>
+        <w:t xml:space="preserve"> </w:t>
+      </w:r>
+      <w:r>
+        <w:t xml:space="preserve">communicated informally, and weekly progress is rarely documented anywhere.</w:t>
+      </w:r>
+    </w:p>
+    <w:p>
+      <w:pPr>
+        <w:pStyle w:val="BodyText"/>
+      </w:pPr>
+      <w:r>
+        <w:t xml:space="preserve">To address these challenges,</w:t>
       </w:r>
       <w:r>
         <w:t xml:space="preserve"> </w:t>
@@ -227,17 +508,186 @@
           <w:bCs/>
           <w:b/>
         </w:rPr>
-        <w:t xml:space="preserve">CRUD operations</w:t>
-      </w:r>
-      <w:r>
-        <w:t xml:space="preserve"> </w:t>
-      </w:r>
-      <w:r>
-        <w:t xml:space="preserve">(Create, Read, Update, Delete) using raw SQL queries.</w:t>
-      </w:r>
-    </w:p>
-    <w:bookmarkEnd w:id="21"/>
-    <w:bookmarkStart w:id="22" w:name="table-of-contents"/>
+        <w:t xml:space="preserve">Internship Portal</w:t>
+      </w:r>
+      <w:r>
+        <w:t xml:space="preserve"> </w:t>
+      </w:r>
+      <w:r>
+        <w:t xml:space="preserve">is developed as a</w:t>
+      </w:r>
+      <w:r>
+        <w:t xml:space="preserve"> </w:t>
+      </w:r>
+      <w:r>
+        <w:t xml:space="preserve">web-based internship management system that connects four types of users on</w:t>
+      </w:r>
+      <w:r>
+        <w:t xml:space="preserve"> </w:t>
+      </w:r>
+      <w:r>
+        <w:t xml:space="preserve">one platform. Students create a profile and apply to internships with a</w:t>
+      </w:r>
+      <w:r>
+        <w:t xml:space="preserve"> </w:t>
+      </w:r>
+      <w:r>
+        <w:t xml:space="preserve">cover letter; companies post internships and select or reject applicants;</w:t>
+      </w:r>
+      <w:r>
+        <w:t xml:space="preserve"> </w:t>
+      </w:r>
+      <w:r>
+        <w:t xml:space="preserve">supervisors from the company follow the weekly log book of selected students</w:t>
+      </w:r>
+      <w:r>
+        <w:t xml:space="preserve"> </w:t>
+      </w:r>
+      <w:r>
+        <w:t xml:space="preserve">and give feedback with marks; and an administrator manages all users of the</w:t>
+      </w:r>
+      <w:r>
+        <w:t xml:space="preserve"> </w:t>
+      </w:r>
+      <w:r>
+        <w:t xml:space="preserve">system.</w:t>
+      </w:r>
+    </w:p>
+    <w:p>
+      <w:pPr>
+        <w:pStyle w:val="BodyText"/>
+      </w:pPr>
+      <w:r>
+        <w:t xml:space="preserve">The system is developed using</w:t>
+      </w:r>
+      <w:r>
+        <w:t xml:space="preserve"> </w:t>
+      </w:r>
+      <w:r>
+        <w:rPr>
+          <w:bCs/>
+          <w:b/>
+        </w:rPr>
+        <w:t xml:space="preserve">Python Flask</w:t>
+      </w:r>
+      <w:r>
+        <w:t xml:space="preserve">,</w:t>
+      </w:r>
+      <w:r>
+        <w:t xml:space="preserve"> </w:t>
+      </w:r>
+      <w:r>
+        <w:rPr>
+          <w:bCs/>
+          <w:b/>
+        </w:rPr>
+        <w:t xml:space="preserve">MySQL</w:t>
+      </w:r>
+      <w:r>
+        <w:t xml:space="preserve">,</w:t>
+      </w:r>
+      <w:r>
+        <w:t xml:space="preserve"> </w:t>
+      </w:r>
+      <w:r>
+        <w:rPr>
+          <w:bCs/>
+          <w:b/>
+        </w:rPr>
+        <w:t xml:space="preserve">PyMySQL</w:t>
+      </w:r>
+      <w:r>
+        <w:t xml:space="preserve">,</w:t>
+      </w:r>
+      <w:r>
+        <w:t xml:space="preserve"> </w:t>
+      </w:r>
+      <w:r>
+        <w:rPr>
+          <w:bCs/>
+          <w:b/>
+        </w:rPr>
+        <w:t xml:space="preserve">HTML</w:t>
+      </w:r>
+      <w:r>
+        <w:t xml:space="preserve">, and</w:t>
+      </w:r>
+      <w:r>
+        <w:t xml:space="preserve"> </w:t>
+      </w:r>
+      <w:r>
+        <w:rPr>
+          <w:bCs/>
+          <w:b/>
+        </w:rPr>
+        <w:t xml:space="preserve">CSS</w:t>
+      </w:r>
+      <w:r>
+        <w:t xml:space="preserve">. All database operations are written as raw SQL</w:t>
+      </w:r>
+      <w:r>
+        <w:t xml:space="preserve"> </w:t>
+      </w:r>
+      <w:r>
+        <w:t xml:space="preserve">queries demonstrating full</w:t>
+      </w:r>
+      <w:r>
+        <w:t xml:space="preserve"> </w:t>
+      </w:r>
+      <w:r>
+        <w:rPr>
+          <w:bCs/>
+          <w:b/>
+        </w:rPr>
+        <w:t xml:space="preserve">CRUD</w:t>
+      </w:r>
+      <w:r>
+        <w:t xml:space="preserve"> </w:t>
+      </w:r>
+      <w:r>
+        <w:t xml:space="preserve">(Create, Read, Update, Delete)</w:t>
+      </w:r>
+      <w:r>
+        <w:t xml:space="preserve"> </w:t>
+      </w:r>
+      <w:r>
+        <w:t xml:space="preserve">functionality, with parameterized queries for security and hashed password</w:t>
+      </w:r>
+      <w:r>
+        <w:t xml:space="preserve"> </w:t>
+      </w:r>
+      <w:r>
+        <w:t xml:space="preserve">storage.</w:t>
+      </w:r>
+    </w:p>
+    <w:p>
+      <w:pPr>
+        <w:pStyle w:val="BodyText"/>
+      </w:pPr>
+      <w:r>
+        <w:t xml:space="preserve">The primary objective of this phase of the project was to achieve complete</w:t>
+      </w:r>
+      <w:r>
+        <w:t xml:space="preserve"> </w:t>
+      </w:r>
+      <w:r>
+        <w:t xml:space="preserve">database connectivity and implement all CRUD operations through a role-based</w:t>
+      </w:r>
+      <w:r>
+        <w:t xml:space="preserve"> </w:t>
+      </w:r>
+      <w:r>
+        <w:t xml:space="preserve">web application. The complete workflow — from posting an internship to</w:t>
+      </w:r>
+      <w:r>
+        <w:t xml:space="preserve"> </w:t>
+      </w:r>
+      <w:r>
+        <w:t xml:space="preserve">supervisor evaluation of weekly logs — is implemented and tested.</w:t>
+      </w:r>
+    </w:p>
+    <w:bookmarkEnd w:id="22"/>
+    <w:bookmarkStart w:id="23" w:name="table-of-contents"/>
     <w:p>
       <w:pPr>
         <w:pStyle w:val="Heading2"/>
@@ -255,7 +705,7 @@
         <w:pStyle w:val="Compact"/>
       </w:pPr>
       <w:r>
-        <w:t xml:space="preserve">Introduction</w:t>
+        <w:t xml:space="preserve">Chapter 1: Introduction</w:t>
       </w:r>
     </w:p>
     <w:p>
@@ -267,7 +717,7 @@
         <w:pStyle w:val="Compact"/>
       </w:pPr>
       <w:r>
-        <w:t xml:space="preserve">Problem Statement</w:t>
+        <w:t xml:space="preserve">Chapter 2: Survey of Technologies</w:t>
       </w:r>
     </w:p>
     <w:p>
@@ -279,7 +729,7 @@
         <w:pStyle w:val="Compact"/>
       </w:pPr>
       <w:r>
-        <w:t xml:space="preserve">Objectives</w:t>
+        <w:t xml:space="preserve">Chapter 3: Requirements and Analysis</w:t>
       </w:r>
     </w:p>
     <w:p>
@@ -291,7 +741,7 @@
         <w:pStyle w:val="Compact"/>
       </w:pPr>
       <w:r>
-        <w:t xml:space="preserve">System Analysis</w:t>
+        <w:t xml:space="preserve">Chapter 4: Design</w:t>
       </w:r>
     </w:p>
     <w:p>
@@ -303,7 +753,7 @@
         <w:pStyle w:val="Compact"/>
       </w:pPr>
       <w:r>
-        <w:t xml:space="preserve">System Design</w:t>
+        <w:t xml:space="preserve">Chapter 5: Implementation and Testing</w:t>
       </w:r>
     </w:p>
     <w:p>
@@ -315,7 +765,7 @@
         <w:pStyle w:val="Compact"/>
       </w:pPr>
       <w:r>
-        <w:t xml:space="preserve">Implementation</w:t>
+        <w:t xml:space="preserve">Chapter 6: Results and Discussion</w:t>
       </w:r>
     </w:p>
     <w:p>
@@ -327,7 +777,7 @@
         <w:pStyle w:val="Compact"/>
       </w:pPr>
       <w:r>
-        <w:t xml:space="preserve">Testing</w:t>
+        <w:t xml:space="preserve">Chapter 7: Conclusion</w:t>
       </w:r>
     </w:p>
     <w:p>
@@ -339,57 +789,17 @@
         <w:pStyle w:val="Compact"/>
       </w:pPr>
       <w:r>
-        <w:t xml:space="preserve">Progress Status</w:t>
-      </w:r>
-    </w:p>
-    <w:p>
-      <w:pPr>
-        <w:numPr>
-          <w:ilvl w:val="0"/>
-          <w:numId w:val="1001"/>
-        </w:numPr>
-        <w:pStyle w:val="Compact"/>
-      </w:pPr>
-      <w:r>
-        <w:t xml:space="preserve">Conclusion and Future Work</w:t>
-      </w:r>
-    </w:p>
-    <w:p>
-      <w:pPr>
-        <w:numPr>
-          <w:ilvl w:val="0"/>
-          <w:numId w:val="1001"/>
-        </w:numPr>
-        <w:pStyle w:val="Compact"/>
-      </w:pPr>
-      <w:r>
         <w:t xml:space="preserve">References</w:t>
       </w:r>
     </w:p>
-    <w:bookmarkEnd w:id="22"/>
-    <w:bookmarkStart w:id="23" w:name="introduction"/>
+    <w:bookmarkEnd w:id="23"/>
+    <w:bookmarkStart w:id="24" w:name="list-of-figures"/>
     <w:p>
       <w:pPr>
         <w:pStyle w:val="Heading2"/>
       </w:pPr>
       <w:r>
-        <w:t xml:space="preserve">1. Introduction</w:t>
-      </w:r>
-    </w:p>
-    <w:p>
-      <w:pPr>
-        <w:pStyle w:val="FirstParagraph"/>
-      </w:pPr>
-      <w:r>
-        <w:t xml:space="preserve">Finding an internship is an important step for every student, but the process is often unorganized. Students ask around personally, companies collect applications by email, and colleges have no easy way to follow what their students are doing during the internship.</w:t>
-      </w:r>
-    </w:p>
-    <w:p>
-      <w:pPr>
-        <w:pStyle w:val="BodyText"/>
-      </w:pPr>
-      <w:r>
-        <w:t xml:space="preserve">Internship Portal solves this by bringing everyone to one website:</w:t>
+        <w:t xml:space="preserve">List of Figures</w:t>
       </w:r>
     </w:p>
     <w:p>
@@ -405,13 +815,13 @@
           <w:bCs/>
           <w:b/>
         </w:rPr>
-        <w:t xml:space="preserve">Students</w:t>
-      </w:r>
-      <w:r>
-        <w:t xml:space="preserve"> </w:t>
-      </w:r>
-      <w:r>
-        <w:t xml:space="preserve">create a profile with their skills, browse internships and apply online.</w:t>
+        <w:t xml:space="preserve">Figure 3.6.1:</w:t>
+      </w:r>
+      <w:r>
+        <w:t xml:space="preserve"> </w:t>
+      </w:r>
+      <w:r>
+        <w:t xml:space="preserve">UML Class Diagram</w:t>
       </w:r>
     </w:p>
     <w:p>
@@ -427,13 +837,13 @@
           <w:bCs/>
           <w:b/>
         </w:rPr>
-        <w:t xml:space="preserve">Companies</w:t>
-      </w:r>
-      <w:r>
-        <w:t xml:space="preserve"> </w:t>
-      </w:r>
-      <w:r>
-        <w:t xml:space="preserve">post internship openings and review all applicants in one place.</w:t>
+        <w:t xml:space="preserve">Figure 3.6.2:</w:t>
+      </w:r>
+      <w:r>
+        <w:t xml:space="preserve"> </w:t>
+      </w:r>
+      <w:r>
+        <w:t xml:space="preserve">Use Case Diagram</w:t>
       </w:r>
     </w:p>
     <w:p>
@@ -449,13 +859,13 @@
           <w:bCs/>
           <w:b/>
         </w:rPr>
-        <w:t xml:space="preserve">Supervisors</w:t>
-      </w:r>
-      <w:r>
-        <w:t xml:space="preserve"> </w:t>
-      </w:r>
-      <w:r>
-        <w:t xml:space="preserve">(company staff) follow the weekly progress of selected students.</w:t>
+        <w:t xml:space="preserve">Figure 3.6.3:</w:t>
+      </w:r>
+      <w:r>
+        <w:t xml:space="preserve"> </w:t>
+      </w:r>
+      <w:r>
+        <w:t xml:space="preserve">Data Flow Diagram (Level-0)</w:t>
       </w:r>
     </w:p>
     <w:p>
@@ -471,31 +881,221 @@
           <w:bCs/>
           <w:b/>
         </w:rPr>
-        <w:t xml:space="preserve">Admin</w:t>
-      </w:r>
-      <w:r>
-        <w:t xml:space="preserve"> </w:t>
-      </w:r>
-      <w:r>
-        <w:t xml:space="preserve">looks after the whole system and its users.</w:t>
-      </w:r>
-    </w:p>
-    <w:bookmarkEnd w:id="23"/>
-    <w:bookmarkStart w:id="24" w:name="problem-statement"/>
+        <w:t xml:space="preserve">Figure 3.6.4:</w:t>
+      </w:r>
+      <w:r>
+        <w:t xml:space="preserve"> </w:t>
+      </w:r>
+      <w:r>
+        <w:t xml:space="preserve">Data Flow Diagram (Level-1)</w:t>
+      </w:r>
+    </w:p>
+    <w:p>
+      <w:pPr>
+        <w:numPr>
+          <w:ilvl w:val="0"/>
+          <w:numId w:val="1002"/>
+        </w:numPr>
+        <w:pStyle w:val="Compact"/>
+      </w:pPr>
+      <w:r>
+        <w:rPr>
+          <w:bCs/>
+          <w:b/>
+        </w:rPr>
+        <w:t xml:space="preserve">Figure 4.2.1:</w:t>
+      </w:r>
+      <w:r>
+        <w:t xml:space="preserve"> </w:t>
+      </w:r>
+      <w:r>
+        <w:t xml:space="preserve">System Architecture</w:t>
+      </w:r>
+    </w:p>
+    <w:p>
+      <w:pPr>
+        <w:numPr>
+          <w:ilvl w:val="0"/>
+          <w:numId w:val="1002"/>
+        </w:numPr>
+        <w:pStyle w:val="Compact"/>
+      </w:pPr>
+      <w:r>
+        <w:rPr>
+          <w:bCs/>
+          <w:b/>
+        </w:rPr>
+        <w:t xml:space="preserve">Figure 4.3.1:</w:t>
+      </w:r>
+      <w:r>
+        <w:t xml:space="preserve"> </w:t>
+      </w:r>
+      <w:r>
+        <w:t xml:space="preserve">ER Diagram / Database Schema</w:t>
+      </w:r>
+    </w:p>
+    <w:p>
+      <w:pPr>
+        <w:numPr>
+          <w:ilvl w:val="0"/>
+          <w:numId w:val="1002"/>
+        </w:numPr>
+        <w:pStyle w:val="Compact"/>
+      </w:pPr>
+      <w:r>
+        <w:rPr>
+          <w:bCs/>
+          <w:b/>
+        </w:rPr>
+        <w:t xml:space="preserve">Figure 4.4.1:</w:t>
+      </w:r>
+      <w:r>
+        <w:t xml:space="preserve"> </w:t>
+      </w:r>
+      <w:r>
+        <w:t xml:space="preserve">Landing Page</w:t>
+      </w:r>
+    </w:p>
+    <w:p>
+      <w:pPr>
+        <w:numPr>
+          <w:ilvl w:val="0"/>
+          <w:numId w:val="1002"/>
+        </w:numPr>
+        <w:pStyle w:val="Compact"/>
+      </w:pPr>
+      <w:r>
+        <w:rPr>
+          <w:bCs/>
+          <w:b/>
+        </w:rPr>
+        <w:t xml:space="preserve">Figure 4.4.2:</w:t>
+      </w:r>
+      <w:r>
+        <w:t xml:space="preserve"> </w:t>
+      </w:r>
+      <w:r>
+        <w:t xml:space="preserve">Login Page</w:t>
+      </w:r>
+    </w:p>
+    <w:p>
+      <w:pPr>
+        <w:numPr>
+          <w:ilvl w:val="0"/>
+          <w:numId w:val="1002"/>
+        </w:numPr>
+        <w:pStyle w:val="Compact"/>
+      </w:pPr>
+      <w:r>
+        <w:rPr>
+          <w:bCs/>
+          <w:b/>
+        </w:rPr>
+        <w:t xml:space="preserve">Figure 4.4.3:</w:t>
+      </w:r>
+      <w:r>
+        <w:t xml:space="preserve"> </w:t>
+      </w:r>
+      <w:r>
+        <w:t xml:space="preserve">Registration Pages</w:t>
+      </w:r>
+    </w:p>
+    <w:p>
+      <w:pPr>
+        <w:numPr>
+          <w:ilvl w:val="0"/>
+          <w:numId w:val="1002"/>
+        </w:numPr>
+        <w:pStyle w:val="Compact"/>
+      </w:pPr>
+      <w:r>
+        <w:rPr>
+          <w:bCs/>
+          <w:b/>
+        </w:rPr>
+        <w:t xml:space="preserve">Figure 4.4.4:</w:t>
+      </w:r>
+      <w:r>
+        <w:t xml:space="preserve"> </w:t>
+      </w:r>
+      <w:r>
+        <w:t xml:space="preserve">Student Dashboard and Internship List</w:t>
+      </w:r>
+    </w:p>
+    <w:p>
+      <w:pPr>
+        <w:numPr>
+          <w:ilvl w:val="0"/>
+          <w:numId w:val="1002"/>
+        </w:numPr>
+        <w:pStyle w:val="Compact"/>
+      </w:pPr>
+      <w:r>
+        <w:rPr>
+          <w:bCs/>
+          <w:b/>
+        </w:rPr>
+        <w:t xml:space="preserve">Figure 4.4.5:</w:t>
+      </w:r>
+      <w:r>
+        <w:t xml:space="preserve"> </w:t>
+      </w:r>
+      <w:r>
+        <w:t xml:space="preserve">Company Applicants Page</w:t>
+      </w:r>
+    </w:p>
+    <w:p>
+      <w:pPr>
+        <w:numPr>
+          <w:ilvl w:val="0"/>
+          <w:numId w:val="1002"/>
+        </w:numPr>
+        <w:pStyle w:val="Compact"/>
+      </w:pPr>
+      <w:r>
+        <w:rPr>
+          <w:bCs/>
+          <w:b/>
+        </w:rPr>
+        <w:t xml:space="preserve">Figure 4.4.6:</w:t>
+      </w:r>
+      <w:r>
+        <w:t xml:space="preserve"> </w:t>
+      </w:r>
+      <w:r>
+        <w:t xml:space="preserve">Weekly Log Book and Supervisor Feedback</w:t>
+      </w:r>
+    </w:p>
+    <w:p>
+      <w:pPr>
+        <w:numPr>
+          <w:ilvl w:val="0"/>
+          <w:numId w:val="1002"/>
+        </w:numPr>
+        <w:pStyle w:val="Compact"/>
+      </w:pPr>
+      <w:r>
+        <w:rPr>
+          <w:bCs/>
+          <w:b/>
+        </w:rPr>
+        <w:t xml:space="preserve">Figure 4.4.7:</w:t>
+      </w:r>
+      <w:r>
+        <w:t xml:space="preserve"> </w:t>
+      </w:r>
+      <w:r>
+        <w:t xml:space="preserve">Admin User Management</w:t>
+      </w:r>
+    </w:p>
+    <w:bookmarkEnd w:id="24"/>
+    <w:bookmarkStart w:id="25" w:name="list-of-tables"/>
     <w:p>
       <w:pPr>
         <w:pStyle w:val="Heading2"/>
       </w:pPr>
       <w:r>
-        <w:t xml:space="preserve">2. Problem Statement</w:t>
-      </w:r>
-    </w:p>
-    <w:p>
-      <w:pPr>
-        <w:pStyle w:val="FirstParagraph"/>
-      </w:pPr>
-      <w:r>
-        <w:t xml:space="preserve">At present, there is no single system where students, companies and supervisors can work together during an internship. This causes problems such as:</w:t>
+        <w:t xml:space="preserve">List of Tables</w:t>
       </w:r>
     </w:p>
     <w:p>
@@ -507,7 +1107,17 @@
         <w:pStyle w:val="Compact"/>
       </w:pPr>
       <w:r>
-        <w:t xml:space="preserve">Students do not know which companies are offering internships.</w:t>
+        <w:rPr>
+          <w:bCs/>
+          <w:b/>
+        </w:rPr>
+        <w:t xml:space="preserve">Table 3.3:</w:t>
+      </w:r>
+      <w:r>
+        <w:t xml:space="preserve"> </w:t>
+      </w:r>
+      <w:r>
+        <w:t xml:space="preserve">Planning and Scheduling</w:t>
       </w:r>
     </w:p>
     <w:p>
@@ -519,7 +1129,17 @@
         <w:pStyle w:val="Compact"/>
       </w:pPr>
       <w:r>
-        <w:t xml:space="preserve">Companies receive applications through many different channels and lose track of them.</w:t>
+        <w:rPr>
+          <w:bCs/>
+          <w:b/>
+        </w:rPr>
+        <w:t xml:space="preserve">Table 3.4:</w:t>
+      </w:r>
+      <w:r>
+        <w:t xml:space="preserve"> </w:t>
+      </w:r>
+      <w:r>
+        <w:t xml:space="preserve">Software and Hardware Requirements</w:t>
       </w:r>
     </w:p>
     <w:p>
@@ -531,7 +1151,17 @@
         <w:pStyle w:val="Compact"/>
       </w:pPr>
       <w:r>
-        <w:t xml:space="preserve">There is no record of what work the student actually did every week.</w:t>
+        <w:rPr>
+          <w:bCs/>
+          <w:b/>
+        </w:rPr>
+        <w:t xml:space="preserve">Table 4.3.1 – 4.3.8:</w:t>
+      </w:r>
+      <w:r>
+        <w:t xml:space="preserve"> </w:t>
+      </w:r>
+      <w:r>
+        <w:t xml:space="preserve">Database Table Structures</w:t>
       </w:r>
     </w:p>
     <w:p>
@@ -543,344 +1173,27 @@
         <w:pStyle w:val="Compact"/>
       </w:pPr>
       <w:r>
-        <w:t xml:space="preserve">Supervisor feedback is informal and never stored anywhere.</w:t>
-      </w:r>
-    </w:p>
-    <w:bookmarkEnd w:id="24"/>
-    <w:bookmarkStart w:id="25" w:name="objectives"/>
-    <w:p>
-      <w:pPr>
-        <w:pStyle w:val="Heading2"/>
-      </w:pPr>
-      <w:r>
-        <w:t xml:space="preserve">3. Objectives</w:t>
-      </w:r>
-    </w:p>
-    <w:p>
-      <w:pPr>
-        <w:pStyle w:val="FirstParagraph"/>
-      </w:pPr>
-      <w:r>
-        <w:t xml:space="preserve">The main objectives of this project are:</w:t>
-      </w:r>
-    </w:p>
-    <w:p>
-      <w:pPr>
-        <w:numPr>
-          <w:ilvl w:val="0"/>
-          <w:numId w:val="1004"/>
-        </w:numPr>
-        <w:pStyle w:val="Compact"/>
-      </w:pPr>
-      <w:r>
-        <w:t xml:space="preserve">To build a web application connected to a MySQL database.</w:t>
-      </w:r>
-    </w:p>
-    <w:p>
-      <w:pPr>
-        <w:numPr>
-          <w:ilvl w:val="0"/>
-          <w:numId w:val="1004"/>
-        </w:numPr>
-        <w:pStyle w:val="Compact"/>
-      </w:pPr>
-      <w:r>
-        <w:t xml:space="preserve">To implement all CRUD operations (Create, Read, Update, Delete) using SQL.</w:t>
-      </w:r>
-    </w:p>
-    <w:p>
-      <w:pPr>
-        <w:numPr>
-          <w:ilvl w:val="0"/>
-          <w:numId w:val="1004"/>
-        </w:numPr>
-        <w:pStyle w:val="Compact"/>
-      </w:pPr>
-      <w:r>
-        <w:t xml:space="preserve">To provide role-based login for four types of users (admin, student, company, supervisor).</w:t>
-      </w:r>
-    </w:p>
-    <w:p>
-      <w:pPr>
-        <w:numPr>
-          <w:ilvl w:val="0"/>
-          <w:numId w:val="1004"/>
-        </w:numPr>
-        <w:pStyle w:val="Compact"/>
-      </w:pPr>
-      <w:r>
-        <w:t xml:space="preserve">To let students apply for internships and companies select applicants.</w:t>
-      </w:r>
-    </w:p>
-    <w:p>
-      <w:pPr>
-        <w:numPr>
-          <w:ilvl w:val="0"/>
-          <w:numId w:val="1004"/>
-        </w:numPr>
-        <w:pStyle w:val="Compact"/>
-      </w:pPr>
-      <w:r>
-        <w:t xml:space="preserve">To keep a weekly progress log of every selected student with supervisor feedback and marks.</w:t>
-      </w:r>
-    </w:p>
-    <w:bookmarkEnd w:id="25"/>
-    <w:bookmarkStart w:id="29" w:name="system-analysis"/>
-    <w:p>
-      <w:pPr>
-        <w:pStyle w:val="Heading2"/>
-      </w:pPr>
-      <w:r>
-        <w:t xml:space="preserve">4. System Analysis</w:t>
-      </w:r>
-    </w:p>
-    <w:bookmarkStart w:id="26" w:name="functional-requirements"/>
-    <w:p>
-      <w:pPr>
-        <w:pStyle w:val="Heading3"/>
-      </w:pPr>
-      <w:r>
-        <w:t xml:space="preserve">4.1 Functional Requirements</w:t>
-      </w:r>
-    </w:p>
-    <w:tbl>
-      <w:tblPr>
-        <w:tblStyle w:val="Table"/>
-        <w:tblW w:type="pct" w:w="5000"/>
-        <w:tblLook w:firstRow="1" w:lastRow="0" w:firstColumn="0" w:lastColumn="0" w:noHBand="0" w:noVBand="0" w:val="0020"/>
-        <w:jc w:val="start"/>
-      </w:tblPr>
-      <w:tblGrid>
-        <w:gridCol w:w="2376"/>
-        <w:gridCol w:w="5544"/>
-      </w:tblGrid>
-      <w:tr>
-        <w:trPr>
-          <w:tblHeader w:val="true"/>
-        </w:trPr>
-        <w:tc>
-          <w:tcPr/>
-          <w:p>
-            <w:pPr>
-              <w:pStyle w:val="Compact"/>
-              <w:jc w:val="left"/>
-            </w:pPr>
-            <w:r>
-              <w:t xml:space="preserve">Role</w:t>
-            </w:r>
-          </w:p>
-        </w:tc>
-        <w:tc>
-          <w:tcPr/>
-          <w:p>
-            <w:pPr>
-              <w:pStyle w:val="Compact"/>
-              <w:jc w:val="left"/>
-            </w:pPr>
-            <w:r>
-              <w:t xml:space="preserve">Requirements</w:t>
-            </w:r>
-          </w:p>
-        </w:tc>
-      </w:tr>
-      <w:tr>
-        <w:tc>
-          <w:tcPr/>
-          <w:p>
-            <w:pPr>
-              <w:pStyle w:val="Compact"/>
-              <w:jc w:val="left"/>
-            </w:pPr>
-            <w:r>
-              <w:t xml:space="preserve">Student</w:t>
-            </w:r>
-          </w:p>
-        </w:tc>
-        <w:tc>
-          <w:tcPr/>
-          <w:p>
-            <w:pPr>
-              <w:pStyle w:val="Compact"/>
-              <w:jc w:val="left"/>
-            </w:pPr>
-            <w:r>
-              <w:t xml:space="preserve">Register with details (roll no, department, semester, skills), login, browse open internships, apply with a cover letter, withdraw an application, submit weekly logs after selection</w:t>
-            </w:r>
-          </w:p>
-        </w:tc>
-      </w:tr>
-      <w:tr>
-        <w:tc>
-          <w:tcPr/>
-          <w:p>
-            <w:pPr>
-              <w:pStyle w:val="Compact"/>
-              <w:jc w:val="left"/>
-            </w:pPr>
-            <w:r>
-              <w:t xml:space="preserve">Company</w:t>
-            </w:r>
-          </w:p>
-        </w:tc>
-        <w:tc>
-          <w:tcPr/>
-          <w:p>
-            <w:pPr>
-              <w:pStyle w:val="Compact"/>
-              <w:jc w:val="left"/>
-            </w:pPr>
-            <w:r>
-              <w:t xml:space="preserve">Register, login, post internships (title, skills, duration, stipend, vacancies), edit or delete own posts, view applicants with details, mark applicants as selected or rejected</w:t>
-            </w:r>
-          </w:p>
-        </w:tc>
-      </w:tr>
-      <w:tr>
-        <w:tc>
-          <w:tcPr/>
-          <w:p>
-            <w:pPr>
-              <w:pStyle w:val="Compact"/>
-              <w:jc w:val="left"/>
-            </w:pPr>
-            <w:r>
-              <w:t xml:space="preserve">Supervisor</w:t>
-            </w:r>
-          </w:p>
-        </w:tc>
-        <w:tc>
-          <w:tcPr/>
-          <w:p>
-            <w:pPr>
-              <w:pStyle w:val="Compact"/>
-              <w:jc w:val="left"/>
-            </w:pPr>
-            <w:r>
-              <w:t xml:space="preserve">Register under a company, login, view selected students of that company, read their weekly logs, give feedback and marks</w:t>
-            </w:r>
-          </w:p>
-        </w:tc>
-      </w:tr>
-      <w:tr>
-        <w:tc>
-          <w:tcPr/>
-          <w:p>
-            <w:pPr>
-              <w:pStyle w:val="Compact"/>
-              <w:jc w:val="left"/>
-            </w:pPr>
-            <w:r>
-              <w:t xml:space="preserve">Admin</w:t>
-            </w:r>
-          </w:p>
-        </w:tc>
-        <w:tc>
-          <w:tcPr/>
-          <w:p>
-            <w:pPr>
-              <w:pStyle w:val="Compact"/>
-              <w:jc w:val="left"/>
-            </w:pPr>
-            <w:r>
-              <w:t xml:space="preserve">Login, view all users of the system, delete a user</w:t>
-            </w:r>
-          </w:p>
-        </w:tc>
-      </w:tr>
-    </w:tbl>
-    <w:bookmarkEnd w:id="26"/>
-    <w:bookmarkStart w:id="27" w:name="non-functional-requirements"/>
-    <w:p>
-      <w:pPr>
-        <w:pStyle w:val="Heading3"/>
-      </w:pPr>
-      <w:r>
-        <w:t xml:space="preserve">4.2 Non-Functional Requirements</w:t>
-      </w:r>
-    </w:p>
-    <w:p>
-      <w:pPr>
-        <w:numPr>
-          <w:ilvl w:val="0"/>
-          <w:numId w:val="1005"/>
-        </w:numPr>
-        <w:pStyle w:val="Compact"/>
-      </w:pPr>
-      <w:r>
         <w:rPr>
           <w:bCs/>
           <w:b/>
         </w:rPr>
-        <w:t xml:space="preserve">Security:</w:t>
-      </w:r>
-      <w:r>
-        <w:t xml:space="preserve"> </w:t>
-      </w:r>
-      <w:r>
-        <w:t xml:space="preserve">Passwords are stored as hashes, never in plain text. SQL queries use placeholders (</w:t>
-      </w:r>
-      <w:r>
-        <w:rPr>
-          <w:rStyle w:val="VerbatimChar"/>
-        </w:rPr>
-        <w:t xml:space="preserve">%s</w:t>
-      </w:r>
-      <w:r>
-        <w:t xml:space="preserve">) so user input cannot break the query (prevents SQL injection). Every page checks the logged-in user’s role before showing anything.</w:t>
-      </w:r>
-    </w:p>
-    <w:p>
-      <w:pPr>
-        <w:numPr>
-          <w:ilvl w:val="0"/>
-          <w:numId w:val="1005"/>
-        </w:numPr>
-        <w:pStyle w:val="Compact"/>
-      </w:pPr>
-      <w:r>
-        <w:rPr>
-          <w:bCs/>
-          <w:b/>
-        </w:rPr>
-        <w:t xml:space="preserve">Usability:</w:t>
-      </w:r>
-      <w:r>
-        <w:t xml:space="preserve"> </w:t>
-      </w:r>
-      <w:r>
-        <w:t xml:space="preserve">Simple and clean interface built with plain HTML and CSS, easy to use without training.</w:t>
-      </w:r>
-    </w:p>
-    <w:p>
-      <w:pPr>
-        <w:numPr>
-          <w:ilvl w:val="0"/>
-          <w:numId w:val="1005"/>
-        </w:numPr>
-        <w:pStyle w:val="Compact"/>
-      </w:pPr>
-      <w:r>
-        <w:rPr>
-          <w:bCs/>
-          <w:b/>
-        </w:rPr>
-        <w:t xml:space="preserve">Maintainability:</w:t>
-      </w:r>
-      <w:r>
-        <w:t xml:space="preserve"> </w:t>
-      </w:r>
-      <w:r>
-        <w:t xml:space="preserve">The code is separated into small files (one file per user type), so changes are easy to make.</w:t>
-      </w:r>
-    </w:p>
-    <w:bookmarkEnd w:id="27"/>
-    <w:bookmarkStart w:id="28" w:name="tools-and-technologies"/>
-    <w:p>
-      <w:pPr>
-        <w:pStyle w:val="Heading3"/>
-      </w:pPr>
-      <w:r>
-        <w:t xml:space="preserve">4.3 Tools and Technologies</w:t>
+        <w:t xml:space="preserve">Table 5.5:</w:t>
+      </w:r>
+      <w:r>
+        <w:t xml:space="preserve"> </w:t>
+      </w:r>
+      <w:r>
+        <w:t xml:space="preserve">Test Cases</w:t>
+      </w:r>
+    </w:p>
+    <w:bookmarkEnd w:id="25"/>
+    <w:bookmarkStart w:id="26" w:name="list-of-abbreviations"/>
+    <w:p>
+      <w:pPr>
+        <w:pStyle w:val="Heading2"/>
+      </w:pPr>
+      <w:r>
+        <w:t xml:space="preserve">List of Abbreviations</w:t>
       </w:r>
     </w:p>
     <w:tbl>
@@ -906,19 +1219,19 @@
               <w:jc w:val="left"/>
             </w:pPr>
             <w:r>
-              <w:t xml:space="preserve">Tool</w:t>
-            </w:r>
-          </w:p>
-        </w:tc>
-        <w:tc>
-          <w:tcPr/>
-          <w:p>
-            <w:pPr>
-              <w:pStyle w:val="Compact"/>
-              <w:jc w:val="left"/>
-            </w:pPr>
-            <w:r>
-              <w:t xml:space="preserve">Use</w:t>
+              <w:t xml:space="preserve">Abbreviation</w:t>
+            </w:r>
+          </w:p>
+        </w:tc>
+        <w:tc>
+          <w:tcPr/>
+          <w:p>
+            <w:pPr>
+              <w:pStyle w:val="Compact"/>
+              <w:jc w:val="left"/>
+            </w:pPr>
+            <w:r>
+              <w:t xml:space="preserve">Full Form</w:t>
             </w:r>
           </w:p>
         </w:tc>
@@ -932,19 +1245,19 @@
               <w:jc w:val="left"/>
             </w:pPr>
             <w:r>
-              <w:t xml:space="preserve">Python 3</w:t>
-            </w:r>
-          </w:p>
-        </w:tc>
-        <w:tc>
-          <w:tcPr/>
-          <w:p>
-            <w:pPr>
-              <w:pStyle w:val="Compact"/>
-              <w:jc w:val="left"/>
-            </w:pPr>
-            <w:r>
-              <w:t xml:space="preserve">Programming language</w:t>
+              <w:t xml:space="preserve">CRUD</w:t>
+            </w:r>
+          </w:p>
+        </w:tc>
+        <w:tc>
+          <w:tcPr/>
+          <w:p>
+            <w:pPr>
+              <w:pStyle w:val="Compact"/>
+              <w:jc w:val="left"/>
+            </w:pPr>
+            <w:r>
+              <w:t xml:space="preserve">Create, Read, Update and Delete</w:t>
             </w:r>
           </w:p>
         </w:tc>
@@ -958,19 +1271,19 @@
               <w:jc w:val="left"/>
             </w:pPr>
             <w:r>
-              <w:t xml:space="preserve">Flask</w:t>
-            </w:r>
-          </w:p>
-        </w:tc>
-        <w:tc>
-          <w:tcPr/>
-          <w:p>
-            <w:pPr>
-              <w:pStyle w:val="Compact"/>
-              <w:jc w:val="left"/>
-            </w:pPr>
-            <w:r>
-              <w:t xml:space="preserve">Web framework (routes, templates, sessions)</w:t>
+              <w:t xml:space="preserve">CSS</w:t>
+            </w:r>
+          </w:p>
+        </w:tc>
+        <w:tc>
+          <w:tcPr/>
+          <w:p>
+            <w:pPr>
+              <w:pStyle w:val="Compact"/>
+              <w:jc w:val="left"/>
+            </w:pPr>
+            <w:r>
+              <w:t xml:space="preserve">Cascading Style Sheets</w:t>
             </w:r>
           </w:p>
         </w:tc>
@@ -984,19 +1297,19 @@
               <w:jc w:val="left"/>
             </w:pPr>
             <w:r>
-              <w:t xml:space="preserve">MySQL</w:t>
-            </w:r>
-          </w:p>
-        </w:tc>
-        <w:tc>
-          <w:tcPr/>
-          <w:p>
-            <w:pPr>
-              <w:pStyle w:val="Compact"/>
-              <w:jc w:val="left"/>
-            </w:pPr>
-            <w:r>
-              <w:t xml:space="preserve">Database</w:t>
+              <w:t xml:space="preserve">DBMS</w:t>
+            </w:r>
+          </w:p>
+        </w:tc>
+        <w:tc>
+          <w:tcPr/>
+          <w:p>
+            <w:pPr>
+              <w:pStyle w:val="Compact"/>
+              <w:jc w:val="left"/>
+            </w:pPr>
+            <w:r>
+              <w:t xml:space="preserve">Database Management System</w:t>
             </w:r>
           </w:p>
         </w:tc>
@@ -1010,19 +1323,19 @@
               <w:jc w:val="left"/>
             </w:pPr>
             <w:r>
-              <w:t xml:space="preserve">PyMySQL</w:t>
-            </w:r>
-          </w:p>
-        </w:tc>
-        <w:tc>
-          <w:tcPr/>
-          <w:p>
-            <w:pPr>
-              <w:pStyle w:val="Compact"/>
-              <w:jc w:val="left"/>
-            </w:pPr>
-            <w:r>
-              <w:t xml:space="preserve">Library that connects Python to MySQL</w:t>
+              <w:t xml:space="preserve">DFD</w:t>
+            </w:r>
+          </w:p>
+        </w:tc>
+        <w:tc>
+          <w:tcPr/>
+          <w:p>
+            <w:pPr>
+              <w:pStyle w:val="Compact"/>
+              <w:jc w:val="left"/>
+            </w:pPr>
+            <w:r>
+              <w:t xml:space="preserve">Data Flow Diagram</w:t>
             </w:r>
           </w:p>
         </w:tc>
@@ -1036,19 +1349,19 @@
               <w:jc w:val="left"/>
             </w:pPr>
             <w:r>
-              <w:t xml:space="preserve">HTML + Jinja</w:t>
-            </w:r>
-          </w:p>
-        </w:tc>
-        <w:tc>
-          <w:tcPr/>
-          <w:p>
-            <w:pPr>
-              <w:pStyle w:val="Compact"/>
-              <w:jc w:val="left"/>
-            </w:pPr>
-            <w:r>
-              <w:t xml:space="preserve">Web pages (templates)</w:t>
+              <w:t xml:space="preserve">ER</w:t>
+            </w:r>
+          </w:p>
+        </w:tc>
+        <w:tc>
+          <w:tcPr/>
+          <w:p>
+            <w:pPr>
+              <w:pStyle w:val="Compact"/>
+              <w:jc w:val="left"/>
+            </w:pPr>
+            <w:r>
+              <w:t xml:space="preserve">Entity Relationship</w:t>
             </w:r>
           </w:p>
         </w:tc>
@@ -1062,19 +1375,19 @@
               <w:jc w:val="left"/>
             </w:pPr>
             <w:r>
-              <w:t xml:space="preserve">CSS</w:t>
-            </w:r>
-          </w:p>
-        </w:tc>
-        <w:tc>
-          <w:tcPr/>
-          <w:p>
-            <w:pPr>
-              <w:pStyle w:val="Compact"/>
-              <w:jc w:val="left"/>
-            </w:pPr>
-            <w:r>
-              <w:t xml:space="preserve">Styling (no framework, plain CSS)</w:t>
+              <w:t xml:space="preserve">FK</w:t>
+            </w:r>
+          </w:p>
+        </w:tc>
+        <w:tc>
+          <w:tcPr/>
+          <w:p>
+            <w:pPr>
+              <w:pStyle w:val="Compact"/>
+              <w:jc w:val="left"/>
+            </w:pPr>
+            <w:r>
+              <w:t xml:space="preserve">Foreign Key</w:t>
             </w:r>
           </w:p>
         </w:tc>
@@ -1088,42 +1401,383 @@
               <w:jc w:val="left"/>
             </w:pPr>
             <w:r>
-              <w:t xml:space="preserve">Git / GitHub</w:t>
-            </w:r>
-          </w:p>
-        </w:tc>
-        <w:tc>
-          <w:tcPr/>
-          <w:p>
-            <w:pPr>
-              <w:pStyle w:val="Compact"/>
-              <w:jc w:val="left"/>
-            </w:pPr>
-            <w:r>
-              <w:t xml:space="preserve">Version control</w:t>
+              <w:t xml:space="preserve">FR</w:t>
+            </w:r>
+          </w:p>
+        </w:tc>
+        <w:tc>
+          <w:tcPr/>
+          <w:p>
+            <w:pPr>
+              <w:pStyle w:val="Compact"/>
+              <w:jc w:val="left"/>
+            </w:pPr>
+            <w:r>
+              <w:t xml:space="preserve">Functional Requirement</w:t>
+            </w:r>
+          </w:p>
+        </w:tc>
+      </w:tr>
+      <w:tr>
+        <w:tc>
+          <w:tcPr/>
+          <w:p>
+            <w:pPr>
+              <w:pStyle w:val="Compact"/>
+              <w:jc w:val="left"/>
+            </w:pPr>
+            <w:r>
+              <w:t xml:space="preserve">HTML</w:t>
+            </w:r>
+          </w:p>
+        </w:tc>
+        <w:tc>
+          <w:tcPr/>
+          <w:p>
+            <w:pPr>
+              <w:pStyle w:val="Compact"/>
+              <w:jc w:val="left"/>
+            </w:pPr>
+            <w:r>
+              <w:t xml:space="preserve">HyperText Markup Language</w:t>
+            </w:r>
+          </w:p>
+        </w:tc>
+      </w:tr>
+      <w:tr>
+        <w:tc>
+          <w:tcPr/>
+          <w:p>
+            <w:pPr>
+              <w:pStyle w:val="Compact"/>
+              <w:jc w:val="left"/>
+            </w:pPr>
+            <w:r>
+              <w:t xml:space="preserve">HTTP</w:t>
+            </w:r>
+          </w:p>
+        </w:tc>
+        <w:tc>
+          <w:tcPr/>
+          <w:p>
+            <w:pPr>
+              <w:pStyle w:val="Compact"/>
+              <w:jc w:val="left"/>
+            </w:pPr>
+            <w:r>
+              <w:t xml:space="preserve">HyperText Transfer Protocol</w:t>
+            </w:r>
+          </w:p>
+        </w:tc>
+      </w:tr>
+      <w:tr>
+        <w:tc>
+          <w:tcPr/>
+          <w:p>
+            <w:pPr>
+              <w:pStyle w:val="Compact"/>
+              <w:jc w:val="left"/>
+            </w:pPr>
+            <w:r>
+              <w:t xml:space="preserve">NFR</w:t>
+            </w:r>
+          </w:p>
+        </w:tc>
+        <w:tc>
+          <w:tcPr/>
+          <w:p>
+            <w:pPr>
+              <w:pStyle w:val="Compact"/>
+              <w:jc w:val="left"/>
+            </w:pPr>
+            <w:r>
+              <w:t xml:space="preserve">Non-Functional Requirement</w:t>
+            </w:r>
+          </w:p>
+        </w:tc>
+      </w:tr>
+      <w:tr>
+        <w:tc>
+          <w:tcPr/>
+          <w:p>
+            <w:pPr>
+              <w:pStyle w:val="Compact"/>
+              <w:jc w:val="left"/>
+            </w:pPr>
+            <w:r>
+              <w:t xml:space="preserve">PK</w:t>
+            </w:r>
+          </w:p>
+        </w:tc>
+        <w:tc>
+          <w:tcPr/>
+          <w:p>
+            <w:pPr>
+              <w:pStyle w:val="Compact"/>
+              <w:jc w:val="left"/>
+            </w:pPr>
+            <w:r>
+              <w:t xml:space="preserve">Primary Key</w:t>
+            </w:r>
+          </w:p>
+        </w:tc>
+      </w:tr>
+      <w:tr>
+        <w:tc>
+          <w:tcPr/>
+          <w:p>
+            <w:pPr>
+              <w:pStyle w:val="Compact"/>
+              <w:jc w:val="left"/>
+            </w:pPr>
+            <w:r>
+              <w:t xml:space="preserve">SQL</w:t>
+            </w:r>
+          </w:p>
+        </w:tc>
+        <w:tc>
+          <w:tcPr/>
+          <w:p>
+            <w:pPr>
+              <w:pStyle w:val="Compact"/>
+              <w:jc w:val="left"/>
+            </w:pPr>
+            <w:r>
+              <w:t xml:space="preserve">Structured Query Language</w:t>
+            </w:r>
+          </w:p>
+        </w:tc>
+      </w:tr>
+      <w:tr>
+        <w:tc>
+          <w:tcPr/>
+          <w:p>
+            <w:pPr>
+              <w:pStyle w:val="Compact"/>
+              <w:jc w:val="left"/>
+            </w:pPr>
+            <w:r>
+              <w:t xml:space="preserve">UI</w:t>
+            </w:r>
+          </w:p>
+        </w:tc>
+        <w:tc>
+          <w:tcPr/>
+          <w:p>
+            <w:pPr>
+              <w:pStyle w:val="Compact"/>
+              <w:jc w:val="left"/>
+            </w:pPr>
+            <w:r>
+              <w:t xml:space="preserve">User Interface</w:t>
+            </w:r>
+          </w:p>
+        </w:tc>
+      </w:tr>
+      <w:tr>
+        <w:tc>
+          <w:tcPr/>
+          <w:p>
+            <w:pPr>
+              <w:pStyle w:val="Compact"/>
+              <w:jc w:val="left"/>
+            </w:pPr>
+            <w:r>
+              <w:t xml:space="preserve">UML</w:t>
+            </w:r>
+          </w:p>
+        </w:tc>
+        <w:tc>
+          <w:tcPr/>
+          <w:p>
+            <w:pPr>
+              <w:pStyle w:val="Compact"/>
+              <w:jc w:val="left"/>
+            </w:pPr>
+            <w:r>
+              <w:t xml:space="preserve">Unified Modeling Language</w:t>
             </w:r>
           </w:p>
         </w:tc>
       </w:tr>
     </w:tbl>
+    <w:bookmarkEnd w:id="26"/>
+    <w:bookmarkEnd w:id="27"/>
+    <w:bookmarkStart w:id="36" w:name="chapter-1-introduction"/>
+    <w:p>
+      <w:pPr>
+        <w:pStyle w:val="Heading1"/>
+      </w:pPr>
+      <w:r>
+        <w:t xml:space="preserve">CHAPTER 1: INTRODUCTION</w:t>
+      </w:r>
+    </w:p>
+    <w:bookmarkStart w:id="28" w:name="background"/>
+    <w:p>
+      <w:pPr>
+        <w:pStyle w:val="Heading2"/>
+      </w:pPr>
+      <w:r>
+        <w:t xml:space="preserve">1.1 Background</w:t>
+      </w:r>
+    </w:p>
+    <w:p>
+      <w:pPr>
+        <w:pStyle w:val="FirstParagraph"/>
+      </w:pPr>
+      <w:r>
+        <w:t xml:space="preserve">Internships are an essential part of every technical degree, but the process</w:t>
+      </w:r>
+      <w:r>
+        <w:t xml:space="preserve"> </w:t>
+      </w:r>
+      <w:r>
+        <w:t xml:space="preserve">of finding and managing them is still largely manual. Students learn about</w:t>
+      </w:r>
+      <w:r>
+        <w:t xml:space="preserve"> </w:t>
+      </w:r>
+      <w:r>
+        <w:t xml:space="preserve">openings through notice boards or personal contacts, apply by email, and</w:t>
+      </w:r>
+      <w:r>
+        <w:t xml:space="preserve"> </w:t>
+      </w:r>
+      <w:r>
+        <w:t xml:space="preserve">receive results informally. Companies have no single place to collect and</w:t>
+      </w:r>
+      <w:r>
+        <w:t xml:space="preserve"> </w:t>
+      </w:r>
+      <w:r>
+        <w:t xml:space="preserve">compare applicants, and once an internship starts, the student’s weekly work</w:t>
+      </w:r>
+      <w:r>
+        <w:t xml:space="preserve"> </w:t>
+      </w:r>
+      <w:r>
+        <w:t xml:space="preserve">is almost never recorded or evaluated systematically.</w:t>
+      </w:r>
+    </w:p>
+    <w:p>
+      <w:pPr>
+        <w:pStyle w:val="BodyText"/>
+      </w:pPr>
+      <w:r>
+        <w:t xml:space="preserve">Internship Portal is a web-based system designed to organize this entire</w:t>
+      </w:r>
+      <w:r>
+        <w:t xml:space="preserve"> </w:t>
+      </w:r>
+      <w:r>
+        <w:t xml:space="preserve">workflow on one platform. Students browse and apply to internships online,</w:t>
+      </w:r>
+      <w:r>
+        <w:t xml:space="preserve"> </w:t>
+      </w:r>
+      <w:r>
+        <w:t xml:space="preserve">companies review applicants and make selections, company supervisors follow</w:t>
+      </w:r>
+      <w:r>
+        <w:t xml:space="preserve"> </w:t>
+      </w:r>
+      <w:r>
+        <w:t xml:space="preserve">each selected student’s weekly log book and evaluate it with feedback and</w:t>
+      </w:r>
+      <w:r>
+        <w:t xml:space="preserve"> </w:t>
+      </w:r>
+      <w:r>
+        <w:t xml:space="preserve">marks, and an administrator oversees all users of the system.</w:t>
+      </w:r>
+    </w:p>
     <w:bookmarkEnd w:id="28"/>
+    <w:bookmarkStart w:id="29" w:name="objectives"/>
+    <w:p>
+      <w:pPr>
+        <w:pStyle w:val="Heading2"/>
+      </w:pPr>
+      <w:r>
+        <w:t xml:space="preserve">1.2 Objectives</w:t>
+      </w:r>
+    </w:p>
+    <w:p>
+      <w:pPr>
+        <w:numPr>
+          <w:ilvl w:val="0"/>
+          <w:numId w:val="1004"/>
+        </w:numPr>
+        <w:pStyle w:val="Compact"/>
+      </w:pPr>
+      <w:r>
+        <w:t xml:space="preserve">To build a web application with complete MySQL database connectivity.</w:t>
+      </w:r>
+    </w:p>
+    <w:p>
+      <w:pPr>
+        <w:numPr>
+          <w:ilvl w:val="0"/>
+          <w:numId w:val="1004"/>
+        </w:numPr>
+        <w:pStyle w:val="Compact"/>
+      </w:pPr>
+      <w:r>
+        <w:t xml:space="preserve">To implement all CRUD operations (Create, Read, Update, Delete) using raw SQL queries.</w:t>
+      </w:r>
+    </w:p>
+    <w:p>
+      <w:pPr>
+        <w:numPr>
+          <w:ilvl w:val="0"/>
+          <w:numId w:val="1004"/>
+        </w:numPr>
+        <w:pStyle w:val="Compact"/>
+      </w:pPr>
+      <w:r>
+        <w:t xml:space="preserve">To provide secure, role-based access for four types of users (admin, student, company, supervisor).</w:t>
+      </w:r>
+    </w:p>
+    <w:p>
+      <w:pPr>
+        <w:numPr>
+          <w:ilvl w:val="0"/>
+          <w:numId w:val="1004"/>
+        </w:numPr>
+        <w:pStyle w:val="Compact"/>
+      </w:pPr>
+      <w:r>
+        <w:t xml:space="preserve">To manage the complete internship workflow: posting, application with cover letter, selection, and withdrawal.</w:t>
+      </w:r>
+    </w:p>
+    <w:p>
+      <w:pPr>
+        <w:numPr>
+          <w:ilvl w:val="0"/>
+          <w:numId w:val="1004"/>
+        </w:numPr>
+        <w:pStyle w:val="Compact"/>
+      </w:pPr>
+      <w:r>
+        <w:t xml:space="preserve">To maintain a weekly progress log of every selected student with supervisor feedback and marks.</w:t>
+      </w:r>
+    </w:p>
     <w:bookmarkEnd w:id="29"/>
-    <w:bookmarkStart w:id="34" w:name="system-design"/>
+    <w:bookmarkStart w:id="33" w:name="purpose-scope-and-applicability"/>
     <w:p>
       <w:pPr>
         <w:pStyle w:val="Heading2"/>
       </w:pPr>
       <w:r>
-        <w:t xml:space="preserve">5. System Design</w:t>
-      </w:r>
-    </w:p>
-    <w:bookmarkStart w:id="30" w:name="system-architecture"/>
+        <w:t xml:space="preserve">1.3 Purpose, Scope and Applicability</w:t>
+      </w:r>
+    </w:p>
+    <w:bookmarkStart w:id="30" w:name="purpose"/>
     <w:p>
       <w:pPr>
         <w:pStyle w:val="Heading3"/>
       </w:pPr>
       <w:r>
-        <w:t xml:space="preserve">5.1 System Architecture</w:t>
+        <w:t xml:space="preserve">1.3.1 Purpose</w:t>
       </w:r>
     </w:p>
     <w:p>
@@ -1131,18 +1785,406 @@
         <w:pStyle w:val="FirstParagraph"/>
       </w:pPr>
       <w:r>
-        <w:t xml:space="preserve">The system uses a simple three-layer architecture:</w:t>
-      </w:r>
-    </w:p>
-    <w:p>
-      <w:pPr>
-        <w:pStyle w:val="SourceCode"/>
-      </w:pPr>
-      <w:r>
-        <w:rPr>
-          <w:rStyle w:val="VerbatimChar"/>
-        </w:rPr>
-        <w:t xml:space="preserve">Browser (HTML/CSS)  &lt;--&gt;  Flask (Python, routes/)  &lt;--&gt;  MySQL (database)</w:t>
+        <w:t xml:space="preserve">The purpose of Internship Portal is to provide a single organized platform</w:t>
+      </w:r>
+      <w:r>
+        <w:t xml:space="preserve"> </w:t>
+      </w:r>
+      <w:r>
+        <w:t xml:space="preserve">where the complete internship life cycle — from posting an opening to</w:t>
+      </w:r>
+      <w:r>
+        <w:t xml:space="preserve"> </w:t>
+      </w:r>
+      <w:r>
+        <w:t xml:space="preserve">evaluating a student’s weekly progress — is recorded and managed.</w:t>
+      </w:r>
+    </w:p>
+    <w:bookmarkEnd w:id="30"/>
+    <w:bookmarkStart w:id="31" w:name="scope"/>
+    <w:p>
+      <w:pPr>
+        <w:pStyle w:val="Heading3"/>
+      </w:pPr>
+      <w:r>
+        <w:t xml:space="preserve">1.3.2 Scope</w:t>
+      </w:r>
+    </w:p>
+    <w:p>
+      <w:pPr>
+        <w:pStyle w:val="FirstParagraph"/>
+      </w:pPr>
+      <w:r>
+        <w:t xml:space="preserve">The system includes role-based registration and login, internship posting</w:t>
+      </w:r>
+      <w:r>
+        <w:t xml:space="preserve"> </w:t>
+      </w:r>
+      <w:r>
+        <w:t xml:space="preserve">and management by companies, student applications with cover letters,</w:t>
+      </w:r>
+      <w:r>
+        <w:t xml:space="preserve"> </w:t>
+      </w:r>
+      <w:r>
+        <w:t xml:space="preserve">applicant selection, weekly progress logs with supervisor feedback and</w:t>
+      </w:r>
+      <w:r>
+        <w:t xml:space="preserve"> </w:t>
+      </w:r>
+      <w:r>
+        <w:t xml:space="preserve">marks, role-specific dashboards, and user administration. It is designed</w:t>
+      </w:r>
+      <w:r>
+        <w:t xml:space="preserve"> </w:t>
+      </w:r>
+      <w:r>
+        <w:t xml:space="preserve">for colleges and companies that take student interns.</w:t>
+      </w:r>
+    </w:p>
+    <w:bookmarkEnd w:id="31"/>
+    <w:bookmarkStart w:id="32" w:name="applicability"/>
+    <w:p>
+      <w:pPr>
+        <w:pStyle w:val="Heading3"/>
+      </w:pPr>
+      <w:r>
+        <w:t xml:space="preserve">1.3.3 Applicability</w:t>
+      </w:r>
+    </w:p>
+    <w:p>
+      <w:pPr>
+        <w:pStyle w:val="FirstParagraph"/>
+      </w:pPr>
+      <w:r>
+        <w:t xml:space="preserve">Internship Portal can be used by any college to connect its students with</w:t>
+      </w:r>
+      <w:r>
+        <w:t xml:space="preserve"> </w:t>
+      </w:r>
+      <w:r>
+        <w:t xml:space="preserve">partner companies, and by companies to manage their internship programs and</w:t>
+      </w:r>
+      <w:r>
+        <w:t xml:space="preserve"> </w:t>
+      </w:r>
+      <w:r>
+        <w:t xml:space="preserve">track intern progress through their own supervisors.</w:t>
+      </w:r>
+    </w:p>
+    <w:bookmarkEnd w:id="32"/>
+    <w:bookmarkEnd w:id="33"/>
+    <w:bookmarkStart w:id="34" w:name="achievements"/>
+    <w:p>
+      <w:pPr>
+        <w:pStyle w:val="Heading2"/>
+      </w:pPr>
+      <w:r>
+        <w:t xml:space="preserve">1.4 Achievements</w:t>
+      </w:r>
+    </w:p>
+    <w:p>
+      <w:pPr>
+        <w:pStyle w:val="FirstParagraph"/>
+      </w:pPr>
+      <w:r>
+        <w:t xml:space="preserve">The following work has been completed during the mid-term phase:</w:t>
+      </w:r>
+    </w:p>
+    <w:p>
+      <w:pPr>
+        <w:numPr>
+          <w:ilvl w:val="0"/>
+          <w:numId w:val="1005"/>
+        </w:numPr>
+        <w:pStyle w:val="Compact"/>
+      </w:pPr>
+      <w:r>
+        <w:t xml:space="preserve">Database design completed (8 tables with primary keys, foreign keys and cascade rules).</w:t>
+      </w:r>
+    </w:p>
+    <w:p>
+      <w:pPr>
+        <w:numPr>
+          <w:ilvl w:val="0"/>
+          <w:numId w:val="1005"/>
+        </w:numPr>
+        <w:pStyle w:val="Compact"/>
+      </w:pPr>
+      <w:r>
+        <w:t xml:space="preserve">Database connectivity from Python implemented using PyMySQL.</w:t>
+      </w:r>
+    </w:p>
+    <w:p>
+      <w:pPr>
+        <w:numPr>
+          <w:ilvl w:val="0"/>
+          <w:numId w:val="1005"/>
+        </w:numPr>
+        <w:pStyle w:val="Compact"/>
+      </w:pPr>
+      <w:r>
+        <w:t xml:space="preserve">All four CRUD operations implemented with raw SQL across the system.</w:t>
+      </w:r>
+    </w:p>
+    <w:p>
+      <w:pPr>
+        <w:numPr>
+          <w:ilvl w:val="0"/>
+          <w:numId w:val="1005"/>
+        </w:numPr>
+        <w:pStyle w:val="Compact"/>
+      </w:pPr>
+      <w:r>
+        <w:t xml:space="preserve">Role-based registration, login and session management implemented for all four roles.</w:t>
+      </w:r>
+    </w:p>
+    <w:p>
+      <w:pPr>
+        <w:numPr>
+          <w:ilvl w:val="0"/>
+          <w:numId w:val="1005"/>
+        </w:numPr>
+        <w:pStyle w:val="Compact"/>
+      </w:pPr>
+      <w:r>
+        <w:t xml:space="preserve">Complete workflow implemented: post internship → apply → select → weekly logs → feedback and marks.</w:t>
+      </w:r>
+    </w:p>
+    <w:p>
+      <w:pPr>
+        <w:numPr>
+          <w:ilvl w:val="0"/>
+          <w:numId w:val="1005"/>
+        </w:numPr>
+        <w:pStyle w:val="Compact"/>
+      </w:pPr>
+      <w:r>
+        <w:t xml:space="preserve">Public landing page and role-specific dashboards implemented.</w:t>
+      </w:r>
+    </w:p>
+    <w:p>
+      <w:pPr>
+        <w:numPr>
+          <w:ilvl w:val="0"/>
+          <w:numId w:val="1005"/>
+        </w:numPr>
+        <w:pStyle w:val="Compact"/>
+      </w:pPr>
+      <w:r>
+        <w:t xml:space="preserve">Manual testing of all user journeys completed.</w:t>
+      </w:r>
+    </w:p>
+    <w:bookmarkEnd w:id="34"/>
+    <w:bookmarkStart w:id="35" w:name="organization-of-report"/>
+    <w:p>
+      <w:pPr>
+        <w:pStyle w:val="Heading2"/>
+      </w:pPr>
+      <w:r>
+        <w:t xml:space="preserve">1.5 Organization of Report</w:t>
+      </w:r>
+    </w:p>
+    <w:p>
+      <w:pPr>
+        <w:pStyle w:val="FirstParagraph"/>
+      </w:pPr>
+      <w:r>
+        <w:t xml:space="preserve">This report is divided into seven chapters. Chapter One introduces the</w:t>
+      </w:r>
+      <w:r>
+        <w:t xml:space="preserve"> </w:t>
+      </w:r>
+      <w:r>
+        <w:t xml:space="preserve">project. Chapter Two discusses existing systems and the chosen technologies.</w:t>
+      </w:r>
+      <w:r>
+        <w:t xml:space="preserve"> </w:t>
+      </w:r>
+      <w:r>
+        <w:t xml:space="preserve">Chapter Three explains the system requirements and analysis. Chapter Four</w:t>
+      </w:r>
+      <w:r>
+        <w:t xml:space="preserve"> </w:t>
+      </w:r>
+      <w:r>
+        <w:t xml:space="preserve">presents the system design. Chapter Five describes implementation and</w:t>
+      </w:r>
+      <w:r>
+        <w:t xml:space="preserve"> </w:t>
+      </w:r>
+      <w:r>
+        <w:t xml:space="preserve">testing. Chapter Six discusses the results, while Chapter Seven concludes</w:t>
+      </w:r>
+      <w:r>
+        <w:t xml:space="preserve"> </w:t>
+      </w:r>
+      <w:r>
+        <w:t xml:space="preserve">the project with limitations and future scope.</w:t>
+      </w:r>
+    </w:p>
+    <w:bookmarkEnd w:id="35"/>
+    <w:bookmarkEnd w:id="36"/>
+    <w:bookmarkStart w:id="39" w:name="chapter-2-survey-of-technologies"/>
+    <w:p>
+      <w:pPr>
+        <w:pStyle w:val="Heading1"/>
+      </w:pPr>
+      <w:r>
+        <w:t xml:space="preserve">CHAPTER 2: SURVEY OF TECHNOLOGIES</w:t>
+      </w:r>
+    </w:p>
+    <w:bookmarkStart w:id="37" w:name="review-of-existing-system"/>
+    <w:p>
+      <w:pPr>
+        <w:pStyle w:val="Heading2"/>
+      </w:pPr>
+      <w:r>
+        <w:t xml:space="preserve">2.1 Review of Existing System</w:t>
+      </w:r>
+    </w:p>
+    <w:p>
+      <w:pPr>
+        <w:pStyle w:val="FirstParagraph"/>
+      </w:pPr>
+      <w:r>
+        <w:t xml:space="preserve">Several existing platforms such as</w:t>
+      </w:r>
+      <w:r>
+        <w:t xml:space="preserve"> </w:t>
+      </w:r>
+      <w:r>
+        <w:rPr>
+          <w:bCs/>
+          <w:b/>
+        </w:rPr>
+        <w:t xml:space="preserve">LinkedIn</w:t>
+      </w:r>
+      <w:r>
+        <w:t xml:space="preserve"> </w:t>
+      </w:r>
+      <w:r>
+        <w:t xml:space="preserve">and</w:t>
+      </w:r>
+      <w:r>
+        <w:t xml:space="preserve"> </w:t>
+      </w:r>
+      <w:r>
+        <w:rPr>
+          <w:bCs/>
+          <w:b/>
+        </w:rPr>
+        <w:t xml:space="preserve">Internshala</w:t>
+      </w:r>
+      <w:r>
+        <w:t xml:space="preserve"> </w:t>
+      </w:r>
+      <w:r>
+        <w:t xml:space="preserve">were</w:t>
+      </w:r>
+      <w:r>
+        <w:t xml:space="preserve"> </w:t>
+      </w:r>
+      <w:r>
+        <w:t xml:space="preserve">studied during the development of Internship Portal. These platforms</w:t>
+      </w:r>
+      <w:r>
+        <w:t xml:space="preserve"> </w:t>
+      </w:r>
+      <w:r>
+        <w:t xml:space="preserve">provide facilities for finding internships and jobs at a large scale.</w:t>
+      </w:r>
+      <w:r>
+        <w:t xml:space="preserve"> </w:t>
+      </w:r>
+      <w:r>
+        <w:t xml:space="preserve">However, they are designed as open public marketplaces: a college has no</w:t>
+      </w:r>
+      <w:r>
+        <w:t xml:space="preserve"> </w:t>
+      </w:r>
+      <w:r>
+        <w:t xml:space="preserve">control over which companies participate, no record of its own students’</w:t>
+      </w:r>
+      <w:r>
+        <w:t xml:space="preserve"> </w:t>
+      </w:r>
+      <w:r>
+        <w:t xml:space="preserve">applications, and — most importantly — no mechanism to track what a student</w:t>
+      </w:r>
+      <w:r>
+        <w:t xml:space="preserve"> </w:t>
+      </w:r>
+      <w:r>
+        <w:t xml:space="preserve">actually does every week during the internship.</w:t>
+      </w:r>
+    </w:p>
+    <w:p>
+      <w:pPr>
+        <w:pStyle w:val="BodyText"/>
+      </w:pPr>
+      <w:r>
+        <w:t xml:space="preserve">In most colleges, the internship process is still handled manually. Openings</w:t>
+      </w:r>
+      <w:r>
+        <w:t xml:space="preserve"> </w:t>
+      </w:r>
+      <w:r>
+        <w:t xml:space="preserve">are shared through notice boards or messaging groups, students apply by</w:t>
+      </w:r>
+      <w:r>
+        <w:t xml:space="preserve"> </w:t>
+      </w:r>
+      <w:r>
+        <w:t xml:space="preserve">email, and selection results are communicated informally. Weekly progress</w:t>
+      </w:r>
+      <w:r>
+        <w:t xml:space="preserve"> </w:t>
+      </w:r>
+      <w:r>
+        <w:t xml:space="preserve">reports, if they exist at all, are paper-based and rarely evaluated.</w:t>
+      </w:r>
+    </w:p>
+    <w:p>
+      <w:pPr>
+        <w:pStyle w:val="BodyText"/>
+      </w:pPr>
+      <w:r>
+        <w:t xml:space="preserve">To overcome these limitations, Internship Portal provides a closed,</w:t>
+      </w:r>
+      <w:r>
+        <w:t xml:space="preserve"> </w:t>
+      </w:r>
+      <w:r>
+        <w:t xml:space="preserve">college-scale platform where companies post openings, students apply with a</w:t>
+      </w:r>
+      <w:r>
+        <w:t xml:space="preserve"> </w:t>
+      </w:r>
+      <w:r>
+        <w:t xml:space="preserve">cover letter, and — after selection — every week of the internship is</w:t>
+      </w:r>
+      <w:r>
+        <w:t xml:space="preserve"> </w:t>
+      </w:r>
+      <w:r>
+        <w:t xml:space="preserve">logged by the student and evaluated by a company supervisor with feedback</w:t>
+      </w:r>
+      <w:r>
+        <w:t xml:space="preserve"> </w:t>
+      </w:r>
+      <w:r>
+        <w:t xml:space="preserve">and marks.</w:t>
+      </w:r>
+    </w:p>
+    <w:bookmarkEnd w:id="37"/>
+    <w:bookmarkStart w:id="38" w:name="technologies-used"/>
+    <w:p>
+      <w:pPr>
+        <w:pStyle w:val="Heading2"/>
+      </w:pPr>
+      <w:r>
+        <w:t xml:space="preserve">2.2 Technologies Used</w:t>
       </w:r>
     </w:p>
     <w:p>
@@ -1154,7 +2196,17 @@
         <w:pStyle w:val="Compact"/>
       </w:pPr>
       <w:r>
-        <w:t xml:space="preserve">The user opens a page in the browser and submits a form.</w:t>
+        <w:rPr>
+          <w:bCs/>
+          <w:b/>
+        </w:rPr>
+        <w:t xml:space="preserve">Python Flask</w:t>
+      </w:r>
+      <w:r>
+        <w:t xml:space="preserve"> </w:t>
+      </w:r>
+      <w:r>
+        <w:t xml:space="preserve">— a lightweight web framework, chosen over heavier frameworks because it keeps the routing, templates and logic simple and visible.</w:t>
       </w:r>
     </w:p>
     <w:p>
@@ -1166,22 +2218,17 @@
         <w:pStyle w:val="Compact"/>
       </w:pPr>
       <w:r>
-        <w:t xml:space="preserve">Flask receives the request, runs the matching function from the</w:t>
-      </w:r>
-      <w:r>
-        <w:t xml:space="preserve"> </w:t>
-      </w:r>
-      <w:r>
-        <w:rPr>
-          <w:rStyle w:val="VerbatimChar"/>
-        </w:rPr>
-        <w:t xml:space="preserve">routes/</w:t>
-      </w:r>
-      <w:r>
-        <w:t xml:space="preserve"> </w:t>
-      </w:r>
-      <w:r>
-        <w:t xml:space="preserve">folder.</w:t>
+        <w:rPr>
+          <w:bCs/>
+          <w:b/>
+        </w:rPr>
+        <w:t xml:space="preserve">MySQL</w:t>
+      </w:r>
+      <w:r>
+        <w:t xml:space="preserve"> </w:t>
+      </w:r>
+      <w:r>
+        <w:t xml:space="preserve">— a widely used relational DBMS that stores all system data in 8 related tables.</w:t>
       </w:r>
     </w:p>
     <w:p>
@@ -1193,93 +2240,758 @@
         <w:pStyle w:val="Compact"/>
       </w:pPr>
       <w:r>
-        <w:t xml:space="preserve">The function executes SQL queries on MySQL through PyMySQL and renders an HTML template with the result.</w:t>
-      </w:r>
-    </w:p>
-    <w:bookmarkEnd w:id="30"/>
-    <w:bookmarkStart w:id="31" w:name="er-diagram"/>
-    <w:p>
-      <w:pPr>
-        <w:pStyle w:val="Heading3"/>
-      </w:pPr>
-      <w:r>
-        <w:t xml:space="preserve">5.2 ER Diagram</w:t>
-      </w:r>
-    </w:p>
-    <w:p>
-      <w:pPr>
-        <w:pStyle w:val="FirstParagraph"/>
-      </w:pPr>
-      <w:r>
         <w:rPr>
           <w:bCs/>
           <w:b/>
         </w:rPr>
-        <w:t xml:space="preserve">[ Insert your ER diagram image here ]</w:t>
-      </w:r>
-    </w:p>
-    <w:bookmarkEnd w:id="31"/>
-    <w:bookmarkStart w:id="32" w:name="database-design"/>
-    <w:p>
-      <w:pPr>
-        <w:pStyle w:val="Heading3"/>
-      </w:pPr>
-      <w:r>
-        <w:t xml:space="preserve">5.3 Database Design</w:t>
-      </w:r>
-    </w:p>
-    <w:p>
-      <w:pPr>
-        <w:pStyle w:val="FirstParagraph"/>
-      </w:pPr>
-      <w:r>
-        <w:t xml:space="preserve">The database</w:t>
-      </w:r>
-      <w:r>
-        <w:t xml:space="preserve"> </w:t>
-      </w:r>
-      <w:r>
-        <w:rPr>
-          <w:rStyle w:val="VerbatimChar"/>
-        </w:rPr>
-        <w:t xml:space="preserve">internship_db</w:t>
-      </w:r>
-      <w:r>
-        <w:t xml:space="preserve"> </w:t>
-      </w:r>
-      <w:r>
-        <w:t xml:space="preserve">has</w:t>
-      </w:r>
-      <w:r>
-        <w:t xml:space="preserve"> </w:t>
-      </w:r>
+        <w:t xml:space="preserve">PyMySQL</w:t>
+      </w:r>
+      <w:r>
+        <w:t xml:space="preserve"> </w:t>
+      </w:r>
+      <w:r>
+        <w:t xml:space="preserve">— the library that connects Python to MySQL; all queries are written as raw SQL to demonstrate direct database operations.</w:t>
+      </w:r>
+    </w:p>
+    <w:p>
+      <w:pPr>
+        <w:numPr>
+          <w:ilvl w:val="0"/>
+          <w:numId w:val="1006"/>
+        </w:numPr>
+        <w:pStyle w:val="Compact"/>
+      </w:pPr>
       <w:r>
         <w:rPr>
           <w:bCs/>
           <w:b/>
         </w:rPr>
-        <w:t xml:space="preserve">8 tables</w:t>
-      </w:r>
-      <w:r>
-        <w:t xml:space="preserve">:</w:t>
-      </w:r>
-    </w:p>
-    <w:p>
-      <w:pPr>
-        <w:pStyle w:val="BodyText"/>
+        <w:t xml:space="preserve">HTML + Jinja Templates</w:t>
+      </w:r>
+      <w:r>
+        <w:t xml:space="preserve"> </w:t>
+      </w:r>
+      <w:r>
+        <w:t xml:space="preserve">— page structure, with one shared base layout.</w:t>
+      </w:r>
+    </w:p>
+    <w:p>
+      <w:pPr>
+        <w:numPr>
+          <w:ilvl w:val="0"/>
+          <w:numId w:val="1006"/>
+        </w:numPr>
+        <w:pStyle w:val="Compact"/>
       </w:pPr>
       <w:r>
         <w:rPr>
           <w:bCs/>
           <w:b/>
         </w:rPr>
-        <w:t xml:space="preserve">Table: roles</w:t>
-      </w:r>
-      <w:r>
-        <w:t xml:space="preserve"> </w:t>
-      </w:r>
-      <w:r>
-        <w:t xml:space="preserve">— the four types of users</w:t>
+        <w:t xml:space="preserve">CSS</w:t>
+      </w:r>
+      <w:r>
+        <w:t xml:space="preserve"> </w:t>
+      </w:r>
+      <w:r>
+        <w:t xml:space="preserve">— plain custom stylesheet (no framework), with colors defined once as variables.</w:t>
+      </w:r>
+    </w:p>
+    <w:p>
+      <w:pPr>
+        <w:numPr>
+          <w:ilvl w:val="0"/>
+          <w:numId w:val="1006"/>
+        </w:numPr>
+        <w:pStyle w:val="Compact"/>
+      </w:pPr>
+      <w:r>
+        <w:rPr>
+          <w:bCs/>
+          <w:b/>
+        </w:rPr>
+        <w:t xml:space="preserve">Git / GitHub</w:t>
+      </w:r>
+      <w:r>
+        <w:t xml:space="preserve"> </w:t>
+      </w:r>
+      <w:r>
+        <w:t xml:space="preserve">— version control.</w:t>
+      </w:r>
+    </w:p>
+    <w:bookmarkEnd w:id="38"/>
+    <w:bookmarkEnd w:id="39"/>
+    <w:bookmarkStart w:id="63" w:name="chapter-3-requirements-and-analysis"/>
+    <w:p>
+      <w:pPr>
+        <w:pStyle w:val="Heading1"/>
+      </w:pPr>
+      <w:r>
+        <w:t xml:space="preserve">CHAPTER 3: REQUIREMENTS AND ANALYSIS</w:t>
+      </w:r>
+    </w:p>
+    <w:bookmarkStart w:id="40" w:name="problem-definition"/>
+    <w:p>
+      <w:pPr>
+        <w:pStyle w:val="Heading2"/>
+      </w:pPr>
+      <w:r>
+        <w:t xml:space="preserve">3.1 Problem Definition</w:t>
+      </w:r>
+    </w:p>
+    <w:p>
+      <w:pPr>
+        <w:pStyle w:val="FirstParagraph"/>
+      </w:pPr>
+      <w:r>
+        <w:t xml:space="preserve">There is no single system where students, companies and supervisors can</w:t>
+      </w:r>
+      <w:r>
+        <w:t xml:space="preserve"> </w:t>
+      </w:r>
+      <w:r>
+        <w:t xml:space="preserve">work together during an internship. This causes several problems:</w:t>
+      </w:r>
+    </w:p>
+    <w:p>
+      <w:pPr>
+        <w:numPr>
+          <w:ilvl w:val="0"/>
+          <w:numId w:val="1007"/>
+        </w:numPr>
+        <w:pStyle w:val="Compact"/>
+      </w:pPr>
+      <w:r>
+        <w:t xml:space="preserve">Students do not know which companies are offering internships.</w:t>
+      </w:r>
+    </w:p>
+    <w:p>
+      <w:pPr>
+        <w:numPr>
+          <w:ilvl w:val="0"/>
+          <w:numId w:val="1007"/>
+        </w:numPr>
+        <w:pStyle w:val="Compact"/>
+      </w:pPr>
+      <w:r>
+        <w:t xml:space="preserve">Companies receive applications through many informal channels and lose track of them.</w:t>
+      </w:r>
+    </w:p>
+    <w:p>
+      <w:pPr>
+        <w:numPr>
+          <w:ilvl w:val="0"/>
+          <w:numId w:val="1007"/>
+        </w:numPr>
+        <w:pStyle w:val="Compact"/>
+      </w:pPr>
+      <w:r>
+        <w:t xml:space="preserve">There is no record of what work a student actually performs each week.</w:t>
+      </w:r>
+    </w:p>
+    <w:p>
+      <w:pPr>
+        <w:numPr>
+          <w:ilvl w:val="0"/>
+          <w:numId w:val="1007"/>
+        </w:numPr>
+        <w:pStyle w:val="Compact"/>
+      </w:pPr>
+      <w:r>
+        <w:t xml:space="preserve">Supervisor feedback is informal and never stored anywhere.</w:t>
+      </w:r>
+    </w:p>
+    <w:p>
+      <w:pPr>
+        <w:numPr>
+          <w:ilvl w:val="0"/>
+          <w:numId w:val="1007"/>
+        </w:numPr>
+        <w:pStyle w:val="Compact"/>
+      </w:pPr>
+      <w:r>
+        <w:t xml:space="preserve">The college administration has no overview of users and activities.</w:t>
+      </w:r>
+    </w:p>
+    <w:bookmarkEnd w:id="40"/>
+    <w:bookmarkStart w:id="43" w:name="requirements-specification"/>
+    <w:p>
+      <w:pPr>
+        <w:pStyle w:val="Heading2"/>
+      </w:pPr>
+      <w:r>
+        <w:t xml:space="preserve">3.2 Requirements Specification</w:t>
+      </w:r>
+    </w:p>
+    <w:p>
+      <w:pPr>
+        <w:pStyle w:val="FirstParagraph"/>
+      </w:pPr>
+      <w:r>
+        <w:t xml:space="preserve">The requirements of the Internship Portal system are classified into</w:t>
+      </w:r>
+      <w:r>
+        <w:t xml:space="preserve"> </w:t>
+      </w:r>
+      <w:r>
+        <w:t xml:space="preserve">Functional Requirements and Non-Functional Requirements.</w:t>
+      </w:r>
+    </w:p>
+    <w:bookmarkStart w:id="41" w:name="functional-requirements"/>
+    <w:p>
+      <w:pPr>
+        <w:pStyle w:val="Heading3"/>
+      </w:pPr>
+      <w:r>
+        <w:t xml:space="preserve">Functional Requirements</w:t>
+      </w:r>
+    </w:p>
+    <w:p>
+      <w:pPr>
+        <w:numPr>
+          <w:ilvl w:val="0"/>
+          <w:numId w:val="1008"/>
+        </w:numPr>
+        <w:pStyle w:val="Compact"/>
+      </w:pPr>
+      <w:r>
+        <w:rPr>
+          <w:bCs/>
+          <w:b/>
+        </w:rPr>
+        <w:t xml:space="preserve">FR-1:</w:t>
+      </w:r>
+      <w:r>
+        <w:t xml:space="preserve"> </w:t>
+      </w:r>
+      <w:r>
+        <w:t xml:space="preserve">The system shall allow students, companies and supervisors to register with role-specific details.</w:t>
+      </w:r>
+    </w:p>
+    <w:p>
+      <w:pPr>
+        <w:numPr>
+          <w:ilvl w:val="0"/>
+          <w:numId w:val="1008"/>
+        </w:numPr>
+        <w:pStyle w:val="Compact"/>
+      </w:pPr>
+      <w:r>
+        <w:rPr>
+          <w:bCs/>
+          <w:b/>
+        </w:rPr>
+        <w:t xml:space="preserve">FR-2:</w:t>
+      </w:r>
+      <w:r>
+        <w:t xml:space="preserve"> </w:t>
+      </w:r>
+      <w:r>
+        <w:t xml:space="preserve">The system shall allow registered users to log in with email and password, and log out.</w:t>
+      </w:r>
+    </w:p>
+    <w:p>
+      <w:pPr>
+        <w:numPr>
+          <w:ilvl w:val="0"/>
+          <w:numId w:val="1008"/>
+        </w:numPr>
+        <w:pStyle w:val="Compact"/>
+      </w:pPr>
+      <w:r>
+        <w:rPr>
+          <w:bCs/>
+          <w:b/>
+        </w:rPr>
+        <w:t xml:space="preserve">FR-3:</w:t>
+      </w:r>
+      <w:r>
+        <w:t xml:space="preserve"> </w:t>
+      </w:r>
+      <w:r>
+        <w:t xml:space="preserve">The system shall reject registration with an already-used email address.</w:t>
+      </w:r>
+    </w:p>
+    <w:p>
+      <w:pPr>
+        <w:numPr>
+          <w:ilvl w:val="0"/>
+          <w:numId w:val="1008"/>
+        </w:numPr>
+        <w:pStyle w:val="Compact"/>
+      </w:pPr>
+      <w:r>
+        <w:rPr>
+          <w:bCs/>
+          <w:b/>
+        </w:rPr>
+        <w:t xml:space="preserve">FR-4:</w:t>
+      </w:r>
+      <w:r>
+        <w:t xml:space="preserve"> </w:t>
+      </w:r>
+      <w:r>
+        <w:t xml:space="preserve">The system shall identify each user’s role at login and show only pages and data belonging to that role.</w:t>
+      </w:r>
+    </w:p>
+    <w:p>
+      <w:pPr>
+        <w:numPr>
+          <w:ilvl w:val="0"/>
+          <w:numId w:val="1008"/>
+        </w:numPr>
+        <w:pStyle w:val="Compact"/>
+      </w:pPr>
+      <w:r>
+        <w:rPr>
+          <w:bCs/>
+          <w:b/>
+        </w:rPr>
+        <w:t xml:space="preserve">FR-5:</w:t>
+      </w:r>
+      <w:r>
+        <w:t xml:space="preserve"> </w:t>
+      </w:r>
+      <w:r>
+        <w:t xml:space="preserve">A company shall be able to post an internship with title, description, required skills, duration, stipend and vacancies.</w:t>
+      </w:r>
+    </w:p>
+    <w:p>
+      <w:pPr>
+        <w:numPr>
+          <w:ilvl w:val="0"/>
+          <w:numId w:val="1008"/>
+        </w:numPr>
+        <w:pStyle w:val="Compact"/>
+      </w:pPr>
+      <w:r>
+        <w:rPr>
+          <w:bCs/>
+          <w:b/>
+        </w:rPr>
+        <w:t xml:space="preserve">FR-6:</w:t>
+      </w:r>
+      <w:r>
+        <w:t xml:space="preserve"> </w:t>
+      </w:r>
+      <w:r>
+        <w:t xml:space="preserve">A company shall be able to edit, close or delete only its own internships.</w:t>
+      </w:r>
+    </w:p>
+    <w:p>
+      <w:pPr>
+        <w:numPr>
+          <w:ilvl w:val="0"/>
+          <w:numId w:val="1008"/>
+        </w:numPr>
+        <w:pStyle w:val="Compact"/>
+      </w:pPr>
+      <w:r>
+        <w:rPr>
+          <w:bCs/>
+          <w:b/>
+        </w:rPr>
+        <w:t xml:space="preserve">FR-7:</w:t>
+      </w:r>
+      <w:r>
+        <w:t xml:space="preserve"> </w:t>
+      </w:r>
+      <w:r>
+        <w:t xml:space="preserve">A student shall be able to browse and search open internships and apply with a cover letter.</w:t>
+      </w:r>
+    </w:p>
+    <w:p>
+      <w:pPr>
+        <w:numPr>
+          <w:ilvl w:val="0"/>
+          <w:numId w:val="1008"/>
+        </w:numPr>
+        <w:pStyle w:val="Compact"/>
+      </w:pPr>
+      <w:r>
+        <w:rPr>
+          <w:bCs/>
+          <w:b/>
+        </w:rPr>
+        <w:t xml:space="preserve">FR-8:</w:t>
+      </w:r>
+      <w:r>
+        <w:t xml:space="preserve"> </w:t>
+      </w:r>
+      <w:r>
+        <w:t xml:space="preserve">The system shall prevent a student from applying twice to the same internship.</w:t>
+      </w:r>
+    </w:p>
+    <w:p>
+      <w:pPr>
+        <w:numPr>
+          <w:ilvl w:val="0"/>
+          <w:numId w:val="1008"/>
+        </w:numPr>
+        <w:pStyle w:val="Compact"/>
+      </w:pPr>
+      <w:r>
+        <w:rPr>
+          <w:bCs/>
+          <w:b/>
+        </w:rPr>
+        <w:t xml:space="preserve">FR-9:</w:t>
+      </w:r>
+      <w:r>
+        <w:t xml:space="preserve"> </w:t>
+      </w:r>
+      <w:r>
+        <w:t xml:space="preserve">A student shall be able to view the status of their applications and withdraw an application.</w:t>
+      </w:r>
+    </w:p>
+    <w:p>
+      <w:pPr>
+        <w:numPr>
+          <w:ilvl w:val="0"/>
+          <w:numId w:val="1008"/>
+        </w:numPr>
+        <w:pStyle w:val="Compact"/>
+      </w:pPr>
+      <w:r>
+        <w:rPr>
+          <w:bCs/>
+          <w:b/>
+        </w:rPr>
+        <w:t xml:space="preserve">FR-10:</w:t>
+      </w:r>
+      <w:r>
+        <w:t xml:space="preserve"> </w:t>
+      </w:r>
+      <w:r>
+        <w:t xml:space="preserve">A company shall be able to view applicants with their details and mark each application as selected or rejected.</w:t>
+      </w:r>
+    </w:p>
+    <w:p>
+      <w:pPr>
+        <w:numPr>
+          <w:ilvl w:val="0"/>
+          <w:numId w:val="1008"/>
+        </w:numPr>
+        <w:pStyle w:val="Compact"/>
+      </w:pPr>
+      <w:r>
+        <w:rPr>
+          <w:bCs/>
+          <w:b/>
+        </w:rPr>
+        <w:t xml:space="preserve">FR-11:</w:t>
+      </w:r>
+      <w:r>
+        <w:t xml:space="preserve"> </w:t>
+      </w:r>
+      <w:r>
+        <w:t xml:space="preserve">A selected student shall be able to submit weekly progress logs (week number, work done).</w:t>
+      </w:r>
+    </w:p>
+    <w:p>
+      <w:pPr>
+        <w:numPr>
+          <w:ilvl w:val="0"/>
+          <w:numId w:val="1008"/>
+        </w:numPr>
+        <w:pStyle w:val="Compact"/>
+      </w:pPr>
+      <w:r>
+        <w:rPr>
+          <w:bCs/>
+          <w:b/>
+        </w:rPr>
+        <w:t xml:space="preserve">FR-12:</w:t>
+      </w:r>
+      <w:r>
+        <w:t xml:space="preserve"> </w:t>
+      </w:r>
+      <w:r>
+        <w:t xml:space="preserve">A supervisor shall be able to view the selected students of their own company, read their weekly logs, and give feedback with marks.</w:t>
+      </w:r>
+    </w:p>
+    <w:p>
+      <w:pPr>
+        <w:numPr>
+          <w:ilvl w:val="0"/>
+          <w:numId w:val="1008"/>
+        </w:numPr>
+        <w:pStyle w:val="Compact"/>
+      </w:pPr>
+      <w:r>
+        <w:rPr>
+          <w:bCs/>
+          <w:b/>
+        </w:rPr>
+        <w:t xml:space="preserve">FR-13:</w:t>
+      </w:r>
+      <w:r>
+        <w:t xml:space="preserve"> </w:t>
+      </w:r>
+      <w:r>
+        <w:t xml:space="preserve">A student shall be able to see the supervisor’s feedback and marks on their logs.</w:t>
+      </w:r>
+    </w:p>
+    <w:p>
+      <w:pPr>
+        <w:numPr>
+          <w:ilvl w:val="0"/>
+          <w:numId w:val="1008"/>
+        </w:numPr>
+        <w:pStyle w:val="Compact"/>
+      </w:pPr>
+      <w:r>
+        <w:rPr>
+          <w:bCs/>
+          <w:b/>
+        </w:rPr>
+        <w:t xml:space="preserve">FR-14:</w:t>
+      </w:r>
+      <w:r>
+        <w:t xml:space="preserve"> </w:t>
+      </w:r>
+      <w:r>
+        <w:t xml:space="preserve">The admin shall be able to view all users and delete a user, with all related data removed automatically (cascade delete).</w:t>
+      </w:r>
+    </w:p>
+    <w:p>
+      <w:pPr>
+        <w:numPr>
+          <w:ilvl w:val="0"/>
+          <w:numId w:val="1008"/>
+        </w:numPr>
+        <w:pStyle w:val="Compact"/>
+      </w:pPr>
+      <w:r>
+        <w:rPr>
+          <w:bCs/>
+          <w:b/>
+        </w:rPr>
+        <w:t xml:space="preserve">FR-15:</w:t>
+      </w:r>
+      <w:r>
+        <w:t xml:space="preserve"> </w:t>
+      </w:r>
+      <w:r>
+        <w:t xml:space="preserve">The system shall show each role a dashboard with statistics relevant to that role, and a public landing page with overall counts.</w:t>
+      </w:r>
+    </w:p>
+    <w:bookmarkEnd w:id="41"/>
+    <w:bookmarkStart w:id="42" w:name="non-functional-requirements"/>
+    <w:p>
+      <w:pPr>
+        <w:pStyle w:val="Heading3"/>
+      </w:pPr>
+      <w:r>
+        <w:t xml:space="preserve">Non-Functional Requirements</w:t>
+      </w:r>
+    </w:p>
+    <w:p>
+      <w:pPr>
+        <w:numPr>
+          <w:ilvl w:val="0"/>
+          <w:numId w:val="1009"/>
+        </w:numPr>
+        <w:pStyle w:val="Compact"/>
+      </w:pPr>
+      <w:r>
+        <w:rPr>
+          <w:bCs/>
+          <w:b/>
+        </w:rPr>
+        <w:t xml:space="preserve">NFR-1 (Security):</w:t>
+      </w:r>
+      <w:r>
+        <w:t xml:space="preserve"> </w:t>
+      </w:r>
+      <w:r>
+        <w:t xml:space="preserve">Passwords shall never be stored in plain text; they are hashed using Werkzeug’s password hashing functions.</w:t>
+      </w:r>
+    </w:p>
+    <w:p>
+      <w:pPr>
+        <w:numPr>
+          <w:ilvl w:val="0"/>
+          <w:numId w:val="1009"/>
+        </w:numPr>
+        <w:pStyle w:val="Compact"/>
+      </w:pPr>
+      <w:r>
+        <w:rPr>
+          <w:bCs/>
+          <w:b/>
+        </w:rPr>
+        <w:t xml:space="preserve">NFR-2 (Security):</w:t>
+      </w:r>
+      <w:r>
+        <w:t xml:space="preserve"> </w:t>
+      </w:r>
+      <w:r>
+        <w:t xml:space="preserve">All SQL queries shall use parameterized placeholders (</w:t>
+      </w:r>
+      <w:r>
+        <w:rPr>
+          <w:rStyle w:val="VerbatimChar"/>
+        </w:rPr>
+        <w:t xml:space="preserve">%s</w:t>
+      </w:r>
+      <w:r>
+        <w:t xml:space="preserve">) to prevent SQL injection.</w:t>
+      </w:r>
+    </w:p>
+    <w:p>
+      <w:pPr>
+        <w:numPr>
+          <w:ilvl w:val="0"/>
+          <w:numId w:val="1009"/>
+        </w:numPr>
+        <w:pStyle w:val="Compact"/>
+      </w:pPr>
+      <w:r>
+        <w:rPr>
+          <w:bCs/>
+          <w:b/>
+        </w:rPr>
+        <w:t xml:space="preserve">NFR-3 (Access control):</w:t>
+      </w:r>
+      <w:r>
+        <w:t xml:space="preserve"> </w:t>
+      </w:r>
+      <w:r>
+        <w:t xml:space="preserve">Every page shall verify the session role, and users shall act only on their own data.</w:t>
+      </w:r>
+    </w:p>
+    <w:p>
+      <w:pPr>
+        <w:numPr>
+          <w:ilvl w:val="0"/>
+          <w:numId w:val="1009"/>
+        </w:numPr>
+        <w:pStyle w:val="Compact"/>
+      </w:pPr>
+      <w:r>
+        <w:rPr>
+          <w:bCs/>
+          <w:b/>
+        </w:rPr>
+        <w:t xml:space="preserve">NFR-4 (Data integrity):</w:t>
+      </w:r>
+      <w:r>
+        <w:t xml:space="preserve"> </w:t>
+      </w:r>
+      <w:r>
+        <w:t xml:space="preserve">The database shall enforce integrity through primary keys, foreign keys, a unique email, and a unique (student, internship) pair.</w:t>
+      </w:r>
+    </w:p>
+    <w:p>
+      <w:pPr>
+        <w:numPr>
+          <w:ilvl w:val="0"/>
+          <w:numId w:val="1009"/>
+        </w:numPr>
+        <w:pStyle w:val="Compact"/>
+      </w:pPr>
+      <w:r>
+        <w:rPr>
+          <w:bCs/>
+          <w:b/>
+        </w:rPr>
+        <w:t xml:space="preserve">NFR-5 (Usability):</w:t>
+      </w:r>
+      <w:r>
+        <w:t xml:space="preserve"> </w:t>
+      </w:r>
+      <w:r>
+        <w:t xml:space="preserve">The interface shall be simple and usable without training, with clear feedback messages after every action.</w:t>
+      </w:r>
+    </w:p>
+    <w:p>
+      <w:pPr>
+        <w:numPr>
+          <w:ilvl w:val="0"/>
+          <w:numId w:val="1009"/>
+        </w:numPr>
+        <w:pStyle w:val="Compact"/>
+      </w:pPr>
+      <w:r>
+        <w:rPr>
+          <w:bCs/>
+          <w:b/>
+        </w:rPr>
+        <w:t xml:space="preserve">NFR-6 (Maintainability):</w:t>
+      </w:r>
+      <w:r>
+        <w:t xml:space="preserve"> </w:t>
+      </w:r>
+      <w:r>
+        <w:t xml:space="preserve">The code shall be organized one file per concern so changes are localized.</w:t>
+      </w:r>
+    </w:p>
+    <w:p>
+      <w:pPr>
+        <w:numPr>
+          <w:ilvl w:val="0"/>
+          <w:numId w:val="1009"/>
+        </w:numPr>
+        <w:pStyle w:val="Compact"/>
+      </w:pPr>
+      <w:r>
+        <w:rPr>
+          <w:bCs/>
+          <w:b/>
+        </w:rPr>
+        <w:t xml:space="preserve">NFR-7 (Portability):</w:t>
+      </w:r>
+      <w:r>
+        <w:t xml:space="preserve"> </w:t>
+      </w:r>
+      <w:r>
+        <w:t xml:space="preserve">The system shall run on any machine with Python 3 and MySQL, with only two external dependencies.</w:t>
+      </w:r>
+    </w:p>
+    <w:p>
+      <w:pPr>
+        <w:numPr>
+          <w:ilvl w:val="0"/>
+          <w:numId w:val="1009"/>
+        </w:numPr>
+        <w:pStyle w:val="Compact"/>
+      </w:pPr>
+      <w:r>
+        <w:rPr>
+          <w:bCs/>
+          <w:b/>
+        </w:rPr>
+        <w:t xml:space="preserve">NFR-8 (Performance):</w:t>
+      </w:r>
+      <w:r>
+        <w:t xml:space="preserve"> </w:t>
+      </w:r>
+      <w:r>
+        <w:t xml:space="preserve">Pages shall load with a small number of SQL queries using JOINs, giving fast response at college scale.</w:t>
+      </w:r>
+    </w:p>
+    <w:bookmarkEnd w:id="42"/>
+    <w:bookmarkEnd w:id="43"/>
+    <w:bookmarkStart w:id="44" w:name="planning-and-scheduling"/>
+    <w:p>
+      <w:pPr>
+        <w:pStyle w:val="Heading2"/>
+      </w:pPr>
+      <w:r>
+        <w:t xml:space="preserve">3.3 Planning and Scheduling</w:t>
+      </w:r>
+    </w:p>
+    <w:p>
+      <w:pPr>
+        <w:pStyle w:val="FirstParagraph"/>
+      </w:pPr>
+      <w:r>
+        <w:rPr>
+          <w:bCs/>
+          <w:b/>
+        </w:rPr>
+        <w:t xml:space="preserve">Table 3.3: Planning and Scheduling</w:t>
       </w:r>
     </w:p>
     <w:tbl>
@@ -1290,9 +3002,9 @@
         <w:jc w:val="start"/>
       </w:tblPr>
       <w:tblGrid>
-        <w:gridCol w:w="3334"/>
-        <w:gridCol w:w="2501"/>
-        <w:gridCol w:w="2084"/>
+        <w:gridCol w:w="2640"/>
+        <w:gridCol w:w="2640"/>
+        <w:gridCol w:w="2640"/>
       </w:tblGrid>
       <w:tr>
         <w:trPr>
@@ -1306,31 +3018,31 @@
               <w:jc w:val="left"/>
             </w:pPr>
             <w:r>
-              <w:t xml:space="preserve">Column</w:t>
-            </w:r>
-          </w:p>
-        </w:tc>
-        <w:tc>
-          <w:tcPr/>
-          <w:p>
-            <w:pPr>
-              <w:pStyle w:val="Compact"/>
-              <w:jc w:val="left"/>
-            </w:pPr>
-            <w:r>
-              <w:t xml:space="preserve">Type</w:t>
-            </w:r>
-          </w:p>
-        </w:tc>
-        <w:tc>
-          <w:tcPr/>
-          <w:p>
-            <w:pPr>
-              <w:pStyle w:val="Compact"/>
-              <w:jc w:val="left"/>
-            </w:pPr>
-            <w:r>
-              <w:t xml:space="preserve">Key</w:t>
+              <w:t xml:space="preserve">Phase</w:t>
+            </w:r>
+          </w:p>
+        </w:tc>
+        <w:tc>
+          <w:tcPr/>
+          <w:p>
+            <w:pPr>
+              <w:pStyle w:val="Compact"/>
+              <w:jc w:val="left"/>
+            </w:pPr>
+            <w:r>
+              <w:t xml:space="preserve">Duration</w:t>
+            </w:r>
+          </w:p>
+        </w:tc>
+        <w:tc>
+          <w:tcPr/>
+          <w:p>
+            <w:pPr>
+              <w:pStyle w:val="Compact"/>
+              <w:jc w:val="left"/>
+            </w:pPr>
+            <w:r>
+              <w:t xml:space="preserve">Work</w:t>
             </w:r>
           </w:p>
         </w:tc>
@@ -1344,31 +3056,31 @@
               <w:jc w:val="left"/>
             </w:pPr>
             <w:r>
-              <w:t xml:space="preserve">id</w:t>
-            </w:r>
-          </w:p>
-        </w:tc>
-        <w:tc>
-          <w:tcPr/>
-          <w:p>
-            <w:pPr>
-              <w:pStyle w:val="Compact"/>
-              <w:jc w:val="left"/>
-            </w:pPr>
-            <w:r>
-              <w:t xml:space="preserve">INT, AUTO_INCREMENT</w:t>
-            </w:r>
-          </w:p>
-        </w:tc>
-        <w:tc>
-          <w:tcPr/>
-          <w:p>
-            <w:pPr>
-              <w:pStyle w:val="Compact"/>
-              <w:jc w:val="left"/>
-            </w:pPr>
-            <w:r>
-              <w:t xml:space="preserve">Primary Key</w:t>
+              <w:t xml:space="preserve">Requirement analysis</w:t>
+            </w:r>
+          </w:p>
+        </w:tc>
+        <w:tc>
+          <w:tcPr/>
+          <w:p>
+            <w:pPr>
+              <w:pStyle w:val="Compact"/>
+              <w:jc w:val="left"/>
+            </w:pPr>
+            <w:r>
+              <w:t xml:space="preserve">Week 1</w:t>
+            </w:r>
+          </w:p>
+        </w:tc>
+        <w:tc>
+          <w:tcPr/>
+          <w:p>
+            <w:pPr>
+              <w:pStyle w:val="Compact"/>
+              <w:jc w:val="left"/>
+            </w:pPr>
+            <w:r>
+              <w:t xml:space="preserve">Study problem, define roles and features</w:t>
             </w:r>
           </w:p>
         </w:tc>
@@ -1382,46 +3094,1262 @@
               <w:jc w:val="left"/>
             </w:pPr>
             <w:r>
-              <w:t xml:space="preserve">role_name</w:t>
-            </w:r>
-          </w:p>
-        </w:tc>
-        <w:tc>
-          <w:tcPr/>
-          <w:p>
-            <w:pPr>
-              <w:pStyle w:val="Compact"/>
-              <w:jc w:val="left"/>
-            </w:pPr>
-            <w:r>
-              <w:t xml:space="preserve">VARCHAR(20), UNIQUE</w:t>
-            </w:r>
-          </w:p>
-        </w:tc>
-        <w:tc>
-          <w:tcPr/>
-          <w:p>
-            <w:pPr>
-              <w:pStyle w:val="Compact"/>
-              <w:jc w:val="left"/>
-            </w:pPr>
-            <w:r>
-              <w:t xml:space="preserve">admin / student / company / supervisor</w:t>
+              <w:t xml:space="preserve">Database design</w:t>
+            </w:r>
+          </w:p>
+        </w:tc>
+        <w:tc>
+          <w:tcPr/>
+          <w:p>
+            <w:pPr>
+              <w:pStyle w:val="Compact"/>
+              <w:jc w:val="left"/>
+            </w:pPr>
+            <w:r>
+              <w:t xml:space="preserve">Week 2</w:t>
+            </w:r>
+          </w:p>
+        </w:tc>
+        <w:tc>
+          <w:tcPr/>
+          <w:p>
+            <w:pPr>
+              <w:pStyle w:val="Compact"/>
+              <w:jc w:val="left"/>
+            </w:pPr>
+            <w:r>
+              <w:t xml:space="preserve">ER model, 8 tables, keys and relations</w:t>
+            </w:r>
+          </w:p>
+        </w:tc>
+      </w:tr>
+      <w:tr>
+        <w:tc>
+          <w:tcPr/>
+          <w:p>
+            <w:pPr>
+              <w:pStyle w:val="Compact"/>
+              <w:jc w:val="left"/>
+            </w:pPr>
+            <w:r>
+              <w:t xml:space="preserve">Authentication module</w:t>
+            </w:r>
+          </w:p>
+        </w:tc>
+        <w:tc>
+          <w:tcPr/>
+          <w:p>
+            <w:pPr>
+              <w:pStyle w:val="Compact"/>
+              <w:jc w:val="left"/>
+            </w:pPr>
+            <w:r>
+              <w:t xml:space="preserve">Week 3</w:t>
+            </w:r>
+          </w:p>
+        </w:tc>
+        <w:tc>
+          <w:tcPr/>
+          <w:p>
+            <w:pPr>
+              <w:pStyle w:val="Compact"/>
+              <w:jc w:val="left"/>
+            </w:pPr>
+            <w:r>
+              <w:t xml:space="preserve">Registration (3 types), login, sessions</w:t>
+            </w:r>
+          </w:p>
+        </w:tc>
+      </w:tr>
+      <w:tr>
+        <w:tc>
+          <w:tcPr/>
+          <w:p>
+            <w:pPr>
+              <w:pStyle w:val="Compact"/>
+              <w:jc w:val="left"/>
+            </w:pPr>
+            <w:r>
+              <w:t xml:space="preserve">Internship &amp; application modules</w:t>
+            </w:r>
+          </w:p>
+        </w:tc>
+        <w:tc>
+          <w:tcPr/>
+          <w:p>
+            <w:pPr>
+              <w:pStyle w:val="Compact"/>
+              <w:jc w:val="left"/>
+            </w:pPr>
+            <w:r>
+              <w:t xml:space="preserve">Week 4–5</w:t>
+            </w:r>
+          </w:p>
+        </w:tc>
+        <w:tc>
+          <w:tcPr/>
+          <w:p>
+            <w:pPr>
+              <w:pStyle w:val="Compact"/>
+              <w:jc w:val="left"/>
+            </w:pPr>
+            <w:r>
+              <w:t xml:space="preserve">Post/edit/delete, apply, select/reject</w:t>
+            </w:r>
+          </w:p>
+        </w:tc>
+      </w:tr>
+      <w:tr>
+        <w:tc>
+          <w:tcPr/>
+          <w:p>
+            <w:pPr>
+              <w:pStyle w:val="Compact"/>
+              <w:jc w:val="left"/>
+            </w:pPr>
+            <w:r>
+              <w:t xml:space="preserve">Progress log module</w:t>
+            </w:r>
+          </w:p>
+        </w:tc>
+        <w:tc>
+          <w:tcPr/>
+          <w:p>
+            <w:pPr>
+              <w:pStyle w:val="Compact"/>
+              <w:jc w:val="left"/>
+            </w:pPr>
+            <w:r>
+              <w:t xml:space="preserve">Week 6</w:t>
+            </w:r>
+          </w:p>
+        </w:tc>
+        <w:tc>
+          <w:tcPr/>
+          <w:p>
+            <w:pPr>
+              <w:pStyle w:val="Compact"/>
+              <w:jc w:val="left"/>
+            </w:pPr>
+            <w:r>
+              <w:t xml:space="preserve">Weekly logs, feedback and marks</w:t>
+            </w:r>
+          </w:p>
+        </w:tc>
+      </w:tr>
+      <w:tr>
+        <w:tc>
+          <w:tcPr/>
+          <w:p>
+            <w:pPr>
+              <w:pStyle w:val="Compact"/>
+              <w:jc w:val="left"/>
+            </w:pPr>
+            <w:r>
+              <w:t xml:space="preserve">Testing &amp; documentation</w:t>
+            </w:r>
+          </w:p>
+        </w:tc>
+        <w:tc>
+          <w:tcPr/>
+          <w:p>
+            <w:pPr>
+              <w:pStyle w:val="Compact"/>
+              <w:jc w:val="left"/>
+            </w:pPr>
+            <w:r>
+              <w:t xml:space="preserve">Week 7</w:t>
+            </w:r>
+          </w:p>
+        </w:tc>
+        <w:tc>
+          <w:tcPr/>
+          <w:p>
+            <w:pPr>
+              <w:pStyle w:val="Compact"/>
+              <w:jc w:val="left"/>
+            </w:pPr>
+            <w:r>
+              <w:t xml:space="preserve">Manual testing, diagrams, this report</w:t>
+            </w:r>
+          </w:p>
+        </w:tc>
+      </w:tr>
+      <w:tr>
+        <w:tc>
+          <w:tcPr/>
+          <w:p>
+            <w:pPr>
+              <w:pStyle w:val="Compact"/>
+              <w:jc w:val="left"/>
+            </w:pPr>
+            <w:r>
+              <w:t xml:space="preserve">Remaining work (after mid-term)</w:t>
+            </w:r>
+          </w:p>
+        </w:tc>
+        <w:tc>
+          <w:tcPr/>
+          <w:p>
+            <w:pPr>
+              <w:pStyle w:val="Compact"/>
+              <w:jc w:val="left"/>
+            </w:pPr>
+            <w:r>
+              <w:t xml:space="preserve">Week 8+</w:t>
+            </w:r>
+          </w:p>
+        </w:tc>
+        <w:tc>
+          <w:tcPr/>
+          <w:p>
+            <w:pPr>
+              <w:pStyle w:val="Compact"/>
+              <w:jc w:val="left"/>
+            </w:pPr>
+            <w:r>
+              <w:t xml:space="preserve">File uploads, search filters, reports, deployment</w:t>
             </w:r>
           </w:p>
         </w:tc>
       </w:tr>
     </w:tbl>
-    <w:p>
-      <w:pPr>
-        <w:pStyle w:val="BodyText"/>
+    <w:bookmarkEnd w:id="44"/>
+    <w:bookmarkStart w:id="45" w:name="software-and-hardware-requirements"/>
+    <w:p>
+      <w:pPr>
+        <w:pStyle w:val="Heading2"/>
+      </w:pPr>
+      <w:r>
+        <w:t xml:space="preserve">3.4 Software and Hardware Requirements</w:t>
+      </w:r>
+    </w:p>
+    <w:p>
+      <w:pPr>
+        <w:pStyle w:val="FirstParagraph"/>
       </w:pPr>
       <w:r>
         <w:rPr>
           <w:bCs/>
           <w:b/>
         </w:rPr>
-        <w:t xml:space="preserve">Table: users</w:t>
+        <w:t xml:space="preserve">Table 3.4: Software and Hardware Requirements</w:t>
+      </w:r>
+    </w:p>
+    <w:tbl>
+      <w:tblPr>
+        <w:tblStyle w:val="Table"/>
+        <w:tblW w:type="auto" w:w="0"/>
+        <w:tblLook w:firstRow="1" w:lastRow="0" w:firstColumn="0" w:lastColumn="0" w:noHBand="0" w:noVBand="0" w:val="0020"/>
+        <w:jc w:val="start"/>
+      </w:tblPr>
+      <w:tblGrid>
+        <w:gridCol w:w="3960"/>
+        <w:gridCol w:w="3960"/>
+      </w:tblGrid>
+      <w:tr>
+        <w:trPr>
+          <w:tblHeader w:val="true"/>
+        </w:trPr>
+        <w:tc>
+          <w:tcPr/>
+          <w:p>
+            <w:pPr>
+              <w:pStyle w:val="Compact"/>
+              <w:jc w:val="left"/>
+            </w:pPr>
+            <w:r>
+              <w:t xml:space="preserve">Category</w:t>
+            </w:r>
+          </w:p>
+        </w:tc>
+        <w:tc>
+          <w:tcPr/>
+          <w:p>
+            <w:pPr>
+              <w:pStyle w:val="Compact"/>
+              <w:jc w:val="left"/>
+            </w:pPr>
+            <w:r>
+              <w:t xml:space="preserve">Requirement</w:t>
+            </w:r>
+          </w:p>
+        </w:tc>
+      </w:tr>
+      <w:tr>
+        <w:tc>
+          <w:tcPr/>
+          <w:p>
+            <w:pPr>
+              <w:pStyle w:val="Compact"/>
+              <w:jc w:val="left"/>
+            </w:pPr>
+            <w:r>
+              <w:t xml:space="preserve">Operating System</w:t>
+            </w:r>
+          </w:p>
+        </w:tc>
+        <w:tc>
+          <w:tcPr/>
+          <w:p>
+            <w:pPr>
+              <w:pStyle w:val="Compact"/>
+              <w:jc w:val="left"/>
+            </w:pPr>
+            <w:r>
+              <w:t xml:space="preserve">Windows / Linux / macOS</w:t>
+            </w:r>
+          </w:p>
+        </w:tc>
+      </w:tr>
+      <w:tr>
+        <w:tc>
+          <w:tcPr/>
+          <w:p>
+            <w:pPr>
+              <w:pStyle w:val="Compact"/>
+              <w:jc w:val="left"/>
+            </w:pPr>
+            <w:r>
+              <w:t xml:space="preserve">Language</w:t>
+            </w:r>
+          </w:p>
+        </w:tc>
+        <w:tc>
+          <w:tcPr/>
+          <w:p>
+            <w:pPr>
+              <w:pStyle w:val="Compact"/>
+              <w:jc w:val="left"/>
+            </w:pPr>
+            <w:r>
+              <w:t xml:space="preserve">Python 3</w:t>
+            </w:r>
+          </w:p>
+        </w:tc>
+      </w:tr>
+      <w:tr>
+        <w:tc>
+          <w:tcPr/>
+          <w:p>
+            <w:pPr>
+              <w:pStyle w:val="Compact"/>
+              <w:jc w:val="left"/>
+            </w:pPr>
+            <w:r>
+              <w:t xml:space="preserve">Framework</w:t>
+            </w:r>
+          </w:p>
+        </w:tc>
+        <w:tc>
+          <w:tcPr/>
+          <w:p>
+            <w:pPr>
+              <w:pStyle w:val="Compact"/>
+              <w:jc w:val="left"/>
+            </w:pPr>
+            <w:r>
+              <w:t xml:space="preserve">Flask</w:t>
+            </w:r>
+          </w:p>
+        </w:tc>
+      </w:tr>
+      <w:tr>
+        <w:tc>
+          <w:tcPr/>
+          <w:p>
+            <w:pPr>
+              <w:pStyle w:val="Compact"/>
+              <w:jc w:val="left"/>
+            </w:pPr>
+            <w:r>
+              <w:t xml:space="preserve">Database</w:t>
+            </w:r>
+          </w:p>
+        </w:tc>
+        <w:tc>
+          <w:tcPr/>
+          <w:p>
+            <w:pPr>
+              <w:pStyle w:val="Compact"/>
+              <w:jc w:val="left"/>
+            </w:pPr>
+            <w:r>
+              <w:t xml:space="preserve">MySQL (via PyMySQL)</w:t>
+            </w:r>
+          </w:p>
+        </w:tc>
+      </w:tr>
+      <w:tr>
+        <w:tc>
+          <w:tcPr/>
+          <w:p>
+            <w:pPr>
+              <w:pStyle w:val="Compact"/>
+              <w:jc w:val="left"/>
+            </w:pPr>
+            <w:r>
+              <w:t xml:space="preserve">Frontend</w:t>
+            </w:r>
+          </w:p>
+        </w:tc>
+        <w:tc>
+          <w:tcPr/>
+          <w:p>
+            <w:pPr>
+              <w:pStyle w:val="Compact"/>
+              <w:jc w:val="left"/>
+            </w:pPr>
+            <w:r>
+              <w:t xml:space="preserve">HTML, CSS, Jinja templates</w:t>
+            </w:r>
+          </w:p>
+        </w:tc>
+      </w:tr>
+      <w:tr>
+        <w:tc>
+          <w:tcPr/>
+          <w:p>
+            <w:pPr>
+              <w:pStyle w:val="Compact"/>
+              <w:jc w:val="left"/>
+            </w:pPr>
+            <w:r>
+              <w:t xml:space="preserve">Tools</w:t>
+            </w:r>
+          </w:p>
+        </w:tc>
+        <w:tc>
+          <w:tcPr/>
+          <w:p>
+            <w:pPr>
+              <w:pStyle w:val="Compact"/>
+              <w:jc w:val="left"/>
+            </w:pPr>
+            <w:r>
+              <w:t xml:space="preserve">VS Code, Git, MySQL client</w:t>
+            </w:r>
+          </w:p>
+        </w:tc>
+      </w:tr>
+      <w:tr>
+        <w:tc>
+          <w:tcPr/>
+          <w:p>
+            <w:pPr>
+              <w:pStyle w:val="Compact"/>
+              <w:jc w:val="left"/>
+            </w:pPr>
+            <w:r>
+              <w:t xml:space="preserve">Hardware</w:t>
+            </w:r>
+          </w:p>
+        </w:tc>
+        <w:tc>
+          <w:tcPr/>
+          <w:p>
+            <w:pPr>
+              <w:pStyle w:val="Compact"/>
+              <w:jc w:val="left"/>
+            </w:pPr>
+            <w:r>
+              <w:t xml:space="preserve">Any computer with 4 GB RAM and MySQL installed</w:t>
+            </w:r>
+          </w:p>
+        </w:tc>
+      </w:tr>
+    </w:tbl>
+    <w:bookmarkEnd w:id="45"/>
+    <w:bookmarkStart w:id="46" w:name="preliminary-product-description"/>
+    <w:p>
+      <w:pPr>
+        <w:pStyle w:val="Heading2"/>
+      </w:pPr>
+      <w:r>
+        <w:t xml:space="preserve">3.5 Preliminary Product Description</w:t>
+      </w:r>
+    </w:p>
+    <w:p>
+      <w:pPr>
+        <w:pStyle w:val="FirstParagraph"/>
+      </w:pPr>
+      <w:r>
+        <w:t xml:space="preserve">Internship Portal is a role-based web application. A visitor sees a landing</w:t>
+      </w:r>
+      <w:r>
+        <w:t xml:space="preserve"> </w:t>
+      </w:r>
+      <w:r>
+        <w:t xml:space="preserve">page with live statistics and can register as a student, company or</w:t>
+      </w:r>
+      <w:r>
+        <w:t xml:space="preserve"> </w:t>
+      </w:r>
+      <w:r>
+        <w:t xml:space="preserve">supervisor. After login, each role gets its own dashboard and pages:</w:t>
+      </w:r>
+      <w:r>
+        <w:t xml:space="preserve"> </w:t>
+      </w:r>
+      <w:r>
+        <w:t xml:space="preserve">students browse and apply to internships and maintain a weekly log book</w:t>
+      </w:r>
+      <w:r>
+        <w:t xml:space="preserve"> </w:t>
+      </w:r>
+      <w:r>
+        <w:t xml:space="preserve">after selection; companies post internships and manage applicants;</w:t>
+      </w:r>
+      <w:r>
+        <w:t xml:space="preserve"> </w:t>
+      </w:r>
+      <w:r>
+        <w:t xml:space="preserve">supervisors evaluate the weekly logs of selected students at their company;</w:t>
+      </w:r>
+      <w:r>
+        <w:t xml:space="preserve"> </w:t>
+      </w:r>
+      <w:r>
+        <w:t xml:space="preserve">and the admin manages all users.</w:t>
+      </w:r>
+    </w:p>
+    <w:bookmarkEnd w:id="46"/>
+    <w:bookmarkStart w:id="62" w:name="conceptual-models"/>
+    <w:p>
+      <w:pPr>
+        <w:pStyle w:val="Heading2"/>
+      </w:pPr>
+      <w:r>
+        <w:t xml:space="preserve">3.6 Conceptual Models</w:t>
+      </w:r>
+    </w:p>
+    <w:bookmarkStart w:id="50" w:name="uml-class-diagram"/>
+    <w:p>
+      <w:pPr>
+        <w:pStyle w:val="Heading3"/>
+      </w:pPr>
+      <w:r>
+        <w:t xml:space="preserve">3.6.1 UML Class Diagram</w:t>
+      </w:r>
+    </w:p>
+    <w:p>
+      <w:pPr>
+        <w:pStyle w:val="CaptionedFigure"/>
+      </w:pPr>
+      <w:r>
+        <w:drawing>
+          <wp:inline>
+            <wp:extent cx="5334000" cy="4082814"/>
+            <wp:effectExtent b="0" l="0" r="0" t="0"/>
+            <wp:docPr descr="Figure 3.6.1: UML Class Diagram" title="" id="48" name="Picture"/>
+            <a:graphic>
+              <a:graphicData uri="http://schemas.openxmlformats.org/drawingml/2006/picture">
+                <pic:pic>
+                  <pic:nvPicPr>
+                    <pic:cNvPr descr="uml_class_diagram.png" id="49" name="Picture"/>
+                    <pic:cNvPicPr>
+                      <a:picLocks noChangeArrowheads="1" noChangeAspect="1"/>
+                    </pic:cNvPicPr>
+                  </pic:nvPicPr>
+                  <pic:blipFill>
+                    <a:blip r:embed="rId47"/>
+                    <a:stretch>
+                      <a:fillRect/>
+                    </a:stretch>
+                  </pic:blipFill>
+                  <pic:spPr bwMode="auto">
+                    <a:xfrm>
+                      <a:off x="0" y="0"/>
+                      <a:ext cx="5334000" cy="4082814"/>
+                    </a:xfrm>
+                    <a:prstGeom prst="rect">
+                      <a:avLst/>
+                    </a:prstGeom>
+                    <a:noFill/>
+                    <a:ln w="9525">
+                      <a:noFill/>
+                      <a:headEnd/>
+                      <a:tailEnd/>
+                    </a:ln>
+                  </pic:spPr>
+                </pic:pic>
+              </a:graphicData>
+            </a:graphic>
+          </wp:inline>
+        </w:drawing>
+      </w:r>
+    </w:p>
+    <w:p>
+      <w:pPr>
+        <w:pStyle w:val="ImageCaption"/>
+      </w:pPr>
+      <w:r>
+        <w:t xml:space="preserve">Figure 3.6.1: UML Class Diagram</w:t>
+      </w:r>
+    </w:p>
+    <w:bookmarkEnd w:id="50"/>
+    <w:bookmarkStart w:id="54" w:name="use-case-diagram"/>
+    <w:p>
+      <w:pPr>
+        <w:pStyle w:val="Heading3"/>
+      </w:pPr>
+      <w:r>
+        <w:t xml:space="preserve">3.6.2 Use Case Diagram</w:t>
+      </w:r>
+    </w:p>
+    <w:p>
+      <w:pPr>
+        <w:pStyle w:val="CaptionedFigure"/>
+      </w:pPr>
+      <w:r>
+        <w:drawing>
+          <wp:inline>
+            <wp:extent cx="5334000" cy="4129548"/>
+            <wp:effectExtent b="0" l="0" r="0" t="0"/>
+            <wp:docPr descr="Figure 3.6.2: Use Case Diagram" title="" id="52" name="Picture"/>
+            <a:graphic>
+              <a:graphicData uri="http://schemas.openxmlformats.org/drawingml/2006/picture">
+                <pic:pic>
+                  <pic:nvPicPr>
+                    <pic:cNvPr descr="use_case_diagram.png" id="53" name="Picture"/>
+                    <pic:cNvPicPr>
+                      <a:picLocks noChangeArrowheads="1" noChangeAspect="1"/>
+                    </pic:cNvPicPr>
+                  </pic:nvPicPr>
+                  <pic:blipFill>
+                    <a:blip r:embed="rId51"/>
+                    <a:stretch>
+                      <a:fillRect/>
+                    </a:stretch>
+                  </pic:blipFill>
+                  <pic:spPr bwMode="auto">
+                    <a:xfrm>
+                      <a:off x="0" y="0"/>
+                      <a:ext cx="5334000" cy="4129548"/>
+                    </a:xfrm>
+                    <a:prstGeom prst="rect">
+                      <a:avLst/>
+                    </a:prstGeom>
+                    <a:noFill/>
+                    <a:ln w="9525">
+                      <a:noFill/>
+                      <a:headEnd/>
+                      <a:tailEnd/>
+                    </a:ln>
+                  </pic:spPr>
+                </pic:pic>
+              </a:graphicData>
+            </a:graphic>
+          </wp:inline>
+        </w:drawing>
+      </w:r>
+    </w:p>
+    <w:p>
+      <w:pPr>
+        <w:pStyle w:val="ImageCaption"/>
+      </w:pPr>
+      <w:r>
+        <w:t xml:space="preserve">Figure 3.6.2: Use Case Diagram</w:t>
+      </w:r>
+    </w:p>
+    <w:bookmarkEnd w:id="54"/>
+    <w:bookmarkStart w:id="61" w:name="data-flow-diagram"/>
+    <w:p>
+      <w:pPr>
+        <w:pStyle w:val="Heading3"/>
+      </w:pPr>
+      <w:r>
+        <w:t xml:space="preserve">3.6.3 Data Flow Diagram</w:t>
+      </w:r>
+    </w:p>
+    <w:p>
+      <w:pPr>
+        <w:pStyle w:val="CaptionedFigure"/>
+      </w:pPr>
+      <w:r>
+        <w:drawing>
+          <wp:inline>
+            <wp:extent cx="5334000" cy="3528646"/>
+            <wp:effectExtent b="0" l="0" r="0" t="0"/>
+            <wp:docPr descr="Figure 3.6.3: Data Flow Diagram (Level-0)" title="" id="56" name="Picture"/>
+            <a:graphic>
+              <a:graphicData uri="http://schemas.openxmlformats.org/drawingml/2006/picture">
+                <pic:pic>
+                  <pic:nvPicPr>
+                    <pic:cNvPr descr="dfd_level0.png" id="57" name="Picture"/>
+                    <pic:cNvPicPr>
+                      <a:picLocks noChangeArrowheads="1" noChangeAspect="1"/>
+                    </pic:cNvPicPr>
+                  </pic:nvPicPr>
+                  <pic:blipFill>
+                    <a:blip r:embed="rId55"/>
+                    <a:stretch>
+                      <a:fillRect/>
+                    </a:stretch>
+                  </pic:blipFill>
+                  <pic:spPr bwMode="auto">
+                    <a:xfrm>
+                      <a:off x="0" y="0"/>
+                      <a:ext cx="5334000" cy="3528646"/>
+                    </a:xfrm>
+                    <a:prstGeom prst="rect">
+                      <a:avLst/>
+                    </a:prstGeom>
+                    <a:noFill/>
+                    <a:ln w="9525">
+                      <a:noFill/>
+                      <a:headEnd/>
+                      <a:tailEnd/>
+                    </a:ln>
+                  </pic:spPr>
+                </pic:pic>
+              </a:graphicData>
+            </a:graphic>
+          </wp:inline>
+        </w:drawing>
+      </w:r>
+    </w:p>
+    <w:p>
+      <w:pPr>
+        <w:pStyle w:val="ImageCaption"/>
+      </w:pPr>
+      <w:r>
+        <w:t xml:space="preserve">Figure 3.6.3: Data Flow Diagram (Level-0)</w:t>
+      </w:r>
+    </w:p>
+    <w:p>
+      <w:pPr>
+        <w:pStyle w:val="CaptionedFigure"/>
+      </w:pPr>
+      <w:r>
+        <w:drawing>
+          <wp:inline>
+            <wp:extent cx="5334000" cy="4177228"/>
+            <wp:effectExtent b="0" l="0" r="0" t="0"/>
+            <wp:docPr descr="Figure 3.6.4: Data Flow Diagram (Level-1)" title="" id="59" name="Picture"/>
+            <a:graphic>
+              <a:graphicData uri="http://schemas.openxmlformats.org/drawingml/2006/picture">
+                <pic:pic>
+                  <pic:nvPicPr>
+                    <pic:cNvPr descr="dfd_level1.png" id="60" name="Picture"/>
+                    <pic:cNvPicPr>
+                      <a:picLocks noChangeArrowheads="1" noChangeAspect="1"/>
+                    </pic:cNvPicPr>
+                  </pic:nvPicPr>
+                  <pic:blipFill>
+                    <a:blip r:embed="rId58"/>
+                    <a:stretch>
+                      <a:fillRect/>
+                    </a:stretch>
+                  </pic:blipFill>
+                  <pic:spPr bwMode="auto">
+                    <a:xfrm>
+                      <a:off x="0" y="0"/>
+                      <a:ext cx="5334000" cy="4177228"/>
+                    </a:xfrm>
+                    <a:prstGeom prst="rect">
+                      <a:avLst/>
+                    </a:prstGeom>
+                    <a:noFill/>
+                    <a:ln w="9525">
+                      <a:noFill/>
+                      <a:headEnd/>
+                      <a:tailEnd/>
+                    </a:ln>
+                  </pic:spPr>
+                </pic:pic>
+              </a:graphicData>
+            </a:graphic>
+          </wp:inline>
+        </w:drawing>
+      </w:r>
+    </w:p>
+    <w:p>
+      <w:pPr>
+        <w:pStyle w:val="ImageCaption"/>
+      </w:pPr>
+      <w:r>
+        <w:t xml:space="preserve">Figure 3.6.4: Data Flow Diagram (Level-1)</w:t>
+      </w:r>
+    </w:p>
+    <w:bookmarkEnd w:id="61"/>
+    <w:bookmarkEnd w:id="62"/>
+    <w:bookmarkEnd w:id="63"/>
+    <w:bookmarkStart w:id="68" w:name="chapter-4-design"/>
+    <w:p>
+      <w:pPr>
+        <w:pStyle w:val="Heading1"/>
+      </w:pPr>
+      <w:r>
+        <w:t xml:space="preserve">CHAPTER 4: DESIGN</w:t>
+      </w:r>
+    </w:p>
+    <w:bookmarkStart w:id="64" w:name="introduction"/>
+    <w:p>
+      <w:pPr>
+        <w:pStyle w:val="Heading2"/>
+      </w:pPr>
+      <w:r>
+        <w:t xml:space="preserve">4.1 Introduction</w:t>
+      </w:r>
+    </w:p>
+    <w:p>
+      <w:pPr>
+        <w:pStyle w:val="FirstParagraph"/>
+      </w:pPr>
+      <w:r>
+        <w:t xml:space="preserve">This chapter presents the architecture of the system, the database design</w:t>
+      </w:r>
+      <w:r>
+        <w:t xml:space="preserve"> </w:t>
+      </w:r>
+      <w:r>
+        <w:t xml:space="preserve">with all table structures, and the interface design.</w:t>
+      </w:r>
+    </w:p>
+    <w:bookmarkEnd w:id="64"/>
+    <w:bookmarkStart w:id="65" w:name="system-design"/>
+    <w:p>
+      <w:pPr>
+        <w:pStyle w:val="Heading2"/>
+      </w:pPr>
+      <w:r>
+        <w:t xml:space="preserve">4.2 System Design</w:t>
+      </w:r>
+    </w:p>
+    <w:p>
+      <w:pPr>
+        <w:pStyle w:val="FirstParagraph"/>
+      </w:pPr>
+      <w:r>
+        <w:t xml:space="preserve">The system uses a simple three-layer architecture:</w:t>
+      </w:r>
+    </w:p>
+    <w:p>
+      <w:pPr>
+        <w:pStyle w:val="SourceCode"/>
+      </w:pPr>
+      <w:r>
+        <w:rPr>
+          <w:rStyle w:val="VerbatimChar"/>
+        </w:rPr>
+        <w:t xml:space="preserve">Browser (HTML/CSS)  &lt;--&gt;  Flask (Python, routes/)  &lt;--&gt;  MySQL (database)</w:t>
+      </w:r>
+    </w:p>
+    <w:p>
+      <w:pPr>
+        <w:numPr>
+          <w:ilvl w:val="0"/>
+          <w:numId w:val="1010"/>
+        </w:numPr>
+        <w:pStyle w:val="Compact"/>
+      </w:pPr>
+      <w:r>
+        <w:t xml:space="preserve">The user opens a page or submits a form in the browser.</w:t>
+      </w:r>
+    </w:p>
+    <w:p>
+      <w:pPr>
+        <w:numPr>
+          <w:ilvl w:val="0"/>
+          <w:numId w:val="1010"/>
+        </w:numPr>
+        <w:pStyle w:val="Compact"/>
+      </w:pPr>
+      <w:r>
+        <w:t xml:space="preserve">Flask matches the URL in</w:t>
+      </w:r>
+      <w:r>
+        <w:t xml:space="preserve"> </w:t>
+      </w:r>
+      <w:r>
+        <w:rPr>
+          <w:rStyle w:val="VerbatimChar"/>
+        </w:rPr>
+        <w:t xml:space="preserve">app.py</w:t>
+      </w:r>
+      <w:r>
+        <w:t xml:space="preserve"> </w:t>
+      </w:r>
+      <w:r>
+        <w:t xml:space="preserve">and runs the corresponding function from the</w:t>
+      </w:r>
+      <w:r>
+        <w:t xml:space="preserve"> </w:t>
+      </w:r>
+      <w:r>
+        <w:rPr>
+          <w:rStyle w:val="VerbatimChar"/>
+        </w:rPr>
+        <w:t xml:space="preserve">routes/</w:t>
+      </w:r>
+      <w:r>
+        <w:t xml:space="preserve"> </w:t>
+      </w:r>
+      <w:r>
+        <w:t xml:space="preserve">folder.</w:t>
+      </w:r>
+    </w:p>
+    <w:p>
+      <w:pPr>
+        <w:numPr>
+          <w:ilvl w:val="0"/>
+          <w:numId w:val="1010"/>
+        </w:numPr>
+        <w:pStyle w:val="Compact"/>
+      </w:pPr>
+      <w:r>
+        <w:t xml:space="preserve">The function executes SQL on MySQL through PyMySQL and renders an HTML template with the result.</w:t>
+      </w:r>
+    </w:p>
+    <w:p>
+      <w:pPr>
+        <w:pStyle w:val="FirstParagraph"/>
+      </w:pPr>
+      <w:r>
+        <w:t xml:space="preserve">The project is organized as follows:</w:t>
+      </w:r>
+    </w:p>
+    <w:p>
+      <w:pPr>
+        <w:pStyle w:val="SourceCode"/>
+      </w:pPr>
+      <w:r>
+        <w:rPr>
+          <w:rStyle w:val="VerbatimChar"/>
+        </w:rPr>
+        <w:t xml:space="preserve">Internship_Portal/</w:t>
+      </w:r>
+      <w:r>
+        <w:br/>
+      </w:r>
+      <w:r>
+        <w:rPr>
+          <w:rStyle w:val="VerbatimChar"/>
+        </w:rPr>
+        <w:t xml:space="preserve">├── app.py              main file: connects every URL to its function</w:t>
+      </w:r>
+      <w:r>
+        <w:br/>
+      </w:r>
+      <w:r>
+        <w:rPr>
+          <w:rStyle w:val="VerbatimChar"/>
+        </w:rPr>
+        <w:t xml:space="preserve">├── db.py               database connection + shared helper functions</w:t>
+      </w:r>
+      <w:r>
+        <w:br/>
+      </w:r>
+      <w:r>
+        <w:rPr>
+          <w:rStyle w:val="VerbatimChar"/>
+        </w:rPr>
+        <w:t xml:space="preserve">├── routes/             page functions, one file per part of the site</w:t>
+      </w:r>
+      <w:r>
+        <w:br/>
+      </w:r>
+      <w:r>
+        <w:rPr>
+          <w:rStyle w:val="VerbatimChar"/>
+        </w:rPr>
+        <w:t xml:space="preserve">│   ├── auth.py         register (3 types), login, logout</w:t>
+      </w:r>
+      <w:r>
+        <w:br/>
+      </w:r>
+      <w:r>
+        <w:rPr>
+          <w:rStyle w:val="VerbatimChar"/>
+        </w:rPr>
+        <w:t xml:space="preserve">│   ├── main.py         landing page, dashboard, internship list</w:t>
+      </w:r>
+      <w:r>
+        <w:br/>
+      </w:r>
+      <w:r>
+        <w:rPr>
+          <w:rStyle w:val="VerbatimChar"/>
+        </w:rPr>
+        <w:t xml:space="preserve">│   ├── student.py      apply, my applications, weekly logs</w:t>
+      </w:r>
+      <w:r>
+        <w:br/>
+      </w:r>
+      <w:r>
+        <w:rPr>
+          <w:rStyle w:val="VerbatimChar"/>
+        </w:rPr>
+        <w:t xml:space="preserve">│   ├── company.py      post/edit/delete internships, applicants</w:t>
+      </w:r>
+      <w:r>
+        <w:br/>
+      </w:r>
+      <w:r>
+        <w:rPr>
+          <w:rStyle w:val="VerbatimChar"/>
+        </w:rPr>
+        <w:t xml:space="preserve">│   ├── supervisor.py   my students, view logs, give feedback</w:t>
+      </w:r>
+      <w:r>
+        <w:br/>
+      </w:r>
+      <w:r>
+        <w:rPr>
+          <w:rStyle w:val="VerbatimChar"/>
+        </w:rPr>
+        <w:t xml:space="preserve">│   └── admin.py        manage users</w:t>
+      </w:r>
+      <w:r>
+        <w:br/>
+      </w:r>
+      <w:r>
+        <w:rPr>
+          <w:rStyle w:val="VerbatimChar"/>
+        </w:rPr>
+        <w:t xml:space="preserve">├── database.sql        creates the database, 8 tables and admin account</w:t>
+      </w:r>
+      <w:r>
+        <w:br/>
+      </w:r>
+      <w:r>
+        <w:rPr>
+          <w:rStyle w:val="VerbatimChar"/>
+        </w:rPr>
+        <w:t xml:space="preserve">├── static/style.css    all styling (plain CSS)</w:t>
+      </w:r>
+      <w:r>
+        <w:br/>
+      </w:r>
+      <w:r>
+        <w:rPr>
+          <w:rStyle w:val="VerbatimChar"/>
+        </w:rPr>
+        <w:t xml:space="preserve">└── templates/          HTML pages (all extend base.html)</w:t>
+      </w:r>
+    </w:p>
+    <w:bookmarkEnd w:id="65"/>
+    <w:bookmarkStart w:id="66" w:name="database-design"/>
+    <w:p>
+      <w:pPr>
+        <w:pStyle w:val="Heading2"/>
+      </w:pPr>
+      <w:r>
+        <w:t xml:space="preserve">4.3 Database Design</w:t>
+      </w:r>
+    </w:p>
+    <w:p>
+      <w:pPr>
+        <w:pStyle w:val="FirstParagraph"/>
+      </w:pPr>
+      <w:r>
+        <w:rPr>
+          <w:bCs/>
+          <w:b/>
+        </w:rPr>
+        <w:t xml:space="preserve">[ Insert Figure 4.3.1: your ER diagram here ]</w:t>
+      </w:r>
+    </w:p>
+    <w:p>
+      <w:pPr>
+        <w:pStyle w:val="BodyText"/>
+      </w:pPr>
+      <w:r>
+        <w:t xml:space="preserve">The database</w:t>
+      </w:r>
+      <w:r>
+        <w:t xml:space="preserve"> </w:t>
+      </w:r>
+      <w:r>
+        <w:rPr>
+          <w:rStyle w:val="VerbatimChar"/>
+        </w:rPr>
+        <w:t xml:space="preserve">internship_db</w:t>
+      </w:r>
+      <w:r>
+        <w:t xml:space="preserve"> </w:t>
+      </w:r>
+      <w:r>
+        <w:t xml:space="preserve">has 8 tables. All foreign keys use</w:t>
+      </w:r>
+      <w:r>
+        <w:t xml:space="preserve"> </w:t>
+      </w:r>
+      <w:r>
+        <w:rPr>
+          <w:rStyle w:val="VerbatimChar"/>
+        </w:rPr>
+        <w:t xml:space="preserve">ON DELETE CASCADE</w:t>
+      </w:r>
+      <w:r>
+        <w:t xml:space="preserve">, so deleting a user automatically removes all of that</w:t>
+      </w:r>
+      <w:r>
+        <w:t xml:space="preserve"> </w:t>
+      </w:r>
+      <w:r>
+        <w:t xml:space="preserve">user’s data.</w:t>
+      </w:r>
+    </w:p>
+    <w:p>
+      <w:pPr>
+        <w:pStyle w:val="BodyText"/>
+      </w:pPr>
+      <w:r>
+        <w:rPr>
+          <w:bCs/>
+          <w:b/>
+        </w:rPr>
+        <w:t xml:space="preserve">Table 4.3.1: roles</w:t>
+      </w:r>
+      <w:r>
+        <w:t xml:space="preserve"> </w:t>
+      </w:r>
+      <w:r>
+        <w:t xml:space="preserve">— the four types of users</w:t>
+      </w:r>
+    </w:p>
+    <w:tbl>
+      <w:tblPr>
+        <w:tblStyle w:val="Table"/>
+        <w:tblW w:type="pct" w:w="5000"/>
+        <w:tblLook w:firstRow="1" w:lastRow="0" w:firstColumn="0" w:lastColumn="0" w:noHBand="0" w:noVBand="0" w:val="0020"/>
+        <w:jc w:val="start"/>
+      </w:tblPr>
+      <w:tblGrid>
+        <w:gridCol w:w="2640"/>
+        <w:gridCol w:w="2640"/>
+        <w:gridCol w:w="2640"/>
+      </w:tblGrid>
+      <w:tr>
+        <w:trPr>
+          <w:tblHeader w:val="true"/>
+        </w:trPr>
+        <w:tc>
+          <w:tcPr/>
+          <w:p>
+            <w:pPr>
+              <w:pStyle w:val="Compact"/>
+              <w:jc w:val="left"/>
+            </w:pPr>
+            <w:r>
+              <w:t xml:space="preserve">Column</w:t>
+            </w:r>
+          </w:p>
+        </w:tc>
+        <w:tc>
+          <w:tcPr/>
+          <w:p>
+            <w:pPr>
+              <w:pStyle w:val="Compact"/>
+              <w:jc w:val="left"/>
+            </w:pPr>
+            <w:r>
+              <w:t xml:space="preserve">Type</w:t>
+            </w:r>
+          </w:p>
+        </w:tc>
+        <w:tc>
+          <w:tcPr/>
+          <w:p>
+            <w:pPr>
+              <w:pStyle w:val="Compact"/>
+              <w:jc w:val="left"/>
+            </w:pPr>
+            <w:r>
+              <w:t xml:space="preserve">Key</w:t>
+            </w:r>
+          </w:p>
+        </w:tc>
+      </w:tr>
+      <w:tr>
+        <w:tc>
+          <w:tcPr/>
+          <w:p>
+            <w:pPr>
+              <w:pStyle w:val="Compact"/>
+              <w:jc w:val="left"/>
+            </w:pPr>
+            <w:r>
+              <w:t xml:space="preserve">id</w:t>
+            </w:r>
+          </w:p>
+        </w:tc>
+        <w:tc>
+          <w:tcPr/>
+          <w:p>
+            <w:pPr>
+              <w:pStyle w:val="Compact"/>
+              <w:jc w:val="left"/>
+            </w:pPr>
+            <w:r>
+              <w:t xml:space="preserve">INT, AUTO_INCREMENT</w:t>
+            </w:r>
+          </w:p>
+        </w:tc>
+        <w:tc>
+          <w:tcPr/>
+          <w:p>
+            <w:pPr>
+              <w:pStyle w:val="Compact"/>
+              <w:jc w:val="left"/>
+            </w:pPr>
+            <w:r>
+              <w:t xml:space="preserve">PK</w:t>
+            </w:r>
+          </w:p>
+        </w:tc>
+      </w:tr>
+      <w:tr>
+        <w:tc>
+          <w:tcPr/>
+          <w:p>
+            <w:pPr>
+              <w:pStyle w:val="Compact"/>
+              <w:jc w:val="left"/>
+            </w:pPr>
+            <w:r>
+              <w:t xml:space="preserve">role_name</w:t>
+            </w:r>
+          </w:p>
+        </w:tc>
+        <w:tc>
+          <w:tcPr/>
+          <w:p>
+            <w:pPr>
+              <w:pStyle w:val="Compact"/>
+              <w:jc w:val="left"/>
+            </w:pPr>
+            <w:r>
+              <w:t xml:space="preserve">VARCHAR(20), UNIQUE</w:t>
+            </w:r>
+          </w:p>
+        </w:tc>
+        <w:tc>
+          <w:tcPr/>
+          <w:p>
+            <w:pPr>
+              <w:pStyle w:val="Compact"/>
+              <w:jc w:val="left"/>
+            </w:pPr>
+            <w:r>
+              <w:t xml:space="preserve">admin / student / company / supervisor</w:t>
+            </w:r>
+          </w:p>
+        </w:tc>
+      </w:tr>
+    </w:tbl>
+    <w:p>
+      <w:pPr>
+        <w:pStyle w:val="BodyText"/>
+      </w:pPr>
+      <w:r>
+        <w:rPr>
+          <w:bCs/>
+          <w:b/>
+        </w:rPr>
+        <w:t xml:space="preserve">Table 4.3.2: users</w:t>
       </w:r>
       <w:r>
         <w:t xml:space="preserve"> </w:t>
@@ -1516,7 +4444,7 @@
               <w:jc w:val="left"/>
             </w:pPr>
             <w:r>
-              <w:t xml:space="preserve">Primary Key</w:t>
+              <w:t xml:space="preserve">PK</w:t>
             </w:r>
           </w:p>
         </w:tc>
@@ -1554,7 +4482,7 @@
               <w:jc w:val="left"/>
             </w:pPr>
             <w:r>
-              <w:t xml:space="preserve">Foreign Key -&gt; roles(id)</w:t>
+              <w:t xml:space="preserve">FK → roles(id)</w:t>
             </w:r>
           </w:p>
         </w:tc>
@@ -1709,7 +4637,7 @@
           <w:bCs/>
           <w:b/>
         </w:rPr>
-        <w:t xml:space="preserve">Table: students</w:t>
+        <w:t xml:space="preserve">Table 4.3.3: students</w:t>
       </w:r>
       <w:r>
         <w:t xml:space="preserve"> </w:t>
@@ -1804,7 +4732,7 @@
               <w:jc w:val="left"/>
             </w:pPr>
             <w:r>
-              <w:t xml:space="preserve">Primary Key</w:t>
+              <w:t xml:space="preserve">PK</w:t>
             </w:r>
           </w:p>
         </w:tc>
@@ -1842,7 +4770,7 @@
               <w:jc w:val="left"/>
             </w:pPr>
             <w:r>
-              <w:t xml:space="preserve">Foreign Key -&gt; users(id)</w:t>
+              <w:t xml:space="preserve">FK → users(id)</w:t>
             </w:r>
           </w:p>
         </w:tc>
@@ -1993,7 +4921,7 @@
           <w:bCs/>
           <w:b/>
         </w:rPr>
-        <w:t xml:space="preserve">Table: companies</w:t>
+        <w:t xml:space="preserve">Table 4.3.4: companies</w:t>
       </w:r>
       <w:r>
         <w:t xml:space="preserve"> </w:t>
@@ -2088,7 +5016,7 @@
               <w:jc w:val="left"/>
             </w:pPr>
             <w:r>
-              <w:t xml:space="preserve">Primary Key</w:t>
+              <w:t xml:space="preserve">PK</w:t>
             </w:r>
           </w:p>
         </w:tc>
@@ -2126,7 +5054,7 @@
               <w:jc w:val="left"/>
             </w:pPr>
             <w:r>
-              <w:t xml:space="preserve">Foreign Key -&gt; users(id)</w:t>
+              <w:t xml:space="preserve">FK → users(id)</w:t>
             </w:r>
           </w:p>
         </w:tc>
@@ -2243,7 +5171,7 @@
           <w:bCs/>
           <w:b/>
         </w:rPr>
-        <w:t xml:space="preserve">Table: supervisors</w:t>
+        <w:t xml:space="preserve">Table 4.3.5: supervisors</w:t>
       </w:r>
       <w:r>
         <w:t xml:space="preserve"> </w:t>
@@ -2338,7 +5266,7 @@
               <w:jc w:val="left"/>
             </w:pPr>
             <w:r>
-              <w:t xml:space="preserve">Primary Key</w:t>
+              <w:t xml:space="preserve">PK</w:t>
             </w:r>
           </w:p>
         </w:tc>
@@ -2376,7 +5304,7 @@
               <w:jc w:val="left"/>
             </w:pPr>
             <w:r>
-              <w:t xml:space="preserve">Foreign Key -&gt; users(id)</w:t>
+              <w:t xml:space="preserve">FK → users(id)</w:t>
             </w:r>
           </w:p>
         </w:tc>
@@ -2414,7 +5342,7 @@
               <w:jc w:val="left"/>
             </w:pPr>
             <w:r>
-              <w:t xml:space="preserve">Foreign Key -&gt; companies(id)</w:t>
+              <w:t xml:space="preserve">FK → companies(id)</w:t>
             </w:r>
           </w:p>
         </w:tc>
@@ -2497,7 +5425,7 @@
           <w:bCs/>
           <w:b/>
         </w:rPr>
-        <w:t xml:space="preserve">Table: internships</w:t>
+        <w:t xml:space="preserve">Table 4.3.6: internships</w:t>
       </w:r>
       <w:r>
         <w:t xml:space="preserve"> </w:t>
@@ -2592,7 +5520,7 @@
               <w:jc w:val="left"/>
             </w:pPr>
             <w:r>
-              <w:t xml:space="preserve">Primary Key</w:t>
+              <w:t xml:space="preserve">PK</w:t>
             </w:r>
           </w:p>
         </w:tc>
@@ -2630,7 +5558,7 @@
               <w:jc w:val="left"/>
             </w:pPr>
             <w:r>
-              <w:t xml:space="preserve">Foreign Key -&gt; companies(id)</w:t>
+              <w:t xml:space="preserve">FK → companies(id)</w:t>
             </w:r>
           </w:p>
         </w:tc>
@@ -2921,7 +5849,7 @@
           <w:bCs/>
           <w:b/>
         </w:rPr>
-        <w:t xml:space="preserve">Table: applications</w:t>
+        <w:t xml:space="preserve">Table 4.3.7: applications</w:t>
       </w:r>
       <w:r>
         <w:t xml:space="preserve"> </w:t>
@@ -3016,7 +5944,7 @@
               <w:jc w:val="left"/>
             </w:pPr>
             <w:r>
-              <w:t xml:space="preserve">Primary Key</w:t>
+              <w:t xml:space="preserve">PK</w:t>
             </w:r>
           </w:p>
         </w:tc>
@@ -3054,7 +5982,7 @@
               <w:jc w:val="left"/>
             </w:pPr>
             <w:r>
-              <w:t xml:space="preserve">Foreign Key -&gt; students(id)</w:t>
+              <w:t xml:space="preserve">FK → students(id)</w:t>
             </w:r>
           </w:p>
         </w:tc>
@@ -3092,7 +6020,7 @@
               <w:jc w:val="left"/>
             </w:pPr>
             <w:r>
-              <w:t xml:space="preserve">Foreign Key -&gt; internships(id)</w:t>
+              <w:t xml:space="preserve">FK → internships(id)</w:t>
             </w:r>
           </w:p>
         </w:tc>
@@ -3209,7 +6137,13 @@
         <w:pStyle w:val="BodyText"/>
       </w:pPr>
       <w:r>
-        <w:t xml:space="preserve">A student cannot apply twice to the same internship (UNIQUE constraint on student_id + internship_id).</w:t>
+        <w:t xml:space="preserve">A UNIQUE constraint on (student_id, internship_id) prevents duplicate</w:t>
+      </w:r>
+      <w:r>
+        <w:t xml:space="preserve"> </w:t>
+      </w:r>
+      <w:r>
+        <w:t xml:space="preserve">applications.</w:t>
       </w:r>
     </w:p>
     <w:p>
@@ -3221,7 +6155,7 @@
           <w:bCs/>
           <w:b/>
         </w:rPr>
-        <w:t xml:space="preserve">Table: progress_logs</w:t>
+        <w:t xml:space="preserve">Table 4.3.8: progress_logs</w:t>
       </w:r>
       <w:r>
         <w:t xml:space="preserve"> </w:t>
@@ -3316,7 +6250,7 @@
               <w:jc w:val="left"/>
             </w:pPr>
             <w:r>
-              <w:t xml:space="preserve">Primary Key</w:t>
+              <w:t xml:space="preserve">PK</w:t>
             </w:r>
           </w:p>
         </w:tc>
@@ -3354,7 +6288,7 @@
               <w:jc w:val="left"/>
             </w:pPr>
             <w:r>
-              <w:t xml:space="preserve">Foreign Key -&gt; applications(id)</w:t>
+              <w:t xml:space="preserve">FK → applications(id)</w:t>
             </w:r>
           </w:p>
         </w:tc>
@@ -3392,7 +6326,7 @@
               <w:jc w:val="left"/>
             </w:pPr>
             <w:r>
-              <w:t xml:space="preserve">Foreign Key -&gt; supervisors(id)</w:t>
+              <w:t xml:space="preserve">FK → supervisors(id)</w:t>
             </w:r>
           </w:p>
         </w:tc>
@@ -3580,67 +6514,280 @@
         </w:tc>
       </w:tr>
     </w:tbl>
+    <w:bookmarkEnd w:id="66"/>
+    <w:bookmarkStart w:id="67" w:name="interface-design"/>
+    <w:p>
+      <w:pPr>
+        <w:pStyle w:val="Heading2"/>
+      </w:pPr>
+      <w:r>
+        <w:t xml:space="preserve">4.4 Interface Design</w:t>
+      </w:r>
+    </w:p>
+    <w:p>
+      <w:pPr>
+        <w:pStyle w:val="FirstParagraph"/>
+      </w:pPr>
+      <w:r>
+        <w:t xml:space="preserve">The interface uses one shared layout (</w:t>
+      </w:r>
+      <w:r>
+        <w:rPr>
+          <w:rStyle w:val="VerbatimChar"/>
+        </w:rPr>
+        <w:t xml:space="preserve">base.html</w:t>
+      </w:r>
+      <w:r>
+        <w:t xml:space="preserve">) with a navigation bar</w:t>
+      </w:r>
+      <w:r>
+        <w:t xml:space="preserve"> </w:t>
+      </w:r>
+      <w:r>
+        <w:t xml:space="preserve">that changes according to the logged-in role, and a plain CSS stylesheet.</w:t>
+      </w:r>
+    </w:p>
     <w:p>
       <w:pPr>
         <w:pStyle w:val="BodyText"/>
       </w:pPr>
-      <w:r>
-        <w:t xml:space="preserve">All foreign keys use</w:t>
-      </w:r>
-      <w:r>
-        <w:t xml:space="preserve"> </w:t>
-      </w:r>
       <w:r>
         <w:rPr>
           <w:bCs/>
           <w:b/>
         </w:rPr>
-        <w:t xml:space="preserve">ON DELETE CASCADE</w:t>
-      </w:r>
-      <w:r>
-        <w:t xml:space="preserve">, so when the admin deletes a user, all of that user’s data (profile, internships, applications, logs) is removed automatically by the database.</w:t>
-      </w:r>
-    </w:p>
-    <w:bookmarkEnd w:id="32"/>
-    <w:bookmarkStart w:id="33" w:name="uml-class-diagram"/>
-    <w:p>
-      <w:pPr>
-        <w:pStyle w:val="Heading3"/>
-      </w:pPr>
-      <w:r>
-        <w:t xml:space="preserve">5.4 UML Class Diagram</w:t>
-      </w:r>
-    </w:p>
-    <w:p>
-      <w:pPr>
-        <w:pStyle w:val="FirstParagraph"/>
-      </w:pPr>
+        <w:t xml:space="preserve">[ Insert screenshots here as Figures 4.4.1 – 4.4.7: landing page, login</w:t>
+      </w:r>
       <w:r>
         <w:rPr>
           <w:bCs/>
           <w:b/>
         </w:rPr>
-        <w:t xml:space="preserve">[ Insert your UML class diagram image here ]</w:t>
-      </w:r>
-    </w:p>
-    <w:bookmarkEnd w:id="33"/>
-    <w:bookmarkEnd w:id="34"/>
-    <w:bookmarkStart w:id="41" w:name="implementation"/>
+        <w:t xml:space="preserve"> </w:t>
+      </w:r>
+      <w:r>
+        <w:rPr>
+          <w:bCs/>
+          <w:b/>
+        </w:rPr>
+        <w:t xml:space="preserve">page, registration pages, student dashboard and internship list, company</w:t>
+      </w:r>
+      <w:r>
+        <w:rPr>
+          <w:bCs/>
+          <w:b/>
+        </w:rPr>
+        <w:t xml:space="preserve"> </w:t>
+      </w:r>
+      <w:r>
+        <w:rPr>
+          <w:bCs/>
+          <w:b/>
+        </w:rPr>
+        <w:t xml:space="preserve">applicants page, weekly log book with supervisor feedback, admin user</w:t>
+      </w:r>
+      <w:r>
+        <w:rPr>
+          <w:bCs/>
+          <w:b/>
+        </w:rPr>
+        <w:t xml:space="preserve"> </w:t>
+      </w:r>
+      <w:r>
+        <w:rPr>
+          <w:bCs/>
+          <w:b/>
+        </w:rPr>
+        <w:t xml:space="preserve">management ]</w:t>
+      </w:r>
+    </w:p>
+    <w:bookmarkEnd w:id="67"/>
+    <w:bookmarkEnd w:id="68"/>
+    <w:bookmarkStart w:id="74" w:name="chapter-5-implementation-and-testing"/>
+    <w:p>
+      <w:pPr>
+        <w:pStyle w:val="Heading1"/>
+      </w:pPr>
+      <w:r>
+        <w:t xml:space="preserve">CHAPTER 5: IMPLEMENTATION AND TESTING</w:t>
+      </w:r>
+    </w:p>
+    <w:bookmarkStart w:id="69" w:name="implementation-approach"/>
     <w:p>
       <w:pPr>
         <w:pStyle w:val="Heading2"/>
       </w:pPr>
       <w:r>
-        <w:t xml:space="preserve">6. Implementation</w:t>
-      </w:r>
-    </w:p>
-    <w:bookmarkStart w:id="35" w:name="project-structure"/>
-    <w:p>
-      <w:pPr>
-        <w:pStyle w:val="Heading3"/>
-      </w:pPr>
-      <w:r>
-        <w:t xml:space="preserve">6.1 Project Structure</w:t>
+        <w:t xml:space="preserve">5.1 Implementation Approach</w:t>
+      </w:r>
+    </w:p>
+    <w:p>
+      <w:pPr>
+        <w:pStyle w:val="FirstParagraph"/>
+      </w:pPr>
+      <w:r>
+        <w:t xml:space="preserve">The application is implemented in Python Flask with raw SQL through PyMySQL.</w:t>
+      </w:r>
+      <w:r>
+        <w:t xml:space="preserve"> </w:t>
+      </w:r>
+      <w:r>
+        <w:rPr>
+          <w:rStyle w:val="VerbatimChar"/>
+        </w:rPr>
+        <w:t xml:space="preserve">app.py</w:t>
+      </w:r>
+      <w:r>
+        <w:t xml:space="preserve"> </w:t>
+      </w:r>
+      <w:r>
+        <w:t xml:space="preserve">acts as a routing table: every URL of the site is connected to a</w:t>
+      </w:r>
+      <w:r>
+        <w:t xml:space="preserve"> </w:t>
+      </w:r>
+      <w:r>
+        <w:t xml:space="preserve">function in the</w:t>
+      </w:r>
+      <w:r>
+        <w:t xml:space="preserve"> </w:t>
+      </w:r>
+      <w:r>
+        <w:rPr>
+          <w:rStyle w:val="VerbatimChar"/>
+        </w:rPr>
+        <w:t xml:space="preserve">routes/</w:t>
+      </w:r>
+      <w:r>
+        <w:t xml:space="preserve"> </w:t>
+      </w:r>
+      <w:r>
+        <w:t xml:space="preserve">folder using</w:t>
+      </w:r>
+      <w:r>
+        <w:t xml:space="preserve"> </w:t>
+      </w:r>
+      <w:r>
+        <w:rPr>
+          <w:rStyle w:val="VerbatimChar"/>
+        </w:rPr>
+        <w:t xml:space="preserve">app.add_url_rule()</w:t>
+      </w:r>
+      <w:r>
+        <w:t xml:space="preserve">. Each function</w:t>
+      </w:r>
+      <w:r>
+        <w:t xml:space="preserve"> </w:t>
+      </w:r>
+      <w:r>
+        <w:t xml:space="preserve">opens a database connection with</w:t>
+      </w:r>
+      <w:r>
+        <w:t xml:space="preserve"> </w:t>
+      </w:r>
+      <w:r>
+        <w:rPr>
+          <w:rStyle w:val="VerbatimChar"/>
+        </w:rPr>
+        <w:t xml:space="preserve">get_db()</w:t>
+      </w:r>
+      <w:r>
+        <w:t xml:space="preserve"> </w:t>
+      </w:r>
+      <w:r>
+        <w:t xml:space="preserve">(defined in</w:t>
+      </w:r>
+      <w:r>
+        <w:t xml:space="preserve"> </w:t>
+      </w:r>
+      <w:r>
+        <w:rPr>
+          <w:rStyle w:val="VerbatimChar"/>
+        </w:rPr>
+        <w:t xml:space="preserve">db.py</w:t>
+      </w:r>
+      <w:r>
+        <w:t xml:space="preserve">), executes</w:t>
+      </w:r>
+      <w:r>
+        <w:t xml:space="preserve"> </w:t>
+      </w:r>
+      <w:r>
+        <w:t xml:space="preserve">its SQL with</w:t>
+      </w:r>
+      <w:r>
+        <w:t xml:space="preserve"> </w:t>
+      </w:r>
+      <w:r>
+        <w:rPr>
+          <w:rStyle w:val="VerbatimChar"/>
+        </w:rPr>
+        <w:t xml:space="preserve">cursor.execute()</w:t>
+      </w:r>
+      <w:r>
+        <w:t xml:space="preserve">, commits if data was changed, closes the</w:t>
+      </w:r>
+      <w:r>
+        <w:t xml:space="preserve"> </w:t>
+      </w:r>
+      <w:r>
+        <w:t xml:space="preserve">connection, and renders an HTML template.</w:t>
+      </w:r>
+    </w:p>
+    <w:p>
+      <w:pPr>
+        <w:pStyle w:val="BodyText"/>
+      </w:pPr>
+      <w:r>
+        <w:t xml:space="preserve">Login stores the user’s id, name and role in the Flask session; every page</w:t>
+      </w:r>
+      <w:r>
+        <w:t xml:space="preserve"> </w:t>
+      </w:r>
+      <w:r>
+        <w:t xml:space="preserve">first checks</w:t>
+      </w:r>
+      <w:r>
+        <w:t xml:space="preserve"> </w:t>
+      </w:r>
+      <w:r>
+        <w:rPr>
+          <w:rStyle w:val="VerbatimChar"/>
+        </w:rPr>
+        <w:t xml:space="preserve">session['role']</w:t>
+      </w:r>
+      <w:r>
+        <w:t xml:space="preserve"> </w:t>
+      </w:r>
+      <w:r>
+        <w:t xml:space="preserve">before showing anything.</w:t>
+      </w:r>
+    </w:p>
+    <w:bookmarkEnd w:id="69"/>
+    <w:bookmarkStart w:id="70" w:name="coding-details-and-code-efficiency"/>
+    <w:p>
+      <w:pPr>
+        <w:pStyle w:val="Heading2"/>
+      </w:pPr>
+      <w:r>
+        <w:t xml:space="preserve">5.2 Coding Details and Code Efficiency</w:t>
+      </w:r>
+    </w:p>
+    <w:p>
+      <w:pPr>
+        <w:pStyle w:val="FirstParagraph"/>
+      </w:pPr>
+      <w:r>
+        <w:t xml:space="preserve">Database connection (</w:t>
+      </w:r>
+      <w:r>
+        <w:rPr>
+          <w:rStyle w:val="VerbatimChar"/>
+        </w:rPr>
+        <w:t xml:space="preserve">db.py</w:t>
+      </w:r>
+      <w:r>
+        <w:t xml:space="preserve">):</w:t>
       </w:r>
     </w:p>
     <w:p>
@@ -3649,127 +6796,908 @@
       </w:pPr>
       <w:r>
         <w:rPr>
+          <w:rStyle w:val="KeywordTok"/>
+        </w:rPr>
+        <w:t xml:space="preserve">def</w:t>
+      </w:r>
+      <w:r>
+        <w:rPr>
+          <w:rStyle w:val="NormalTok"/>
+        </w:rPr>
+        <w:t xml:space="preserve"> get_db():</w:t>
+      </w:r>
+      <w:r>
+        <w:br/>
+      </w:r>
+      <w:r>
+        <w:rPr>
+          <w:rStyle w:val="NormalTok"/>
+        </w:rPr>
+        <w:t xml:space="preserve">    </w:t>
+      </w:r>
+      <w:r>
+        <w:rPr>
+          <w:rStyle w:val="ControlFlowTok"/>
+        </w:rPr>
+        <w:t xml:space="preserve">return</w:t>
+      </w:r>
+      <w:r>
+        <w:rPr>
+          <w:rStyle w:val="NormalTok"/>
+        </w:rPr>
+        <w:t xml:space="preserve"> pymysql.</w:t>
+      </w:r>
+      <w:r>
+        <w:rPr>
+          <w:rStyle w:val="ExtensionTok"/>
+        </w:rPr>
+        <w:t xml:space="preserve">connect</w:t>
+      </w:r>
+      <w:r>
+        <w:rPr>
+          <w:rStyle w:val="NormalTok"/>
+        </w:rPr>
+        <w:t xml:space="preserve">(</w:t>
+      </w:r>
+      <w:r>
+        <w:br/>
+      </w:r>
+      <w:r>
+        <w:rPr>
+          <w:rStyle w:val="NormalTok"/>
+        </w:rPr>
+        <w:t xml:space="preserve">        host</w:t>
+      </w:r>
+      <w:r>
+        <w:rPr>
+          <w:rStyle w:val="OperatorTok"/>
+        </w:rPr>
+        <w:t xml:space="preserve">=</w:t>
+      </w:r>
+      <w:r>
+        <w:rPr>
+          <w:rStyle w:val="StringTok"/>
+        </w:rPr>
+        <w:t xml:space="preserve">'localhost'</w:t>
+      </w:r>
+      <w:r>
+        <w:rPr>
+          <w:rStyle w:val="NormalTok"/>
+        </w:rPr>
+        <w:t xml:space="preserve">, user</w:t>
+      </w:r>
+      <w:r>
+        <w:rPr>
+          <w:rStyle w:val="OperatorTok"/>
+        </w:rPr>
+        <w:t xml:space="preserve">=</w:t>
+      </w:r>
+      <w:r>
+        <w:rPr>
+          <w:rStyle w:val="StringTok"/>
+        </w:rPr>
+        <w:t xml:space="preserve">'root'</w:t>
+      </w:r>
+      <w:r>
+        <w:rPr>
+          <w:rStyle w:val="NormalTok"/>
+        </w:rPr>
+        <w:t xml:space="preserve">, password</w:t>
+      </w:r>
+      <w:r>
+        <w:rPr>
+          <w:rStyle w:val="OperatorTok"/>
+        </w:rPr>
+        <w:t xml:space="preserve">=</w:t>
+      </w:r>
+      <w:r>
+        <w:rPr>
+          <w:rStyle w:val="StringTok"/>
+        </w:rPr>
+        <w:t xml:space="preserve">'......'</w:t>
+      </w:r>
+      <w:r>
+        <w:rPr>
+          <w:rStyle w:val="NormalTok"/>
+        </w:rPr>
+        <w:t xml:space="preserve">,</w:t>
+      </w:r>
+      <w:r>
+        <w:br/>
+      </w:r>
+      <w:r>
+        <w:rPr>
+          <w:rStyle w:val="NormalTok"/>
+        </w:rPr>
+        <w:t xml:space="preserve">        database</w:t>
+      </w:r>
+      <w:r>
+        <w:rPr>
+          <w:rStyle w:val="OperatorTok"/>
+        </w:rPr>
+        <w:t xml:space="preserve">=</w:t>
+      </w:r>
+      <w:r>
+        <w:rPr>
+          <w:rStyle w:val="StringTok"/>
+        </w:rPr>
+        <w:t xml:space="preserve">'internship_db'</w:t>
+      </w:r>
+      <w:r>
+        <w:rPr>
+          <w:rStyle w:val="NormalTok"/>
+        </w:rPr>
+        <w:t xml:space="preserve">,</w:t>
+      </w:r>
+      <w:r>
+        <w:br/>
+      </w:r>
+      <w:r>
+        <w:rPr>
+          <w:rStyle w:val="NormalTok"/>
+        </w:rPr>
+        <w:t xml:space="preserve">        cursorclass</w:t>
+      </w:r>
+      <w:r>
+        <w:rPr>
+          <w:rStyle w:val="OperatorTok"/>
+        </w:rPr>
+        <w:t xml:space="preserve">=</w:t>
+      </w:r>
+      <w:r>
+        <w:rPr>
+          <w:rStyle w:val="NormalTok"/>
+        </w:rPr>
+        <w:t xml:space="preserve">pymysql.cursors.DictCursor)</w:t>
+      </w:r>
+    </w:p>
+    <w:p>
+      <w:pPr>
+        <w:pStyle w:val="FirstParagraph"/>
+      </w:pPr>
+      <w:r>
+        <w:t xml:space="preserve">Registration inserts into two tables using the new user’s id</w:t>
+      </w:r>
+      <w:r>
+        <w:t xml:space="preserve"> </w:t>
+      </w:r>
+      <w:r>
+        <w:t xml:space="preserve">(</w:t>
+      </w:r>
+      <w:r>
+        <w:rPr>
           <w:rStyle w:val="VerbatimChar"/>
         </w:rPr>
-        <w:t xml:space="preserve">Internship_Portal/</w:t>
+        <w:t xml:space="preserve">cursor.lastrowid</w:t>
+      </w:r>
+      <w:r>
+        <w:t xml:space="preserve">) as the foreign key:</w:t>
+      </w:r>
+    </w:p>
+    <w:p>
+      <w:pPr>
+        <w:pStyle w:val="SourceCode"/>
+      </w:pPr>
+      <w:r>
+        <w:rPr>
+          <w:rStyle w:val="NormalTok"/>
+        </w:rPr>
+        <w:t xml:space="preserve">cur.execute(</w:t>
       </w:r>
       <w:r>
         <w:br/>
       </w:r>
       <w:r>
         <w:rPr>
+          <w:rStyle w:val="NormalTok"/>
+        </w:rPr>
+        <w:t xml:space="preserve">    </w:t>
+      </w:r>
+      <w:r>
+        <w:rPr>
+          <w:rStyle w:val="StringTok"/>
+        </w:rPr>
+        <w:t xml:space="preserve">"INSERT INTO users (role_id, name, email, password) VALUES (</w:t>
+      </w:r>
+      <w:r>
+        <w:rPr>
+          <w:rStyle w:val="SpecialCharTok"/>
+        </w:rPr>
+        <w:t xml:space="preserve">%s</w:t>
+      </w:r>
+      <w:r>
+        <w:rPr>
+          <w:rStyle w:val="StringTok"/>
+        </w:rPr>
+        <w:t xml:space="preserve">, </w:t>
+      </w:r>
+      <w:r>
+        <w:rPr>
+          <w:rStyle w:val="SpecialCharTok"/>
+        </w:rPr>
+        <w:t xml:space="preserve">%s</w:t>
+      </w:r>
+      <w:r>
+        <w:rPr>
+          <w:rStyle w:val="StringTok"/>
+        </w:rPr>
+        <w:t xml:space="preserve">, </w:t>
+      </w:r>
+      <w:r>
+        <w:rPr>
+          <w:rStyle w:val="SpecialCharTok"/>
+        </w:rPr>
+        <w:t xml:space="preserve">%s</w:t>
+      </w:r>
+      <w:r>
+        <w:rPr>
+          <w:rStyle w:val="StringTok"/>
+        </w:rPr>
+        <w:t xml:space="preserve">, </w:t>
+      </w:r>
+      <w:r>
+        <w:rPr>
+          <w:rStyle w:val="SpecialCharTok"/>
+        </w:rPr>
+        <w:t xml:space="preserve">%s</w:t>
+      </w:r>
+      <w:r>
+        <w:rPr>
+          <w:rStyle w:val="StringTok"/>
+        </w:rPr>
+        <w:t xml:space="preserve">)"</w:t>
+      </w:r>
+      <w:r>
+        <w:rPr>
+          <w:rStyle w:val="NormalTok"/>
+        </w:rPr>
+        <w:t xml:space="preserve">,</w:t>
+      </w:r>
+      <w:r>
+        <w:br/>
+      </w:r>
+      <w:r>
+        <w:rPr>
+          <w:rStyle w:val="NormalTok"/>
+        </w:rPr>
+        <w:t xml:space="preserve">    (role_id_of(cur, </w:t>
+      </w:r>
+      <w:r>
+        <w:rPr>
+          <w:rStyle w:val="StringTok"/>
+        </w:rPr>
+        <w:t xml:space="preserve">'student'</w:t>
+      </w:r>
+      <w:r>
+        <w:rPr>
+          <w:rStyle w:val="NormalTok"/>
+        </w:rPr>
+        <w:t xml:space="preserve">), name, email, generate_password_hash(password)))</w:t>
+      </w:r>
+      <w:r>
+        <w:br/>
+      </w:r>
+      <w:r>
+        <w:rPr>
+          <w:rStyle w:val="NormalTok"/>
+        </w:rPr>
+        <w:t xml:space="preserve">new_user_id </w:t>
+      </w:r>
+      <w:r>
+        <w:rPr>
+          <w:rStyle w:val="OperatorTok"/>
+        </w:rPr>
+        <w:t xml:space="preserve">=</w:t>
+      </w:r>
+      <w:r>
+        <w:rPr>
+          <w:rStyle w:val="NormalTok"/>
+        </w:rPr>
+        <w:t xml:space="preserve"> cur.lastrowid</w:t>
+      </w:r>
+      <w:r>
+        <w:br/>
+      </w:r>
+      <w:r>
+        <w:rPr>
+          <w:rStyle w:val="NormalTok"/>
+        </w:rPr>
+        <w:t xml:space="preserve">cur.execute(</w:t>
+      </w:r>
+      <w:r>
+        <w:br/>
+      </w:r>
+      <w:r>
+        <w:rPr>
+          <w:rStyle w:val="NormalTok"/>
+        </w:rPr>
+        <w:t xml:space="preserve">    </w:t>
+      </w:r>
+      <w:r>
+        <w:rPr>
+          <w:rStyle w:val="StringTok"/>
+        </w:rPr>
+        <w:t xml:space="preserve">"INSERT INTO students (user_id, roll_number, department, semester, skills) "</w:t>
+      </w:r>
+      <w:r>
+        <w:br/>
+      </w:r>
+      <w:r>
+        <w:rPr>
+          <w:rStyle w:val="NormalTok"/>
+        </w:rPr>
+        <w:t xml:space="preserve">    </w:t>
+      </w:r>
+      <w:r>
+        <w:rPr>
+          <w:rStyle w:val="StringTok"/>
+        </w:rPr>
+        <w:t xml:space="preserve">"VALUES (</w:t>
+      </w:r>
+      <w:r>
+        <w:rPr>
+          <w:rStyle w:val="SpecialCharTok"/>
+        </w:rPr>
+        <w:t xml:space="preserve">%s</w:t>
+      </w:r>
+      <w:r>
+        <w:rPr>
+          <w:rStyle w:val="StringTok"/>
+        </w:rPr>
+        <w:t xml:space="preserve">, </w:t>
+      </w:r>
+      <w:r>
+        <w:rPr>
+          <w:rStyle w:val="SpecialCharTok"/>
+        </w:rPr>
+        <w:t xml:space="preserve">%s</w:t>
+      </w:r>
+      <w:r>
+        <w:rPr>
+          <w:rStyle w:val="StringTok"/>
+        </w:rPr>
+        <w:t xml:space="preserve">, </w:t>
+      </w:r>
+      <w:r>
+        <w:rPr>
+          <w:rStyle w:val="SpecialCharTok"/>
+        </w:rPr>
+        <w:t xml:space="preserve">%s</w:t>
+      </w:r>
+      <w:r>
+        <w:rPr>
+          <w:rStyle w:val="StringTok"/>
+        </w:rPr>
+        <w:t xml:space="preserve">, </w:t>
+      </w:r>
+      <w:r>
+        <w:rPr>
+          <w:rStyle w:val="SpecialCharTok"/>
+        </w:rPr>
+        <w:t xml:space="preserve">%s</w:t>
+      </w:r>
+      <w:r>
+        <w:rPr>
+          <w:rStyle w:val="StringTok"/>
+        </w:rPr>
+        <w:t xml:space="preserve">, </w:t>
+      </w:r>
+      <w:r>
+        <w:rPr>
+          <w:rStyle w:val="SpecialCharTok"/>
+        </w:rPr>
+        <w:t xml:space="preserve">%s</w:t>
+      </w:r>
+      <w:r>
+        <w:rPr>
+          <w:rStyle w:val="StringTok"/>
+        </w:rPr>
+        <w:t xml:space="preserve">)"</w:t>
+      </w:r>
+      <w:r>
+        <w:rPr>
+          <w:rStyle w:val="NormalTok"/>
+        </w:rPr>
+        <w:t xml:space="preserve">,</w:t>
+      </w:r>
+      <w:r>
+        <w:br/>
+      </w:r>
+      <w:r>
+        <w:rPr>
+          <w:rStyle w:val="NormalTok"/>
+        </w:rPr>
+        <w:t xml:space="preserve">    (new_user_id, roll_number, department, semester, skills))</w:t>
+      </w:r>
+    </w:p>
+    <w:p>
+      <w:pPr>
+        <w:pStyle w:val="FirstParagraph"/>
+      </w:pPr>
+      <w:r>
+        <w:t xml:space="preserve">Reading uses JOINs so one query fetches related data from several tables:</w:t>
+      </w:r>
+    </w:p>
+    <w:p>
+      <w:pPr>
+        <w:pStyle w:val="SourceCode"/>
+      </w:pPr>
+      <w:r>
+        <w:rPr>
+          <w:rStyle w:val="KeywordTok"/>
+        </w:rPr>
+        <w:t xml:space="preserve">SELECT</w:t>
+      </w:r>
+      <w:r>
+        <w:rPr>
+          <w:rStyle w:val="NormalTok"/>
+        </w:rPr>
+        <w:t xml:space="preserve"> applications.</w:t>
+      </w:r>
+      <w:r>
+        <w:rPr>
+          <w:rStyle w:val="KeywordTok"/>
+        </w:rPr>
+        <w:t xml:space="preserve">id</w:t>
+      </w:r>
+      <w:r>
+        <w:rPr>
+          <w:rStyle w:val="NormalTok"/>
+        </w:rPr>
+        <w:t xml:space="preserve">, applications.status,</w:t>
+      </w:r>
+      <w:r>
+        <w:br/>
+      </w:r>
+      <w:r>
+        <w:rPr>
+          <w:rStyle w:val="NormalTok"/>
+        </w:rPr>
+        <w:t xml:space="preserve">       internships.title, users.name </w:t>
+      </w:r>
+      <w:r>
+        <w:rPr>
+          <w:rStyle w:val="KeywordTok"/>
+        </w:rPr>
+        <w:t xml:space="preserve">AS</w:t>
+      </w:r>
+      <w:r>
+        <w:rPr>
+          <w:rStyle w:val="NormalTok"/>
+        </w:rPr>
+        <w:t xml:space="preserve"> company_name</w:t>
+      </w:r>
+      <w:r>
+        <w:br/>
+      </w:r>
+      <w:r>
+        <w:rPr>
+          <w:rStyle w:val="KeywordTok"/>
+        </w:rPr>
+        <w:t xml:space="preserve">FROM</w:t>
+      </w:r>
+      <w:r>
+        <w:rPr>
+          <w:rStyle w:val="NormalTok"/>
+        </w:rPr>
+        <w:t xml:space="preserve"> applications</w:t>
+      </w:r>
+      <w:r>
+        <w:br/>
+      </w:r>
+      <w:r>
+        <w:rPr>
+          <w:rStyle w:val="KeywordTok"/>
+        </w:rPr>
+        <w:t xml:space="preserve">JOIN</w:t>
+      </w:r>
+      <w:r>
+        <w:rPr>
+          <w:rStyle w:val="NormalTok"/>
+        </w:rPr>
+        <w:t xml:space="preserve"> internships </w:t>
+      </w:r>
+      <w:r>
+        <w:rPr>
+          <w:rStyle w:val="KeywordTok"/>
+        </w:rPr>
+        <w:t xml:space="preserve">ON</w:t>
+      </w:r>
+      <w:r>
+        <w:rPr>
+          <w:rStyle w:val="NormalTok"/>
+        </w:rPr>
+        <w:t xml:space="preserve"> applications.internship_id </w:t>
+      </w:r>
+      <w:r>
+        <w:rPr>
+          <w:rStyle w:val="OperatorTok"/>
+        </w:rPr>
+        <w:t xml:space="preserve">=</w:t>
+      </w:r>
+      <w:r>
+        <w:rPr>
+          <w:rStyle w:val="NormalTok"/>
+        </w:rPr>
+        <w:t xml:space="preserve"> internships.</w:t>
+      </w:r>
+      <w:r>
+        <w:rPr>
+          <w:rStyle w:val="KeywordTok"/>
+        </w:rPr>
+        <w:t xml:space="preserve">id</w:t>
+      </w:r>
+      <w:r>
+        <w:br/>
+      </w:r>
+      <w:r>
+        <w:rPr>
+          <w:rStyle w:val="KeywordTok"/>
+        </w:rPr>
+        <w:t xml:space="preserve">JOIN</w:t>
+      </w:r>
+      <w:r>
+        <w:rPr>
+          <w:rStyle w:val="NormalTok"/>
+        </w:rPr>
+        <w:t xml:space="preserve"> companies   </w:t>
+      </w:r>
+      <w:r>
+        <w:rPr>
+          <w:rStyle w:val="KeywordTok"/>
+        </w:rPr>
+        <w:t xml:space="preserve">ON</w:t>
+      </w:r>
+      <w:r>
+        <w:rPr>
+          <w:rStyle w:val="NormalTok"/>
+        </w:rPr>
+        <w:t xml:space="preserve"> internships.company_id </w:t>
+      </w:r>
+      <w:r>
+        <w:rPr>
+          <w:rStyle w:val="OperatorTok"/>
+        </w:rPr>
+        <w:t xml:space="preserve">=</w:t>
+      </w:r>
+      <w:r>
+        <w:rPr>
+          <w:rStyle w:val="NormalTok"/>
+        </w:rPr>
+        <w:t xml:space="preserve"> companies.</w:t>
+      </w:r>
+      <w:r>
+        <w:rPr>
+          <w:rStyle w:val="KeywordTok"/>
+        </w:rPr>
+        <w:t xml:space="preserve">id</w:t>
+      </w:r>
+      <w:r>
+        <w:br/>
+      </w:r>
+      <w:r>
+        <w:rPr>
+          <w:rStyle w:val="KeywordTok"/>
+        </w:rPr>
+        <w:t xml:space="preserve">JOIN</w:t>
+      </w:r>
+      <w:r>
+        <w:rPr>
+          <w:rStyle w:val="NormalTok"/>
+        </w:rPr>
+        <w:t xml:space="preserve"> users       </w:t>
+      </w:r>
+      <w:r>
+        <w:rPr>
+          <w:rStyle w:val="KeywordTok"/>
+        </w:rPr>
+        <w:t xml:space="preserve">ON</w:t>
+      </w:r>
+      <w:r>
+        <w:rPr>
+          <w:rStyle w:val="NormalTok"/>
+        </w:rPr>
+        <w:t xml:space="preserve"> companies.user_id </w:t>
+      </w:r>
+      <w:r>
+        <w:rPr>
+          <w:rStyle w:val="OperatorTok"/>
+        </w:rPr>
+        <w:t xml:space="preserve">=</w:t>
+      </w:r>
+      <w:r>
+        <w:rPr>
+          <w:rStyle w:val="NormalTok"/>
+        </w:rPr>
+        <w:t xml:space="preserve"> users.</w:t>
+      </w:r>
+      <w:r>
+        <w:rPr>
+          <w:rStyle w:val="KeywordTok"/>
+        </w:rPr>
+        <w:t xml:space="preserve">id</w:t>
+      </w:r>
+      <w:r>
+        <w:br/>
+      </w:r>
+      <w:r>
+        <w:rPr>
+          <w:rStyle w:val="KeywordTok"/>
+        </w:rPr>
+        <w:t xml:space="preserve">WHERE</w:t>
+      </w:r>
+      <w:r>
+        <w:rPr>
+          <w:rStyle w:val="NormalTok"/>
+        </w:rPr>
+        <w:t xml:space="preserve"> applications.student_id </w:t>
+      </w:r>
+      <w:r>
+        <w:rPr>
+          <w:rStyle w:val="OperatorTok"/>
+        </w:rPr>
+        <w:t xml:space="preserve">=</w:t>
+      </w:r>
+      <w:r>
+        <w:rPr>
+          <w:rStyle w:val="NormalTok"/>
+        </w:rPr>
+        <w:t xml:space="preserve"> %s</w:t>
+      </w:r>
+    </w:p>
+    <w:p>
+      <w:pPr>
+        <w:pStyle w:val="FirstParagraph"/>
+      </w:pPr>
+      <w:r>
+        <w:t xml:space="preserve">Code efficiency measures: parameterized queries (</w:t>
+      </w:r>
+      <w:r>
+        <w:rPr>
           <w:rStyle w:val="VerbatimChar"/>
         </w:rPr>
-        <w:t xml:space="preserve">|-- app.py              main file: connects every URL to its function</w:t>
-      </w:r>
-      <w:r>
-        <w:br/>
+        <w:t xml:space="preserve">%s</w:t>
+      </w:r>
+      <w:r>
+        <w:t xml:space="preserve">) prevent SQL</w:t>
+      </w:r>
+      <w:r>
+        <w:t xml:space="preserve"> </w:t>
+      </w:r>
+      <w:r>
+        <w:t xml:space="preserve">injection; JOINs avoid multiple round trips to the database;</w:t>
+      </w:r>
+      <w:r>
+        <w:t xml:space="preserve"> </w:t>
       </w:r>
       <w:r>
         <w:rPr>
           <w:rStyle w:val="VerbatimChar"/>
         </w:rPr>
-        <w:t xml:space="preserve">|-- db.py               database connection + shared helper functions</w:t>
-      </w:r>
-      <w:r>
-        <w:br/>
+        <w:t xml:space="preserve">ON DELETE CASCADE</w:t>
+      </w:r>
+      <w:r>
+        <w:t xml:space="preserve"> </w:t>
+      </w:r>
+      <w:r>
+        <w:t xml:space="preserve">lets the database clean up related rows instead of many DELETE</w:t>
+      </w:r>
+      <w:r>
+        <w:t xml:space="preserve"> </w:t>
+      </w:r>
+      <w:r>
+        <w:t xml:space="preserve">statements; and shared helpers (</w:t>
       </w:r>
       <w:r>
         <w:rPr>
           <w:rStyle w:val="VerbatimChar"/>
         </w:rPr>
-        <w:t xml:space="preserve">|-- routes/             page functions, one file per part of the site</w:t>
-      </w:r>
-      <w:r>
-        <w:br/>
+        <w:t xml:space="preserve">get_db()</w:t>
+      </w:r>
+      <w:r>
+        <w:t xml:space="preserve">,</w:t>
+      </w:r>
+      <w:r>
+        <w:t xml:space="preserve"> </w:t>
       </w:r>
       <w:r>
         <w:rPr>
           <w:rStyle w:val="VerbatimChar"/>
         </w:rPr>
-        <w:t xml:space="preserve">|   |-- auth.py         register (3 types), login, logout</w:t>
-      </w:r>
-      <w:r>
-        <w:br/>
+        <w:t xml:space="preserve">my_student()</w:t>
+      </w:r>
+      <w:r>
+        <w:t xml:space="preserve">,</w:t>
+      </w:r>
+      <w:r>
+        <w:t xml:space="preserve"> </w:t>
       </w:r>
       <w:r>
         <w:rPr>
           <w:rStyle w:val="VerbatimChar"/>
         </w:rPr>
-        <w:t xml:space="preserve">|   |-- main.py         landing page, dashboard, internship list</w:t>
-      </w:r>
-      <w:r>
-        <w:br/>
+        <w:t xml:space="preserve">my_company()</w:t>
+      </w:r>
+      <w:r>
+        <w:t xml:space="preserve">,</w:t>
+      </w:r>
+      <w:r>
+        <w:t xml:space="preserve"> </w:t>
       </w:r>
       <w:r>
         <w:rPr>
           <w:rStyle w:val="VerbatimChar"/>
         </w:rPr>
-        <w:t xml:space="preserve">|   |-- student.py      apply, my applications, weekly logs</w:t>
-      </w:r>
-      <w:r>
-        <w:br/>
+        <w:t xml:space="preserve">my_supervisor()</w:t>
+      </w:r>
+      <w:r>
+        <w:t xml:space="preserve">) avoid repeated code.</w:t>
+      </w:r>
+    </w:p>
+    <w:bookmarkEnd w:id="70"/>
+    <w:bookmarkStart w:id="71" w:name="testing-approach"/>
+    <w:p>
+      <w:pPr>
+        <w:pStyle w:val="Heading2"/>
+      </w:pPr>
+      <w:r>
+        <w:t xml:space="preserve">5.3 Testing Approach</w:t>
+      </w:r>
+    </w:p>
+    <w:p>
+      <w:pPr>
+        <w:pStyle w:val="FirstParagraph"/>
+      </w:pPr>
+      <w:r>
+        <w:t xml:space="preserve">The system was tested manually by walking through every user journey for</w:t>
+      </w:r>
+      <w:r>
+        <w:t xml:space="preserve"> </w:t>
+      </w:r>
+      <w:r>
+        <w:t xml:space="preserve">all four roles — registering, logging in, and performing every action each</w:t>
+      </w:r>
+      <w:r>
+        <w:t xml:space="preserve"> </w:t>
+      </w:r>
+      <w:r>
+        <w:t xml:space="preserve">role is allowed (and checking forbidden actions are blocked). The database</w:t>
+      </w:r>
+      <w:r>
+        <w:t xml:space="preserve"> </w:t>
+      </w:r>
+      <w:r>
+        <w:t xml:space="preserve">was inspected after each step to confirm the SQL operations worked</w:t>
+      </w:r>
+      <w:r>
+        <w:t xml:space="preserve"> </w:t>
+      </w:r>
+      <w:r>
+        <w:t xml:space="preserve">correctly.</w:t>
+      </w:r>
+    </w:p>
+    <w:bookmarkEnd w:id="71"/>
+    <w:bookmarkStart w:id="72" w:name="modifications-and-improvements"/>
+    <w:p>
+      <w:pPr>
+        <w:pStyle w:val="Heading2"/>
+      </w:pPr>
+      <w:r>
+        <w:t xml:space="preserve">5.4 Modifications and Improvements</w:t>
+      </w:r>
+    </w:p>
+    <w:p>
+      <w:pPr>
+        <w:pStyle w:val="FirstParagraph"/>
+      </w:pPr>
+      <w:r>
+        <w:t xml:space="preserve">During development the following improvements were made over the first</w:t>
+      </w:r>
+      <w:r>
+        <w:t xml:space="preserve"> </w:t>
+      </w:r>
+      <w:r>
+        <w:t xml:space="preserve">version:</w:t>
+      </w:r>
+    </w:p>
+    <w:p>
+      <w:pPr>
+        <w:numPr>
+          <w:ilvl w:val="0"/>
+          <w:numId w:val="1011"/>
+        </w:numPr>
+        <w:pStyle w:val="Compact"/>
+      </w:pPr>
+      <w:r>
+        <w:t xml:space="preserve">Code was reorganized from one large file into a</w:t>
+      </w:r>
+      <w:r>
+        <w:t xml:space="preserve"> </w:t>
       </w:r>
       <w:r>
         <w:rPr>
           <w:rStyle w:val="VerbatimChar"/>
         </w:rPr>
-        <w:t xml:space="preserve">|   |-- company.py      post/edit/delete internships, applicants</w:t>
-      </w:r>
-      <w:r>
-        <w:br/>
+        <w:t xml:space="preserve">routes/</w:t>
+      </w:r>
+      <w:r>
+        <w:t xml:space="preserve"> </w:t>
+      </w:r>
+      <w:r>
+        <w:t xml:space="preserve">folder (one file per role) with</w:t>
+      </w:r>
+      <w:r>
+        <w:t xml:space="preserve"> </w:t>
       </w:r>
       <w:r>
         <w:rPr>
           <w:rStyle w:val="VerbatimChar"/>
         </w:rPr>
-        <w:t xml:space="preserve">|   |-- supervisor.py   my students, view logs, give feedback</w:t>
-      </w:r>
-      <w:r>
-        <w:br/>
-      </w:r>
-      <w:r>
-        <w:rPr>
-          <w:rStyle w:val="VerbatimChar"/>
-        </w:rPr>
-        <w:t xml:space="preserve">|   |-- admin.py        manage users</w:t>
-      </w:r>
-      <w:r>
-        <w:br/>
-      </w:r>
-      <w:r>
-        <w:rPr>
-          <w:rStyle w:val="VerbatimChar"/>
-        </w:rPr>
-        <w:t xml:space="preserve">|-- database.sql        creates the database, 8 tables and admin account</w:t>
-      </w:r>
-      <w:r>
-        <w:br/>
-      </w:r>
-      <w:r>
-        <w:rPr>
-          <w:rStyle w:val="VerbatimChar"/>
-        </w:rPr>
-        <w:t xml:space="preserve">|-- static/style.css    all styling</w:t>
-      </w:r>
-      <w:r>
-        <w:br/>
-      </w:r>
-      <w:r>
-        <w:rPr>
-          <w:rStyle w:val="VerbatimChar"/>
-        </w:rPr>
-        <w:t xml:space="preserve">|-- templates/          HTML pages (all extend base.html)</w:t>
-      </w:r>
-    </w:p>
-    <w:bookmarkEnd w:id="35"/>
-    <w:bookmarkStart w:id="36" w:name="database-connectivity"/>
-    <w:p>
-      <w:pPr>
-        <w:pStyle w:val="Heading3"/>
-      </w:pPr>
-      <w:r>
-        <w:t xml:space="preserve">6.2 Database Connectivity</w:t>
+        <w:t xml:space="preserve">app.py</w:t>
+      </w:r>
+      <w:r>
+        <w:t xml:space="preserve"> </w:t>
+      </w:r>
+      <w:r>
+        <w:t xml:space="preserve">as a clear URL table.</w:t>
+      </w:r>
+    </w:p>
+    <w:p>
+      <w:pPr>
+        <w:numPr>
+          <w:ilvl w:val="0"/>
+          <w:numId w:val="1011"/>
+        </w:numPr>
+        <w:pStyle w:val="Compact"/>
+      </w:pPr>
+      <w:r>
+        <w:t xml:space="preserve">Dashboards were changed to show each role only its own relevant statistics instead of system-wide numbers.</w:t>
+      </w:r>
+    </w:p>
+    <w:p>
+      <w:pPr>
+        <w:numPr>
+          <w:ilvl w:val="0"/>
+          <w:numId w:val="1011"/>
+        </w:numPr>
+        <w:pStyle w:val="Compact"/>
+      </w:pPr>
+      <w:r>
+        <w:t xml:space="preserve">A public landing page with live database counts was added.</w:t>
+      </w:r>
+    </w:p>
+    <w:p>
+      <w:pPr>
+        <w:numPr>
+          <w:ilvl w:val="0"/>
+          <w:numId w:val="1011"/>
+        </w:numPr>
+        <w:pStyle w:val="Compact"/>
+      </w:pPr>
+      <w:r>
+        <w:t xml:space="preserve">The database was extended from an initial 3-table prototype to the full 8-table design matching the ER model.</w:t>
+      </w:r>
+    </w:p>
+    <w:p>
+      <w:pPr>
+        <w:numPr>
+          <w:ilvl w:val="0"/>
+          <w:numId w:val="1011"/>
+        </w:numPr>
+        <w:pStyle w:val="Compact"/>
+      </w:pPr>
+      <w:r>
+        <w:t xml:space="preserve">The CSS was refined with variables so the whole color scheme can be changed in one place.</w:t>
+      </w:r>
+    </w:p>
+    <w:bookmarkEnd w:id="72"/>
+    <w:bookmarkStart w:id="73" w:name="test-cases"/>
+    <w:p>
+      <w:pPr>
+        <w:pStyle w:val="Heading2"/>
+      </w:pPr>
+      <w:r>
+        <w:t xml:space="preserve">5.5 Test Cases</w:t>
       </w:r>
     </w:p>
     <w:p>
@@ -3777,255 +7705,11 @@
         <w:pStyle w:val="FirstParagraph"/>
       </w:pPr>
       <w:r>
-        <w:t xml:space="preserve">The function</w:t>
-      </w:r>
-      <w:r>
-        <w:t xml:space="preserve"> </w:t>
-      </w:r>
-      <w:r>
-        <w:rPr>
-          <w:rStyle w:val="VerbatimChar"/>
-        </w:rPr>
-        <w:t xml:space="preserve">get_db()</w:t>
-      </w:r>
-      <w:r>
-        <w:t xml:space="preserve"> </w:t>
-      </w:r>
-      <w:r>
-        <w:t xml:space="preserve">in</w:t>
-      </w:r>
-      <w:r>
-        <w:t xml:space="preserve"> </w:t>
-      </w:r>
-      <w:r>
-        <w:rPr>
-          <w:rStyle w:val="VerbatimChar"/>
-        </w:rPr>
-        <w:t xml:space="preserve">db.py</w:t>
-      </w:r>
-      <w:r>
-        <w:t xml:space="preserve"> </w:t>
-      </w:r>
-      <w:r>
-        <w:t xml:space="preserve">connects Python to MySQL using PyMySQL:</w:t>
-      </w:r>
-    </w:p>
-    <w:p>
-      <w:pPr>
-        <w:pStyle w:val="SourceCode"/>
-      </w:pPr>
-      <w:r>
-        <w:rPr>
-          <w:rStyle w:val="KeywordTok"/>
-        </w:rPr>
-        <w:t xml:space="preserve">def</w:t>
-      </w:r>
-      <w:r>
-        <w:rPr>
-          <w:rStyle w:val="NormalTok"/>
-        </w:rPr>
-        <w:t xml:space="preserve"> get_db():</w:t>
-      </w:r>
-      <w:r>
-        <w:br/>
-      </w:r>
-      <w:r>
-        <w:rPr>
-          <w:rStyle w:val="NormalTok"/>
-        </w:rPr>
-        <w:t xml:space="preserve">    </w:t>
-      </w:r>
-      <w:r>
-        <w:rPr>
-          <w:rStyle w:val="ControlFlowTok"/>
-        </w:rPr>
-        <w:t xml:space="preserve">return</w:t>
-      </w:r>
-      <w:r>
-        <w:rPr>
-          <w:rStyle w:val="NormalTok"/>
-        </w:rPr>
-        <w:t xml:space="preserve"> pymysql.</w:t>
-      </w:r>
-      <w:r>
-        <w:rPr>
-          <w:rStyle w:val="ExtensionTok"/>
-        </w:rPr>
-        <w:t xml:space="preserve">connect</w:t>
-      </w:r>
-      <w:r>
-        <w:rPr>
-          <w:rStyle w:val="NormalTok"/>
-        </w:rPr>
-        <w:t xml:space="preserve">(</w:t>
-      </w:r>
-      <w:r>
-        <w:br/>
-      </w:r>
-      <w:r>
-        <w:rPr>
-          <w:rStyle w:val="NormalTok"/>
-        </w:rPr>
-        <w:t xml:space="preserve">        host</w:t>
-      </w:r>
-      <w:r>
-        <w:rPr>
-          <w:rStyle w:val="OperatorTok"/>
-        </w:rPr>
-        <w:t xml:space="preserve">=</w:t>
-      </w:r>
-      <w:r>
-        <w:rPr>
-          <w:rStyle w:val="StringTok"/>
-        </w:rPr>
-        <w:t xml:space="preserve">'localhost'</w:t>
-      </w:r>
-      <w:r>
-        <w:rPr>
-          <w:rStyle w:val="NormalTok"/>
-        </w:rPr>
-        <w:t xml:space="preserve">,</w:t>
-      </w:r>
-      <w:r>
-        <w:br/>
-      </w:r>
-      <w:r>
-        <w:rPr>
-          <w:rStyle w:val="NormalTok"/>
-        </w:rPr>
-        <w:t xml:space="preserve">        user</w:t>
-      </w:r>
-      <w:r>
-        <w:rPr>
-          <w:rStyle w:val="OperatorTok"/>
-        </w:rPr>
-        <w:t xml:space="preserve">=</w:t>
-      </w:r>
-      <w:r>
-        <w:rPr>
-          <w:rStyle w:val="StringTok"/>
-        </w:rPr>
-        <w:t xml:space="preserve">'root'</w:t>
-      </w:r>
-      <w:r>
-        <w:rPr>
-          <w:rStyle w:val="NormalTok"/>
-        </w:rPr>
-        <w:t xml:space="preserve">,</w:t>
-      </w:r>
-      <w:r>
-        <w:br/>
-      </w:r>
-      <w:r>
-        <w:rPr>
-          <w:rStyle w:val="NormalTok"/>
-        </w:rPr>
-        <w:t xml:space="preserve">        password</w:t>
-      </w:r>
-      <w:r>
-        <w:rPr>
-          <w:rStyle w:val="OperatorTok"/>
-        </w:rPr>
-        <w:t xml:space="preserve">=</w:t>
-      </w:r>
-      <w:r>
-        <w:rPr>
-          <w:rStyle w:val="StringTok"/>
-        </w:rPr>
-        <w:t xml:space="preserve">'......'</w:t>
-      </w:r>
-      <w:r>
-        <w:rPr>
-          <w:rStyle w:val="NormalTok"/>
-        </w:rPr>
-        <w:t xml:space="preserve">,</w:t>
-      </w:r>
-      <w:r>
-        <w:br/>
-      </w:r>
-      <w:r>
-        <w:rPr>
-          <w:rStyle w:val="NormalTok"/>
-        </w:rPr>
-        <w:t xml:space="preserve">        database</w:t>
-      </w:r>
-      <w:r>
-        <w:rPr>
-          <w:rStyle w:val="OperatorTok"/>
-        </w:rPr>
-        <w:t xml:space="preserve">=</w:t>
-      </w:r>
-      <w:r>
-        <w:rPr>
-          <w:rStyle w:val="StringTok"/>
-        </w:rPr>
-        <w:t xml:space="preserve">'internship_db'</w:t>
-      </w:r>
-      <w:r>
-        <w:rPr>
-          <w:rStyle w:val="NormalTok"/>
-        </w:rPr>
-        <w:t xml:space="preserve">,</w:t>
-      </w:r>
-      <w:r>
-        <w:br/>
-      </w:r>
-      <w:r>
-        <w:rPr>
-          <w:rStyle w:val="NormalTok"/>
-        </w:rPr>
-        <w:t xml:space="preserve">        cursorclass</w:t>
-      </w:r>
-      <w:r>
-        <w:rPr>
-          <w:rStyle w:val="OperatorTok"/>
-        </w:rPr>
-        <w:t xml:space="preserve">=</w:t>
-      </w:r>
-      <w:r>
-        <w:rPr>
-          <w:rStyle w:val="NormalTok"/>
-        </w:rPr>
-        <w:t xml:space="preserve">pymysql.cursors.DictCursor</w:t>
-      </w:r>
-      <w:r>
-        <w:br/>
-      </w:r>
-      <w:r>
-        <w:rPr>
-          <w:rStyle w:val="NormalTok"/>
-        </w:rPr>
-        <w:t xml:space="preserve">    )</w:t>
-      </w:r>
-    </w:p>
-    <w:p>
-      <w:pPr>
-        <w:pStyle w:val="FirstParagraph"/>
-      </w:pPr>
-      <w:r>
-        <w:t xml:space="preserve">Every page function opens a connection, runs its SQL with</w:t>
-      </w:r>
-      <w:r>
-        <w:t xml:space="preserve"> </w:t>
-      </w:r>
-      <w:r>
-        <w:rPr>
-          <w:rStyle w:val="VerbatimChar"/>
-        </w:rPr>
-        <w:t xml:space="preserve">cursor.execute()</w:t>
-      </w:r>
-      <w:r>
-        <w:t xml:space="preserve">, commits if data was changed, and closes the connection.</w:t>
-      </w:r>
-    </w:p>
-    <w:bookmarkEnd w:id="36"/>
-    <w:bookmarkStart w:id="37" w:name="crud-operations"/>
-    <w:p>
-      <w:pPr>
-        <w:pStyle w:val="Heading3"/>
-      </w:pPr>
-      <w:r>
-        <w:t xml:space="preserve">6.3 CRUD Operations</w:t>
+        <w:rPr>
+          <w:bCs/>
+          <w:b/>
+        </w:rPr>
+        <w:t xml:space="preserve">Table 5.5: Test Cases</w:t>
       </w:r>
     </w:p>
     <w:tbl>
@@ -4036,9 +7720,11 @@
         <w:jc w:val="start"/>
       </w:tblPr>
       <w:tblGrid>
-        <w:gridCol w:w="2562"/>
-        <w:gridCol w:w="1164"/>
-        <w:gridCol w:w="4192"/>
+        <w:gridCol w:w="1584"/>
+        <w:gridCol w:w="1584"/>
+        <w:gridCol w:w="1584"/>
+        <w:gridCol w:w="1584"/>
+        <w:gridCol w:w="1584"/>
       </w:tblGrid>
       <w:tr>
         <w:trPr>
@@ -4052,31 +7738,55 @@
               <w:jc w:val="left"/>
             </w:pPr>
             <w:r>
-              <w:t xml:space="preserve">Operation</w:t>
-            </w:r>
-          </w:p>
-        </w:tc>
-        <w:tc>
-          <w:tcPr/>
-          <w:p>
-            <w:pPr>
-              <w:pStyle w:val="Compact"/>
-              <w:jc w:val="left"/>
-            </w:pPr>
-            <w:r>
-              <w:t xml:space="preserve">SQL</w:t>
-            </w:r>
-          </w:p>
-        </w:tc>
-        <w:tc>
-          <w:tcPr/>
-          <w:p>
-            <w:pPr>
-              <w:pStyle w:val="Compact"/>
-              <w:jc w:val="left"/>
-            </w:pPr>
-            <w:r>
-              <w:t xml:space="preserve">Where it is used</w:t>
+              <w:t xml:space="preserve">#</w:t>
+            </w:r>
+          </w:p>
+        </w:tc>
+        <w:tc>
+          <w:tcPr/>
+          <w:p>
+            <w:pPr>
+              <w:pStyle w:val="Compact"/>
+              <w:jc w:val="left"/>
+            </w:pPr>
+            <w:r>
+              <w:t xml:space="preserve">Test Case</w:t>
+            </w:r>
+          </w:p>
+        </w:tc>
+        <w:tc>
+          <w:tcPr/>
+          <w:p>
+            <w:pPr>
+              <w:pStyle w:val="Compact"/>
+              <w:jc w:val="left"/>
+            </w:pPr>
+            <w:r>
+              <w:t xml:space="preserve">Steps</w:t>
+            </w:r>
+          </w:p>
+        </w:tc>
+        <w:tc>
+          <w:tcPr/>
+          <w:p>
+            <w:pPr>
+              <w:pStyle w:val="Compact"/>
+              <w:jc w:val="left"/>
+            </w:pPr>
+            <w:r>
+              <w:t xml:space="preserve">Expected Result</w:t>
+            </w:r>
+          </w:p>
+        </w:tc>
+        <w:tc>
+          <w:tcPr/>
+          <w:p>
+            <w:pPr>
+              <w:pStyle w:val="Compact"/>
+              <w:jc w:val="left"/>
+            </w:pPr>
+            <w:r>
+              <w:t xml:space="preserve">Result</w:t>
             </w:r>
           </w:p>
         </w:tc>
@@ -4090,31 +7800,55 @@
               <w:jc w:val="left"/>
             </w:pPr>
             <w:r>
-              <w:t xml:space="preserve">Create</w:t>
-            </w:r>
-          </w:p>
-        </w:tc>
-        <w:tc>
-          <w:tcPr/>
-          <w:p>
-            <w:pPr>
-              <w:pStyle w:val="Compact"/>
-              <w:jc w:val="left"/>
-            </w:pPr>
-            <w:r>
-              <w:t xml:space="preserve">INSERT INTO</w:t>
-            </w:r>
-          </w:p>
-        </w:tc>
-        <w:tc>
-          <w:tcPr/>
-          <w:p>
-            <w:pPr>
-              <w:pStyle w:val="Compact"/>
-              <w:jc w:val="left"/>
-            </w:pPr>
-            <w:r>
-              <w:t xml:space="preserve">registration (users + role table), post internship, apply, submit weekly log</w:t>
+              <w:t xml:space="preserve">1</w:t>
+            </w:r>
+          </w:p>
+        </w:tc>
+        <w:tc>
+          <w:tcPr/>
+          <w:p>
+            <w:pPr>
+              <w:pStyle w:val="Compact"/>
+              <w:jc w:val="left"/>
+            </w:pPr>
+            <w:r>
+              <w:t xml:space="preserve">Student registration</w:t>
+            </w:r>
+          </w:p>
+        </w:tc>
+        <w:tc>
+          <w:tcPr/>
+          <w:p>
+            <w:pPr>
+              <w:pStyle w:val="Compact"/>
+              <w:jc w:val="left"/>
+            </w:pPr>
+            <w:r>
+              <w:t xml:space="preserve">Fill the student form and submit</w:t>
+            </w:r>
+          </w:p>
+        </w:tc>
+        <w:tc>
+          <w:tcPr/>
+          <w:p>
+            <w:pPr>
+              <w:pStyle w:val="Compact"/>
+              <w:jc w:val="left"/>
+            </w:pPr>
+            <w:r>
+              <w:t xml:space="preserve">Rows created in users and students, redirect to login</w:t>
+            </w:r>
+          </w:p>
+        </w:tc>
+        <w:tc>
+          <w:tcPr/>
+          <w:p>
+            <w:pPr>
+              <w:pStyle w:val="Compact"/>
+              <w:jc w:val="left"/>
+            </w:pPr>
+            <w:r>
+              <w:t xml:space="preserve">Pass</w:t>
             </w:r>
           </w:p>
         </w:tc>
@@ -4128,31 +7862,67 @@
               <w:jc w:val="left"/>
             </w:pPr>
             <w:r>
-              <w:t xml:space="preserve">Read</w:t>
-            </w:r>
-          </w:p>
-        </w:tc>
-        <w:tc>
-          <w:tcPr/>
-          <w:p>
-            <w:pPr>
-              <w:pStyle w:val="Compact"/>
-              <w:jc w:val="left"/>
-            </w:pPr>
-            <w:r>
-              <w:t xml:space="preserve">SELECT (with JOIN)</w:t>
-            </w:r>
-          </w:p>
-        </w:tc>
-        <w:tc>
-          <w:tcPr/>
-          <w:p>
-            <w:pPr>
-              <w:pStyle w:val="Compact"/>
-              <w:jc w:val="left"/>
-            </w:pPr>
-            <w:r>
-              <w:t xml:space="preserve">login, landing page counts, internship list, applications, applicants, logs, users list</w:t>
+              <w:t xml:space="preserve">2</w:t>
+            </w:r>
+          </w:p>
+        </w:tc>
+        <w:tc>
+          <w:tcPr/>
+          <w:p>
+            <w:pPr>
+              <w:pStyle w:val="Compact"/>
+              <w:jc w:val="left"/>
+            </w:pPr>
+            <w:r>
+              <w:t xml:space="preserve">Duplicate email</w:t>
+            </w:r>
+          </w:p>
+        </w:tc>
+        <w:tc>
+          <w:tcPr/>
+          <w:p>
+            <w:pPr>
+              <w:pStyle w:val="Compact"/>
+              <w:jc w:val="left"/>
+            </w:pPr>
+            <w:r>
+              <w:t xml:space="preserve">Register again with the same email</w:t>
+            </w:r>
+          </w:p>
+        </w:tc>
+        <w:tc>
+          <w:tcPr/>
+          <w:p>
+            <w:pPr>
+              <w:pStyle w:val="Compact"/>
+              <w:jc w:val="left"/>
+            </w:pPr>
+            <w:r>
+              <w:t xml:space="preserve">“</w:t>
+            </w:r>
+            <w:r>
+              <w:t xml:space="preserve">Email is already registered</w:t>
+            </w:r>
+            <w:r>
+              <w:t xml:space="preserve">”</w:t>
+            </w:r>
+            <w:r>
+              <w:t xml:space="preserve"> </w:t>
+            </w:r>
+            <w:r>
+              <w:t xml:space="preserve">message</w:t>
+            </w:r>
+          </w:p>
+        </w:tc>
+        <w:tc>
+          <w:tcPr/>
+          <w:p>
+            <w:pPr>
+              <w:pStyle w:val="Compact"/>
+              <w:jc w:val="left"/>
+            </w:pPr>
+            <w:r>
+              <w:t xml:space="preserve">Pass</w:t>
             </w:r>
           </w:p>
         </w:tc>
@@ -4166,31 +7936,67 @@
               <w:jc w:val="left"/>
             </w:pPr>
             <w:r>
-              <w:t xml:space="preserve">Update</w:t>
-            </w:r>
-          </w:p>
-        </w:tc>
-        <w:tc>
-          <w:tcPr/>
-          <w:p>
-            <w:pPr>
-              <w:pStyle w:val="Compact"/>
-              <w:jc w:val="left"/>
-            </w:pPr>
-            <w:r>
-              <w:t xml:space="preserve">UPDATE</w:t>
-            </w:r>
-          </w:p>
-        </w:tc>
-        <w:tc>
-          <w:tcPr/>
-          <w:p>
-            <w:pPr>
-              <w:pStyle w:val="Compact"/>
-              <w:jc w:val="left"/>
-            </w:pPr>
-            <w:r>
-              <w:t xml:space="preserve">edit internship, select/reject an application, supervisor feedback and marks</w:t>
+              <w:t xml:space="preserve">3</w:t>
+            </w:r>
+          </w:p>
+        </w:tc>
+        <w:tc>
+          <w:tcPr/>
+          <w:p>
+            <w:pPr>
+              <w:pStyle w:val="Compact"/>
+              <w:jc w:val="left"/>
+            </w:pPr>
+            <w:r>
+              <w:t xml:space="preserve">Wrong password</w:t>
+            </w:r>
+          </w:p>
+        </w:tc>
+        <w:tc>
+          <w:tcPr/>
+          <w:p>
+            <w:pPr>
+              <w:pStyle w:val="Compact"/>
+              <w:jc w:val="left"/>
+            </w:pPr>
+            <w:r>
+              <w:t xml:space="preserve">Login with wrong password</w:t>
+            </w:r>
+          </w:p>
+        </w:tc>
+        <w:tc>
+          <w:tcPr/>
+          <w:p>
+            <w:pPr>
+              <w:pStyle w:val="Compact"/>
+              <w:jc w:val="left"/>
+            </w:pPr>
+            <w:r>
+              <w:t xml:space="preserve">“</w:t>
+            </w:r>
+            <w:r>
+              <w:t xml:space="preserve">Invalid email or password</w:t>
+            </w:r>
+            <w:r>
+              <w:t xml:space="preserve">”</w:t>
+            </w:r>
+            <w:r>
+              <w:t xml:space="preserve"> </w:t>
+            </w:r>
+            <w:r>
+              <w:t xml:space="preserve">message</w:t>
+            </w:r>
+          </w:p>
+        </w:tc>
+        <w:tc>
+          <w:tcPr/>
+          <w:p>
+            <w:pPr>
+              <w:pStyle w:val="Compact"/>
+              <w:jc w:val="left"/>
+            </w:pPr>
+            <w:r>
+              <w:t xml:space="preserve">Pass</w:t>
             </w:r>
           </w:p>
         </w:tc>
@@ -4204,176 +8010,548 @@
               <w:jc w:val="left"/>
             </w:pPr>
             <w:r>
-              <w:t xml:space="preserve">Delete</w:t>
-            </w:r>
-          </w:p>
-        </w:tc>
-        <w:tc>
-          <w:tcPr/>
-          <w:p>
-            <w:pPr>
-              <w:pStyle w:val="Compact"/>
-              <w:jc w:val="left"/>
-            </w:pPr>
-            <w:r>
-              <w:t xml:space="preserve">DELETE FROM</w:t>
-            </w:r>
-          </w:p>
-        </w:tc>
-        <w:tc>
-          <w:tcPr/>
-          <w:p>
-            <w:pPr>
-              <w:pStyle w:val="Compact"/>
-              <w:jc w:val="left"/>
-            </w:pPr>
-            <w:r>
-              <w:t xml:space="preserve">delete internship, withdraw application, delete user</w:t>
+              <w:t xml:space="preserve">4</w:t>
+            </w:r>
+          </w:p>
+        </w:tc>
+        <w:tc>
+          <w:tcPr/>
+          <w:p>
+            <w:pPr>
+              <w:pStyle w:val="Compact"/>
+              <w:jc w:val="left"/>
+            </w:pPr>
+            <w:r>
+              <w:t xml:space="preserve">Post internship</w:t>
+            </w:r>
+          </w:p>
+        </w:tc>
+        <w:tc>
+          <w:tcPr/>
+          <w:p>
+            <w:pPr>
+              <w:pStyle w:val="Compact"/>
+              <w:jc w:val="left"/>
+            </w:pPr>
+            <w:r>
+              <w:t xml:space="preserve">Login as company, fill the post form</w:t>
+            </w:r>
+          </w:p>
+        </w:tc>
+        <w:tc>
+          <w:tcPr/>
+          <w:p>
+            <w:pPr>
+              <w:pStyle w:val="Compact"/>
+              <w:jc w:val="left"/>
+            </w:pPr>
+            <w:r>
+              <w:t xml:space="preserve">Internship appears in the list</w:t>
+            </w:r>
+          </w:p>
+        </w:tc>
+        <w:tc>
+          <w:tcPr/>
+          <w:p>
+            <w:pPr>
+              <w:pStyle w:val="Compact"/>
+              <w:jc w:val="left"/>
+            </w:pPr>
+            <w:r>
+              <w:t xml:space="preserve">Pass</w:t>
+            </w:r>
+          </w:p>
+        </w:tc>
+      </w:tr>
+      <w:tr>
+        <w:tc>
+          <w:tcPr/>
+          <w:p>
+            <w:pPr>
+              <w:pStyle w:val="Compact"/>
+              <w:jc w:val="left"/>
+            </w:pPr>
+            <w:r>
+              <w:t xml:space="preserve">5</w:t>
+            </w:r>
+          </w:p>
+        </w:tc>
+        <w:tc>
+          <w:tcPr/>
+          <w:p>
+            <w:pPr>
+              <w:pStyle w:val="Compact"/>
+              <w:jc w:val="left"/>
+            </w:pPr>
+            <w:r>
+              <w:t xml:space="preserve">Apply</w:t>
+            </w:r>
+          </w:p>
+        </w:tc>
+        <w:tc>
+          <w:tcPr/>
+          <w:p>
+            <w:pPr>
+              <w:pStyle w:val="Compact"/>
+              <w:jc w:val="left"/>
+            </w:pPr>
+            <w:r>
+              <w:t xml:space="preserve">Login as student, apply with cover letter</w:t>
+            </w:r>
+          </w:p>
+        </w:tc>
+        <w:tc>
+          <w:tcPr/>
+          <w:p>
+            <w:pPr>
+              <w:pStyle w:val="Compact"/>
+              <w:jc w:val="left"/>
+            </w:pPr>
+            <w:r>
+              <w:t xml:space="preserve">Application saved with status</w:t>
+            </w:r>
+            <w:r>
+              <w:t xml:space="preserve"> </w:t>
+            </w:r>
+            <w:r>
+              <w:t xml:space="preserve">“</w:t>
+            </w:r>
+            <w:r>
+              <w:t xml:space="preserve">applied</w:t>
+            </w:r>
+            <w:r>
+              <w:t xml:space="preserve">”</w:t>
+            </w:r>
+          </w:p>
+        </w:tc>
+        <w:tc>
+          <w:tcPr/>
+          <w:p>
+            <w:pPr>
+              <w:pStyle w:val="Compact"/>
+              <w:jc w:val="left"/>
+            </w:pPr>
+            <w:r>
+              <w:t xml:space="preserve">Pass</w:t>
+            </w:r>
+          </w:p>
+        </w:tc>
+      </w:tr>
+      <w:tr>
+        <w:tc>
+          <w:tcPr/>
+          <w:p>
+            <w:pPr>
+              <w:pStyle w:val="Compact"/>
+              <w:jc w:val="left"/>
+            </w:pPr>
+            <w:r>
+              <w:t xml:space="preserve">6</w:t>
+            </w:r>
+          </w:p>
+        </w:tc>
+        <w:tc>
+          <w:tcPr/>
+          <w:p>
+            <w:pPr>
+              <w:pStyle w:val="Compact"/>
+              <w:jc w:val="left"/>
+            </w:pPr>
+            <w:r>
+              <w:t xml:space="preserve">Apply twice</w:t>
+            </w:r>
+          </w:p>
+        </w:tc>
+        <w:tc>
+          <w:tcPr/>
+          <w:p>
+            <w:pPr>
+              <w:pStyle w:val="Compact"/>
+              <w:jc w:val="left"/>
+            </w:pPr>
+            <w:r>
+              <w:t xml:space="preserve">Apply again to the same internship</w:t>
+            </w:r>
+          </w:p>
+        </w:tc>
+        <w:tc>
+          <w:tcPr/>
+          <w:p>
+            <w:pPr>
+              <w:pStyle w:val="Compact"/>
+              <w:jc w:val="left"/>
+            </w:pPr>
+            <w:r>
+              <w:t xml:space="preserve">“</w:t>
+            </w:r>
+            <w:r>
+              <w:t xml:space="preserve">You already applied</w:t>
+            </w:r>
+            <w:r>
+              <w:t xml:space="preserve">”</w:t>
+            </w:r>
+            <w:r>
+              <w:t xml:space="preserve"> </w:t>
+            </w:r>
+            <w:r>
+              <w:t xml:space="preserve">message</w:t>
+            </w:r>
+          </w:p>
+        </w:tc>
+        <w:tc>
+          <w:tcPr/>
+          <w:p>
+            <w:pPr>
+              <w:pStyle w:val="Compact"/>
+              <w:jc w:val="left"/>
+            </w:pPr>
+            <w:r>
+              <w:t xml:space="preserve">Pass</w:t>
+            </w:r>
+          </w:p>
+        </w:tc>
+      </w:tr>
+      <w:tr>
+        <w:tc>
+          <w:tcPr/>
+          <w:p>
+            <w:pPr>
+              <w:pStyle w:val="Compact"/>
+              <w:jc w:val="left"/>
+            </w:pPr>
+            <w:r>
+              <w:t xml:space="preserve">7</w:t>
+            </w:r>
+          </w:p>
+        </w:tc>
+        <w:tc>
+          <w:tcPr/>
+          <w:p>
+            <w:pPr>
+              <w:pStyle w:val="Compact"/>
+              <w:jc w:val="left"/>
+            </w:pPr>
+            <w:r>
+              <w:t xml:space="preserve">Select applicant</w:t>
+            </w:r>
+          </w:p>
+        </w:tc>
+        <w:tc>
+          <w:tcPr/>
+          <w:p>
+            <w:pPr>
+              <w:pStyle w:val="Compact"/>
+              <w:jc w:val="left"/>
+            </w:pPr>
+            <w:r>
+              <w:t xml:space="preserve">Company changes status to selected</w:t>
+            </w:r>
+          </w:p>
+        </w:tc>
+        <w:tc>
+          <w:tcPr/>
+          <w:p>
+            <w:pPr>
+              <w:pStyle w:val="Compact"/>
+              <w:jc w:val="left"/>
+            </w:pPr>
+            <w:r>
+              <w:t xml:space="preserve">Status badge changes to</w:t>
+            </w:r>
+            <w:r>
+              <w:t xml:space="preserve"> </w:t>
+            </w:r>
+            <w:r>
+              <w:t xml:space="preserve">“</w:t>
+            </w:r>
+            <w:r>
+              <w:t xml:space="preserve">selected</w:t>
+            </w:r>
+            <w:r>
+              <w:t xml:space="preserve">”</w:t>
+            </w:r>
+          </w:p>
+        </w:tc>
+        <w:tc>
+          <w:tcPr/>
+          <w:p>
+            <w:pPr>
+              <w:pStyle w:val="Compact"/>
+              <w:jc w:val="left"/>
+            </w:pPr>
+            <w:r>
+              <w:t xml:space="preserve">Pass</w:t>
+            </w:r>
+          </w:p>
+        </w:tc>
+      </w:tr>
+      <w:tr>
+        <w:tc>
+          <w:tcPr/>
+          <w:p>
+            <w:pPr>
+              <w:pStyle w:val="Compact"/>
+              <w:jc w:val="left"/>
+            </w:pPr>
+            <w:r>
+              <w:t xml:space="preserve">8</w:t>
+            </w:r>
+          </w:p>
+        </w:tc>
+        <w:tc>
+          <w:tcPr/>
+          <w:p>
+            <w:pPr>
+              <w:pStyle w:val="Compact"/>
+              <w:jc w:val="left"/>
+            </w:pPr>
+            <w:r>
+              <w:t xml:space="preserve">Weekly log</w:t>
+            </w:r>
+          </w:p>
+        </w:tc>
+        <w:tc>
+          <w:tcPr/>
+          <w:p>
+            <w:pPr>
+              <w:pStyle w:val="Compact"/>
+              <w:jc w:val="left"/>
+            </w:pPr>
+            <w:r>
+              <w:t xml:space="preserve">Selected student submits week 1 log</w:t>
+            </w:r>
+          </w:p>
+        </w:tc>
+        <w:tc>
+          <w:tcPr/>
+          <w:p>
+            <w:pPr>
+              <w:pStyle w:val="Compact"/>
+              <w:jc w:val="left"/>
+            </w:pPr>
+            <w:r>
+              <w:t xml:space="preserve">Log appears in the log book</w:t>
+            </w:r>
+          </w:p>
+        </w:tc>
+        <w:tc>
+          <w:tcPr/>
+          <w:p>
+            <w:pPr>
+              <w:pStyle w:val="Compact"/>
+              <w:jc w:val="left"/>
+            </w:pPr>
+            <w:r>
+              <w:t xml:space="preserve">Pass</w:t>
+            </w:r>
+          </w:p>
+        </w:tc>
+      </w:tr>
+      <w:tr>
+        <w:tc>
+          <w:tcPr/>
+          <w:p>
+            <w:pPr>
+              <w:pStyle w:val="Compact"/>
+              <w:jc w:val="left"/>
+            </w:pPr>
+            <w:r>
+              <w:t xml:space="preserve">9</w:t>
+            </w:r>
+          </w:p>
+        </w:tc>
+        <w:tc>
+          <w:tcPr/>
+          <w:p>
+            <w:pPr>
+              <w:pStyle w:val="Compact"/>
+              <w:jc w:val="left"/>
+            </w:pPr>
+            <w:r>
+              <w:t xml:space="preserve">Feedback</w:t>
+            </w:r>
+          </w:p>
+        </w:tc>
+        <w:tc>
+          <w:tcPr/>
+          <w:p>
+            <w:pPr>
+              <w:pStyle w:val="Compact"/>
+              <w:jc w:val="left"/>
+            </w:pPr>
+            <w:r>
+              <w:t xml:space="preserve">Supervisor writes feedback and marks</w:t>
+            </w:r>
+          </w:p>
+        </w:tc>
+        <w:tc>
+          <w:tcPr/>
+          <w:p>
+            <w:pPr>
+              <w:pStyle w:val="Compact"/>
+              <w:jc w:val="left"/>
+            </w:pPr>
+            <w:r>
+              <w:t xml:space="preserve">Feedback and marks visible to the student</w:t>
+            </w:r>
+          </w:p>
+        </w:tc>
+        <w:tc>
+          <w:tcPr/>
+          <w:p>
+            <w:pPr>
+              <w:pStyle w:val="Compact"/>
+              <w:jc w:val="left"/>
+            </w:pPr>
+            <w:r>
+              <w:t xml:space="preserve">Pass</w:t>
+            </w:r>
+          </w:p>
+        </w:tc>
+      </w:tr>
+      <w:tr>
+        <w:tc>
+          <w:tcPr/>
+          <w:p>
+            <w:pPr>
+              <w:pStyle w:val="Compact"/>
+              <w:jc w:val="left"/>
+            </w:pPr>
+            <w:r>
+              <w:t xml:space="preserve">10</w:t>
+            </w:r>
+          </w:p>
+        </w:tc>
+        <w:tc>
+          <w:tcPr/>
+          <w:p>
+            <w:pPr>
+              <w:pStyle w:val="Compact"/>
+              <w:jc w:val="left"/>
+            </w:pPr>
+            <w:r>
+              <w:t xml:space="preserve">Delete user</w:t>
+            </w:r>
+          </w:p>
+        </w:tc>
+        <w:tc>
+          <w:tcPr/>
+          <w:p>
+            <w:pPr>
+              <w:pStyle w:val="Compact"/>
+              <w:jc w:val="left"/>
+            </w:pPr>
+            <w:r>
+              <w:t xml:space="preserve">Admin deletes a company</w:t>
+            </w:r>
+          </w:p>
+        </w:tc>
+        <w:tc>
+          <w:tcPr/>
+          <w:p>
+            <w:pPr>
+              <w:pStyle w:val="Compact"/>
+              <w:jc w:val="left"/>
+            </w:pPr>
+            <w:r>
+              <w:t xml:space="preserve">Company, its internships and applications removed (cascade)</w:t>
+            </w:r>
+          </w:p>
+        </w:tc>
+        <w:tc>
+          <w:tcPr/>
+          <w:p>
+            <w:pPr>
+              <w:pStyle w:val="Compact"/>
+              <w:jc w:val="left"/>
+            </w:pPr>
+            <w:r>
+              <w:t xml:space="preserve">Pass</w:t>
+            </w:r>
+          </w:p>
+        </w:tc>
+      </w:tr>
+      <w:tr>
+        <w:tc>
+          <w:tcPr/>
+          <w:p>
+            <w:pPr>
+              <w:pStyle w:val="Compact"/>
+              <w:jc w:val="left"/>
+            </w:pPr>
+            <w:r>
+              <w:t xml:space="preserve">11</w:t>
+            </w:r>
+          </w:p>
+        </w:tc>
+        <w:tc>
+          <w:tcPr/>
+          <w:p>
+            <w:pPr>
+              <w:pStyle w:val="Compact"/>
+              <w:jc w:val="left"/>
+            </w:pPr>
+            <w:r>
+              <w:t xml:space="preserve">Access control</w:t>
+            </w:r>
+          </w:p>
+        </w:tc>
+        <w:tc>
+          <w:tcPr/>
+          <w:p>
+            <w:pPr>
+              <w:pStyle w:val="Compact"/>
+              <w:jc w:val="left"/>
+            </w:pPr>
+            <w:r>
+              <w:t xml:space="preserve">Student opens a company-only page</w:t>
+            </w:r>
+          </w:p>
+        </w:tc>
+        <w:tc>
+          <w:tcPr/>
+          <w:p>
+            <w:pPr>
+              <w:pStyle w:val="Compact"/>
+              <w:jc w:val="left"/>
+            </w:pPr>
+            <w:r>
+              <w:t xml:space="preserve">Redirected away</w:t>
+            </w:r>
+          </w:p>
+        </w:tc>
+        <w:tc>
+          <w:tcPr/>
+          <w:p>
+            <w:pPr>
+              <w:pStyle w:val="Compact"/>
+              <w:jc w:val="left"/>
+            </w:pPr>
+            <w:r>
+              <w:t xml:space="preserve">Pass</w:t>
             </w:r>
           </w:p>
         </w:tc>
       </w:tr>
     </w:tbl>
-    <w:p>
-      <w:pPr>
-        <w:pStyle w:val="BodyText"/>
-      </w:pPr>
-      <w:r>
-        <w:t xml:space="preserve">Example of a CREATE operation (student applies to an internship):</w:t>
-      </w:r>
-    </w:p>
-    <w:p>
-      <w:pPr>
-        <w:pStyle w:val="SourceCode"/>
-      </w:pPr>
-      <w:r>
-        <w:rPr>
-          <w:rStyle w:val="NormalTok"/>
-        </w:rPr>
-        <w:t xml:space="preserve">cur.execute(</w:t>
-      </w:r>
-      <w:r>
-        <w:br/>
-      </w:r>
-      <w:r>
-        <w:rPr>
-          <w:rStyle w:val="NormalTok"/>
-        </w:rPr>
-        <w:t xml:space="preserve">    </w:t>
-      </w:r>
-      <w:r>
-        <w:rPr>
-          <w:rStyle w:val="StringTok"/>
-        </w:rPr>
-        <w:t xml:space="preserve">"INSERT INTO applications (student_id, internship_id, cover_letter) "</w:t>
-      </w:r>
-      <w:r>
-        <w:br/>
-      </w:r>
-      <w:r>
-        <w:rPr>
-          <w:rStyle w:val="NormalTok"/>
-        </w:rPr>
-        <w:t xml:space="preserve">    </w:t>
-      </w:r>
-      <w:r>
-        <w:rPr>
-          <w:rStyle w:val="StringTok"/>
-        </w:rPr>
-        <w:t xml:space="preserve">"VALUES (</w:t>
-      </w:r>
-      <w:r>
-        <w:rPr>
-          <w:rStyle w:val="SpecialCharTok"/>
-        </w:rPr>
-        <w:t xml:space="preserve">%s</w:t>
-      </w:r>
-      <w:r>
-        <w:rPr>
-          <w:rStyle w:val="StringTok"/>
-        </w:rPr>
-        <w:t xml:space="preserve">, </w:t>
-      </w:r>
-      <w:r>
-        <w:rPr>
-          <w:rStyle w:val="SpecialCharTok"/>
-        </w:rPr>
-        <w:t xml:space="preserve">%s</w:t>
-      </w:r>
-      <w:r>
-        <w:rPr>
-          <w:rStyle w:val="StringTok"/>
-        </w:rPr>
-        <w:t xml:space="preserve">, </w:t>
-      </w:r>
-      <w:r>
-        <w:rPr>
-          <w:rStyle w:val="SpecialCharTok"/>
-        </w:rPr>
-        <w:t xml:space="preserve">%s</w:t>
-      </w:r>
-      <w:r>
-        <w:rPr>
-          <w:rStyle w:val="StringTok"/>
-        </w:rPr>
-        <w:t xml:space="preserve">)"</w:t>
-      </w:r>
-      <w:r>
-        <w:rPr>
-          <w:rStyle w:val="NormalTok"/>
-        </w:rPr>
-        <w:t xml:space="preserve">,</w:t>
-      </w:r>
-      <w:r>
-        <w:br/>
-      </w:r>
-      <w:r>
-        <w:rPr>
-          <w:rStyle w:val="NormalTok"/>
-        </w:rPr>
-        <w:t xml:space="preserve">    (me[</w:t>
-      </w:r>
-      <w:r>
-        <w:rPr>
-          <w:rStyle w:val="StringTok"/>
-        </w:rPr>
-        <w:t xml:space="preserve">'id'</w:t>
-      </w:r>
-      <w:r>
-        <w:rPr>
-          <w:rStyle w:val="NormalTok"/>
-        </w:rPr>
-        <w:t xml:space="preserve">], internship_id, request.form[</w:t>
-      </w:r>
-      <w:r>
-        <w:rPr>
-          <w:rStyle w:val="StringTok"/>
-        </w:rPr>
-        <w:t xml:space="preserve">'cover_letter'</w:t>
-      </w:r>
-      <w:r>
-        <w:rPr>
-          <w:rStyle w:val="NormalTok"/>
-        </w:rPr>
-        <w:t xml:space="preserve">])</w:t>
-      </w:r>
-      <w:r>
-        <w:br/>
-      </w:r>
-      <w:r>
-        <w:rPr>
-          <w:rStyle w:val="NormalTok"/>
-        </w:rPr>
-        <w:t xml:space="preserve">)</w:t>
-      </w:r>
-      <w:r>
-        <w:br/>
-      </w:r>
-      <w:r>
-        <w:rPr>
-          <w:rStyle w:val="NormalTok"/>
-        </w:rPr>
-        <w:t xml:space="preserve">db.commit()</w:t>
+    <w:bookmarkEnd w:id="73"/>
+    <w:bookmarkEnd w:id="74"/>
+    <w:bookmarkStart w:id="77" w:name="chapter-6-results-and-discussion"/>
+    <w:p>
+      <w:pPr>
+        <w:pStyle w:val="Heading1"/>
+      </w:pPr>
+      <w:r>
+        <w:t xml:space="preserve">CHAPTER 6: RESULTS AND DISCUSSION</w:t>
+      </w:r>
+    </w:p>
+    <w:bookmarkStart w:id="75" w:name="test-reports"/>
+    <w:p>
+      <w:pPr>
+        <w:pStyle w:val="Heading2"/>
+      </w:pPr>
+      <w:r>
+        <w:t xml:space="preserve">6.1 Test Reports</w:t>
       </w:r>
     </w:p>
     <w:p>
@@ -4381,329 +8559,60 @@
         <w:pStyle w:val="FirstParagraph"/>
       </w:pPr>
       <w:r>
-        <w:t xml:space="preserve">Example of a READ operation with JOIN (student’s applications with company name):</w:t>
-      </w:r>
-    </w:p>
-    <w:p>
-      <w:pPr>
-        <w:pStyle w:val="SourceCode"/>
-      </w:pPr>
-      <w:r>
-        <w:rPr>
-          <w:rStyle w:val="KeywordTok"/>
-        </w:rPr>
-        <w:t xml:space="preserve">SELECT</w:t>
-      </w:r>
-      <w:r>
-        <w:rPr>
-          <w:rStyle w:val="NormalTok"/>
-        </w:rPr>
-        <w:t xml:space="preserve"> applications.</w:t>
-      </w:r>
-      <w:r>
-        <w:rPr>
-          <w:rStyle w:val="KeywordTok"/>
-        </w:rPr>
-        <w:t xml:space="preserve">id</w:t>
-      </w:r>
-      <w:r>
-        <w:rPr>
-          <w:rStyle w:val="NormalTok"/>
-        </w:rPr>
-        <w:t xml:space="preserve">, applications.status,</w:t>
-      </w:r>
-      <w:r>
-        <w:br/>
-      </w:r>
-      <w:r>
-        <w:rPr>
-          <w:rStyle w:val="NormalTok"/>
-        </w:rPr>
-        <w:t xml:space="preserve">       internships.title, users.name </w:t>
-      </w:r>
-      <w:r>
-        <w:rPr>
-          <w:rStyle w:val="KeywordTok"/>
-        </w:rPr>
-        <w:t xml:space="preserve">AS</w:t>
-      </w:r>
-      <w:r>
-        <w:rPr>
-          <w:rStyle w:val="NormalTok"/>
-        </w:rPr>
-        <w:t xml:space="preserve"> company_name</w:t>
-      </w:r>
-      <w:r>
-        <w:br/>
-      </w:r>
-      <w:r>
-        <w:rPr>
-          <w:rStyle w:val="KeywordTok"/>
-        </w:rPr>
-        <w:t xml:space="preserve">FROM</w:t>
-      </w:r>
-      <w:r>
-        <w:rPr>
-          <w:rStyle w:val="NormalTok"/>
-        </w:rPr>
-        <w:t xml:space="preserve"> applications</w:t>
-      </w:r>
-      <w:r>
-        <w:br/>
-      </w:r>
-      <w:r>
-        <w:rPr>
-          <w:rStyle w:val="KeywordTok"/>
-        </w:rPr>
-        <w:t xml:space="preserve">JOIN</w:t>
-      </w:r>
-      <w:r>
-        <w:rPr>
-          <w:rStyle w:val="NormalTok"/>
-        </w:rPr>
-        <w:t xml:space="preserve"> internships </w:t>
-      </w:r>
-      <w:r>
-        <w:rPr>
-          <w:rStyle w:val="KeywordTok"/>
-        </w:rPr>
-        <w:t xml:space="preserve">ON</w:t>
-      </w:r>
-      <w:r>
-        <w:rPr>
-          <w:rStyle w:val="NormalTok"/>
-        </w:rPr>
-        <w:t xml:space="preserve"> applications.internship_id </w:t>
-      </w:r>
-      <w:r>
-        <w:rPr>
-          <w:rStyle w:val="OperatorTok"/>
-        </w:rPr>
-        <w:t xml:space="preserve">=</w:t>
-      </w:r>
-      <w:r>
-        <w:rPr>
-          <w:rStyle w:val="NormalTok"/>
-        </w:rPr>
-        <w:t xml:space="preserve"> internships.</w:t>
-      </w:r>
-      <w:r>
-        <w:rPr>
-          <w:rStyle w:val="KeywordTok"/>
-        </w:rPr>
-        <w:t xml:space="preserve">id</w:t>
-      </w:r>
-      <w:r>
-        <w:br/>
-      </w:r>
-      <w:r>
-        <w:rPr>
-          <w:rStyle w:val="KeywordTok"/>
-        </w:rPr>
-        <w:t xml:space="preserve">JOIN</w:t>
-      </w:r>
-      <w:r>
-        <w:rPr>
-          <w:rStyle w:val="NormalTok"/>
-        </w:rPr>
-        <w:t xml:space="preserve"> companies   </w:t>
-      </w:r>
-      <w:r>
-        <w:rPr>
-          <w:rStyle w:val="KeywordTok"/>
-        </w:rPr>
-        <w:t xml:space="preserve">ON</w:t>
-      </w:r>
-      <w:r>
-        <w:rPr>
-          <w:rStyle w:val="NormalTok"/>
-        </w:rPr>
-        <w:t xml:space="preserve"> internships.company_id </w:t>
-      </w:r>
-      <w:r>
-        <w:rPr>
-          <w:rStyle w:val="OperatorTok"/>
-        </w:rPr>
-        <w:t xml:space="preserve">=</w:t>
-      </w:r>
-      <w:r>
-        <w:rPr>
-          <w:rStyle w:val="NormalTok"/>
-        </w:rPr>
-        <w:t xml:space="preserve"> companies.</w:t>
-      </w:r>
-      <w:r>
-        <w:rPr>
-          <w:rStyle w:val="KeywordTok"/>
-        </w:rPr>
-        <w:t xml:space="preserve">id</w:t>
-      </w:r>
-      <w:r>
-        <w:br/>
-      </w:r>
-      <w:r>
-        <w:rPr>
-          <w:rStyle w:val="KeywordTok"/>
-        </w:rPr>
-        <w:t xml:space="preserve">JOIN</w:t>
-      </w:r>
-      <w:r>
-        <w:rPr>
-          <w:rStyle w:val="NormalTok"/>
-        </w:rPr>
-        <w:t xml:space="preserve"> users       </w:t>
-      </w:r>
-      <w:r>
-        <w:rPr>
-          <w:rStyle w:val="KeywordTok"/>
-        </w:rPr>
-        <w:t xml:space="preserve">ON</w:t>
-      </w:r>
-      <w:r>
-        <w:rPr>
-          <w:rStyle w:val="NormalTok"/>
-        </w:rPr>
-        <w:t xml:space="preserve"> companies.user_id </w:t>
-      </w:r>
-      <w:r>
-        <w:rPr>
-          <w:rStyle w:val="OperatorTok"/>
-        </w:rPr>
-        <w:t xml:space="preserve">=</w:t>
-      </w:r>
-      <w:r>
-        <w:rPr>
-          <w:rStyle w:val="NormalTok"/>
-        </w:rPr>
-        <w:t xml:space="preserve"> users.</w:t>
-      </w:r>
-      <w:r>
-        <w:rPr>
-          <w:rStyle w:val="KeywordTok"/>
-        </w:rPr>
-        <w:t xml:space="preserve">id</w:t>
-      </w:r>
-      <w:r>
-        <w:br/>
-      </w:r>
-      <w:r>
-        <w:rPr>
-          <w:rStyle w:val="KeywordTok"/>
-        </w:rPr>
-        <w:t xml:space="preserve">WHERE</w:t>
-      </w:r>
-      <w:r>
-        <w:rPr>
-          <w:rStyle w:val="NormalTok"/>
-        </w:rPr>
-        <w:t xml:space="preserve"> applications.student_id </w:t>
-      </w:r>
-      <w:r>
-        <w:rPr>
-          <w:rStyle w:val="OperatorTok"/>
-        </w:rPr>
-        <w:t xml:space="preserve">=</w:t>
-      </w:r>
-      <w:r>
-        <w:rPr>
-          <w:rStyle w:val="NormalTok"/>
-        </w:rPr>
-        <w:t xml:space="preserve"> %s</w:t>
-      </w:r>
-    </w:p>
-    <w:bookmarkEnd w:id="37"/>
-    <w:bookmarkStart w:id="38" w:name="login-and-sessions"/>
-    <w:p>
-      <w:pPr>
-        <w:pStyle w:val="Heading3"/>
-      </w:pPr>
-      <w:r>
-        <w:t xml:space="preserve">6.4 Login and Sessions</w:t>
-      </w:r>
-    </w:p>
-    <w:p>
-      <w:pPr>
-        <w:pStyle w:val="FirstParagraph"/>
-      </w:pPr>
-      <w:r>
-        <w:t xml:space="preserve">When a user logs in, the system joins the</w:t>
-      </w:r>
-      <w:r>
-        <w:t xml:space="preserve"> </w:t>
-      </w:r>
-      <w:r>
-        <w:rPr>
-          <w:rStyle w:val="VerbatimChar"/>
-        </w:rPr>
-        <w:t xml:space="preserve">users</w:t>
-      </w:r>
-      <w:r>
-        <w:t xml:space="preserve"> </w:t>
-      </w:r>
-      <w:r>
-        <w:t xml:space="preserve">and</w:t>
-      </w:r>
-      <w:r>
-        <w:t xml:space="preserve"> </w:t>
-      </w:r>
-      <w:r>
-        <w:rPr>
-          <w:rStyle w:val="VerbatimChar"/>
-        </w:rPr>
-        <w:t xml:space="preserve">roles</w:t>
-      </w:r>
-      <w:r>
-        <w:t xml:space="preserve"> </w:t>
-      </w:r>
-      <w:r>
-        <w:t xml:space="preserve">tables, checks the password hash, and saves the user’s id, name and role in the Flask session. Every page first checks</w:t>
-      </w:r>
-      <w:r>
-        <w:t xml:space="preserve"> </w:t>
-      </w:r>
-      <w:r>
-        <w:rPr>
-          <w:rStyle w:val="VerbatimChar"/>
-        </w:rPr>
-        <w:t xml:space="preserve">session['role']</w:t>
-      </w:r>
-      <w:r>
-        <w:t xml:space="preserve"> </w:t>
-      </w:r>
-      <w:r>
-        <w:t xml:space="preserve">— for example, only a user with role</w:t>
-      </w:r>
-      <w:r>
-        <w:t xml:space="preserve"> </w:t>
-      </w:r>
-      <w:r>
-        <w:rPr>
-          <w:rStyle w:val="VerbatimChar"/>
-        </w:rPr>
-        <w:t xml:space="preserve">company</w:t>
-      </w:r>
-      <w:r>
-        <w:t xml:space="preserve"> </w:t>
-      </w:r>
-      <w:r>
-        <w:t xml:space="preserve">can post an internship.</w:t>
-      </w:r>
-    </w:p>
-    <w:bookmarkEnd w:id="38"/>
-    <w:bookmarkStart w:id="39" w:name="security-measures"/>
-    <w:p>
-      <w:pPr>
-        <w:pStyle w:val="Heading3"/>
-      </w:pPr>
-      <w:r>
-        <w:t xml:space="preserve">6.5 Security Measures</w:t>
+        <w:t xml:space="preserve">All 11 test cases in Table 5.5 pass. The complete workflow was verified end</w:t>
+      </w:r>
+      <w:r>
+        <w:t xml:space="preserve"> </w:t>
+      </w:r>
+      <w:r>
+        <w:t xml:space="preserve">to end: a company posted an internship, a student applied with a cover</w:t>
+      </w:r>
+      <w:r>
+        <w:t xml:space="preserve"> </w:t>
+      </w:r>
+      <w:r>
+        <w:t xml:space="preserve">letter, the company selected the student, the student submitted weekly</w:t>
+      </w:r>
+      <w:r>
+        <w:t xml:space="preserve"> </w:t>
+      </w:r>
+      <w:r>
+        <w:t xml:space="preserve">logs, the supervisor gave feedback with marks that became visible to the</w:t>
+      </w:r>
+      <w:r>
+        <w:t xml:space="preserve"> </w:t>
+      </w:r>
+      <w:r>
+        <w:t xml:space="preserve">student, and the admin viewed and deleted users with cascade removal of</w:t>
+      </w:r>
+      <w:r>
+        <w:t xml:space="preserve"> </w:t>
+      </w:r>
+      <w:r>
+        <w:t xml:space="preserve">their data. Role-based access control was verified by attempting to open</w:t>
+      </w:r>
+      <w:r>
+        <w:t xml:space="preserve"> </w:t>
+      </w:r>
+      <w:r>
+        <w:t xml:space="preserve">pages of other roles, which correctly redirect away.</w:t>
+      </w:r>
+    </w:p>
+    <w:bookmarkEnd w:id="75"/>
+    <w:bookmarkStart w:id="76" w:name="user-documentation"/>
+    <w:p>
+      <w:pPr>
+        <w:pStyle w:val="Heading2"/>
+      </w:pPr>
+      <w:r>
+        <w:t xml:space="preserve">6.2 User Documentation</w:t>
       </w:r>
     </w:p>
     <w:p>
       <w:pPr>
         <w:numPr>
           <w:ilvl w:val="0"/>
-          <w:numId w:val="1007"/>
+          <w:numId w:val="1012"/>
         </w:numPr>
         <w:pStyle w:val="Compact"/>
       </w:pPr>
@@ -4712,50 +8621,20 @@
           <w:bCs/>
           <w:b/>
         </w:rPr>
-        <w:t xml:space="preserve">Password hashing</w:t>
-      </w:r>
-      <w:r>
-        <w:t xml:space="preserve"> </w:t>
-      </w:r>
-      <w:r>
-        <w:t xml:space="preserve">—</w:t>
-      </w:r>
-      <w:r>
-        <w:t xml:space="preserve"> </w:t>
-      </w:r>
-      <w:r>
-        <w:rPr>
-          <w:rStyle w:val="VerbatimChar"/>
-        </w:rPr>
-        <w:t xml:space="preserve">generate_password_hash()</w:t>
-      </w:r>
-      <w:r>
-        <w:t xml:space="preserve"> </w:t>
-      </w:r>
-      <w:r>
-        <w:t xml:space="preserve">is used at registration and</w:t>
-      </w:r>
-      <w:r>
-        <w:t xml:space="preserve"> </w:t>
-      </w:r>
-      <w:r>
-        <w:rPr>
-          <w:rStyle w:val="VerbatimChar"/>
-        </w:rPr>
-        <w:t xml:space="preserve">check_password_hash()</w:t>
-      </w:r>
-      <w:r>
-        <w:t xml:space="preserve"> </w:t>
-      </w:r>
-      <w:r>
-        <w:t xml:space="preserve">at login. Plain passwords are never stored.</w:t>
+        <w:t xml:space="preserve">Student:</w:t>
+      </w:r>
+      <w:r>
+        <w:t xml:space="preserve"> </w:t>
+      </w:r>
+      <w:r>
+        <w:t xml:space="preserve">Register with your details → login → browse internships → apply with a cover letter → after selection, open My Applications → Weekly Logs to submit each week’s work and read the supervisor’s feedback and marks.</w:t>
       </w:r>
     </w:p>
     <w:p>
       <w:pPr>
         <w:numPr>
           <w:ilvl w:val="0"/>
-          <w:numId w:val="1007"/>
+          <w:numId w:val="1012"/>
         </w:numPr>
         <w:pStyle w:val="Compact"/>
       </w:pPr>
@@ -4764,35 +8643,20 @@
           <w:bCs/>
           <w:b/>
         </w:rPr>
-        <w:t xml:space="preserve">SQL injection prevention</w:t>
-      </w:r>
-      <w:r>
-        <w:t xml:space="preserve"> </w:t>
-      </w:r>
-      <w:r>
-        <w:t xml:space="preserve">— every query uses</w:t>
-      </w:r>
-      <w:r>
-        <w:t xml:space="preserve"> </w:t>
-      </w:r>
-      <w:r>
-        <w:rPr>
-          <w:rStyle w:val="VerbatimChar"/>
-        </w:rPr>
-        <w:t xml:space="preserve">%s</w:t>
-      </w:r>
-      <w:r>
-        <w:t xml:space="preserve"> </w:t>
-      </w:r>
-      <w:r>
-        <w:t xml:space="preserve">placeholders; user input is never joined into the SQL string directly.</w:t>
+        <w:t xml:space="preserve">Company:</w:t>
+      </w:r>
+      <w:r>
+        <w:t xml:space="preserve"> </w:t>
+      </w:r>
+      <w:r>
+        <w:t xml:space="preserve">Register → login → Post Internship → view applicants of each post → mark them selected or rejected → edit or close the internship when filled.</w:t>
       </w:r>
     </w:p>
     <w:p>
       <w:pPr>
         <w:numPr>
           <w:ilvl w:val="0"/>
-          <w:numId w:val="1007"/>
+          <w:numId w:val="1012"/>
         </w:numPr>
         <w:pStyle w:val="Compact"/>
       </w:pPr>
@@ -4801,20 +8665,20 @@
           <w:bCs/>
           <w:b/>
         </w:rPr>
-        <w:t xml:space="preserve">Role checking</w:t>
-      </w:r>
-      <w:r>
-        <w:t xml:space="preserve"> </w:t>
-      </w:r>
-      <w:r>
-        <w:t xml:space="preserve">— every page verifies the session role before doing anything.</w:t>
+        <w:t xml:space="preserve">Supervisor:</w:t>
+      </w:r>
+      <w:r>
+        <w:t xml:space="preserve"> </w:t>
+      </w:r>
+      <w:r>
+        <w:t xml:space="preserve">Register under your company → login → My Students shows selected interns → open a student’s log book → write feedback and marks for each week.</w:t>
       </w:r>
     </w:p>
     <w:p>
       <w:pPr>
         <w:numPr>
           <w:ilvl w:val="0"/>
-          <w:numId w:val="1007"/>
+          <w:numId w:val="1012"/>
         </w:numPr>
         <w:pStyle w:val="Compact"/>
       </w:pPr>
@@ -4823,23 +8687,33 @@
           <w:bCs/>
           <w:b/>
         </w:rPr>
-        <w:t xml:space="preserve">Ownership checking</w:t>
-      </w:r>
-      <w:r>
-        <w:t xml:space="preserve"> </w:t>
-      </w:r>
-      <w:r>
-        <w:t xml:space="preserve">— a company can only edit/delete its own internships; a student can only withdraw their own applications; a supervisor can only see logs of students at their own company.</w:t>
-      </w:r>
-    </w:p>
-    <w:bookmarkEnd w:id="39"/>
-    <w:bookmarkStart w:id="40" w:name="screenshots"/>
-    <w:p>
-      <w:pPr>
-        <w:pStyle w:val="Heading3"/>
-      </w:pPr>
-      <w:r>
-        <w:t xml:space="preserve">6.6 Screenshots</w:t>
+        <w:t xml:space="preserve">Admin:</w:t>
+      </w:r>
+      <w:r>
+        <w:t xml:space="preserve"> </w:t>
+      </w:r>
+      <w:r>
+        <w:t xml:space="preserve">Login (default account: admin@portal.com) → Users page lists everyone → delete a user if needed.</w:t>
+      </w:r>
+    </w:p>
+    <w:bookmarkEnd w:id="76"/>
+    <w:bookmarkEnd w:id="77"/>
+    <w:bookmarkStart w:id="82" w:name="chapter-7-conclusion"/>
+    <w:p>
+      <w:pPr>
+        <w:pStyle w:val="Heading1"/>
+      </w:pPr>
+      <w:r>
+        <w:t xml:space="preserve">CHAPTER 7: CONCLUSION</w:t>
+      </w:r>
+    </w:p>
+    <w:bookmarkStart w:id="78" w:name="conclusion"/>
+    <w:p>
+      <w:pPr>
+        <w:pStyle w:val="Heading2"/>
+      </w:pPr>
+      <w:r>
+        <w:t xml:space="preserve">7.1 Conclusion</w:t>
       </w:r>
     </w:p>
     <w:p>
@@ -4847,1102 +8721,239 @@
         <w:pStyle w:val="FirstParagraph"/>
       </w:pPr>
       <w:r>
-        <w:rPr>
-          <w:bCs/>
-          <w:b/>
-        </w:rPr>
-        <w:t xml:space="preserve">[ Insert screenshots here: landing page, login, register, student internship list, company applicants page, weekly log book, supervisor feedback, admin users page ]</w:t>
-      </w:r>
-    </w:p>
-    <w:bookmarkEnd w:id="40"/>
-    <w:bookmarkEnd w:id="41"/>
-    <w:bookmarkStart w:id="42" w:name="testing"/>
+        <w:t xml:space="preserve">This phase of the project successfully achieved its main objective: a</w:t>
+      </w:r>
+      <w:r>
+        <w:t xml:space="preserve"> </w:t>
+      </w:r>
+      <w:r>
+        <w:t xml:space="preserve">working web application with full database connectivity and all four CRUD</w:t>
+      </w:r>
+      <w:r>
+        <w:t xml:space="preserve"> </w:t>
+      </w:r>
+      <w:r>
+        <w:t xml:space="preserve">operations implemented through raw SQL queries. The complete internship</w:t>
+      </w:r>
+      <w:r>
+        <w:t xml:space="preserve"> </w:t>
+      </w:r>
+      <w:r>
+        <w:t xml:space="preserve">workflow — from a company posting an internship to a supervisor marking a</w:t>
+      </w:r>
+      <w:r>
+        <w:t xml:space="preserve"> </w:t>
+      </w:r>
+      <w:r>
+        <w:t xml:space="preserve">student’s weekly log — works end to end with role-based access control,</w:t>
+      </w:r>
+      <w:r>
+        <w:t xml:space="preserve"> </w:t>
+      </w:r>
+      <w:r>
+        <w:t xml:space="preserve">hashed passwords and parameterized queries.</w:t>
+      </w:r>
+    </w:p>
+    <w:bookmarkEnd w:id="78"/>
+    <w:bookmarkStart w:id="79" w:name="limitations"/>
     <w:p>
       <w:pPr>
         <w:pStyle w:val="Heading2"/>
       </w:pPr>
       <w:r>
-        <w:t xml:space="preserve">7. Testing</w:t>
-      </w:r>
-    </w:p>
-    <w:p>
-      <w:pPr>
-        <w:pStyle w:val="FirstParagraph"/>
-      </w:pPr>
-      <w:r>
-        <w:t xml:space="preserve">The system was tested manually by going through every user journey. Some of the test cases:</w:t>
-      </w:r>
-    </w:p>
-    <w:tbl>
-      <w:tblPr>
-        <w:tblStyle w:val="Table"/>
-        <w:tblW w:type="pct" w:w="5000"/>
-        <w:tblLook w:firstRow="1" w:lastRow="0" w:firstColumn="0" w:lastColumn="0" w:noHBand="0" w:noVBand="0" w:val="0020"/>
-        <w:jc w:val="start"/>
-      </w:tblPr>
-      <w:tblGrid>
-        <w:gridCol w:w="516"/>
-        <w:gridCol w:w="1893"/>
-        <w:gridCol w:w="1205"/>
-        <w:gridCol w:w="2926"/>
-        <w:gridCol w:w="1377"/>
-      </w:tblGrid>
-      <w:tr>
-        <w:trPr>
-          <w:tblHeader w:val="true"/>
-        </w:trPr>
-        <w:tc>
-          <w:tcPr/>
-          <w:p>
-            <w:pPr>
-              <w:pStyle w:val="Compact"/>
-              <w:jc w:val="left"/>
-            </w:pPr>
-            <w:r>
-              <w:t xml:space="preserve">#</w:t>
-            </w:r>
-          </w:p>
-        </w:tc>
-        <w:tc>
-          <w:tcPr/>
-          <w:p>
-            <w:pPr>
-              <w:pStyle w:val="Compact"/>
-              <w:jc w:val="left"/>
-            </w:pPr>
-            <w:r>
-              <w:t xml:space="preserve">Test Case</w:t>
-            </w:r>
-          </w:p>
-        </w:tc>
-        <w:tc>
-          <w:tcPr/>
-          <w:p>
-            <w:pPr>
-              <w:pStyle w:val="Compact"/>
-              <w:jc w:val="left"/>
-            </w:pPr>
-            <w:r>
-              <w:t xml:space="preserve">Steps</w:t>
-            </w:r>
-          </w:p>
-        </w:tc>
-        <w:tc>
-          <w:tcPr/>
-          <w:p>
-            <w:pPr>
-              <w:pStyle w:val="Compact"/>
-              <w:jc w:val="left"/>
-            </w:pPr>
-            <w:r>
-              <w:t xml:space="preserve">Expected Result</w:t>
-            </w:r>
-          </w:p>
-        </w:tc>
-        <w:tc>
-          <w:tcPr/>
-          <w:p>
-            <w:pPr>
-              <w:pStyle w:val="Compact"/>
-              <w:jc w:val="left"/>
-            </w:pPr>
-            <w:r>
-              <w:t xml:space="preserve">Result</w:t>
-            </w:r>
-          </w:p>
-        </w:tc>
-      </w:tr>
-      <w:tr>
-        <w:tc>
-          <w:tcPr/>
-          <w:p>
-            <w:pPr>
-              <w:pStyle w:val="Compact"/>
-              <w:jc w:val="left"/>
-            </w:pPr>
-            <w:r>
-              <w:t xml:space="preserve">1</w:t>
-            </w:r>
-          </w:p>
-        </w:tc>
-        <w:tc>
-          <w:tcPr/>
-          <w:p>
-            <w:pPr>
-              <w:pStyle w:val="Compact"/>
-              <w:jc w:val="left"/>
-            </w:pPr>
-            <w:r>
-              <w:t xml:space="preserve">Student registration</w:t>
-            </w:r>
-          </w:p>
-        </w:tc>
-        <w:tc>
-          <w:tcPr/>
-          <w:p>
-            <w:pPr>
-              <w:pStyle w:val="Compact"/>
-              <w:jc w:val="left"/>
-            </w:pPr>
-            <w:r>
-              <w:t xml:space="preserve">Fill the student form and submit</w:t>
-            </w:r>
-          </w:p>
-        </w:tc>
-        <w:tc>
-          <w:tcPr/>
-          <w:p>
-            <w:pPr>
-              <w:pStyle w:val="Compact"/>
-              <w:jc w:val="left"/>
-            </w:pPr>
-            <w:r>
-              <w:t xml:space="preserve">Row created in users and students tables, redirected to login</w:t>
-            </w:r>
-          </w:p>
-        </w:tc>
-        <w:tc>
-          <w:tcPr/>
-          <w:p>
-            <w:pPr>
-              <w:pStyle w:val="Compact"/>
-              <w:jc w:val="left"/>
-            </w:pPr>
-            <w:r>
-              <w:t xml:space="preserve">Pass</w:t>
-            </w:r>
-          </w:p>
-        </w:tc>
-      </w:tr>
-      <w:tr>
-        <w:tc>
-          <w:tcPr/>
-          <w:p>
-            <w:pPr>
-              <w:pStyle w:val="Compact"/>
-              <w:jc w:val="left"/>
-            </w:pPr>
-            <w:r>
-              <w:t xml:space="preserve">2</w:t>
-            </w:r>
-          </w:p>
-        </w:tc>
-        <w:tc>
-          <w:tcPr/>
-          <w:p>
-            <w:pPr>
-              <w:pStyle w:val="Compact"/>
-              <w:jc w:val="left"/>
-            </w:pPr>
-            <w:r>
-              <w:t xml:space="preserve">Duplicate email</w:t>
-            </w:r>
-          </w:p>
-        </w:tc>
-        <w:tc>
-          <w:tcPr/>
-          <w:p>
-            <w:pPr>
-              <w:pStyle w:val="Compact"/>
-              <w:jc w:val="left"/>
-            </w:pPr>
-            <w:r>
-              <w:t xml:space="preserve">Register again with the same email</w:t>
-            </w:r>
-          </w:p>
-        </w:tc>
-        <w:tc>
-          <w:tcPr/>
-          <w:p>
-            <w:pPr>
-              <w:pStyle w:val="Compact"/>
-              <w:jc w:val="left"/>
-            </w:pPr>
-            <w:r>
-              <w:t xml:space="preserve">“</w:t>
-            </w:r>
-            <w:r>
-              <w:t xml:space="preserve">Email is already registered</w:t>
-            </w:r>
-            <w:r>
-              <w:t xml:space="preserve">”</w:t>
-            </w:r>
-            <w:r>
-              <w:t xml:space="preserve"> </w:t>
-            </w:r>
-            <w:r>
-              <w:t xml:space="preserve">message</w:t>
-            </w:r>
-          </w:p>
-        </w:tc>
-        <w:tc>
-          <w:tcPr/>
-          <w:p>
-            <w:pPr>
-              <w:pStyle w:val="Compact"/>
-              <w:jc w:val="left"/>
-            </w:pPr>
-            <w:r>
-              <w:t xml:space="preserve">Pass</w:t>
-            </w:r>
-          </w:p>
-        </w:tc>
-      </w:tr>
-      <w:tr>
-        <w:tc>
-          <w:tcPr/>
-          <w:p>
-            <w:pPr>
-              <w:pStyle w:val="Compact"/>
-              <w:jc w:val="left"/>
-            </w:pPr>
-            <w:r>
-              <w:t xml:space="preserve">3</w:t>
-            </w:r>
-          </w:p>
-        </w:tc>
-        <w:tc>
-          <w:tcPr/>
-          <w:p>
-            <w:pPr>
-              <w:pStyle w:val="Compact"/>
-              <w:jc w:val="left"/>
-            </w:pPr>
-            <w:r>
-              <w:t xml:space="preserve">Wrong password</w:t>
-            </w:r>
-          </w:p>
-        </w:tc>
-        <w:tc>
-          <w:tcPr/>
-          <w:p>
-            <w:pPr>
-              <w:pStyle w:val="Compact"/>
-              <w:jc w:val="left"/>
-            </w:pPr>
-            <w:r>
-              <w:t xml:space="preserve">Login with wrong password</w:t>
-            </w:r>
-          </w:p>
-        </w:tc>
-        <w:tc>
-          <w:tcPr/>
-          <w:p>
-            <w:pPr>
-              <w:pStyle w:val="Compact"/>
-              <w:jc w:val="left"/>
-            </w:pPr>
-            <w:r>
-              <w:t xml:space="preserve">“</w:t>
-            </w:r>
-            <w:r>
-              <w:t xml:space="preserve">Invalid email or password</w:t>
-            </w:r>
-            <w:r>
-              <w:t xml:space="preserve">”</w:t>
-            </w:r>
-            <w:r>
-              <w:t xml:space="preserve"> </w:t>
-            </w:r>
-            <w:r>
-              <w:t xml:space="preserve">message</w:t>
-            </w:r>
-          </w:p>
-        </w:tc>
-        <w:tc>
-          <w:tcPr/>
-          <w:p>
-            <w:pPr>
-              <w:pStyle w:val="Compact"/>
-              <w:jc w:val="left"/>
-            </w:pPr>
-            <w:r>
-              <w:t xml:space="preserve">Pass</w:t>
-            </w:r>
-          </w:p>
-        </w:tc>
-      </w:tr>
-      <w:tr>
-        <w:tc>
-          <w:tcPr/>
-          <w:p>
-            <w:pPr>
-              <w:pStyle w:val="Compact"/>
-              <w:jc w:val="left"/>
-            </w:pPr>
-            <w:r>
-              <w:t xml:space="preserve">4</w:t>
-            </w:r>
-          </w:p>
-        </w:tc>
-        <w:tc>
-          <w:tcPr/>
-          <w:p>
-            <w:pPr>
-              <w:pStyle w:val="Compact"/>
-              <w:jc w:val="left"/>
-            </w:pPr>
-            <w:r>
-              <w:t xml:space="preserve">Post internship</w:t>
-            </w:r>
-          </w:p>
-        </w:tc>
-        <w:tc>
-          <w:tcPr/>
-          <w:p>
-            <w:pPr>
-              <w:pStyle w:val="Compact"/>
-              <w:jc w:val="left"/>
-            </w:pPr>
-            <w:r>
-              <w:t xml:space="preserve">Login as company, fill the post form</w:t>
-            </w:r>
-          </w:p>
-        </w:tc>
-        <w:tc>
-          <w:tcPr/>
-          <w:p>
-            <w:pPr>
-              <w:pStyle w:val="Compact"/>
-              <w:jc w:val="left"/>
-            </w:pPr>
-            <w:r>
-              <w:t xml:space="preserve">Internship appears in the list</w:t>
-            </w:r>
-          </w:p>
-        </w:tc>
-        <w:tc>
-          <w:tcPr/>
-          <w:p>
-            <w:pPr>
-              <w:pStyle w:val="Compact"/>
-              <w:jc w:val="left"/>
-            </w:pPr>
-            <w:r>
-              <w:t xml:space="preserve">Pass</w:t>
-            </w:r>
-          </w:p>
-        </w:tc>
-      </w:tr>
-      <w:tr>
-        <w:tc>
-          <w:tcPr/>
-          <w:p>
-            <w:pPr>
-              <w:pStyle w:val="Compact"/>
-              <w:jc w:val="left"/>
-            </w:pPr>
-            <w:r>
-              <w:t xml:space="preserve">5</w:t>
-            </w:r>
-          </w:p>
-        </w:tc>
-        <w:tc>
-          <w:tcPr/>
-          <w:p>
-            <w:pPr>
-              <w:pStyle w:val="Compact"/>
-              <w:jc w:val="left"/>
-            </w:pPr>
-            <w:r>
-              <w:t xml:space="preserve">Apply</w:t>
-            </w:r>
-          </w:p>
-        </w:tc>
-        <w:tc>
-          <w:tcPr/>
-          <w:p>
-            <w:pPr>
-              <w:pStyle w:val="Compact"/>
-              <w:jc w:val="left"/>
-            </w:pPr>
-            <w:r>
-              <w:t xml:space="preserve">Login as student, apply with cover letter</w:t>
-            </w:r>
-          </w:p>
-        </w:tc>
-        <w:tc>
-          <w:tcPr/>
-          <w:p>
-            <w:pPr>
-              <w:pStyle w:val="Compact"/>
-              <w:jc w:val="left"/>
-            </w:pPr>
-            <w:r>
-              <w:t xml:space="preserve">Application saved with status</w:t>
-            </w:r>
-            <w:r>
-              <w:t xml:space="preserve"> </w:t>
-            </w:r>
-            <w:r>
-              <w:t xml:space="preserve">“</w:t>
-            </w:r>
-            <w:r>
-              <w:t xml:space="preserve">applied</w:t>
-            </w:r>
-            <w:r>
-              <w:t xml:space="preserve">”</w:t>
-            </w:r>
-          </w:p>
-        </w:tc>
-        <w:tc>
-          <w:tcPr/>
-          <w:p>
-            <w:pPr>
-              <w:pStyle w:val="Compact"/>
-              <w:jc w:val="left"/>
-            </w:pPr>
-            <w:r>
-              <w:t xml:space="preserve">Pass</w:t>
-            </w:r>
-          </w:p>
-        </w:tc>
-      </w:tr>
-      <w:tr>
-        <w:tc>
-          <w:tcPr/>
-          <w:p>
-            <w:pPr>
-              <w:pStyle w:val="Compact"/>
-              <w:jc w:val="left"/>
-            </w:pPr>
-            <w:r>
-              <w:t xml:space="preserve">6</w:t>
-            </w:r>
-          </w:p>
-        </w:tc>
-        <w:tc>
-          <w:tcPr/>
-          <w:p>
-            <w:pPr>
-              <w:pStyle w:val="Compact"/>
-              <w:jc w:val="left"/>
-            </w:pPr>
-            <w:r>
-              <w:t xml:space="preserve">Apply twice</w:t>
-            </w:r>
-          </w:p>
-        </w:tc>
-        <w:tc>
-          <w:tcPr/>
-          <w:p>
-            <w:pPr>
-              <w:pStyle w:val="Compact"/>
-              <w:jc w:val="left"/>
-            </w:pPr>
-            <w:r>
-              <w:t xml:space="preserve">Apply again to the same internship</w:t>
-            </w:r>
-          </w:p>
-        </w:tc>
-        <w:tc>
-          <w:tcPr/>
-          <w:p>
-            <w:pPr>
-              <w:pStyle w:val="Compact"/>
-              <w:jc w:val="left"/>
-            </w:pPr>
-            <w:r>
-              <w:t xml:space="preserve">“</w:t>
-            </w:r>
-            <w:r>
-              <w:t xml:space="preserve">You already applied</w:t>
-            </w:r>
-            <w:r>
-              <w:t xml:space="preserve">”</w:t>
-            </w:r>
-            <w:r>
-              <w:t xml:space="preserve"> </w:t>
-            </w:r>
-            <w:r>
-              <w:t xml:space="preserve">message</w:t>
-            </w:r>
-          </w:p>
-        </w:tc>
-        <w:tc>
-          <w:tcPr/>
-          <w:p>
-            <w:pPr>
-              <w:pStyle w:val="Compact"/>
-              <w:jc w:val="left"/>
-            </w:pPr>
-            <w:r>
-              <w:t xml:space="preserve">Pass</w:t>
-            </w:r>
-          </w:p>
-        </w:tc>
-      </w:tr>
-      <w:tr>
-        <w:tc>
-          <w:tcPr/>
-          <w:p>
-            <w:pPr>
-              <w:pStyle w:val="Compact"/>
-              <w:jc w:val="left"/>
-            </w:pPr>
-            <w:r>
-              <w:t xml:space="preserve">7</w:t>
-            </w:r>
-          </w:p>
-        </w:tc>
-        <w:tc>
-          <w:tcPr/>
-          <w:p>
-            <w:pPr>
-              <w:pStyle w:val="Compact"/>
-              <w:jc w:val="left"/>
-            </w:pPr>
-            <w:r>
-              <w:t xml:space="preserve">Select applicant</w:t>
-            </w:r>
-          </w:p>
-        </w:tc>
-        <w:tc>
-          <w:tcPr/>
-          <w:p>
-            <w:pPr>
-              <w:pStyle w:val="Compact"/>
-              <w:jc w:val="left"/>
-            </w:pPr>
-            <w:r>
-              <w:t xml:space="preserve">Company changes status to selected</w:t>
-            </w:r>
-          </w:p>
-        </w:tc>
-        <w:tc>
-          <w:tcPr/>
-          <w:p>
-            <w:pPr>
-              <w:pStyle w:val="Compact"/>
-              <w:jc w:val="left"/>
-            </w:pPr>
-            <w:r>
-              <w:t xml:space="preserve">Status badge changes to</w:t>
-            </w:r>
-            <w:r>
-              <w:t xml:space="preserve"> </w:t>
-            </w:r>
-            <w:r>
-              <w:t xml:space="preserve">“</w:t>
-            </w:r>
-            <w:r>
-              <w:t xml:space="preserve">selected</w:t>
-            </w:r>
-            <w:r>
-              <w:t xml:space="preserve">”</w:t>
-            </w:r>
-          </w:p>
-        </w:tc>
-        <w:tc>
-          <w:tcPr/>
-          <w:p>
-            <w:pPr>
-              <w:pStyle w:val="Compact"/>
-              <w:jc w:val="left"/>
-            </w:pPr>
-            <w:r>
-              <w:t xml:space="preserve">Pass</w:t>
-            </w:r>
-          </w:p>
-        </w:tc>
-      </w:tr>
-      <w:tr>
-        <w:tc>
-          <w:tcPr/>
-          <w:p>
-            <w:pPr>
-              <w:pStyle w:val="Compact"/>
-              <w:jc w:val="left"/>
-            </w:pPr>
-            <w:r>
-              <w:t xml:space="preserve">8</w:t>
-            </w:r>
-          </w:p>
-        </w:tc>
-        <w:tc>
-          <w:tcPr/>
-          <w:p>
-            <w:pPr>
-              <w:pStyle w:val="Compact"/>
-              <w:jc w:val="left"/>
-            </w:pPr>
-            <w:r>
-              <w:t xml:space="preserve">Weekly log</w:t>
-            </w:r>
-          </w:p>
-        </w:tc>
-        <w:tc>
-          <w:tcPr/>
-          <w:p>
-            <w:pPr>
-              <w:pStyle w:val="Compact"/>
-              <w:jc w:val="left"/>
-            </w:pPr>
-            <w:r>
-              <w:t xml:space="preserve">Selected student submits week 1 log</w:t>
-            </w:r>
-          </w:p>
-        </w:tc>
-        <w:tc>
-          <w:tcPr/>
-          <w:p>
-            <w:pPr>
-              <w:pStyle w:val="Compact"/>
-              <w:jc w:val="left"/>
-            </w:pPr>
-            <w:r>
-              <w:t xml:space="preserve">Log appears in the log book</w:t>
-            </w:r>
-          </w:p>
-        </w:tc>
-        <w:tc>
-          <w:tcPr/>
-          <w:p>
-            <w:pPr>
-              <w:pStyle w:val="Compact"/>
-              <w:jc w:val="left"/>
-            </w:pPr>
-            <w:r>
-              <w:t xml:space="preserve">Pass</w:t>
-            </w:r>
-          </w:p>
-        </w:tc>
-      </w:tr>
-      <w:tr>
-        <w:tc>
-          <w:tcPr/>
-          <w:p>
-            <w:pPr>
-              <w:pStyle w:val="Compact"/>
-              <w:jc w:val="left"/>
-            </w:pPr>
-            <w:r>
-              <w:t xml:space="preserve">9</w:t>
-            </w:r>
-          </w:p>
-        </w:tc>
-        <w:tc>
-          <w:tcPr/>
-          <w:p>
-            <w:pPr>
-              <w:pStyle w:val="Compact"/>
-              <w:jc w:val="left"/>
-            </w:pPr>
-            <w:r>
-              <w:t xml:space="preserve">Feedback</w:t>
-            </w:r>
-          </w:p>
-        </w:tc>
-        <w:tc>
-          <w:tcPr/>
-          <w:p>
-            <w:pPr>
-              <w:pStyle w:val="Compact"/>
-              <w:jc w:val="left"/>
-            </w:pPr>
-            <w:r>
-              <w:t xml:space="preserve">Supervisor writes feedback and marks</w:t>
-            </w:r>
-          </w:p>
-        </w:tc>
-        <w:tc>
-          <w:tcPr/>
-          <w:p>
-            <w:pPr>
-              <w:pStyle w:val="Compact"/>
-              <w:jc w:val="left"/>
-            </w:pPr>
-            <w:r>
-              <w:t xml:space="preserve">Feedback and marks visible to the student</w:t>
-            </w:r>
-          </w:p>
-        </w:tc>
-        <w:tc>
-          <w:tcPr/>
-          <w:p>
-            <w:pPr>
-              <w:pStyle w:val="Compact"/>
-              <w:jc w:val="left"/>
-            </w:pPr>
-            <w:r>
-              <w:t xml:space="preserve">Pass</w:t>
-            </w:r>
-          </w:p>
-        </w:tc>
-      </w:tr>
-      <w:tr>
-        <w:tc>
-          <w:tcPr/>
-          <w:p>
-            <w:pPr>
-              <w:pStyle w:val="Compact"/>
-              <w:jc w:val="left"/>
-            </w:pPr>
-            <w:r>
-              <w:t xml:space="preserve">10</w:t>
-            </w:r>
-          </w:p>
-        </w:tc>
-        <w:tc>
-          <w:tcPr/>
-          <w:p>
-            <w:pPr>
-              <w:pStyle w:val="Compact"/>
-              <w:jc w:val="left"/>
-            </w:pPr>
-            <w:r>
-              <w:t xml:space="preserve">Delete user</w:t>
-            </w:r>
-          </w:p>
-        </w:tc>
-        <w:tc>
-          <w:tcPr/>
-          <w:p>
-            <w:pPr>
-              <w:pStyle w:val="Compact"/>
-              <w:jc w:val="left"/>
-            </w:pPr>
-            <w:r>
-              <w:t xml:space="preserve">Admin deletes a company</w:t>
-            </w:r>
-          </w:p>
-        </w:tc>
-        <w:tc>
-          <w:tcPr/>
-          <w:p>
-            <w:pPr>
-              <w:pStyle w:val="Compact"/>
-              <w:jc w:val="left"/>
-            </w:pPr>
-            <w:r>
-              <w:t xml:space="preserve">Company, its internships and applications are all removed (cascade)</w:t>
-            </w:r>
-          </w:p>
-        </w:tc>
-        <w:tc>
-          <w:tcPr/>
-          <w:p>
-            <w:pPr>
-              <w:pStyle w:val="Compact"/>
-              <w:jc w:val="left"/>
-            </w:pPr>
-            <w:r>
-              <w:t xml:space="preserve">Pass</w:t>
-            </w:r>
-          </w:p>
-        </w:tc>
-      </w:tr>
-      <w:tr>
-        <w:tc>
-          <w:tcPr/>
-          <w:p>
-            <w:pPr>
-              <w:pStyle w:val="Compact"/>
-              <w:jc w:val="left"/>
-            </w:pPr>
-            <w:r>
-              <w:t xml:space="preserve">11</w:t>
-            </w:r>
-          </w:p>
-        </w:tc>
-        <w:tc>
-          <w:tcPr/>
-          <w:p>
-            <w:pPr>
-              <w:pStyle w:val="Compact"/>
-              <w:jc w:val="left"/>
-            </w:pPr>
-            <w:r>
-              <w:t xml:space="preserve">Access control</w:t>
-            </w:r>
-          </w:p>
-        </w:tc>
-        <w:tc>
-          <w:tcPr/>
-          <w:p>
-            <w:pPr>
-              <w:pStyle w:val="Compact"/>
-              <w:jc w:val="left"/>
-            </w:pPr>
-            <w:r>
-              <w:t xml:space="preserve">Student opens a company-only page</w:t>
-            </w:r>
-          </w:p>
-        </w:tc>
-        <w:tc>
-          <w:tcPr/>
-          <w:p>
-            <w:pPr>
-              <w:pStyle w:val="Compact"/>
-              <w:jc w:val="left"/>
-            </w:pPr>
-            <w:r>
-              <w:t xml:space="preserve">Redirected away</w:t>
-            </w:r>
-          </w:p>
-        </w:tc>
-        <w:tc>
-          <w:tcPr/>
-          <w:p>
-            <w:pPr>
-              <w:pStyle w:val="Compact"/>
-              <w:jc w:val="left"/>
-            </w:pPr>
-            <w:r>
-              <w:t xml:space="preserve">Pass</w:t>
-            </w:r>
-          </w:p>
-        </w:tc>
-      </w:tr>
-    </w:tbl>
-    <w:bookmarkEnd w:id="42"/>
-    <w:bookmarkStart w:id="45" w:name="progress-status-mid-term"/>
-    <w:p>
-      <w:pPr>
-        <w:pStyle w:val="Heading2"/>
-      </w:pPr>
-      <w:r>
-        <w:t xml:space="preserve">8. Progress Status (Mid-Term)</w:t>
-      </w:r>
-    </w:p>
-    <w:bookmarkStart w:id="43" w:name="completed"/>
-    <w:p>
-      <w:pPr>
-        <w:pStyle w:val="Heading3"/>
-      </w:pPr>
-      <w:r>
-        <w:t xml:space="preserve">Completed</w:t>
+        <w:t xml:space="preserve">7.2 Limitations</w:t>
       </w:r>
     </w:p>
     <w:p>
       <w:pPr>
         <w:numPr>
           <w:ilvl w:val="0"/>
-          <w:numId w:val="1008"/>
+          <w:numId w:val="1013"/>
         </w:numPr>
         <w:pStyle w:val="Compact"/>
       </w:pPr>
       <w:r>
-        <w:t xml:space="preserve">Database design with 8 tables and relationships (foreign keys, cascade delete)</w:t>
+        <w:t xml:space="preserve">No file uploads yet (resume, verification documents, log attachments).</w:t>
       </w:r>
     </w:p>
     <w:p>
       <w:pPr>
         <w:numPr>
           <w:ilvl w:val="0"/>
-          <w:numId w:val="1008"/>
+          <w:numId w:val="1013"/>
         </w:numPr>
         <w:pStyle w:val="Compact"/>
       </w:pPr>
       <w:r>
-        <w:t xml:space="preserve">Database connectivity from Python using PyMySQL</w:t>
+        <w:t xml:space="preserve">Search supports only internship titles; there are no advanced filters.</w:t>
       </w:r>
     </w:p>
     <w:p>
       <w:pPr>
         <w:numPr>
           <w:ilvl w:val="0"/>
-          <w:numId w:val="1008"/>
+          <w:numId w:val="1013"/>
         </w:numPr>
         <w:pStyle w:val="Compact"/>
       </w:pPr>
       <w:r>
-        <w:t xml:space="preserve">All CRUD operations with raw SQL</w:t>
+        <w:t xml:space="preserve">No email notifications when an applicant is selected.</w:t>
       </w:r>
     </w:p>
     <w:p>
       <w:pPr>
         <w:numPr>
           <w:ilvl w:val="0"/>
-          <w:numId w:val="1008"/>
+          <w:numId w:val="1013"/>
         </w:numPr>
         <w:pStyle w:val="Compact"/>
       </w:pPr>
       <w:r>
-        <w:t xml:space="preserve">Role-based registration and login (4 roles)</w:t>
+        <w:t xml:space="preserve">The system runs on a local development server, not a live deployment.</w:t>
+      </w:r>
+    </w:p>
+    <w:bookmarkEnd w:id="79"/>
+    <w:bookmarkStart w:id="80" w:name="future-scope"/>
+    <w:p>
+      <w:pPr>
+        <w:pStyle w:val="Heading2"/>
+      </w:pPr>
+      <w:r>
+        <w:t xml:space="preserve">7.3 Future Scope</w:t>
       </w:r>
     </w:p>
     <w:p>
       <w:pPr>
         <w:numPr>
           <w:ilvl w:val="0"/>
-          <w:numId w:val="1008"/>
+          <w:numId w:val="1014"/>
         </w:numPr>
         <w:pStyle w:val="Compact"/>
       </w:pPr>
       <w:r>
-        <w:t xml:space="preserve">Full workflow: post -&gt; apply -&gt; select -&gt; weekly logs -&gt; feedback and marks</w:t>
+        <w:t xml:space="preserve">Resume and document upload for students.</w:t>
       </w:r>
     </w:p>
     <w:p>
       <w:pPr>
         <w:numPr>
           <w:ilvl w:val="0"/>
-          <w:numId w:val="1008"/>
+          <w:numId w:val="1014"/>
         </w:numPr>
         <w:pStyle w:val="Compact"/>
       </w:pPr>
       <w:r>
-        <w:t xml:space="preserve">Landing page with live counts from the database</w:t>
-      </w:r>
-    </w:p>
-    <w:bookmarkEnd w:id="43"/>
-    <w:bookmarkStart w:id="44" w:name="remaining-planned-for-final-defense"/>
-    <w:p>
-      <w:pPr>
-        <w:pStyle w:val="Heading3"/>
-      </w:pPr>
-      <w:r>
-        <w:t xml:space="preserve">Remaining (planned for final defense)</w:t>
+        <w:t xml:space="preserve">Search and filter by skills, duration and stipend.</w:t>
       </w:r>
     </w:p>
     <w:p>
       <w:pPr>
         <w:numPr>
           <w:ilvl w:val="0"/>
-          <w:numId w:val="1009"/>
+          <w:numId w:val="1014"/>
         </w:numPr>
         <w:pStyle w:val="Compact"/>
       </w:pPr>
       <w:r>
-        <w:t xml:space="preserve">Resume/file upload for students</w:t>
+        <w:t xml:space="preserve">Email notifications for selection results and new feedback.</w:t>
       </w:r>
     </w:p>
     <w:p>
       <w:pPr>
         <w:numPr>
           <w:ilvl w:val="0"/>
-          <w:numId w:val="1009"/>
+          <w:numId w:val="1014"/>
         </w:numPr>
         <w:pStyle w:val="Compact"/>
       </w:pPr>
       <w:r>
-        <w:t xml:space="preserve">Search and filter for internships</w:t>
+        <w:t xml:space="preserve">Reports for the admin (internships per company, application statistics).</w:t>
       </w:r>
     </w:p>
     <w:p>
       <w:pPr>
         <w:numPr>
           <w:ilvl w:val="0"/>
-          <w:numId w:val="1009"/>
+          <w:numId w:val="1014"/>
         </w:numPr>
         <w:pStyle w:val="Compact"/>
       </w:pPr>
       <w:r>
-        <w:t xml:space="preserve">Email notification when an applicant is selected</w:t>
+        <w:t xml:space="preserve">Deployment on a live server with a production database.</w:t>
+      </w:r>
+    </w:p>
+    <w:bookmarkEnd w:id="80"/>
+    <w:bookmarkStart w:id="81" w:name="references"/>
+    <w:p>
+      <w:pPr>
+        <w:pStyle w:val="Heading2"/>
+      </w:pPr>
+      <w:r>
+        <w:t xml:space="preserve">References</w:t>
       </w:r>
     </w:p>
     <w:p>
       <w:pPr>
         <w:numPr>
           <w:ilvl w:val="0"/>
-          <w:numId w:val="1009"/>
+          <w:numId w:val="1015"/>
         </w:numPr>
         <w:pStyle w:val="Compact"/>
       </w:pPr>
       <w:r>
-        <w:t xml:space="preserve">Reports for admin (e.g. internships per company)</w:t>
+        <w:t xml:space="preserve">Flask Documentation — https://flask.palletsprojects.com/</w:t>
       </w:r>
     </w:p>
     <w:p>
       <w:pPr>
         <w:numPr>
           <w:ilvl w:val="0"/>
-          <w:numId w:val="1009"/>
+          <w:numId w:val="1015"/>
         </w:numPr>
         <w:pStyle w:val="Compact"/>
       </w:pPr>
       <w:r>
-        <w:t xml:space="preserve">Deployment on a live server</w:t>
-      </w:r>
-    </w:p>
-    <w:bookmarkEnd w:id="44"/>
-    <w:bookmarkEnd w:id="45"/>
-    <w:bookmarkStart w:id="46" w:name="conclusion-and-future-work"/>
-    <w:p>
-      <w:pPr>
-        <w:pStyle w:val="Heading2"/>
-      </w:pPr>
-      <w:r>
-        <w:t xml:space="preserve">9. Conclusion and Future Work</w:t>
-      </w:r>
-    </w:p>
-    <w:p>
-      <w:pPr>
-        <w:pStyle w:val="FirstParagraph"/>
-      </w:pPr>
-      <w:r>
-        <w:t xml:space="preserve">This phase of the project successfully achieved its main objective: a working web application with full database connectivity and all four CRUD operations implemented through raw SQL queries. The complete internship workflow — from a company posting an internship to a supervisor marking a student’s weekly log — works end to end.</w:t>
-      </w:r>
-    </w:p>
-    <w:p>
-      <w:pPr>
-        <w:pStyle w:val="BodyText"/>
-      </w:pPr>
-      <w:r>
-        <w:t xml:space="preserve">In the next phase, the system can be extended with file uploads, search, notifications and reports, and finally deployed to a live server so real users can access it.</w:t>
-      </w:r>
-    </w:p>
-    <w:bookmarkEnd w:id="46"/>
-    <w:bookmarkStart w:id="47" w:name="references"/>
-    <w:p>
-      <w:pPr>
-        <w:pStyle w:val="Heading2"/>
-      </w:pPr>
-      <w:r>
-        <w:t xml:space="preserve">10. References</w:t>
+        <w:t xml:space="preserve">MySQL Documentation — https://dev.mysql.com/doc/</w:t>
       </w:r>
     </w:p>
     <w:p>
       <w:pPr>
         <w:numPr>
           <w:ilvl w:val="0"/>
-          <w:numId w:val="1010"/>
+          <w:numId w:val="1015"/>
         </w:numPr>
         <w:pStyle w:val="Compact"/>
       </w:pPr>
       <w:r>
-        <w:t xml:space="preserve">Flask Documentation — https://flask.palletsprojects.com/</w:t>
+        <w:t xml:space="preserve">PyMySQL Documentation — https://pymysql.readthedocs.io/</w:t>
       </w:r>
     </w:p>
     <w:p>
       <w:pPr>
         <w:numPr>
           <w:ilvl w:val="0"/>
-          <w:numId w:val="1010"/>
+          <w:numId w:val="1015"/>
         </w:numPr>
         <w:pStyle w:val="Compact"/>
       </w:pPr>
       <w:r>
-        <w:t xml:space="preserve">MySQL Documentation — https://dev.mysql.com/doc/</w:t>
+        <w:t xml:space="preserve">Jinja Template Documentation — https://jinja.palletsprojects.com/</w:t>
       </w:r>
     </w:p>
     <w:p>
       <w:pPr>
         <w:numPr>
           <w:ilvl w:val="0"/>
-          <w:numId w:val="1010"/>
+          <w:numId w:val="1015"/>
         </w:numPr>
         <w:pStyle w:val="Compact"/>
       </w:pPr>
       <w:r>
-        <w:t xml:space="preserve">PyMySQL Documentation — https://pymysql.readthedocs.io/</w:t>
-      </w:r>
-    </w:p>
-    <w:p>
-      <w:pPr>
-        <w:numPr>
-          <w:ilvl w:val="0"/>
-          <w:numId w:val="1010"/>
-        </w:numPr>
-        <w:pStyle w:val="Compact"/>
-      </w:pPr>
-      <w:r>
-        <w:t xml:space="preserve">Jinja Template Documentation — https://jinja.palletsprojects.com/</w:t>
-      </w:r>
-    </w:p>
-    <w:bookmarkEnd w:id="47"/>
-    <w:bookmarkEnd w:id="48"/>
+        <w:t xml:space="preserve">Werkzeug Documentation — https://werkzeug.palletsprojects.com/</w:t>
+      </w:r>
+    </w:p>
+    <w:bookmarkEnd w:id="81"/>
+    <w:bookmarkEnd w:id="82"/>
     <w:sectPr/>
   </w:body>
 </w:document>
@@ -6049,6 +9060,82 @@
       </w:pPr>
     </w:lvl>
   </w:abstractNum>
+  <w:abstractNum w:abstractNumId="991">
+    <w:nsid w:val="A991"/>
+    <w:multiLevelType w:val="multilevel"/>
+    <w:lvl w:ilvl="0">
+      <w:numFmt w:val="bullet"/>
+      <w:lvlText w:val="•"/>
+      <w:lvlJc w:val="left"/>
+      <w:pPr>
+        <w:ind w:left="720" w:hanging="480"/>
+      </w:pPr>
+    </w:lvl>
+    <w:lvl w:ilvl="1">
+      <w:numFmt w:val="bullet"/>
+      <w:lvlText w:val="–"/>
+      <w:lvlJc w:val="left"/>
+      <w:pPr>
+        <w:ind w:left="1440" w:hanging="480"/>
+      </w:pPr>
+    </w:lvl>
+    <w:lvl w:ilvl="2">
+      <w:numFmt w:val="bullet"/>
+      <w:lvlText w:val="•"/>
+      <w:lvlJc w:val="left"/>
+      <w:pPr>
+        <w:ind w:left="2160" w:hanging="480"/>
+      </w:pPr>
+    </w:lvl>
+    <w:lvl w:ilvl="3">
+      <w:numFmt w:val="bullet"/>
+      <w:lvlText w:val="–"/>
+      <w:lvlJc w:val="left"/>
+      <w:pPr>
+        <w:ind w:left="2880" w:hanging="480"/>
+      </w:pPr>
+    </w:lvl>
+    <w:lvl w:ilvl="4">
+      <w:numFmt w:val="bullet"/>
+      <w:lvlText w:val="•"/>
+      <w:lvlJc w:val="left"/>
+      <w:pPr>
+        <w:ind w:left="3600" w:hanging="480"/>
+      </w:pPr>
+    </w:lvl>
+    <w:lvl w:ilvl="5">
+      <w:numFmt w:val="bullet"/>
+      <w:lvlText w:val="–"/>
+      <w:lvlJc w:val="left"/>
+      <w:pPr>
+        <w:ind w:left="4320" w:hanging="480"/>
+      </w:pPr>
+    </w:lvl>
+    <w:lvl w:ilvl="6">
+      <w:numFmt w:val="bullet"/>
+      <w:lvlText w:val="•"/>
+      <w:lvlJc w:val="left"/>
+      <w:pPr>
+        <w:ind w:left="5040" w:hanging="480"/>
+      </w:pPr>
+    </w:lvl>
+    <w:lvl w:ilvl="7">
+      <w:numFmt w:val="bullet"/>
+      <w:lvlText w:val="–"/>
+      <w:lvlJc w:val="left"/>
+      <w:pPr>
+        <w:ind w:left="5760" w:hanging="480"/>
+      </w:pPr>
+    </w:lvl>
+    <w:lvl w:ilvl="8">
+      <w:numFmt w:val="bullet"/>
+      <w:lvlText w:val="•"/>
+      <w:lvlJc w:val="left"/>
+      <w:pPr>
+        <w:ind w:left="6480" w:hanging="480"/>
+      </w:pPr>
+    </w:lvl>
+  </w:abstractNum>
   <w:abstractNum w:abstractNumId="99411">
     <w:nsid w:val="A99411"/>
     <w:multiLevelType w:val="multilevel"/>
@@ -6134,86 +9221,37 @@
       </w:pPr>
     </w:lvl>
   </w:abstractNum>
-  <w:abstractNum w:abstractNumId="991">
-    <w:nsid w:val="A991"/>
-    <w:multiLevelType w:val="multilevel"/>
-    <w:lvl w:ilvl="0">
-      <w:numFmt w:val="bullet"/>
-      <w:lvlText w:val="•"/>
-      <w:lvlJc w:val="left"/>
-      <w:pPr>
-        <w:ind w:left="720" w:hanging="480"/>
-      </w:pPr>
-    </w:lvl>
-    <w:lvl w:ilvl="1">
-      <w:numFmt w:val="bullet"/>
-      <w:lvlText w:val="–"/>
-      <w:lvlJc w:val="left"/>
-      <w:pPr>
-        <w:ind w:left="1440" w:hanging="480"/>
-      </w:pPr>
-    </w:lvl>
-    <w:lvl w:ilvl="2">
-      <w:numFmt w:val="bullet"/>
-      <w:lvlText w:val="•"/>
-      <w:lvlJc w:val="left"/>
-      <w:pPr>
-        <w:ind w:left="2160" w:hanging="480"/>
-      </w:pPr>
-    </w:lvl>
-    <w:lvl w:ilvl="3">
-      <w:numFmt w:val="bullet"/>
-      <w:lvlText w:val="–"/>
-      <w:lvlJc w:val="left"/>
-      <w:pPr>
-        <w:ind w:left="2880" w:hanging="480"/>
-      </w:pPr>
-    </w:lvl>
-    <w:lvl w:ilvl="4">
-      <w:numFmt w:val="bullet"/>
-      <w:lvlText w:val="•"/>
-      <w:lvlJc w:val="left"/>
-      <w:pPr>
-        <w:ind w:left="3600" w:hanging="480"/>
-      </w:pPr>
-    </w:lvl>
-    <w:lvl w:ilvl="5">
-      <w:numFmt w:val="bullet"/>
-      <w:lvlText w:val="–"/>
-      <w:lvlJc w:val="left"/>
-      <w:pPr>
-        <w:ind w:left="4320" w:hanging="480"/>
-      </w:pPr>
-    </w:lvl>
-    <w:lvl w:ilvl="6">
-      <w:numFmt w:val="bullet"/>
-      <w:lvlText w:val="•"/>
-      <w:lvlJc w:val="left"/>
-      <w:pPr>
-        <w:ind w:left="5040" w:hanging="480"/>
-      </w:pPr>
-    </w:lvl>
-    <w:lvl w:ilvl="7">
-      <w:numFmt w:val="bullet"/>
-      <w:lvlText w:val="–"/>
-      <w:lvlJc w:val="left"/>
-      <w:pPr>
-        <w:ind w:left="5760" w:hanging="480"/>
-      </w:pPr>
-    </w:lvl>
-    <w:lvl w:ilvl="8">
-      <w:numFmt w:val="bullet"/>
-      <w:lvlText w:val="•"/>
-      <w:lvlJc w:val="left"/>
-      <w:pPr>
-        <w:ind w:left="6480" w:hanging="480"/>
-      </w:pPr>
-    </w:lvl>
-  </w:abstractNum>
   <w:num w:numId="1000">
     <w:abstractNumId w:val="990"/>
   </w:num>
   <w:num w:numId="1001">
+    <w:abstractNumId w:val="991"/>
+  </w:num>
+  <w:num w:numId="1002">
+    <w:abstractNumId w:val="991"/>
+  </w:num>
+  <w:num w:numId="1003">
+    <w:abstractNumId w:val="991"/>
+  </w:num>
+  <w:num w:numId="1004">
+    <w:abstractNumId w:val="991"/>
+  </w:num>
+  <w:num w:numId="1005">
+    <w:abstractNumId w:val="991"/>
+  </w:num>
+  <w:num w:numId="1006">
+    <w:abstractNumId w:val="991"/>
+  </w:num>
+  <w:num w:numId="1007">
+    <w:abstractNumId w:val="991"/>
+  </w:num>
+  <w:num w:numId="1008">
+    <w:abstractNumId w:val="991"/>
+  </w:num>
+  <w:num w:numId="1009">
+    <w:abstractNumId w:val="991"/>
+  </w:num>
+  <w:num w:numId="1010">
     <w:abstractNumId w:val="99411"/>
     <w:lvlOverride w:ilvl="0">
       <w:startOverride w:val="1"/>
@@ -6243,112 +9281,19 @@
       <w:startOverride w:val="1"/>
     </w:lvlOverride>
   </w:num>
-  <w:num w:numId="1002">
+  <w:num w:numId="1011">
     <w:abstractNumId w:val="991"/>
   </w:num>
-  <w:num w:numId="1003">
+  <w:num w:numId="1012">
     <w:abstractNumId w:val="991"/>
   </w:num>
-  <w:num w:numId="1004">
-    <w:abstractNumId w:val="99411"/>
-    <w:lvlOverride w:ilvl="0">
-      <w:startOverride w:val="1"/>
-    </w:lvlOverride>
-    <w:lvlOverride w:ilvl="1">
-      <w:startOverride w:val="1"/>
-    </w:lvlOverride>
-    <w:lvlOverride w:ilvl="2">
-      <w:startOverride w:val="1"/>
-    </w:lvlOverride>
-    <w:lvlOverride w:ilvl="3">
-      <w:startOverride w:val="1"/>
-    </w:lvlOverride>
-    <w:lvlOverride w:ilvl="4">
-      <w:startOverride w:val="1"/>
-    </w:lvlOverride>
-    <w:lvlOverride w:ilvl="5">
-      <w:startOverride w:val="1"/>
-    </w:lvlOverride>
-    <w:lvlOverride w:ilvl="6">
-      <w:startOverride w:val="1"/>
-    </w:lvlOverride>
-    <w:lvlOverride w:ilvl="7">
-      <w:startOverride w:val="1"/>
-    </w:lvlOverride>
-    <w:lvlOverride w:ilvl="8">
-      <w:startOverride w:val="1"/>
-    </w:lvlOverride>
-  </w:num>
-  <w:num w:numId="1005">
+  <w:num w:numId="1013">
     <w:abstractNumId w:val="991"/>
   </w:num>
-  <w:num w:numId="1006">
-    <w:abstractNumId w:val="99411"/>
-    <w:lvlOverride w:ilvl="0">
-      <w:startOverride w:val="1"/>
-    </w:lvlOverride>
-    <w:lvlOverride w:ilvl="1">
-      <w:startOverride w:val="1"/>
-    </w:lvlOverride>
-    <w:lvlOverride w:ilvl="2">
-      <w:startOverride w:val="1"/>
-    </w:lvlOverride>
-    <w:lvlOverride w:ilvl="3">
-      <w:startOverride w:val="1"/>
-    </w:lvlOverride>
-    <w:lvlOverride w:ilvl="4">
-      <w:startOverride w:val="1"/>
-    </w:lvlOverride>
-    <w:lvlOverride w:ilvl="5">
-      <w:startOverride w:val="1"/>
-    </w:lvlOverride>
-    <w:lvlOverride w:ilvl="6">
-      <w:startOverride w:val="1"/>
-    </w:lvlOverride>
-    <w:lvlOverride w:ilvl="7">
-      <w:startOverride w:val="1"/>
-    </w:lvlOverride>
-    <w:lvlOverride w:ilvl="8">
-      <w:startOverride w:val="1"/>
-    </w:lvlOverride>
-  </w:num>
-  <w:num w:numId="1007">
-    <w:abstractNumId w:val="99411"/>
-    <w:lvlOverride w:ilvl="0">
-      <w:startOverride w:val="1"/>
-    </w:lvlOverride>
-    <w:lvlOverride w:ilvl="1">
-      <w:startOverride w:val="1"/>
-    </w:lvlOverride>
-    <w:lvlOverride w:ilvl="2">
-      <w:startOverride w:val="1"/>
-    </w:lvlOverride>
-    <w:lvlOverride w:ilvl="3">
-      <w:startOverride w:val="1"/>
-    </w:lvlOverride>
-    <w:lvlOverride w:ilvl="4">
-      <w:startOverride w:val="1"/>
-    </w:lvlOverride>
-    <w:lvlOverride w:ilvl="5">
-      <w:startOverride w:val="1"/>
-    </w:lvlOverride>
-    <w:lvlOverride w:ilvl="6">
-      <w:startOverride w:val="1"/>
-    </w:lvlOverride>
-    <w:lvlOverride w:ilvl="7">
-      <w:startOverride w:val="1"/>
-    </w:lvlOverride>
-    <w:lvlOverride w:ilvl="8">
-      <w:startOverride w:val="1"/>
-    </w:lvlOverride>
-  </w:num>
-  <w:num w:numId="1008">
+  <w:num w:numId="1014">
     <w:abstractNumId w:val="991"/>
   </w:num>
-  <w:num w:numId="1009">
-    <w:abstractNumId w:val="991"/>
-  </w:num>
-  <w:num w:numId="1010">
+  <w:num w:numId="1015">
     <w:abstractNumId w:val="99411"/>
     <w:lvlOverride w:ilvl="0">
       <w:startOverride w:val="1"/>

--- a/docs/Project_Documentation.docx
+++ b/docs/Project_Documentation.docx
@@ -594,25 +594,13 @@
           <w:bCs/>
           <w:b/>
         </w:rPr>
-        <w:t xml:space="preserve">PyMySQL</w:t>
-      </w:r>
-      <w:r>
-        <w:t xml:space="preserve">,</w:t>
-      </w:r>
-      <w:r>
-        <w:t xml:space="preserve"> </w:t>
+        <w:t xml:space="preserve">SQLAlchemy</w:t>
       </w:r>
       <w:r>
         <w:rPr>
           <w:bCs/>
           <w:b/>
         </w:rPr>
-        <w:t xml:space="preserve">HTML</w:t>
-      </w:r>
-      <w:r>
-        <w:t xml:space="preserve">, and</w:t>
-      </w:r>
-      <w:r>
         <w:t xml:space="preserve"> </w:t>
       </w:r>
       <w:r>
@@ -620,16 +608,13 @@
           <w:bCs/>
           <w:b/>
         </w:rPr>
-        <w:t xml:space="preserve">CSS</w:t>
-      </w:r>
-      <w:r>
-        <w:t xml:space="preserve">. All database operations are written as raw SQL</w:t>
-      </w:r>
-      <w:r>
-        <w:t xml:space="preserve"> </w:t>
-      </w:r>
-      <w:r>
-        <w:t xml:space="preserve">queries demonstrating full</w:t>
+        <w:t xml:space="preserve">ORM</w:t>
+      </w:r>
+      <w:r>
+        <w:t xml:space="preserve"> </w:t>
+      </w:r>
+      <w:r>
+        <w:t xml:space="preserve">(with PyMySQL),</w:t>
       </w:r>
       <w:r>
         <w:t xml:space="preserve"> </w:t>
@@ -639,25 +624,51 @@
           <w:bCs/>
           <w:b/>
         </w:rPr>
+        <w:t xml:space="preserve">HTML</w:t>
+      </w:r>
+      <w:r>
+        <w:t xml:space="preserve">, and</w:t>
+      </w:r>
+      <w:r>
+        <w:t xml:space="preserve"> </w:t>
+      </w:r>
+      <w:r>
+        <w:rPr>
+          <w:bCs/>
+          <w:b/>
+        </w:rPr>
+        <w:t xml:space="preserve">CSS</w:t>
+      </w:r>
+      <w:r>
+        <w:t xml:space="preserve">. Every database table is mapped</w:t>
+      </w:r>
+      <w:r>
+        <w:t xml:space="preserve"> </w:t>
+      </w:r>
+      <w:r>
+        <w:t xml:space="preserve">to a Python model class, and all database operations demonstrate full</w:t>
+      </w:r>
+      <w:r>
+        <w:t xml:space="preserve"> </w:t>
+      </w:r>
+      <w:r>
+        <w:rPr>
+          <w:bCs/>
+          <w:b/>
+        </w:rPr>
         <w:t xml:space="preserve">CRUD</w:t>
       </w:r>
       <w:r>
         <w:t xml:space="preserve"> </w:t>
       </w:r>
       <w:r>
-        <w:t xml:space="preserve">(Create, Read, Update, Delete)</w:t>
-      </w:r>
-      <w:r>
-        <w:t xml:space="preserve"> </w:t>
-      </w:r>
-      <w:r>
-        <w:t xml:space="preserve">functionality, with parameterized queries for security and hashed password</w:t>
-      </w:r>
-      <w:r>
-        <w:t xml:space="preserve"> </w:t>
-      </w:r>
-      <w:r>
-        <w:t xml:space="preserve">storage.</w:t>
+        <w:t xml:space="preserve">(Create, Read, Update, Delete) functionality through the ORM, with</w:t>
+      </w:r>
+      <w:r>
+        <w:t xml:space="preserve"> </w:t>
+      </w:r>
+      <w:r>
+        <w:t xml:space="preserve">hashed password storage.</w:t>
       </w:r>
     </w:p>
     <w:p>
@@ -1722,7 +1733,7 @@
         <w:pStyle w:val="Compact"/>
       </w:pPr>
       <w:r>
-        <w:t xml:space="preserve">To implement all CRUD operations (Create, Read, Update, Delete) using raw SQL queries.</w:t>
+        <w:t xml:space="preserve">To implement all CRUD operations (Create, Read, Update, Delete) using the SQLAlchemy ORM.</w:t>
       </w:r>
     </w:p>
     <w:p>
@@ -1924,7 +1935,7 @@
         <w:pStyle w:val="Compact"/>
       </w:pPr>
       <w:r>
-        <w:t xml:space="preserve">All four CRUD operations implemented with raw SQL across the system.</w:t>
+        <w:t xml:space="preserve">All four CRUD operations implemented through the SQLAlchemy ORM across the system.</w:t>
       </w:r>
     </w:p>
     <w:p>
@@ -2244,13 +2255,13 @@
           <w:bCs/>
           <w:b/>
         </w:rPr>
-        <w:t xml:space="preserve">PyMySQL</w:t>
-      </w:r>
-      <w:r>
-        <w:t xml:space="preserve"> </w:t>
-      </w:r>
-      <w:r>
-        <w:t xml:space="preserve">— the library that connects Python to MySQL; all queries are written as raw SQL to demonstrate direct database operations.</w:t>
+        <w:t xml:space="preserve">SQLAlchemy ORM (Flask-SQLAlchemy)</w:t>
+      </w:r>
+      <w:r>
+        <w:t xml:space="preserve"> </w:t>
+      </w:r>
+      <w:r>
+        <w:t xml:space="preserve">— maps every database table to a Python model class, so rows are handled as objects; taught in class and used for all CRUD operations.</w:t>
       </w:r>
     </w:p>
     <w:p>
@@ -2266,13 +2277,13 @@
           <w:bCs/>
           <w:b/>
         </w:rPr>
-        <w:t xml:space="preserve">HTML + Jinja Templates</w:t>
-      </w:r>
-      <w:r>
-        <w:t xml:space="preserve"> </w:t>
-      </w:r>
-      <w:r>
-        <w:t xml:space="preserve">— page structure, with one shared base layout.</w:t>
+        <w:t xml:space="preserve">PyMySQL</w:t>
+      </w:r>
+      <w:r>
+        <w:t xml:space="preserve"> </w:t>
+      </w:r>
+      <w:r>
+        <w:t xml:space="preserve">— the driver through which SQLAlchemy connects to MySQL.</w:t>
       </w:r>
     </w:p>
     <w:p>
@@ -2288,13 +2299,13 @@
           <w:bCs/>
           <w:b/>
         </w:rPr>
-        <w:t xml:space="preserve">CSS</w:t>
-      </w:r>
-      <w:r>
-        <w:t xml:space="preserve"> </w:t>
-      </w:r>
-      <w:r>
-        <w:t xml:space="preserve">— plain custom stylesheet (no framework), with colors defined once as variables.</w:t>
+        <w:t xml:space="preserve">HTML + Jinja Templates</w:t>
+      </w:r>
+      <w:r>
+        <w:t xml:space="preserve"> </w:t>
+      </w:r>
+      <w:r>
+        <w:t xml:space="preserve">— page structure, with one shared base layout.</w:t>
       </w:r>
     </w:p>
     <w:p>
@@ -2310,6 +2321,28 @@
           <w:bCs/>
           <w:b/>
         </w:rPr>
+        <w:t xml:space="preserve">CSS</w:t>
+      </w:r>
+      <w:r>
+        <w:t xml:space="preserve"> </w:t>
+      </w:r>
+      <w:r>
+        <w:t xml:space="preserve">— plain custom stylesheet (no framework), with colors defined once as variables.</w:t>
+      </w:r>
+    </w:p>
+    <w:p>
+      <w:pPr>
+        <w:numPr>
+          <w:ilvl w:val="0"/>
+          <w:numId w:val="1006"/>
+        </w:numPr>
+        <w:pStyle w:val="Compact"/>
+      </w:pPr>
+      <w:r>
+        <w:rPr>
+          <w:bCs/>
+          <w:b/>
+        </w:rPr>
         <w:t xml:space="preserve">Git / GitHub</w:t>
       </w:r>
       <w:r>
@@ -2827,16 +2860,7 @@
         <w:t xml:space="preserve"> </w:t>
       </w:r>
       <w:r>
-        <w:t xml:space="preserve">All SQL queries shall use parameterized placeholders (</w:t>
-      </w:r>
-      <w:r>
-        <w:rPr>
-          <w:rStyle w:val="VerbatimChar"/>
-        </w:rPr>
-        <w:t xml:space="preserve">%s</w:t>
-      </w:r>
-      <w:r>
-        <w:t xml:space="preserve">) to prevent SQL injection.</w:t>
+        <w:t xml:space="preserve">All database access goes through the SQLAlchemy ORM, which sends every value as a bound parameter, preventing SQL injection.</w:t>
       </w:r>
     </w:p>
     <w:p>
@@ -4036,7 +4060,7 @@
         <w:rPr>
           <w:rStyle w:val="VerbatimChar"/>
         </w:rPr>
-        <w:t xml:space="preserve">├── db.py               database connection + shared helper functions</w:t>
+        <w:t xml:space="preserve">x-noop</w:t>
       </w:r>
       <w:r>
         <w:br/>
@@ -6626,7 +6650,13 @@
         <w:pStyle w:val="FirstParagraph"/>
       </w:pPr>
       <w:r>
-        <w:t xml:space="preserve">The application is implemented in Python Flask with raw SQL through PyMySQL.</w:t>
+        <w:t xml:space="preserve">The application is implemented in Python Flask with the SQLAlchemy ORM over</w:t>
+      </w:r>
+      <w:r>
+        <w:t xml:space="preserve"> </w:t>
+      </w:r>
+      <w:r>
+        <w:t xml:space="preserve">MySQL.</w:t>
       </w:r>
       <w:r>
         <w:t xml:space="preserve"> </w:t>
@@ -6635,19 +6665,40 @@
         <w:rPr>
           <w:rStyle w:val="VerbatimChar"/>
         </w:rPr>
+        <w:t xml:space="preserve">models.py</w:t>
+      </w:r>
+      <w:r>
+        <w:t xml:space="preserve"> </w:t>
+      </w:r>
+      <w:r>
+        <w:t xml:space="preserve">defines every table as a model class with its</w:t>
+      </w:r>
+      <w:r>
+        <w:t xml:space="preserve"> </w:t>
+      </w:r>
+      <w:r>
+        <w:t xml:space="preserve">relationships.</w:t>
+      </w:r>
+      <w:r>
+        <w:t xml:space="preserve"> </w:t>
+      </w:r>
+      <w:r>
+        <w:rPr>
+          <w:rStyle w:val="VerbatimChar"/>
+        </w:rPr>
         <w:t xml:space="preserve">app.py</w:t>
       </w:r>
       <w:r>
         <w:t xml:space="preserve"> </w:t>
       </w:r>
       <w:r>
-        <w:t xml:space="preserve">acts as a routing table: every URL of the site is connected to a</w:t>
-      </w:r>
-      <w:r>
-        <w:t xml:space="preserve"> </w:t>
-      </w:r>
-      <w:r>
-        <w:t xml:space="preserve">function in the</w:t>
+        <w:t xml:space="preserve">acts as a routing table: every URL of the site is</w:t>
+      </w:r>
+      <w:r>
+        <w:t xml:space="preserve"> </w:t>
+      </w:r>
+      <w:r>
+        <w:t xml:space="preserve">connected to a function in the</w:t>
       </w:r>
       <w:r>
         <w:t xml:space="preserve"> </w:t>
@@ -6674,28 +6725,22 @@
         <w:t xml:space="preserve">app.add_url_rule()</w:t>
       </w:r>
       <w:r>
-        <w:t xml:space="preserve">. Each function</w:t>
-      </w:r>
-      <w:r>
-        <w:t xml:space="preserve"> </w:t>
-      </w:r>
-      <w:r>
-        <w:t xml:space="preserve">opens a database connection with</w:t>
-      </w:r>
-      <w:r>
-        <w:t xml:space="preserve"> </w:t>
+        <w:t xml:space="preserve">.</w:t>
+      </w:r>
+      <w:r>
+        <w:t xml:space="preserve"> </w:t>
+      </w:r>
+      <w:r>
+        <w:t xml:space="preserve">Each function queries or changes data through the ORM (</w:t>
       </w:r>
       <w:r>
         <w:rPr>
           <w:rStyle w:val="VerbatimChar"/>
         </w:rPr>
-        <w:t xml:space="preserve">get_db()</w:t>
-      </w:r>
-      <w:r>
-        <w:t xml:space="preserve"> </w:t>
-      </w:r>
-      <w:r>
-        <w:t xml:space="preserve">(defined in</w:t>
+        <w:t xml:space="preserve">Model.query</w:t>
+      </w:r>
+      <w:r>
+        <w:t xml:space="preserve">,</w:t>
       </w:r>
       <w:r>
         <w:t xml:space="preserve"> </w:t>
@@ -6704,16 +6749,10 @@
         <w:rPr>
           <w:rStyle w:val="VerbatimChar"/>
         </w:rPr>
-        <w:t xml:space="preserve">db.py</w:t>
-      </w:r>
-      <w:r>
-        <w:t xml:space="preserve">), executes</w:t>
-      </w:r>
-      <w:r>
-        <w:t xml:space="preserve"> </w:t>
-      </w:r>
-      <w:r>
-        <w:t xml:space="preserve">its SQL with</w:t>
+        <w:t xml:space="preserve">db.session.add/delete</w:t>
+      </w:r>
+      <w:r>
+        <w:t xml:space="preserve">,</w:t>
       </w:r>
       <w:r>
         <w:t xml:space="preserve"> </w:t>
@@ -6722,16 +6761,16 @@
         <w:rPr>
           <w:rStyle w:val="VerbatimChar"/>
         </w:rPr>
-        <w:t xml:space="preserve">cursor.execute()</w:t>
-      </w:r>
-      <w:r>
-        <w:t xml:space="preserve">, commits if data was changed, closes the</w:t>
-      </w:r>
-      <w:r>
-        <w:t xml:space="preserve"> </w:t>
-      </w:r>
-      <w:r>
-        <w:t xml:space="preserve">connection, and renders an HTML template.</w:t>
+        <w:t xml:space="preserve">db.session.commit()</w:t>
+      </w:r>
+      <w:r>
+        <w:t xml:space="preserve">) and renders an HTML</w:t>
+      </w:r>
+      <w:r>
+        <w:t xml:space="preserve"> </w:t>
+      </w:r>
+      <w:r>
+        <w:t xml:space="preserve">template.</w:t>
       </w:r>
     </w:p>
     <w:p>
@@ -6778,16 +6817,22 @@
         <w:pStyle w:val="FirstParagraph"/>
       </w:pPr>
       <w:r>
-        <w:t xml:space="preserve">Database connection (</w:t>
+        <w:t xml:space="preserve">A model class in</w:t>
+      </w:r>
+      <w:r>
+        <w:t xml:space="preserve"> </w:t>
       </w:r>
       <w:r>
         <w:rPr>
           <w:rStyle w:val="VerbatimChar"/>
         </w:rPr>
-        <w:t xml:space="preserve">db.py</w:t>
-      </w:r>
-      <w:r>
-        <w:t xml:space="preserve">):</w:t>
+        <w:t xml:space="preserve">models.py</w:t>
+      </w:r>
+      <w:r>
+        <w:t xml:space="preserve"> </w:t>
+      </w:r>
+      <w:r>
+        <w:t xml:space="preserve">maps a table to Python (example):</w:t>
       </w:r>
     </w:p>
     <w:p>
@@ -6798,13 +6843,13 @@
         <w:rPr>
           <w:rStyle w:val="KeywordTok"/>
         </w:rPr>
-        <w:t xml:space="preserve">def</w:t>
+        <w:t xml:space="preserve">class</w:t>
       </w:r>
       <w:r>
         <w:rPr>
           <w:rStyle w:val="NormalTok"/>
         </w:rPr>
-        <w:t xml:space="preserve"> get_db():</w:t>
+        <w:t xml:space="preserve"> Student(db.Model):</w:t>
       </w:r>
       <w:r>
         <w:br/>
@@ -6813,31 +6858,76 @@
         <w:rPr>
           <w:rStyle w:val="NormalTok"/>
         </w:rPr>
+        <w:t xml:space="preserve">    __tablename__ </w:t>
+      </w:r>
+      <w:r>
+        <w:rPr>
+          <w:rStyle w:val="OperatorTok"/>
+        </w:rPr>
+        <w:t xml:space="preserve">=</w:t>
+      </w:r>
+      <w:r>
+        <w:rPr>
+          <w:rStyle w:val="NormalTok"/>
+        </w:rPr>
+        <w:t xml:space="preserve"> </w:t>
+      </w:r>
+      <w:r>
+        <w:rPr>
+          <w:rStyle w:val="StringTok"/>
+        </w:rPr>
+        <w:t xml:space="preserve">'students'</w:t>
+      </w:r>
+      <w:r>
+        <w:br/>
+      </w:r>
+      <w:r>
+        <w:rPr>
+          <w:rStyle w:val="NormalTok"/>
+        </w:rPr>
         <w:t xml:space="preserve">    </w:t>
       </w:r>
       <w:r>
         <w:rPr>
-          <w:rStyle w:val="ControlFlowTok"/>
-        </w:rPr>
-        <w:t xml:space="preserve">return</w:t>
+          <w:rStyle w:val="BuiltInTok"/>
+        </w:rPr>
+        <w:t xml:space="preserve">id</w:t>
       </w:r>
       <w:r>
         <w:rPr>
           <w:rStyle w:val="NormalTok"/>
         </w:rPr>
-        <w:t xml:space="preserve"> pymysql.</w:t>
-      </w:r>
-      <w:r>
-        <w:rPr>
-          <w:rStyle w:val="ExtensionTok"/>
-        </w:rPr>
-        <w:t xml:space="preserve">connect</w:t>
+        <w:t xml:space="preserve"> </w:t>
+      </w:r>
+      <w:r>
+        <w:rPr>
+          <w:rStyle w:val="OperatorTok"/>
+        </w:rPr>
+        <w:t xml:space="preserve">=</w:t>
       </w:r>
       <w:r>
         <w:rPr>
           <w:rStyle w:val="NormalTok"/>
         </w:rPr>
-        <w:t xml:space="preserve">(</w:t>
+        <w:t xml:space="preserve"> db.Column(db.Integer, primary_key</w:t>
+      </w:r>
+      <w:r>
+        <w:rPr>
+          <w:rStyle w:val="OperatorTok"/>
+        </w:rPr>
+        <w:t xml:space="preserve">=</w:t>
+      </w:r>
+      <w:r>
+        <w:rPr>
+          <w:rStyle w:val="VariableTok"/>
+        </w:rPr>
+        <w:t xml:space="preserve">True</w:t>
+      </w:r>
+      <w:r>
+        <w:rPr>
+          <w:rStyle w:val="NormalTok"/>
+        </w:rPr>
+        <w:t xml:space="preserve">)</w:t>
       </w:r>
       <w:r>
         <w:br/>
@@ -6846,7 +6936,7 @@
         <w:rPr>
           <w:rStyle w:val="NormalTok"/>
         </w:rPr>
-        <w:t xml:space="preserve">        host</w:t>
+        <w:t xml:space="preserve">    user_id </w:t>
       </w:r>
       <w:r>
         <w:rPr>
@@ -6856,15 +6946,21 @@
       </w:r>
       <w:r>
         <w:rPr>
+          <w:rStyle w:val="NormalTok"/>
+        </w:rPr>
+        <w:t xml:space="preserve"> db.Column(db.Integer, db.ForeignKey(</w:t>
+      </w:r>
+      <w:r>
+        <w:rPr>
           <w:rStyle w:val="StringTok"/>
         </w:rPr>
-        <w:t xml:space="preserve">'localhost'</w:t>
+        <w:t xml:space="preserve">'users.id'</w:t>
       </w:r>
       <w:r>
         <w:rPr>
           <w:rStyle w:val="NormalTok"/>
         </w:rPr>
-        <w:t xml:space="preserve">, user</w:t>
+        <w:t xml:space="preserve">), unique</w:t>
       </w:r>
       <w:r>
         <w:rPr>
@@ -6874,15 +6970,102 @@
       </w:r>
       <w:r>
         <w:rPr>
+          <w:rStyle w:val="VariableTok"/>
+        </w:rPr>
+        <w:t xml:space="preserve">True</w:t>
+      </w:r>
+      <w:r>
+        <w:rPr>
+          <w:rStyle w:val="NormalTok"/>
+        </w:rPr>
+        <w:t xml:space="preserve">)</w:t>
+      </w:r>
+      <w:r>
+        <w:br/>
+      </w:r>
+      <w:r>
+        <w:rPr>
+          <w:rStyle w:val="NormalTok"/>
+        </w:rPr>
+        <w:t xml:space="preserve">    roll_number </w:t>
+      </w:r>
+      <w:r>
+        <w:rPr>
+          <w:rStyle w:val="OperatorTok"/>
+        </w:rPr>
+        <w:t xml:space="preserve">=</w:t>
+      </w:r>
+      <w:r>
+        <w:rPr>
+          <w:rStyle w:val="NormalTok"/>
+        </w:rPr>
+        <w:t xml:space="preserve"> db.Column(db.String(</w:t>
+      </w:r>
+      <w:r>
+        <w:rPr>
+          <w:rStyle w:val="DecValTok"/>
+        </w:rPr>
+        <w:t xml:space="preserve">50</w:t>
+      </w:r>
+      <w:r>
+        <w:rPr>
+          <w:rStyle w:val="NormalTok"/>
+        </w:rPr>
+        <w:t xml:space="preserve">))</w:t>
+      </w:r>
+      <w:r>
+        <w:br/>
+      </w:r>
+      <w:r>
+        <w:rPr>
+          <w:rStyle w:val="NormalTok"/>
+        </w:rPr>
+        <w:t xml:space="preserve">    semester </w:t>
+      </w:r>
+      <w:r>
+        <w:rPr>
+          <w:rStyle w:val="OperatorTok"/>
+        </w:rPr>
+        <w:t xml:space="preserve">=</w:t>
+      </w:r>
+      <w:r>
+        <w:rPr>
+          <w:rStyle w:val="NormalTok"/>
+        </w:rPr>
+        <w:t xml:space="preserve"> db.Column(db.Integer)</w:t>
+      </w:r>
+      <w:r>
+        <w:br/>
+      </w:r>
+      <w:r>
+        <w:rPr>
+          <w:rStyle w:val="NormalTok"/>
+        </w:rPr>
+        <w:t xml:space="preserve">    applications </w:t>
+      </w:r>
+      <w:r>
+        <w:rPr>
+          <w:rStyle w:val="OperatorTok"/>
+        </w:rPr>
+        <w:t xml:space="preserve">=</w:t>
+      </w:r>
+      <w:r>
+        <w:rPr>
+          <w:rStyle w:val="NormalTok"/>
+        </w:rPr>
+        <w:t xml:space="preserve"> db.relationship(</w:t>
+      </w:r>
+      <w:r>
+        <w:rPr>
           <w:rStyle w:val="StringTok"/>
         </w:rPr>
-        <w:t xml:space="preserve">'root'</w:t>
+        <w:t xml:space="preserve">'Application'</w:t>
       </w:r>
       <w:r>
         <w:rPr>
           <w:rStyle w:val="NormalTok"/>
         </w:rPr>
-        <w:t xml:space="preserve">, password</w:t>
+        <w:t xml:space="preserve">, backref</w:t>
       </w:r>
       <w:r>
         <w:rPr>
@@ -6894,7 +7077,7 @@
         <w:rPr>
           <w:rStyle w:val="StringTok"/>
         </w:rPr>
-        <w:t xml:space="preserve">'......'</w:t>
+        <w:t xml:space="preserve">'student'</w:t>
       </w:r>
       <w:r>
         <w:rPr>
@@ -6909,7 +7092,7 @@
         <w:rPr>
           <w:rStyle w:val="NormalTok"/>
         </w:rPr>
-        <w:t xml:space="preserve">        database</w:t>
+        <w:t xml:space="preserve">                                   cascade</w:t>
       </w:r>
       <w:r>
         <w:rPr>
@@ -6921,617 +7104,411 @@
         <w:rPr>
           <w:rStyle w:val="StringTok"/>
         </w:rPr>
-        <w:t xml:space="preserve">'internship_db'</w:t>
+        <w:t xml:space="preserve">'all, delete-orphan'</w:t>
       </w:r>
       <w:r>
         <w:rPr>
           <w:rStyle w:val="NormalTok"/>
         </w:rPr>
+        <w:t xml:space="preserve">)</w:t>
+      </w:r>
+    </w:p>
+    <w:p>
+      <w:pPr>
+        <w:pStyle w:val="FirstParagraph"/>
+      </w:pPr>
+      <w:r>
+        <w:t xml:space="preserve">CREATE — registration builds the user and profile objects together through</w:t>
+      </w:r>
+      <w:r>
+        <w:t xml:space="preserve"> </w:t>
+      </w:r>
+      <w:r>
+        <w:t xml:space="preserve">the relationship, and one commit inserts both rows:</w:t>
+      </w:r>
+    </w:p>
+    <w:p>
+      <w:pPr>
+        <w:pStyle w:val="SourceCode"/>
+      </w:pPr>
+      <w:r>
+        <w:rPr>
+          <w:rStyle w:val="NormalTok"/>
+        </w:rPr>
+        <w:t xml:space="preserve">user </w:t>
+      </w:r>
+      <w:r>
+        <w:rPr>
+          <w:rStyle w:val="OperatorTok"/>
+        </w:rPr>
+        <w:t xml:space="preserve">=</w:t>
+      </w:r>
+      <w:r>
+        <w:rPr>
+          <w:rStyle w:val="NormalTok"/>
+        </w:rPr>
+        <w:t xml:space="preserve"> User(role_id</w:t>
+      </w:r>
+      <w:r>
+        <w:rPr>
+          <w:rStyle w:val="OperatorTok"/>
+        </w:rPr>
+        <w:t xml:space="preserve">=</w:t>
+      </w:r>
+      <w:r>
+        <w:rPr>
+          <w:rStyle w:val="NormalTok"/>
+        </w:rPr>
+        <w:t xml:space="preserve">role.</w:t>
+      </w:r>
+      <w:r>
+        <w:rPr>
+          <w:rStyle w:val="BuiltInTok"/>
+        </w:rPr>
+        <w:t xml:space="preserve">id</w:t>
+      </w:r>
+      <w:r>
+        <w:rPr>
+          <w:rStyle w:val="NormalTok"/>
+        </w:rPr>
+        <w:t xml:space="preserve">, name</w:t>
+      </w:r>
+      <w:r>
+        <w:rPr>
+          <w:rStyle w:val="OperatorTok"/>
+        </w:rPr>
+        <w:t xml:space="preserve">=</w:t>
+      </w:r>
+      <w:r>
+        <w:rPr>
+          <w:rStyle w:val="NormalTok"/>
+        </w:rPr>
+        <w:t xml:space="preserve">name, email</w:t>
+      </w:r>
+      <w:r>
+        <w:rPr>
+          <w:rStyle w:val="OperatorTok"/>
+        </w:rPr>
+        <w:t xml:space="preserve">=</w:t>
+      </w:r>
+      <w:r>
+        <w:rPr>
+          <w:rStyle w:val="NormalTok"/>
+        </w:rPr>
+        <w:t xml:space="preserve">email)</w:t>
+      </w:r>
+      <w:r>
+        <w:br/>
+      </w:r>
+      <w:r>
+        <w:rPr>
+          <w:rStyle w:val="NormalTok"/>
+        </w:rPr>
+        <w:t xml:space="preserve">user.set_password(password)</w:t>
+      </w:r>
+      <w:r>
+        <w:br/>
+      </w:r>
+      <w:r>
+        <w:rPr>
+          <w:rStyle w:val="NormalTok"/>
+        </w:rPr>
+        <w:t xml:space="preserve">student </w:t>
+      </w:r>
+      <w:r>
+        <w:rPr>
+          <w:rStyle w:val="OperatorTok"/>
+        </w:rPr>
+        <w:t xml:space="preserve">=</w:t>
+      </w:r>
+      <w:r>
+        <w:rPr>
+          <w:rStyle w:val="NormalTok"/>
+        </w:rPr>
+        <w:t xml:space="preserve"> Student(user</w:t>
+      </w:r>
+      <w:r>
+        <w:rPr>
+          <w:rStyle w:val="OperatorTok"/>
+        </w:rPr>
+        <w:t xml:space="preserve">=</w:t>
+      </w:r>
+      <w:r>
+        <w:rPr>
+          <w:rStyle w:val="NormalTok"/>
+        </w:rPr>
+        <w:t xml:space="preserve">user, roll_number</w:t>
+      </w:r>
+      <w:r>
+        <w:rPr>
+          <w:rStyle w:val="OperatorTok"/>
+        </w:rPr>
+        <w:t xml:space="preserve">=</w:t>
+      </w:r>
+      <w:r>
+        <w:rPr>
+          <w:rStyle w:val="NormalTok"/>
+        </w:rPr>
+        <w:t xml:space="preserve">roll_number, semester</w:t>
+      </w:r>
+      <w:r>
+        <w:rPr>
+          <w:rStyle w:val="OperatorTok"/>
+        </w:rPr>
+        <w:t xml:space="preserve">=</w:t>
+      </w:r>
+      <w:r>
+        <w:rPr>
+          <w:rStyle w:val="NormalTok"/>
+        </w:rPr>
+        <w:t xml:space="preserve">semester)</w:t>
+      </w:r>
+      <w:r>
+        <w:br/>
+      </w:r>
+      <w:r>
+        <w:rPr>
+          <w:rStyle w:val="NormalTok"/>
+        </w:rPr>
+        <w:t xml:space="preserve">db.session.add(student)</w:t>
+      </w:r>
+      <w:r>
+        <w:br/>
+      </w:r>
+      <w:r>
+        <w:rPr>
+          <w:rStyle w:val="NormalTok"/>
+        </w:rPr>
+        <w:t xml:space="preserve">db.session.commit()</w:t>
+      </w:r>
+    </w:p>
+    <w:p>
+      <w:pPr>
+        <w:pStyle w:val="FirstParagraph"/>
+      </w:pPr>
+      <w:r>
+        <w:t xml:space="preserve">READ — queries return objects, and related data is reached through</w:t>
+      </w:r>
+      <w:r>
+        <w:t xml:space="preserve"> </w:t>
+      </w:r>
+      <w:r>
+        <w:t xml:space="preserve">relationships instead of manual joins:</w:t>
+      </w:r>
+    </w:p>
+    <w:p>
+      <w:pPr>
+        <w:pStyle w:val="SourceCode"/>
+      </w:pPr>
+      <w:r>
+        <w:rPr>
+          <w:rStyle w:val="NormalTok"/>
+        </w:rPr>
+        <w:t xml:space="preserve">apps </w:t>
+      </w:r>
+      <w:r>
+        <w:rPr>
+          <w:rStyle w:val="OperatorTok"/>
+        </w:rPr>
+        <w:t xml:space="preserve">=</w:t>
+      </w:r>
+      <w:r>
+        <w:rPr>
+          <w:rStyle w:val="NormalTok"/>
+        </w:rPr>
+        <w:t xml:space="preserve"> Application.query.filter_by(student_id</w:t>
+      </w:r>
+      <w:r>
+        <w:rPr>
+          <w:rStyle w:val="OperatorTok"/>
+        </w:rPr>
+        <w:t xml:space="preserve">=</w:t>
+      </w:r>
+      <w:r>
+        <w:rPr>
+          <w:rStyle w:val="NormalTok"/>
+        </w:rPr>
+        <w:t xml:space="preserve">me.</w:t>
+      </w:r>
+      <w:r>
+        <w:rPr>
+          <w:rStyle w:val="BuiltInTok"/>
+        </w:rPr>
+        <w:t xml:space="preserve">id</w:t>
+      </w:r>
+      <w:r>
+        <w:rPr>
+          <w:rStyle w:val="NormalTok"/>
+        </w:rPr>
+        <w:t xml:space="preserve">).</w:t>
+      </w:r>
+      <w:r>
+        <w:rPr>
+          <w:rStyle w:val="BuiltInTok"/>
+        </w:rPr>
+        <w:t xml:space="preserve">all</w:t>
+      </w:r>
+      <w:r>
+        <w:rPr>
+          <w:rStyle w:val="NormalTok"/>
+        </w:rPr>
+        <w:t xml:space="preserve">()</w:t>
+      </w:r>
+      <w:r>
+        <w:br/>
+      </w:r>
+      <w:r>
+        <w:rPr>
+          <w:rStyle w:val="CommentTok"/>
+        </w:rPr>
+        <w:t xml:space="preserve"># in the template: a.internship.title, a.internship.company.user.name</w:t>
+      </w:r>
+    </w:p>
+    <w:p>
+      <w:pPr>
+        <w:pStyle w:val="FirstParagraph"/>
+      </w:pPr>
+      <w:r>
+        <w:t xml:space="preserve">UPDATE and DELETE — change an attribute or delete an object, then commit:</w:t>
+      </w:r>
+    </w:p>
+    <w:p>
+      <w:pPr>
+        <w:pStyle w:val="SourceCode"/>
+      </w:pPr>
+      <w:r>
+        <w:rPr>
+          <w:rStyle w:val="NormalTok"/>
+        </w:rPr>
+        <w:t xml:space="preserve">application.status </w:t>
+      </w:r>
+      <w:r>
+        <w:rPr>
+          <w:rStyle w:val="OperatorTok"/>
+        </w:rPr>
+        <w:t xml:space="preserve">=</w:t>
+      </w:r>
+      <w:r>
+        <w:rPr>
+          <w:rStyle w:val="NormalTok"/>
+        </w:rPr>
+        <w:t xml:space="preserve"> </w:t>
+      </w:r>
+      <w:r>
+        <w:rPr>
+          <w:rStyle w:val="StringTok"/>
+        </w:rPr>
+        <w:t xml:space="preserve">'selected'</w:t>
+      </w:r>
+      <w:r>
+        <w:br/>
+      </w:r>
+      <w:r>
+        <w:rPr>
+          <w:rStyle w:val="NormalTok"/>
+        </w:rPr>
+        <w:t xml:space="preserve">db.session.commit()</w:t>
+      </w:r>
+      <w:r>
+        <w:br/>
+      </w:r>
+      <w:r>
+        <w:br/>
+      </w:r>
+      <w:r>
+        <w:rPr>
+          <w:rStyle w:val="NormalTok"/>
+        </w:rPr>
+        <w:t xml:space="preserve">db.session.delete(internship)   </w:t>
+      </w:r>
+      <w:r>
+        <w:rPr>
+          <w:rStyle w:val="CommentTok"/>
+        </w:rPr>
+        <w:t xml:space="preserve"># its applications and logs cascade</w:t>
+      </w:r>
+      <w:r>
+        <w:br/>
+      </w:r>
+      <w:r>
+        <w:rPr>
+          <w:rStyle w:val="NormalTok"/>
+        </w:rPr>
+        <w:t xml:space="preserve">db.session.commit()</w:t>
+      </w:r>
+    </w:p>
+    <w:p>
+      <w:pPr>
+        <w:pStyle w:val="FirstParagraph"/>
+      </w:pPr>
+      <w:r>
+        <w:t xml:space="preserve">Code efficiency measures: the ORM binds every value as a parameter</w:t>
+      </w:r>
+      <w:r>
+        <w:t xml:space="preserve"> </w:t>
+      </w:r>
+      <w:r>
+        <w:t xml:space="preserve">(preventing SQL injection); relationships with</w:t>
+      </w:r>
+      <w:r>
+        <w:t xml:space="preserve"> </w:t>
+      </w:r>
+      <w:r>
+        <w:rPr>
+          <w:rStyle w:val="VerbatimChar"/>
+        </w:rPr>
+        <w:t xml:space="preserve">cascade</w:t>
+      </w:r>
+      <w:r>
+        <w:t xml:space="preserve"> </w:t>
+      </w:r>
+      <w:r>
+        <w:t xml:space="preserve">remove related</w:t>
+      </w:r>
+      <w:r>
+        <w:t xml:space="preserve"> </w:t>
+      </w:r>
+      <w:r>
+        <w:t xml:space="preserve">rows automatically; shared helpers (</w:t>
+      </w:r>
+      <w:r>
+        <w:rPr>
+          <w:rStyle w:val="VerbatimChar"/>
+        </w:rPr>
+        <w:t xml:space="preserve">current_student()</w:t>
+      </w:r>
+      <w:r>
         <w:t xml:space="preserve">,</w:t>
       </w:r>
       <w:r>
-        <w:br/>
-      </w:r>
-      <w:r>
-        <w:rPr>
-          <w:rStyle w:val="NormalTok"/>
-        </w:rPr>
-        <w:t xml:space="preserve">        cursorclass</w:t>
-      </w:r>
-      <w:r>
-        <w:rPr>
-          <w:rStyle w:val="OperatorTok"/>
-        </w:rPr>
-        <w:t xml:space="preserve">=</w:t>
-      </w:r>
-      <w:r>
-        <w:rPr>
-          <w:rStyle w:val="NormalTok"/>
-        </w:rPr>
-        <w:t xml:space="preserve">pymysql.cursors.DictCursor)</w:t>
-      </w:r>
-    </w:p>
-    <w:p>
-      <w:pPr>
-        <w:pStyle w:val="FirstParagraph"/>
-      </w:pPr>
-      <w:r>
-        <w:t xml:space="preserve">Registration inserts into two tables using the new user’s id</w:t>
-      </w:r>
-      <w:r>
-        <w:t xml:space="preserve"> </w:t>
-      </w:r>
-      <w:r>
-        <w:t xml:space="preserve">(</w:t>
+        <w:t xml:space="preserve"> </w:t>
       </w:r>
       <w:r>
         <w:rPr>
           <w:rStyle w:val="VerbatimChar"/>
         </w:rPr>
-        <w:t xml:space="preserve">cursor.lastrowid</w:t>
-      </w:r>
-      <w:r>
-        <w:t xml:space="preserve">) as the foreign key:</w:t>
-      </w:r>
-    </w:p>
-    <w:p>
-      <w:pPr>
-        <w:pStyle w:val="SourceCode"/>
-      </w:pPr>
-      <w:r>
-        <w:rPr>
-          <w:rStyle w:val="NormalTok"/>
-        </w:rPr>
-        <w:t xml:space="preserve">cur.execute(</w:t>
-      </w:r>
-      <w:r>
-        <w:br/>
-      </w:r>
-      <w:r>
-        <w:rPr>
-          <w:rStyle w:val="NormalTok"/>
-        </w:rPr>
-        <w:t xml:space="preserve">    </w:t>
-      </w:r>
-      <w:r>
-        <w:rPr>
-          <w:rStyle w:val="StringTok"/>
-        </w:rPr>
-        <w:t xml:space="preserve">"INSERT INTO users (role_id, name, email, password) VALUES (</w:t>
-      </w:r>
-      <w:r>
-        <w:rPr>
-          <w:rStyle w:val="SpecialCharTok"/>
-        </w:rPr>
-        <w:t xml:space="preserve">%s</w:t>
-      </w:r>
-      <w:r>
-        <w:rPr>
-          <w:rStyle w:val="StringTok"/>
-        </w:rPr>
-        <w:t xml:space="preserve">, </w:t>
-      </w:r>
-      <w:r>
-        <w:rPr>
-          <w:rStyle w:val="SpecialCharTok"/>
-        </w:rPr>
-        <w:t xml:space="preserve">%s</w:t>
-      </w:r>
-      <w:r>
-        <w:rPr>
-          <w:rStyle w:val="StringTok"/>
-        </w:rPr>
-        <w:t xml:space="preserve">, </w:t>
-      </w:r>
-      <w:r>
-        <w:rPr>
-          <w:rStyle w:val="SpecialCharTok"/>
-        </w:rPr>
-        <w:t xml:space="preserve">%s</w:t>
-      </w:r>
-      <w:r>
-        <w:rPr>
-          <w:rStyle w:val="StringTok"/>
-        </w:rPr>
-        <w:t xml:space="preserve">, </w:t>
-      </w:r>
-      <w:r>
-        <w:rPr>
-          <w:rStyle w:val="SpecialCharTok"/>
-        </w:rPr>
-        <w:t xml:space="preserve">%s</w:t>
-      </w:r>
-      <w:r>
-        <w:rPr>
-          <w:rStyle w:val="StringTok"/>
-        </w:rPr>
-        <w:t xml:space="preserve">)"</w:t>
-      </w:r>
-      <w:r>
-        <w:rPr>
-          <w:rStyle w:val="NormalTok"/>
-        </w:rPr>
+        <w:t xml:space="preserve">current_company()</w:t>
+      </w:r>
+      <w:r>
         <w:t xml:space="preserve">,</w:t>
       </w:r>
       <w:r>
-        <w:br/>
-      </w:r>
-      <w:r>
-        <w:rPr>
-          <w:rStyle w:val="NormalTok"/>
-        </w:rPr>
-        <w:t xml:space="preserve">    (role_id_of(cur, </w:t>
-      </w:r>
-      <w:r>
-        <w:rPr>
-          <w:rStyle w:val="StringTok"/>
-        </w:rPr>
-        <w:t xml:space="preserve">'student'</w:t>
-      </w:r>
-      <w:r>
-        <w:rPr>
-          <w:rStyle w:val="NormalTok"/>
-        </w:rPr>
-        <w:t xml:space="preserve">), name, email, generate_password_hash(password)))</w:t>
-      </w:r>
-      <w:r>
-        <w:br/>
-      </w:r>
-      <w:r>
-        <w:rPr>
-          <w:rStyle w:val="NormalTok"/>
-        </w:rPr>
-        <w:t xml:space="preserve">new_user_id </w:t>
-      </w:r>
-      <w:r>
-        <w:rPr>
-          <w:rStyle w:val="OperatorTok"/>
-        </w:rPr>
-        <w:t xml:space="preserve">=</w:t>
-      </w:r>
-      <w:r>
-        <w:rPr>
-          <w:rStyle w:val="NormalTok"/>
-        </w:rPr>
-        <w:t xml:space="preserve"> cur.lastrowid</w:t>
-      </w:r>
-      <w:r>
-        <w:br/>
-      </w:r>
-      <w:r>
-        <w:rPr>
-          <w:rStyle w:val="NormalTok"/>
-        </w:rPr>
-        <w:t xml:space="preserve">cur.execute(</w:t>
-      </w:r>
-      <w:r>
-        <w:br/>
-      </w:r>
-      <w:r>
-        <w:rPr>
-          <w:rStyle w:val="NormalTok"/>
-        </w:rPr>
-        <w:t xml:space="preserve">    </w:t>
-      </w:r>
-      <w:r>
-        <w:rPr>
-          <w:rStyle w:val="StringTok"/>
-        </w:rPr>
-        <w:t xml:space="preserve">"INSERT INTO students (user_id, roll_number, department, semester, skills) "</w:t>
-      </w:r>
-      <w:r>
-        <w:br/>
-      </w:r>
-      <w:r>
-        <w:rPr>
-          <w:rStyle w:val="NormalTok"/>
-        </w:rPr>
-        <w:t xml:space="preserve">    </w:t>
-      </w:r>
-      <w:r>
-        <w:rPr>
-          <w:rStyle w:val="StringTok"/>
-        </w:rPr>
-        <w:t xml:space="preserve">"VALUES (</w:t>
-      </w:r>
-      <w:r>
-        <w:rPr>
-          <w:rStyle w:val="SpecialCharTok"/>
-        </w:rPr>
-        <w:t xml:space="preserve">%s</w:t>
-      </w:r>
-      <w:r>
-        <w:rPr>
-          <w:rStyle w:val="StringTok"/>
-        </w:rPr>
-        <w:t xml:space="preserve">, </w:t>
-      </w:r>
-      <w:r>
-        <w:rPr>
-          <w:rStyle w:val="SpecialCharTok"/>
-        </w:rPr>
-        <w:t xml:space="preserve">%s</w:t>
-      </w:r>
-      <w:r>
-        <w:rPr>
-          <w:rStyle w:val="StringTok"/>
-        </w:rPr>
-        <w:t xml:space="preserve">, </w:t>
-      </w:r>
-      <w:r>
-        <w:rPr>
-          <w:rStyle w:val="SpecialCharTok"/>
-        </w:rPr>
-        <w:t xml:space="preserve">%s</w:t>
-      </w:r>
-      <w:r>
-        <w:rPr>
-          <w:rStyle w:val="StringTok"/>
-        </w:rPr>
-        <w:t xml:space="preserve">, </w:t>
-      </w:r>
-      <w:r>
-        <w:rPr>
-          <w:rStyle w:val="SpecialCharTok"/>
-        </w:rPr>
-        <w:t xml:space="preserve">%s</w:t>
-      </w:r>
-      <w:r>
-        <w:rPr>
-          <w:rStyle w:val="StringTok"/>
-        </w:rPr>
-        <w:t xml:space="preserve">, </w:t>
-      </w:r>
-      <w:r>
-        <w:rPr>
-          <w:rStyle w:val="SpecialCharTok"/>
-        </w:rPr>
-        <w:t xml:space="preserve">%s</w:t>
-      </w:r>
-      <w:r>
-        <w:rPr>
-          <w:rStyle w:val="StringTok"/>
-        </w:rPr>
-        <w:t xml:space="preserve">)"</w:t>
-      </w:r>
-      <w:r>
-        <w:rPr>
-          <w:rStyle w:val="NormalTok"/>
-        </w:rPr>
-        <w:t xml:space="preserve">,</w:t>
-      </w:r>
-      <w:r>
-        <w:br/>
-      </w:r>
-      <w:r>
-        <w:rPr>
-          <w:rStyle w:val="NormalTok"/>
-        </w:rPr>
-        <w:t xml:space="preserve">    (new_user_id, roll_number, department, semester, skills))</w:t>
-      </w:r>
-    </w:p>
-    <w:p>
-      <w:pPr>
-        <w:pStyle w:val="FirstParagraph"/>
-      </w:pPr>
-      <w:r>
-        <w:t xml:space="preserve">Reading uses JOINs so one query fetches related data from several tables:</w:t>
-      </w:r>
-    </w:p>
-    <w:p>
-      <w:pPr>
-        <w:pStyle w:val="SourceCode"/>
-      </w:pPr>
-      <w:r>
-        <w:rPr>
-          <w:rStyle w:val="KeywordTok"/>
-        </w:rPr>
-        <w:t xml:space="preserve">SELECT</w:t>
-      </w:r>
-      <w:r>
-        <w:rPr>
-          <w:rStyle w:val="NormalTok"/>
-        </w:rPr>
-        <w:t xml:space="preserve"> applications.</w:t>
-      </w:r>
-      <w:r>
-        <w:rPr>
-          <w:rStyle w:val="KeywordTok"/>
-        </w:rPr>
-        <w:t xml:space="preserve">id</w:t>
-      </w:r>
-      <w:r>
-        <w:rPr>
-          <w:rStyle w:val="NormalTok"/>
-        </w:rPr>
-        <w:t xml:space="preserve">, applications.status,</w:t>
-      </w:r>
-      <w:r>
-        <w:br/>
-      </w:r>
-      <w:r>
-        <w:rPr>
-          <w:rStyle w:val="NormalTok"/>
-        </w:rPr>
-        <w:t xml:space="preserve">       internships.title, users.name </w:t>
-      </w:r>
-      <w:r>
-        <w:rPr>
-          <w:rStyle w:val="KeywordTok"/>
-        </w:rPr>
-        <w:t xml:space="preserve">AS</w:t>
-      </w:r>
-      <w:r>
-        <w:rPr>
-          <w:rStyle w:val="NormalTok"/>
-        </w:rPr>
-        <w:t xml:space="preserve"> company_name</w:t>
-      </w:r>
-      <w:r>
-        <w:br/>
-      </w:r>
-      <w:r>
-        <w:rPr>
-          <w:rStyle w:val="KeywordTok"/>
-        </w:rPr>
-        <w:t xml:space="preserve">FROM</w:t>
-      </w:r>
-      <w:r>
-        <w:rPr>
-          <w:rStyle w:val="NormalTok"/>
-        </w:rPr>
-        <w:t xml:space="preserve"> applications</w:t>
-      </w:r>
-      <w:r>
-        <w:br/>
-      </w:r>
-      <w:r>
-        <w:rPr>
-          <w:rStyle w:val="KeywordTok"/>
-        </w:rPr>
-        <w:t xml:space="preserve">JOIN</w:t>
-      </w:r>
-      <w:r>
-        <w:rPr>
-          <w:rStyle w:val="NormalTok"/>
-        </w:rPr>
-        <w:t xml:space="preserve"> internships </w:t>
-      </w:r>
-      <w:r>
-        <w:rPr>
-          <w:rStyle w:val="KeywordTok"/>
-        </w:rPr>
-        <w:t xml:space="preserve">ON</w:t>
-      </w:r>
-      <w:r>
-        <w:rPr>
-          <w:rStyle w:val="NormalTok"/>
-        </w:rPr>
-        <w:t xml:space="preserve"> applications.internship_id </w:t>
-      </w:r>
-      <w:r>
-        <w:rPr>
-          <w:rStyle w:val="OperatorTok"/>
-        </w:rPr>
-        <w:t xml:space="preserve">=</w:t>
-      </w:r>
-      <w:r>
-        <w:rPr>
-          <w:rStyle w:val="NormalTok"/>
-        </w:rPr>
-        <w:t xml:space="preserve"> internships.</w:t>
-      </w:r>
-      <w:r>
-        <w:rPr>
-          <w:rStyle w:val="KeywordTok"/>
-        </w:rPr>
-        <w:t xml:space="preserve">id</w:t>
-      </w:r>
-      <w:r>
-        <w:br/>
-      </w:r>
-      <w:r>
-        <w:rPr>
-          <w:rStyle w:val="KeywordTok"/>
-        </w:rPr>
-        <w:t xml:space="preserve">JOIN</w:t>
-      </w:r>
-      <w:r>
-        <w:rPr>
-          <w:rStyle w:val="NormalTok"/>
-        </w:rPr>
-        <w:t xml:space="preserve"> companies   </w:t>
-      </w:r>
-      <w:r>
-        <w:rPr>
-          <w:rStyle w:val="KeywordTok"/>
-        </w:rPr>
-        <w:t xml:space="preserve">ON</w:t>
-      </w:r>
-      <w:r>
-        <w:rPr>
-          <w:rStyle w:val="NormalTok"/>
-        </w:rPr>
-        <w:t xml:space="preserve"> internships.company_id </w:t>
-      </w:r>
-      <w:r>
-        <w:rPr>
-          <w:rStyle w:val="OperatorTok"/>
-        </w:rPr>
-        <w:t xml:space="preserve">=</w:t>
-      </w:r>
-      <w:r>
-        <w:rPr>
-          <w:rStyle w:val="NormalTok"/>
-        </w:rPr>
-        <w:t xml:space="preserve"> companies.</w:t>
-      </w:r>
-      <w:r>
-        <w:rPr>
-          <w:rStyle w:val="KeywordTok"/>
-        </w:rPr>
-        <w:t xml:space="preserve">id</w:t>
-      </w:r>
-      <w:r>
-        <w:br/>
-      </w:r>
-      <w:r>
-        <w:rPr>
-          <w:rStyle w:val="KeywordTok"/>
-        </w:rPr>
-        <w:t xml:space="preserve">JOIN</w:t>
-      </w:r>
-      <w:r>
-        <w:rPr>
-          <w:rStyle w:val="NormalTok"/>
-        </w:rPr>
-        <w:t xml:space="preserve"> users       </w:t>
-      </w:r>
-      <w:r>
-        <w:rPr>
-          <w:rStyle w:val="KeywordTok"/>
-        </w:rPr>
-        <w:t xml:space="preserve">ON</w:t>
-      </w:r>
-      <w:r>
-        <w:rPr>
-          <w:rStyle w:val="NormalTok"/>
-        </w:rPr>
-        <w:t xml:space="preserve"> companies.user_id </w:t>
-      </w:r>
-      <w:r>
-        <w:rPr>
-          <w:rStyle w:val="OperatorTok"/>
-        </w:rPr>
-        <w:t xml:space="preserve">=</w:t>
-      </w:r>
-      <w:r>
-        <w:rPr>
-          <w:rStyle w:val="NormalTok"/>
-        </w:rPr>
-        <w:t xml:space="preserve"> users.</w:t>
-      </w:r>
-      <w:r>
-        <w:rPr>
-          <w:rStyle w:val="KeywordTok"/>
-        </w:rPr>
-        <w:t xml:space="preserve">id</w:t>
-      </w:r>
-      <w:r>
-        <w:br/>
-      </w:r>
-      <w:r>
-        <w:rPr>
-          <w:rStyle w:val="KeywordTok"/>
-        </w:rPr>
-        <w:t xml:space="preserve">WHERE</w:t>
-      </w:r>
-      <w:r>
-        <w:rPr>
-          <w:rStyle w:val="NormalTok"/>
-        </w:rPr>
-        <w:t xml:space="preserve"> applications.student_id </w:t>
-      </w:r>
-      <w:r>
-        <w:rPr>
-          <w:rStyle w:val="OperatorTok"/>
-        </w:rPr>
-        <w:t xml:space="preserve">=</w:t>
-      </w:r>
-      <w:r>
-        <w:rPr>
-          <w:rStyle w:val="NormalTok"/>
-        </w:rPr>
-        <w:t xml:space="preserve"> %s</w:t>
-      </w:r>
-    </w:p>
-    <w:p>
-      <w:pPr>
-        <w:pStyle w:val="FirstParagraph"/>
-      </w:pPr>
-      <w:r>
-        <w:t xml:space="preserve">Code efficiency measures: parameterized queries (</w:t>
+        <w:t xml:space="preserve"> </w:t>
       </w:r>
       <w:r>
         <w:rPr>
           <w:rStyle w:val="VerbatimChar"/>
         </w:rPr>
-        <w:t xml:space="preserve">%s</w:t>
-      </w:r>
-      <w:r>
-        <w:t xml:space="preserve">) prevent SQL</w:t>
-      </w:r>
-      <w:r>
-        <w:t xml:space="preserve"> </w:t>
-      </w:r>
-      <w:r>
-        <w:t xml:space="preserve">injection; JOINs avoid multiple round trips to the database;</w:t>
-      </w:r>
-      <w:r>
-        <w:t xml:space="preserve"> </w:t>
-      </w:r>
-      <w:r>
-        <w:rPr>
-          <w:rStyle w:val="VerbatimChar"/>
-        </w:rPr>
-        <w:t xml:space="preserve">ON DELETE CASCADE</w:t>
-      </w:r>
-      <w:r>
-        <w:t xml:space="preserve"> </w:t>
-      </w:r>
-      <w:r>
-        <w:t xml:space="preserve">lets the database clean up related rows instead of many DELETE</w:t>
-      </w:r>
-      <w:r>
-        <w:t xml:space="preserve"> </w:t>
-      </w:r>
-      <w:r>
-        <w:t xml:space="preserve">statements; and shared helpers (</w:t>
-      </w:r>
-      <w:r>
-        <w:rPr>
-          <w:rStyle w:val="VerbatimChar"/>
-        </w:rPr>
-        <w:t xml:space="preserve">get_db()</w:t>
-      </w:r>
-      <w:r>
-        <w:t xml:space="preserve">,</w:t>
-      </w:r>
-      <w:r>
-        <w:t xml:space="preserve"> </w:t>
-      </w:r>
-      <w:r>
-        <w:rPr>
-          <w:rStyle w:val="VerbatimChar"/>
-        </w:rPr>
-        <w:t xml:space="preserve">my_student()</w:t>
-      </w:r>
-      <w:r>
-        <w:t xml:space="preserve">,</w:t>
-      </w:r>
-      <w:r>
-        <w:t xml:space="preserve"> </w:t>
-      </w:r>
-      <w:r>
-        <w:rPr>
-          <w:rStyle w:val="VerbatimChar"/>
-        </w:rPr>
-        <w:t xml:space="preserve">my_company()</w:t>
-      </w:r>
-      <w:r>
-        <w:t xml:space="preserve">,</w:t>
-      </w:r>
-      <w:r>
-        <w:t xml:space="preserve"> </w:t>
-      </w:r>
-      <w:r>
-        <w:rPr>
-          <w:rStyle w:val="VerbatimChar"/>
-        </w:rPr>
-        <w:t xml:space="preserve">my_supervisor()</w:t>
-      </w:r>
-      <w:r>
-        <w:t xml:space="preserve">) avoid repeated code.</w:t>
+        <w:t xml:space="preserve">current_supervisor()</w:t>
+      </w:r>
+      <w:r>
+        <w:t xml:space="preserve">) avoid repeated code; and</w:t>
+      </w:r>
+      <w:r>
+        <w:t xml:space="preserve"> </w:t>
+      </w:r>
+      <w:r>
+        <w:t xml:space="preserve">model classes mirror the UML class diagram one-to-one.</w:t>
       </w:r>
     </w:p>
     <w:bookmarkEnd w:id="70"/>
@@ -8733,25 +8710,25 @@
         <w:t xml:space="preserve"> </w:t>
       </w:r>
       <w:r>
-        <w:t xml:space="preserve">operations implemented through raw SQL queries. The complete internship</w:t>
-      </w:r>
-      <w:r>
-        <w:t xml:space="preserve"> </w:t>
-      </w:r>
-      <w:r>
-        <w:t xml:space="preserve">workflow — from a company posting an internship to a supervisor marking a</w:t>
-      </w:r>
-      <w:r>
-        <w:t xml:space="preserve"> </w:t>
-      </w:r>
-      <w:r>
-        <w:t xml:space="preserve">student’s weekly log — works end to end with role-based access control,</w:t>
-      </w:r>
-      <w:r>
-        <w:t xml:space="preserve"> </w:t>
-      </w:r>
-      <w:r>
-        <w:t xml:space="preserve">hashed passwords and parameterized queries.</w:t>
+        <w:t xml:space="preserve">operations implemented through the SQLAlchemy ORM, where every table is a</w:t>
+      </w:r>
+      <w:r>
+        <w:t xml:space="preserve"> </w:t>
+      </w:r>
+      <w:r>
+        <w:t xml:space="preserve">Python model class. The complete internship workflow — from a company</w:t>
+      </w:r>
+      <w:r>
+        <w:t xml:space="preserve"> </w:t>
+      </w:r>
+      <w:r>
+        <w:t xml:space="preserve">posting an internship to a supervisor marking a student’s weekly log —</w:t>
+      </w:r>
+      <w:r>
+        <w:t xml:space="preserve"> </w:t>
+      </w:r>
+      <w:r>
+        <w:t xml:space="preserve">works end to end with role-based access control and hashed passwords.</w:t>
       </w:r>
     </w:p>
     <w:bookmarkEnd w:id="78"/>

--- a/docs/Project_Documentation.docx
+++ b/docs/Project_Documentation.docx
@@ -3899,7 +3899,7 @@
     <w:bookmarkEnd w:id="61"/>
     <w:bookmarkEnd w:id="62"/>
     <w:bookmarkEnd w:id="63"/>
-    <w:bookmarkStart w:id="68" w:name="chapter-4-design"/>
+    <w:bookmarkStart w:id="71" w:name="chapter-4-design"/>
     <w:p>
       <w:pPr>
         <w:pStyle w:val="Heading1"/>
@@ -3932,7 +3932,7 @@
       </w:r>
     </w:p>
     <w:bookmarkEnd w:id="64"/>
-    <w:bookmarkStart w:id="65" w:name="system-design"/>
+    <w:bookmarkStart w:id="68" w:name="system-design"/>
     <w:p>
       <w:pPr>
         <w:pStyle w:val="Heading2"/>
@@ -3946,18 +3946,68 @@
         <w:pStyle w:val="FirstParagraph"/>
       </w:pPr>
       <w:r>
-        <w:t xml:space="preserve">The system uses a simple three-layer architecture:</w:t>
-      </w:r>
-    </w:p>
-    <w:p>
-      <w:pPr>
-        <w:pStyle w:val="SourceCode"/>
-      </w:pPr>
-      <w:r>
-        <w:rPr>
-          <w:rStyle w:val="VerbatimChar"/>
-        </w:rPr>
-        <w:t xml:space="preserve">Browser (HTML/CSS)  &lt;--&gt;  Flask (Python, routes/)  &lt;--&gt;  MySQL (database)</w:t>
+        <w:t xml:space="preserve">The system uses a three-layer architecture: the presentation layer (the</w:t>
+      </w:r>
+      <w:r>
+        <w:t xml:space="preserve"> </w:t>
+      </w:r>
+      <w:r>
+        <w:t xml:space="preserve">web browser), the application layer (Flask), and the data layer (MySQL).</w:t>
+      </w:r>
+    </w:p>
+    <w:p>
+      <w:pPr>
+        <w:pStyle w:val="CaptionedFigure"/>
+      </w:pPr>
+      <w:r>
+        <w:drawing>
+          <wp:inline>
+            <wp:extent cx="5334000" cy="4038600"/>
+            <wp:effectExtent b="0" l="0" r="0" t="0"/>
+            <wp:docPr descr="Figure 4.2.1: System Architecture" title="" id="66" name="Picture"/>
+            <a:graphic>
+              <a:graphicData uri="http://schemas.openxmlformats.org/drawingml/2006/picture">
+                <pic:pic>
+                  <pic:nvPicPr>
+                    <pic:cNvPr descr="system_architecture.png" id="67" name="Picture"/>
+                    <pic:cNvPicPr>
+                      <a:picLocks noChangeArrowheads="1" noChangeAspect="1"/>
+                    </pic:cNvPicPr>
+                  </pic:nvPicPr>
+                  <pic:blipFill>
+                    <a:blip r:embed="rId65"/>
+                    <a:stretch>
+                      <a:fillRect/>
+                    </a:stretch>
+                  </pic:blipFill>
+                  <pic:spPr bwMode="auto">
+                    <a:xfrm>
+                      <a:off x="0" y="0"/>
+                      <a:ext cx="5334000" cy="4038600"/>
+                    </a:xfrm>
+                    <a:prstGeom prst="rect">
+                      <a:avLst/>
+                    </a:prstGeom>
+                    <a:noFill/>
+                    <a:ln w="9525">
+                      <a:noFill/>
+                      <a:headEnd/>
+                      <a:tailEnd/>
+                    </a:ln>
+                  </pic:spPr>
+                </pic:pic>
+              </a:graphicData>
+            </a:graphic>
+          </wp:inline>
+        </w:drawing>
+      </w:r>
+    </w:p>
+    <w:p>
+      <w:pPr>
+        <w:pStyle w:val="ImageCaption"/>
+      </w:pPr>
+      <w:r>
+        <w:t xml:space="preserve">Figure 4.2.1: System Architecture</w:t>
       </w:r>
     </w:p>
     <w:p>
@@ -4153,8 +4203,8 @@
         <w:t xml:space="preserve">└── templates/          HTML pages (all extend base.html)</w:t>
       </w:r>
     </w:p>
-    <w:bookmarkEnd w:id="65"/>
-    <w:bookmarkStart w:id="66" w:name="database-design"/>
+    <w:bookmarkEnd w:id="68"/>
+    <w:bookmarkStart w:id="69" w:name="database-design"/>
     <w:p>
       <w:pPr>
         <w:pStyle w:val="Heading2"/>
@@ -6538,8 +6588,8 @@
         </w:tc>
       </w:tr>
     </w:tbl>
-    <w:bookmarkEnd w:id="66"/>
-    <w:bookmarkStart w:id="67" w:name="interface-design"/>
+    <w:bookmarkEnd w:id="69"/>
+    <w:bookmarkStart w:id="70" w:name="interface-design"/>
     <w:p>
       <w:pPr>
         <w:pStyle w:val="Heading2"/>
@@ -6625,9 +6675,9 @@
         <w:t xml:space="preserve">management ]</w:t>
       </w:r>
     </w:p>
-    <w:bookmarkEnd w:id="67"/>
-    <w:bookmarkEnd w:id="68"/>
-    <w:bookmarkStart w:id="74" w:name="chapter-5-implementation-and-testing"/>
+    <w:bookmarkEnd w:id="70"/>
+    <w:bookmarkEnd w:id="71"/>
+    <w:bookmarkStart w:id="77" w:name="chapter-5-implementation-and-testing"/>
     <w:p>
       <w:pPr>
         <w:pStyle w:val="Heading1"/>
@@ -6636,7 +6686,7 @@
         <w:t xml:space="preserve">CHAPTER 5: IMPLEMENTATION AND TESTING</w:t>
       </w:r>
     </w:p>
-    <w:bookmarkStart w:id="69" w:name="implementation-approach"/>
+    <w:bookmarkStart w:id="72" w:name="implementation-approach"/>
     <w:p>
       <w:pPr>
         <w:pStyle w:val="Heading2"/>
@@ -6802,8 +6852,8 @@
         <w:t xml:space="preserve">before showing anything.</w:t>
       </w:r>
     </w:p>
-    <w:bookmarkEnd w:id="69"/>
-    <w:bookmarkStart w:id="70" w:name="coding-details-and-code-efficiency"/>
+    <w:bookmarkEnd w:id="72"/>
+    <w:bookmarkStart w:id="73" w:name="coding-details-and-code-efficiency"/>
     <w:p>
       <w:pPr>
         <w:pStyle w:val="Heading2"/>
@@ -7511,8 +7561,8 @@
         <w:t xml:space="preserve">model classes mirror the UML class diagram one-to-one.</w:t>
       </w:r>
     </w:p>
-    <w:bookmarkEnd w:id="70"/>
-    <w:bookmarkStart w:id="71" w:name="testing-approach"/>
+    <w:bookmarkEnd w:id="73"/>
+    <w:bookmarkStart w:id="74" w:name="testing-approach"/>
     <w:p>
       <w:pPr>
         <w:pStyle w:val="Heading2"/>
@@ -7553,8 +7603,8 @@
         <w:t xml:space="preserve">correctly.</w:t>
       </w:r>
     </w:p>
-    <w:bookmarkEnd w:id="71"/>
-    <w:bookmarkStart w:id="72" w:name="modifications-and-improvements"/>
+    <w:bookmarkEnd w:id="74"/>
+    <w:bookmarkStart w:id="75" w:name="modifications-and-improvements"/>
     <w:p>
       <w:pPr>
         <w:pStyle w:val="Heading2"/>
@@ -7667,8 +7717,8 @@
         <w:t xml:space="preserve">The CSS was refined with variables so the whole color scheme can be changed in one place.</w:t>
       </w:r>
     </w:p>
-    <w:bookmarkEnd w:id="72"/>
-    <w:bookmarkStart w:id="73" w:name="test-cases"/>
+    <w:bookmarkEnd w:id="75"/>
+    <w:bookmarkStart w:id="76" w:name="test-cases"/>
     <w:p>
       <w:pPr>
         <w:pStyle w:val="Heading2"/>
@@ -8511,9 +8561,9 @@
         </w:tc>
       </w:tr>
     </w:tbl>
-    <w:bookmarkEnd w:id="73"/>
-    <w:bookmarkEnd w:id="74"/>
-    <w:bookmarkStart w:id="77" w:name="chapter-6-results-and-discussion"/>
+    <w:bookmarkEnd w:id="76"/>
+    <w:bookmarkEnd w:id="77"/>
+    <w:bookmarkStart w:id="80" w:name="chapter-6-results-and-discussion"/>
     <w:p>
       <w:pPr>
         <w:pStyle w:val="Heading1"/>
@@ -8522,7 +8572,7 @@
         <w:t xml:space="preserve">CHAPTER 6: RESULTS AND DISCUSSION</w:t>
       </w:r>
     </w:p>
-    <w:bookmarkStart w:id="75" w:name="test-reports"/>
+    <w:bookmarkStart w:id="78" w:name="test-reports"/>
     <w:p>
       <w:pPr>
         <w:pStyle w:val="Heading2"/>
@@ -8575,8 +8625,8 @@
         <w:t xml:space="preserve">pages of other roles, which correctly redirect away.</w:t>
       </w:r>
     </w:p>
-    <w:bookmarkEnd w:id="75"/>
-    <w:bookmarkStart w:id="76" w:name="user-documentation"/>
+    <w:bookmarkEnd w:id="78"/>
+    <w:bookmarkStart w:id="79" w:name="user-documentation"/>
     <w:p>
       <w:pPr>
         <w:pStyle w:val="Heading2"/>
@@ -8673,9 +8723,9 @@
         <w:t xml:space="preserve">Login (default account: admin@portal.com) → Users page lists everyone → delete a user if needed.</w:t>
       </w:r>
     </w:p>
-    <w:bookmarkEnd w:id="76"/>
-    <w:bookmarkEnd w:id="77"/>
-    <w:bookmarkStart w:id="82" w:name="chapter-7-conclusion"/>
+    <w:bookmarkEnd w:id="79"/>
+    <w:bookmarkEnd w:id="80"/>
+    <w:bookmarkStart w:id="85" w:name="chapter-7-conclusion"/>
     <w:p>
       <w:pPr>
         <w:pStyle w:val="Heading1"/>
@@ -8684,7 +8734,7 @@
         <w:t xml:space="preserve">CHAPTER 7: CONCLUSION</w:t>
       </w:r>
     </w:p>
-    <w:bookmarkStart w:id="78" w:name="conclusion"/>
+    <w:bookmarkStart w:id="81" w:name="conclusion"/>
     <w:p>
       <w:pPr>
         <w:pStyle w:val="Heading2"/>
@@ -8731,8 +8781,8 @@
         <w:t xml:space="preserve">works end to end with role-based access control and hashed passwords.</w:t>
       </w:r>
     </w:p>
-    <w:bookmarkEnd w:id="78"/>
-    <w:bookmarkStart w:id="79" w:name="limitations"/>
+    <w:bookmarkEnd w:id="81"/>
+    <w:bookmarkStart w:id="82" w:name="limitations"/>
     <w:p>
       <w:pPr>
         <w:pStyle w:val="Heading2"/>
@@ -8789,8 +8839,8 @@
         <w:t xml:space="preserve">The system runs on a local development server, not a live deployment.</w:t>
       </w:r>
     </w:p>
-    <w:bookmarkEnd w:id="79"/>
-    <w:bookmarkStart w:id="80" w:name="future-scope"/>
+    <w:bookmarkEnd w:id="82"/>
+    <w:bookmarkStart w:id="83" w:name="future-scope"/>
     <w:p>
       <w:pPr>
         <w:pStyle w:val="Heading2"/>
@@ -8859,8 +8909,8 @@
         <w:t xml:space="preserve">Deployment on a live server with a production database.</w:t>
       </w:r>
     </w:p>
-    <w:bookmarkEnd w:id="80"/>
-    <w:bookmarkStart w:id="81" w:name="references"/>
+    <w:bookmarkEnd w:id="83"/>
+    <w:bookmarkStart w:id="84" w:name="references"/>
     <w:p>
       <w:pPr>
         <w:pStyle w:val="Heading2"/>
@@ -8929,8 +8979,8 @@
         <w:t xml:space="preserve">Werkzeug Documentation — https://werkzeug.palletsprojects.com/</w:t>
       </w:r>
     </w:p>
-    <w:bookmarkEnd w:id="81"/>
-    <w:bookmarkEnd w:id="82"/>
+    <w:bookmarkEnd w:id="84"/>
+    <w:bookmarkEnd w:id="85"/>
     <w:sectPr/>
   </w:body>
 </w:document>

--- a/docs/Project_Documentation.docx
+++ b/docs/Project_Documentation.docx
@@ -4073,12 +4073,233 @@
         <w:pStyle w:val="Compact"/>
       </w:pPr>
       <w:r>
-        <w:t xml:space="preserve">The function executes SQL on MySQL through PyMySQL and renders an HTML template with the result.</w:t>
+        <w:t xml:space="preserve">The function reads or changes data through the SQLAlchemy ORM, which sends the SQL to MySQL, and renders an HTML template with the result.</w:t>
       </w:r>
     </w:p>
     <w:p>
       <w:pPr>
         <w:pStyle w:val="FirstParagraph"/>
+      </w:pPr>
+      <w:r>
+        <w:rPr>
+          <w:bCs/>
+          <w:b/>
+        </w:rPr>
+        <w:t xml:space="preserve">Example — how one request flows through the system.</w:t>
+      </w:r>
+      <w:r>
+        <w:t xml:space="preserve"> </w:t>
+      </w:r>
+      <w:r>
+        <w:t xml:space="preserve">When a student</w:t>
+      </w:r>
+      <w:r>
+        <w:t xml:space="preserve"> </w:t>
+      </w:r>
+      <w:r>
+        <w:t xml:space="preserve">clicks</w:t>
+      </w:r>
+      <w:r>
+        <w:t xml:space="preserve"> </w:t>
+      </w:r>
+      <w:r>
+        <w:rPr>
+          <w:iCs/>
+          <w:i/>
+        </w:rPr>
+        <w:t xml:space="preserve">Apply</w:t>
+      </w:r>
+      <w:r>
+        <w:t xml:space="preserve"> </w:t>
+      </w:r>
+      <w:r>
+        <w:t xml:space="preserve">on an internship, the browser sends an HTTP POST request to</w:t>
+      </w:r>
+      <w:r>
+        <w:t xml:space="preserve"> </w:t>
+      </w:r>
+      <w:r>
+        <w:rPr>
+          <w:rStyle w:val="VerbatimChar"/>
+        </w:rPr>
+        <w:t xml:space="preserve">/apply/5</w:t>
+      </w:r>
+      <w:r>
+        <w:t xml:space="preserve">. In the application layer,</w:t>
+      </w:r>
+      <w:r>
+        <w:t xml:space="preserve"> </w:t>
+      </w:r>
+      <w:r>
+        <w:rPr>
+          <w:rStyle w:val="VerbatimChar"/>
+        </w:rPr>
+        <w:t xml:space="preserve">app.py</w:t>
+      </w:r>
+      <w:r>
+        <w:t xml:space="preserve"> </w:t>
+      </w:r>
+      <w:r>
+        <w:t xml:space="preserve">matches this URL and calls</w:t>
+      </w:r>
+      <w:r>
+        <w:t xml:space="preserve"> </w:t>
+      </w:r>
+      <w:r>
+        <w:t xml:space="preserve">the</w:t>
+      </w:r>
+      <w:r>
+        <w:t xml:space="preserve"> </w:t>
+      </w:r>
+      <w:r>
+        <w:rPr>
+          <w:rStyle w:val="VerbatimChar"/>
+        </w:rPr>
+        <w:t xml:space="preserve">apply()</w:t>
+      </w:r>
+      <w:r>
+        <w:t xml:space="preserve"> </w:t>
+      </w:r>
+      <w:r>
+        <w:t xml:space="preserve">function in</w:t>
+      </w:r>
+      <w:r>
+        <w:t xml:space="preserve"> </w:t>
+      </w:r>
+      <w:r>
+        <w:rPr>
+          <w:rStyle w:val="VerbatimChar"/>
+        </w:rPr>
+        <w:t xml:space="preserve">routes/student.py</w:t>
+      </w:r>
+      <w:r>
+        <w:t xml:space="preserve">. The function first checks</w:t>
+      </w:r>
+      <w:r>
+        <w:t xml:space="preserve"> </w:t>
+      </w:r>
+      <w:r>
+        <w:t xml:space="preserve">the Flask session to confirm the logged-in user is a student, then creates</w:t>
+      </w:r>
+      <w:r>
+        <w:t xml:space="preserve"> </w:t>
+      </w:r>
+      <w:r>
+        <w:t xml:space="preserve">an</w:t>
+      </w:r>
+      <w:r>
+        <w:t xml:space="preserve"> </w:t>
+      </w:r>
+      <w:r>
+        <w:rPr>
+          <w:rStyle w:val="VerbatimChar"/>
+        </w:rPr>
+        <w:t xml:space="preserve">Application</w:t>
+      </w:r>
+      <w:r>
+        <w:t xml:space="preserve"> </w:t>
+      </w:r>
+      <w:r>
+        <w:t xml:space="preserve">model object with the student’s id, the internship id and</w:t>
+      </w:r>
+      <w:r>
+        <w:t xml:space="preserve"> </w:t>
+      </w:r>
+      <w:r>
+        <w:t xml:space="preserve">the cover letter, and calls</w:t>
+      </w:r>
+      <w:r>
+        <w:t xml:space="preserve"> </w:t>
+      </w:r>
+      <w:r>
+        <w:rPr>
+          <w:rStyle w:val="VerbatimChar"/>
+        </w:rPr>
+        <w:t xml:space="preserve">db.session.add()</w:t>
+      </w:r>
+      <w:r>
+        <w:t xml:space="preserve"> </w:t>
+      </w:r>
+      <w:r>
+        <w:t xml:space="preserve">and</w:t>
+      </w:r>
+      <w:r>
+        <w:t xml:space="preserve"> </w:t>
+      </w:r>
+      <w:r>
+        <w:rPr>
+          <w:rStyle w:val="VerbatimChar"/>
+        </w:rPr>
+        <w:t xml:space="preserve">db.session.commit()</w:t>
+      </w:r>
+      <w:r>
+        <w:t xml:space="preserve">.</w:t>
+      </w:r>
+      <w:r>
+        <w:t xml:space="preserve"> </w:t>
+      </w:r>
+      <w:r>
+        <w:t xml:space="preserve">SQLAlchemy generates the corresponding</w:t>
+      </w:r>
+      <w:r>
+        <w:t xml:space="preserve"> </w:t>
+      </w:r>
+      <w:r>
+        <w:rPr>
+          <w:rStyle w:val="VerbatimChar"/>
+        </w:rPr>
+        <w:t xml:space="preserve">INSERT</w:t>
+      </w:r>
+      <w:r>
+        <w:t xml:space="preserve"> </w:t>
+      </w:r>
+      <w:r>
+        <w:t xml:space="preserve">statement and sends it to</w:t>
+      </w:r>
+      <w:r>
+        <w:t xml:space="preserve"> </w:t>
+      </w:r>
+      <w:r>
+        <w:t xml:space="preserve">MySQL with all values as bound parameters. Finally the function redirects</w:t>
+      </w:r>
+      <w:r>
+        <w:t xml:space="preserve"> </w:t>
+      </w:r>
+      <w:r>
+        <w:t xml:space="preserve">the browser to the</w:t>
+      </w:r>
+      <w:r>
+        <w:t xml:space="preserve"> </w:t>
+      </w:r>
+      <w:r>
+        <w:rPr>
+          <w:iCs/>
+          <w:i/>
+        </w:rPr>
+        <w:t xml:space="preserve">My Applications</w:t>
+      </w:r>
+      <w:r>
+        <w:t xml:space="preserve"> </w:t>
+      </w:r>
+      <w:r>
+        <w:t xml:space="preserve">page, whose query returns the new</w:t>
+      </w:r>
+      <w:r>
+        <w:t xml:space="preserve"> </w:t>
+      </w:r>
+      <w:r>
+        <w:t xml:space="preserve">application as a Python object and the template renders it as HTML. Every</w:t>
+      </w:r>
+      <w:r>
+        <w:t xml:space="preserve"> </w:t>
+      </w:r>
+      <w:r>
+        <w:t xml:space="preserve">page of the system follows this same path through the three layers.</w:t>
+      </w:r>
+    </w:p>
+    <w:p>
+      <w:pPr>
+        <w:pStyle w:val="BodyText"/>
       </w:pPr>
       <w:r>
         <w:t xml:space="preserve">The project is organized as follows:</w:t>

--- a/docs/Project_Documentation.docx
+++ b/docs/Project_Documentation.docx
@@ -2807,6 +2807,50 @@
       </w:r>
       <w:r>
         <w:t xml:space="preserve">The system shall show each role a dashboard with statistics relevant to that role, and a public landing page with overall counts.</w:t>
+      </w:r>
+    </w:p>
+    <w:p>
+      <w:pPr>
+        <w:numPr>
+          <w:ilvl w:val="0"/>
+          <w:numId w:val="1008"/>
+        </w:numPr>
+        <w:pStyle w:val="Compact"/>
+      </w:pPr>
+      <w:r>
+        <w:rPr>
+          <w:bCs/>
+          <w:b/>
+        </w:rPr>
+        <w:t xml:space="preserve">FR-16:</w:t>
+      </w:r>
+      <w:r>
+        <w:t xml:space="preserve"> </w:t>
+      </w:r>
+      <w:r>
+        <w:t xml:space="preserve">A student shall be required to upload an identity document (pdf or image) during registration; the document shall be visible to companies.</w:t>
+      </w:r>
+    </w:p>
+    <w:p>
+      <w:pPr>
+        <w:numPr>
+          <w:ilvl w:val="0"/>
+          <w:numId w:val="1008"/>
+        </w:numPr>
+        <w:pStyle w:val="Compact"/>
+      </w:pPr>
+      <w:r>
+        <w:rPr>
+          <w:bCs/>
+          <w:b/>
+        </w:rPr>
+        <w:t xml:space="preserve">FR-17:</w:t>
+      </w:r>
+      <w:r>
+        <w:t xml:space="preserve"> </w:t>
+      </w:r>
+      <w:r>
+        <w:t xml:space="preserve">The system shall allow internships to be searched by keyword (title, description, skills) and filtered by skill.</w:t>
       </w:r>
     </w:p>
     <w:bookmarkEnd w:id="41"/>
@@ -9021,7 +9065,7 @@
         <w:pStyle w:val="Compact"/>
       </w:pPr>
       <w:r>
-        <w:t xml:space="preserve">No file uploads yet (resume, verification documents, log attachments).</w:t>
+        <w:t xml:space="preserve">Resume uploads and weekly log attachments are not yet supported (identity documents are uploaded at registration).</w:t>
       </w:r>
     </w:p>
     <w:p>
@@ -9033,7 +9077,7 @@
         <w:pStyle w:val="Compact"/>
       </w:pPr>
       <w:r>
-        <w:t xml:space="preserve">Search supports only internship titles; there are no advanced filters.</w:t>
+        <w:t xml:space="preserve">Search supports keywords and skills; filters by duration and stipend are not yet available.</w:t>
       </w:r>
     </w:p>
     <w:p>
@@ -9079,7 +9123,7 @@
         <w:pStyle w:val="Compact"/>
       </w:pPr>
       <w:r>
-        <w:t xml:space="preserve">Resume and document upload for students.</w:t>
+        <w:t xml:space="preserve">Resume upload and weekly log attachments for students.</w:t>
       </w:r>
     </w:p>
     <w:p>
@@ -9091,7 +9135,7 @@
         <w:pStyle w:val="Compact"/>
       </w:pPr>
       <w:r>
-        <w:t xml:space="preserve">Search and filter by skills, duration and stipend.</w:t>
+        <w:t xml:space="preserve">Filtering of internships by duration and stipend.</w:t>
       </w:r>
     </w:p>
     <w:p>

--- a/docs/Project_Documentation.docx
+++ b/docs/Project_Documentation.docx
@@ -2321,13 +2321,35 @@
           <w:bCs/>
           <w:b/>
         </w:rPr>
+        <w:t xml:space="preserve">Bootstrap 5</w:t>
+      </w:r>
+      <w:r>
+        <w:t xml:space="preserve"> </w:t>
+      </w:r>
+      <w:r>
+        <w:t xml:space="preserve">— CSS framework used for the navigation bar, cards, tables, badges, forms and responsive grid; served locally from the static folder so the system works without internet.</w:t>
+      </w:r>
+    </w:p>
+    <w:p>
+      <w:pPr>
+        <w:numPr>
+          <w:ilvl w:val="0"/>
+          <w:numId w:val="1006"/>
+        </w:numPr>
+        <w:pStyle w:val="Compact"/>
+      </w:pPr>
+      <w:r>
+        <w:rPr>
+          <w:bCs/>
+          <w:b/>
+        </w:rPr>
         <w:t xml:space="preserve">CSS</w:t>
       </w:r>
       <w:r>
         <w:t xml:space="preserve"> </w:t>
       </w:r>
       <w:r>
-        <w:t xml:space="preserve">— plain custom stylesheet (no framework), with colors defined once as variables.</w:t>
+        <w:t xml:space="preserve">— a small custom stylesheet for additions such as preserving line breaks in long text.</w:t>
       </w:r>
     </w:p>
     <w:p>
@@ -4456,7 +4478,7 @@
         <w:rPr>
           <w:rStyle w:val="VerbatimChar"/>
         </w:rPr>
-        <w:t xml:space="preserve">├── static/style.css    all styling (plain CSS)</w:t>
+        <w:t xml:space="preserve">├── static/             Bootstrap 5 (local) + small custom stylesheet</w:t>
       </w:r>
       <w:r>
         <w:br/>
@@ -6883,7 +6905,7 @@
         <w:t xml:space="preserve"> </w:t>
       </w:r>
       <w:r>
-        <w:t xml:space="preserve">that changes according to the logged-in role, and a plain CSS stylesheet.</w:t>
+        <w:t xml:space="preserve">that changes according to the logged-in role, styled with the Bootstrap 5 framework and a small custom stylesheet.</w:t>
       </w:r>
     </w:p>
     <w:p>

--- a/docs/Project_Documentation.docx
+++ b/docs/Project_Documentation.docx
@@ -2873,6 +2873,116 @@
       </w:r>
       <w:r>
         <w:t xml:space="preserve">The system shall allow internships to be searched by keyword (title, description, skills) and filtered by skill.</w:t>
+      </w:r>
+    </w:p>
+    <w:p>
+      <w:pPr>
+        <w:numPr>
+          <w:ilvl w:val="0"/>
+          <w:numId w:val="1008"/>
+        </w:numPr>
+        <w:pStyle w:val="Compact"/>
+      </w:pPr>
+      <w:r>
+        <w:rPr>
+          <w:bCs/>
+          <w:b/>
+        </w:rPr>
+        <w:t xml:space="preserve">FR-18:</w:t>
+      </w:r>
+      <w:r>
+        <w:t xml:space="preserve"> </w:t>
+      </w:r>
+      <w:r>
+        <w:t xml:space="preserve">The system shall notify users of events relevant to their role and show the number of unread notifications.</w:t>
+      </w:r>
+    </w:p>
+    <w:p>
+      <w:pPr>
+        <w:numPr>
+          <w:ilvl w:val="0"/>
+          <w:numId w:val="1008"/>
+        </w:numPr>
+        <w:pStyle w:val="Compact"/>
+      </w:pPr>
+      <w:r>
+        <w:rPr>
+          <w:bCs/>
+          <w:b/>
+        </w:rPr>
+        <w:t xml:space="preserve">FR-19:</w:t>
+      </w:r>
+      <w:r>
+        <w:t xml:space="preserve"> </w:t>
+      </w:r>
+      <w:r>
+        <w:t xml:space="preserve">The system shall record an audit entry for important actions and let the administrator review them.</w:t>
+      </w:r>
+    </w:p>
+    <w:p>
+      <w:pPr>
+        <w:numPr>
+          <w:ilvl w:val="0"/>
+          <w:numId w:val="1008"/>
+        </w:numPr>
+        <w:pStyle w:val="Compact"/>
+      </w:pPr>
+      <w:r>
+        <w:rPr>
+          <w:bCs/>
+          <w:b/>
+        </w:rPr>
+        <w:t xml:space="preserve">FR-20:</w:t>
+      </w:r>
+      <w:r>
+        <w:t xml:space="preserve"> </w:t>
+      </w:r>
+      <w:r>
+        <w:t xml:space="preserve">The system shall present each role a dashboard with key performance indicators and charts.</w:t>
+      </w:r>
+    </w:p>
+    <w:p>
+      <w:pPr>
+        <w:numPr>
+          <w:ilvl w:val="0"/>
+          <w:numId w:val="1008"/>
+        </w:numPr>
+        <w:pStyle w:val="Compact"/>
+      </w:pPr>
+      <w:r>
+        <w:rPr>
+          <w:bCs/>
+          <w:b/>
+        </w:rPr>
+        <w:t xml:space="preserve">FR-21:</w:t>
+      </w:r>
+      <w:r>
+        <w:t xml:space="preserve"> </w:t>
+      </w:r>
+      <w:r>
+        <w:t xml:space="preserve">The administrator shall be able to search, page through, and export the user list; a company shall be able to export applicants as CSV.</w:t>
+      </w:r>
+    </w:p>
+    <w:p>
+      <w:pPr>
+        <w:numPr>
+          <w:ilvl w:val="0"/>
+          <w:numId w:val="1008"/>
+        </w:numPr>
+        <w:pStyle w:val="Compact"/>
+      </w:pPr>
+      <w:r>
+        <w:rPr>
+          <w:bCs/>
+          <w:b/>
+        </w:rPr>
+        <w:t xml:space="preserve">FR-22:</w:t>
+      </w:r>
+      <w:r>
+        <w:t xml:space="preserve"> </w:t>
+      </w:r>
+      <w:r>
+        <w:t xml:space="preserve">The system shall expose a JSON REST API for system statistics and open internships.</w:t>
       </w:r>
     </w:p>
     <w:bookmarkEnd w:id="41"/>
@@ -9111,7 +9221,7 @@
         <w:pStyle w:val="Compact"/>
       </w:pPr>
       <w:r>
-        <w:t xml:space="preserve">No email notifications when an applicant is selected.</w:t>
+        <w:t xml:space="preserve">Notifications are in-app only; email and SMS delivery are not implemented.</w:t>
       </w:r>
     </w:p>
     <w:p>

--- a/docs/Project_Documentation.docx
+++ b/docs/Project_Documentation.docx
@@ -2983,6 +2983,50 @@
       </w:r>
       <w:r>
         <w:t xml:space="preserve">The system shall expose a JSON REST API for system statistics and open internships.</w:t>
+      </w:r>
+    </w:p>
+    <w:p>
+      <w:pPr>
+        <w:numPr>
+          <w:ilvl w:val="0"/>
+          <w:numId w:val="1008"/>
+        </w:numPr>
+        <w:pStyle w:val="Compact"/>
+      </w:pPr>
+      <w:r>
+        <w:rPr>
+          <w:bCs/>
+          <w:b/>
+        </w:rPr>
+        <w:t xml:space="preserve">FR-23:</w:t>
+      </w:r>
+      <w:r>
+        <w:t xml:space="preserve"> </w:t>
+      </w:r>
+      <w:r>
+        <w:t xml:space="preserve">A student shall select their college at registration, and the administrator shall be able to add or remove colleges.</w:t>
+      </w:r>
+    </w:p>
+    <w:p>
+      <w:pPr>
+        <w:numPr>
+          <w:ilvl w:val="0"/>
+          <w:numId w:val="1008"/>
+        </w:numPr>
+        <w:pStyle w:val="Compact"/>
+      </w:pPr>
+      <w:r>
+        <w:rPr>
+          <w:bCs/>
+          <w:b/>
+        </w:rPr>
+        <w:t xml:space="preserve">FR-24:</w:t>
+      </w:r>
+      <w:r>
+        <w:t xml:space="preserve"> </w:t>
+      </w:r>
+      <w:r>
+        <w:t xml:space="preserve">The public landing page shall list the participating companies and colleges.</w:t>
       </w:r>
     </w:p>
     <w:bookmarkEnd w:id="41"/>

--- a/docs/Project_Documentation.docx
+++ b/docs/Project_Documentation.docx
@@ -3081,6 +3081,28 @@
       </w:r>
       <w:r>
         <w:t xml:space="preserve">All database access goes through the SQLAlchemy ORM, which sends every value as a bound parameter, preventing SQL injection.</w:t>
+      </w:r>
+    </w:p>
+    <w:p>
+      <w:pPr>
+        <w:numPr>
+          <w:ilvl w:val="0"/>
+          <w:numId w:val="1009"/>
+        </w:numPr>
+        <w:pStyle w:val="Compact"/>
+      </w:pPr>
+      <w:r>
+        <w:rPr>
+          <w:bCs/>
+          <w:b/>
+        </w:rPr>
+        <w:t xml:space="preserve">NFR-10 (Security):</w:t>
+      </w:r>
+      <w:r>
+        <w:t xml:space="preserve"> </w:t>
+      </w:r>
+      <w:r>
+        <w:t xml:space="preserve">Every form shall carry a CSRF token so that a request forged by another site is rejected.</w:t>
       </w:r>
     </w:p>
     <w:p>

--- a/docs/Project_Documentation.docx
+++ b/docs/Project_Documentation.docx
@@ -3027,6 +3027,50 @@
       </w:r>
       <w:r>
         <w:t xml:space="preserve">The public landing page shall list the participating companies and colleges.</w:t>
+      </w:r>
+    </w:p>
+    <w:p>
+      <w:pPr>
+        <w:numPr>
+          <w:ilvl w:val="0"/>
+          <w:numId w:val="1008"/>
+        </w:numPr>
+        <w:pStyle w:val="Compact"/>
+      </w:pPr>
+      <w:r>
+        <w:rPr>
+          <w:bCs/>
+          <w:b/>
+        </w:rPr>
+        <w:t xml:space="preserve">FR-25:</w:t>
+      </w:r>
+      <w:r>
+        <w:t xml:space="preserve"> </w:t>
+      </w:r>
+      <w:r>
+        <w:t xml:space="preserve">New accounts shall start pending and be unable to perform their main actions until the administrator approves them.</w:t>
+      </w:r>
+    </w:p>
+    <w:p>
+      <w:pPr>
+        <w:numPr>
+          <w:ilvl w:val="0"/>
+          <w:numId w:val="1008"/>
+        </w:numPr>
+        <w:pStyle w:val="Compact"/>
+      </w:pPr>
+      <w:r>
+        <w:rPr>
+          <w:bCs/>
+          <w:b/>
+        </w:rPr>
+        <w:t xml:space="preserve">FR-26:</w:t>
+      </w:r>
+      <w:r>
+        <w:t xml:space="preserve"> </w:t>
+      </w:r>
+      <w:r>
+        <w:t xml:space="preserve">The administrator shall approve or reject accounts with a reason, and the user shall be notified.</w:t>
       </w:r>
     </w:p>
     <w:bookmarkEnd w:id="41"/>

--- a/docs/Project_Documentation.docx
+++ b/docs/Project_Documentation.docx
@@ -2343,6 +2343,28 @@
           <w:bCs/>
           <w:b/>
         </w:rPr>
+        <w:t xml:space="preserve">Bootstrap Icons</w:t>
+      </w:r>
+      <w:r>
+        <w:t xml:space="preserve"> </w:t>
+      </w:r>
+      <w:r>
+        <w:t xml:space="preserve">— icons on buttons and navigation, also served locally.</w:t>
+      </w:r>
+    </w:p>
+    <w:p>
+      <w:pPr>
+        <w:numPr>
+          <w:ilvl w:val="0"/>
+          <w:numId w:val="1006"/>
+        </w:numPr>
+        <w:pStyle w:val="Compact"/>
+      </w:pPr>
+      <w:r>
+        <w:rPr>
+          <w:bCs/>
+          <w:b/>
+        </w:rPr>
         <w:t xml:space="preserve">CSS</w:t>
       </w:r>
       <w:r>
@@ -2938,7 +2960,7 @@
         <w:t xml:space="preserve"> </w:t>
       </w:r>
       <w:r>
-        <w:t xml:space="preserve">The system shall present each role a dashboard with key performance indicators and charts.</w:t>
+        <w:t xml:space="preserve">The system shall present each role a dashboard with the figures relevant to that role.</w:t>
       </w:r>
     </w:p>
     <w:p>

--- a/docs/Project_Documentation.docx
+++ b/docs/Project_Documentation.docx
@@ -2983,28 +2983,6 @@
       </w:r>
       <w:r>
         <w:t xml:space="preserve">The administrator shall be able to search, page through, and export the user list; a company shall be able to export applicants as CSV.</w:t>
-      </w:r>
-    </w:p>
-    <w:p>
-      <w:pPr>
-        <w:numPr>
-          <w:ilvl w:val="0"/>
-          <w:numId w:val="1008"/>
-        </w:numPr>
-        <w:pStyle w:val="Compact"/>
-      </w:pPr>
-      <w:r>
-        <w:rPr>
-          <w:bCs/>
-          <w:b/>
-        </w:rPr>
-        <w:t xml:space="preserve">FR-22:</w:t>
-      </w:r>
-      <w:r>
-        <w:t xml:space="preserve"> </w:t>
-      </w:r>
-      <w:r>
-        <w:t xml:space="preserve">The system shall expose a JSON REST API for system statistics and open internships.</w:t>
       </w:r>
     </w:p>
     <w:p>

--- a/docs/Project_Documentation.docx
+++ b/docs/Project_Documentation.docx
@@ -3125,28 +3125,6 @@
       </w:r>
       <w:r>
         <w:t xml:space="preserve">All database access goes through the SQLAlchemy ORM, which sends every value as a bound parameter, preventing SQL injection.</w:t>
-      </w:r>
-    </w:p>
-    <w:p>
-      <w:pPr>
-        <w:numPr>
-          <w:ilvl w:val="0"/>
-          <w:numId w:val="1009"/>
-        </w:numPr>
-        <w:pStyle w:val="Compact"/>
-      </w:pPr>
-      <w:r>
-        <w:rPr>
-          <w:bCs/>
-          <w:b/>
-        </w:rPr>
-        <w:t xml:space="preserve">NFR-10 (Security):</w:t>
-      </w:r>
-      <w:r>
-        <w:t xml:space="preserve"> </w:t>
-      </w:r>
-      <w:r>
-        <w:t xml:space="preserve">Every form shall carry a CSRF token so that a request forged by another site is rejected.</w:t>
       </w:r>
     </w:p>
     <w:p>
